--- a/All_Books/03 SUNSET AND SUNRISE OF SCIENCE/Word version/SUNSET_AND_SUNRISE_OF_SCIENCE_zh.docx
+++ b/All_Books/03 SUNSET AND SUNRISE OF SCIENCE/Word version/SUNSET_AND_SUNRISE_OF_SCIENCE_zh.docx
@@ -11,6 +11,8 @@
           <w:szCs w:val="24"/>
         </w:rPr>
       </w:pPr>
+      <w:bookmarkStart w:id="0" w:name="_GoBack"/>
+      <w:bookmarkEnd w:id="0"/>
       <w:r>
         <w:rPr>
           <w:rFonts w:ascii="Yu Gothic" w:eastAsia="Yu Gothic" w:hAnsi="Yu Gothic" w:cs="Yu Gothic"/>
@@ -1133,7 +1135,7 @@
           <w:color w:val="1A1C1E"/>
           <w:shd w:val="clear" w:color="auto" w:fill="FFFFFF"/>
         </w:rPr>
-        <w:t>說實話，我已拒絕了許多訪談邀約。並非因為我傲慢或想隱瞞什麼。而是因為……他們大多數人只想讓我重複我說過的話——那些在舊的參照系裡的話，那個以科學為中心，而其餘一切都只是「假說」的參-照系。</w:t>
+        <w:t>說實話，我已拒絕了許多訪談邀約。並非因為我傲慢或想隱瞞什麼。而是因為……他們大多數人只想讓我重複我說過的話——那些在舊的參照系裡的話，那個以科學為中心，而其餘一切都只是「假說」的參照系。</w:t>
       </w:r>
     </w:p>
     <w:p>
@@ -2236,11 +2238,13 @@
     <w:p>
       <w:pPr>
         <w:pStyle w:val="NormalWeb"/>
-        <w:spacing w:beforeAutospacing="1" w:after="216" w:line="240" w:lineRule="atLeast"/>
-        <w:jc w:val="both"/>
-        <w:rPr>
-          <w:rFonts w:ascii="Yu Gothic" w:eastAsia="Yu Gothic" w:hAnsi="Yu Gothic" w:cs="Yu Gothic"/>
-          <w:color w:val="1A1C1E"/>
+        <w:shd w:val="clear" w:color="auto" w:fill="FFFFFF"/>
+        <w:spacing w:beforeAutospacing="1" w:after="216" w:line="240" w:lineRule="atLeast"/>
+        <w:jc w:val="both"/>
+        <w:rPr>
+          <w:rFonts w:ascii="Yu Gothic" w:eastAsia="Yu Gothic" w:hAnsi="Yu Gothic" w:cs="Yu Gothic"/>
+          <w:color w:val="1A1C1E"/>
+          <w:shd w:val="clear" w:color="auto" w:fill="FFFFFF"/>
         </w:rPr>
       </w:pPr>
     </w:p>
@@ -2280,7 +2284,7 @@
           <w:shd w:val="clear" w:color="auto" w:fill="FFFFFF"/>
         </w:rPr>
         <w:br/>
-        <w:t>噢，您的意思是，您親身經歷了一場心靈事件，並且遇見</w:t>
+        <w:t>是的，我能感受到那一刻是多麼神聖，對您而言如同一份福音……我曾在許多分享和宗教書籍中讀到過關於這個主</w:t>
       </w:r>
       <w:r>
         <w:rPr>
@@ -2289,7 +2293,7 @@
           <w:shd w:val="clear" w:color="auto" w:fill="FFFFFF"/>
         </w:rPr>
         <w:lastRenderedPageBreak/>
-        <w:t>了神？您能分享更多關於那次事件的細節嗎？從那之後……教授您的看法是否有任何明顯的改變？</w:t>
+        <w:t>題的內容。雖然我個人未曾親身體驗，但我相信這些事件是真實的……我想，並非每個人都有像您這樣與神相遇的機緣……除了上述的啟示，神是否還有傳達給您個人，或希望透過您傳達給世人的訊息？</w:t>
       </w:r>
     </w:p>
     <w:p>
@@ -2311,162 +2315,173 @@
           <w:color w:val="1A1C1E"/>
           <w:shd w:val="clear" w:color="auto" w:fill="FFFFFF"/>
         </w:rPr>
-        <w:t xml:space="preserve">亞當教授 </w:t>
-      </w:r>
-      <w:r>
-        <w:rPr>
-          <w:rFonts w:ascii="Yu Gothic" w:eastAsia="Yu Gothic" w:hAnsi="Yu Gothic" w:cs="Yu Gothic" w:hint="eastAsia"/>
-          <w:color w:val="1A1C1E"/>
-          <w:shd w:val="clear" w:color="auto" w:fill="FFFFFF"/>
-        </w:rPr>
-        <w:t>(Professor Adam): (輕輕點頭，語氣緩慢而篤定)</w:t>
-      </w:r>
-      <w:r>
-        <w:rPr>
-          <w:rFonts w:ascii="Yu Gothic" w:eastAsia="Yu Gothic" w:hAnsi="Yu Gothic" w:cs="Yu Gothic" w:hint="eastAsia"/>
-          <w:color w:val="1A1C1E"/>
-          <w:shd w:val="clear" w:color="auto" w:fill="FFFFFF"/>
-        </w:rPr>
-        <w:br/>
-        <w:t>是的。那是一場……靈性體驗。</w:t>
-      </w:r>
-    </w:p>
-    <w:p>
-      <w:pPr>
-        <w:pStyle w:val="NormalWeb"/>
-        <w:shd w:val="clear" w:color="auto" w:fill="FFFFFF"/>
-        <w:spacing w:beforeAutospacing="1" w:after="216" w:line="240" w:lineRule="atLeast"/>
-        <w:jc w:val="both"/>
-        <w:rPr>
-          <w:rFonts w:ascii="Yu Gothic" w:eastAsia="Yu Gothic" w:hAnsi="Yu Gothic" w:cs="Yu Gothic"/>
-          <w:color w:val="1A1C1E"/>
-        </w:rPr>
-      </w:pPr>
-      <w:r>
-        <w:rPr>
-          <w:rFonts w:ascii="Yu Gothic" w:eastAsia="Yu Gothic" w:hAnsi="Yu Gothic" w:cs="Yu Gothic" w:hint="eastAsia"/>
-          <w:color w:val="1A1C1E"/>
-          <w:shd w:val="clear" w:color="auto" w:fill="FFFFFF"/>
-        </w:rPr>
-        <w:t>儘管我知道，單單說出這幾個字，學術界裡半數會仰慕我的人都會轉身離去。</w:t>
-      </w:r>
-    </w:p>
-    <w:p>
-      <w:pPr>
-        <w:pStyle w:val="NormalWeb"/>
-        <w:shd w:val="clear" w:color="auto" w:fill="FFFFFF"/>
-        <w:spacing w:beforeAutospacing="1" w:after="216" w:line="240" w:lineRule="atLeast"/>
-        <w:jc w:val="both"/>
-        <w:rPr>
-          <w:rFonts w:ascii="Yu Gothic" w:eastAsia="Yu Gothic" w:hAnsi="Yu Gothic" w:cs="Yu Gothic"/>
-          <w:color w:val="1A1C1E"/>
-        </w:rPr>
-      </w:pPr>
-      <w:r>
-        <w:rPr>
-          <w:rFonts w:ascii="Yu Gothic" w:eastAsia="Yu Gothic" w:hAnsi="Yu Gothic" w:cs="Yu Gothic" w:hint="eastAsia"/>
-          <w:color w:val="1A1C1E"/>
-          <w:shd w:val="clear" w:color="auto" w:fill="FFFFFF"/>
-        </w:rPr>
-        <w:t>但真相的存在，並不需要被接納。它只需要被見證。</w:t>
-      </w:r>
-    </w:p>
-    <w:p>
-      <w:pPr>
-        <w:pStyle w:val="NormalWeb"/>
-        <w:shd w:val="clear" w:color="auto" w:fill="FFFFFF"/>
-        <w:spacing w:beforeAutospacing="1" w:after="216" w:line="240" w:lineRule="atLeast"/>
-        <w:jc w:val="both"/>
-        <w:rPr>
-          <w:rFonts w:ascii="Yu Gothic" w:eastAsia="Yu Gothic" w:hAnsi="Yu Gothic" w:cs="Yu Gothic"/>
-          <w:color w:val="1A1C1E"/>
-        </w:rPr>
-      </w:pPr>
-      <w:r>
-        <w:rPr>
-          <w:rFonts w:ascii="Yu Gothic" w:eastAsia="Yu Gothic" w:hAnsi="Yu Gothic" w:cs="Yu Gothic" w:hint="eastAsia"/>
-          <w:color w:val="1A1C1E"/>
-          <w:shd w:val="clear" w:color="auto" w:fill="FFFFFF"/>
-        </w:rPr>
-        <w:t>而那天，我見證了。</w:t>
-      </w:r>
-    </w:p>
-    <w:p>
-      <w:pPr>
-        <w:pStyle w:val="NormalWeb"/>
-        <w:shd w:val="clear" w:color="auto" w:fill="FFFFFF"/>
-        <w:spacing w:beforeAutospacing="1" w:after="216" w:line="240" w:lineRule="atLeast"/>
-        <w:jc w:val="both"/>
-        <w:rPr>
-          <w:rFonts w:ascii="Yu Gothic" w:eastAsia="Yu Gothic" w:hAnsi="Yu Gothic" w:cs="Yu Gothic"/>
-          <w:color w:val="1A1C1E"/>
-        </w:rPr>
-      </w:pPr>
-      <w:r>
-        <w:rPr>
-          <w:rFonts w:ascii="Yu Gothic" w:eastAsia="Yu Gothic" w:hAnsi="Yu Gothic" w:cs="Yu Gothic" w:hint="eastAsia"/>
-          <w:color w:val="1A1C1E"/>
-          <w:shd w:val="clear" w:color="auto" w:fill="FFFFFF"/>
-        </w:rPr>
-        <w:t>(教授微微傾身，像在重新整理那湧回的記憶流。)</w:t>
-      </w:r>
-      <w:r>
-        <w:rPr>
-          <w:rFonts w:ascii="Yu Gothic" w:eastAsia="Yu Gothic" w:hAnsi="Yu Gothic" w:cs="Yu Gothic" w:hint="eastAsia"/>
-          <w:color w:val="1A1C1E"/>
-          <w:shd w:val="clear" w:color="auto" w:fill="FFFFFF"/>
-        </w:rPr>
-        <w:br/>
-        <w:t>我當時坐著，就像我每晚常做的那樣，在門廊的木椅上——就在這個位置。你看見了嗎？</w:t>
-      </w:r>
-    </w:p>
-    <w:p>
-      <w:pPr>
-        <w:pStyle w:val="NormalWeb"/>
-        <w:shd w:val="clear" w:color="auto" w:fill="FFFFFF"/>
-        <w:spacing w:beforeAutospacing="1" w:after="216" w:line="240" w:lineRule="atLeast"/>
-        <w:jc w:val="both"/>
-        <w:rPr>
-          <w:rFonts w:ascii="Yu Gothic" w:eastAsia="Yu Gothic" w:hAnsi="Yu Gothic" w:cs="Yu Gothic"/>
-          <w:color w:val="1A1C1E"/>
-        </w:rPr>
-      </w:pPr>
-      <w:r>
-        <w:rPr>
-          <w:rFonts w:ascii="Yu Gothic" w:eastAsia="Yu Gothic" w:hAnsi="Yu Gothic" w:cs="Yu Gothic" w:hint="eastAsia"/>
-          <w:color w:val="1A1C1E"/>
-          <w:shd w:val="clear" w:color="auto" w:fill="FFFFFF"/>
-        </w:rPr>
-        <w:t>(他指向玻璃窗外——那裡，清晨的雲帶正輕柔地飄過山腰。)</w:t>
-      </w:r>
-      <w:r>
-        <w:rPr>
-          <w:rFonts w:ascii="Yu Gothic" w:eastAsia="Yu Gothic" w:hAnsi="Yu Gothic" w:cs="Yu Gothic" w:hint="eastAsia"/>
-          <w:color w:val="1A1C1E"/>
-          <w:shd w:val="clear" w:color="auto" w:fill="FFFFFF"/>
-        </w:rPr>
-        <w:br/>
-        <w:t>沒有奇異的光。沒有天國的音樂。沒有幻覺。</w:t>
-      </w:r>
-    </w:p>
-    <w:p>
-      <w:pPr>
-        <w:pStyle w:val="NormalWeb"/>
-        <w:shd w:val="clear" w:color="auto" w:fill="FFFFFF"/>
-        <w:spacing w:beforeAutospacing="1" w:after="216" w:line="240" w:lineRule="atLeast"/>
-        <w:jc w:val="both"/>
-        <w:rPr>
-          <w:rFonts w:ascii="Yu Gothic" w:eastAsia="Yu Gothic" w:hAnsi="Yu Gothic" w:cs="Yu Gothic"/>
-          <w:color w:val="1A1C1E"/>
-        </w:rPr>
-      </w:pPr>
-      <w:r>
-        <w:rPr>
-          <w:rFonts w:ascii="Yu Gothic" w:eastAsia="Yu Gothic" w:hAnsi="Yu Gothic" w:cs="Yu Gothic" w:hint="eastAsia"/>
-          <w:color w:val="1A1C1E"/>
-          <w:shd w:val="clear" w:color="auto" w:fill="FFFFFF"/>
-        </w:rPr>
-        <w:t>但僅在那一刻……我彷彿滑出了物質的軀殼。</w:t>
+        <w:t>亞當教授</w:t>
+      </w:r>
+      <w:r>
+        <w:rPr>
+          <w:rFonts w:ascii="Yu Gothic" w:eastAsia="Yu Gothic" w:hAnsi="Yu Gothic" w:cs="Yu Gothic" w:hint="eastAsia"/>
+          <w:color w:val="1A1C1E"/>
+          <w:shd w:val="clear" w:color="auto" w:fill="FFFFFF"/>
+        </w:rPr>
+        <w:t xml:space="preserve"> (Professor Adam): (微微低下頭，沉默了許久)</w:t>
+      </w:r>
+      <w:r>
+        <w:rPr>
+          <w:rFonts w:ascii="Yu Gothic" w:eastAsia="Yu Gothic" w:hAnsi="Yu Gothic" w:cs="Yu Gothic" w:hint="eastAsia"/>
+          <w:color w:val="1A1C1E"/>
+          <w:shd w:val="clear" w:color="auto" w:fill="FFFFFF"/>
+        </w:rPr>
+        <w:br/>
+        <w:t>是的……</w:t>
+      </w:r>
+    </w:p>
+    <w:p>
+      <w:pPr>
+        <w:pStyle w:val="NormalWeb"/>
+        <w:shd w:val="clear" w:color="auto" w:fill="FFFFFF"/>
+        <w:spacing w:beforeAutospacing="1" w:after="216" w:line="240" w:lineRule="atLeast"/>
+        <w:jc w:val="both"/>
+        <w:rPr>
+          <w:rFonts w:ascii="Yu Gothic" w:eastAsia="Yu Gothic" w:hAnsi="Yu Gothic" w:cs="Yu Gothic"/>
+          <w:color w:val="1A1C1E"/>
+        </w:rPr>
+      </w:pPr>
+      <w:r>
+        <w:rPr>
+          <w:rFonts w:ascii="Yu Gothic" w:eastAsia="Yu Gothic" w:hAnsi="Yu Gothic" w:cs="Yu Gothic" w:hint="eastAsia"/>
+          <w:color w:val="1A1C1E"/>
+          <w:shd w:val="clear" w:color="auto" w:fill="FFFFFF"/>
+        </w:rPr>
+        <w:t>你說的對——並非每個人都有那樣的機緣。</w:t>
+      </w:r>
+    </w:p>
+    <w:p>
+      <w:pPr>
+        <w:pStyle w:val="NormalWeb"/>
+        <w:shd w:val="clear" w:color="auto" w:fill="FFFFFF"/>
+        <w:spacing w:beforeAutospacing="1" w:after="216" w:line="240" w:lineRule="atLeast"/>
+        <w:jc w:val="both"/>
+        <w:rPr>
+          <w:rFonts w:ascii="Yu Gothic" w:eastAsia="Yu Gothic" w:hAnsi="Yu Gothic" w:cs="Yu Gothic"/>
+          <w:color w:val="1A1C1E"/>
+        </w:rPr>
+      </w:pPr>
+      <w:r>
+        <w:rPr>
+          <w:rFonts w:ascii="Yu Gothic" w:eastAsia="Yu Gothic" w:hAnsi="Yu Gothic" w:cs="Yu Gothic" w:hint="eastAsia"/>
+          <w:color w:val="1A1C1E"/>
+          <w:shd w:val="clear" w:color="auto" w:fill="FFFFFF"/>
+        </w:rPr>
+        <w:t>但我也並不認為，祂選擇我是因為我配得上。</w:t>
+      </w:r>
+    </w:p>
+    <w:p>
+      <w:pPr>
+        <w:pStyle w:val="NormalWeb"/>
+        <w:shd w:val="clear" w:color="auto" w:fill="FFFFFF"/>
+        <w:spacing w:beforeAutospacing="1" w:after="216" w:line="240" w:lineRule="atLeast"/>
+        <w:jc w:val="both"/>
+        <w:rPr>
+          <w:rFonts w:ascii="Yu Gothic" w:eastAsia="Yu Gothic" w:hAnsi="Yu Gothic" w:cs="Yu Gothic"/>
+          <w:color w:val="1A1C1E"/>
+        </w:rPr>
+      </w:pPr>
+      <w:r>
+        <w:rPr>
+          <w:rFonts w:ascii="Yu Gothic" w:eastAsia="Yu Gothic" w:hAnsi="Yu Gothic" w:cs="Yu Gothic" w:hint="eastAsia"/>
+          <w:color w:val="1A1C1E"/>
+          <w:shd w:val="clear" w:color="auto" w:fill="FFFFFF"/>
+        </w:rPr>
+        <w:t>或許……正因為我在理性的道路上走得太遠，所以才需要一聲足夠洪亮的警鐘來喚醒我。</w:t>
+      </w:r>
+    </w:p>
+    <w:p>
+      <w:pPr>
+        <w:pStyle w:val="NormalWeb"/>
+        <w:shd w:val="clear" w:color="auto" w:fill="FFFFFF"/>
+        <w:spacing w:beforeAutospacing="1" w:after="216" w:line="240" w:lineRule="atLeast"/>
+        <w:jc w:val="both"/>
+        <w:rPr>
+          <w:rFonts w:ascii="Yu Gothic" w:eastAsia="Yu Gothic" w:hAnsi="Yu Gothic" w:cs="Yu Gothic"/>
+          <w:color w:val="1A1C1E"/>
+        </w:rPr>
+      </w:pPr>
+      <w:r>
+        <w:rPr>
+          <w:rFonts w:ascii="Yu Gothic" w:eastAsia="Yu Gothic" w:hAnsi="Yu Gothic" w:cs="Yu Gothic" w:hint="eastAsia"/>
+          <w:color w:val="1A1C1E"/>
+          <w:shd w:val="clear" w:color="auto" w:fill="FFFFFF"/>
+        </w:rPr>
+        <w:t>而那道光——並非為了獎賞而來。</w:t>
+      </w:r>
+    </w:p>
+    <w:p>
+      <w:pPr>
+        <w:pStyle w:val="NormalWeb"/>
+        <w:shd w:val="clear" w:color="auto" w:fill="FFFFFF"/>
+        <w:spacing w:beforeAutospacing="1" w:after="216" w:line="240" w:lineRule="atLeast"/>
+        <w:jc w:val="both"/>
+        <w:rPr>
+          <w:rFonts w:ascii="Yu Gothic" w:eastAsia="Yu Gothic" w:hAnsi="Yu Gothic" w:cs="Yu Gothic"/>
+          <w:color w:val="1A1C1E"/>
+        </w:rPr>
+      </w:pPr>
+      <w:r>
+        <w:rPr>
+          <w:rFonts w:ascii="Yu Gothic" w:eastAsia="Yu Gothic" w:hAnsi="Yu Gothic" w:cs="Yu Gothic" w:hint="eastAsia"/>
+          <w:color w:val="1A1C1E"/>
+          <w:shd w:val="clear" w:color="auto" w:fill="FFFFFF"/>
+        </w:rPr>
+        <w:t>而是為了提醒。</w:t>
+      </w:r>
+    </w:p>
+    <w:p>
+      <w:pPr>
+        <w:pStyle w:val="NormalWeb"/>
+        <w:shd w:val="clear" w:color="auto" w:fill="FFFFFF"/>
+        <w:spacing w:beforeAutospacing="1" w:after="216" w:line="240" w:lineRule="atLeast"/>
+        <w:jc w:val="both"/>
+        <w:rPr>
+          <w:rFonts w:ascii="Yu Gothic" w:eastAsia="Yu Gothic" w:hAnsi="Yu Gothic" w:cs="Yu Gothic"/>
+          <w:color w:val="1A1C1E"/>
+        </w:rPr>
+      </w:pPr>
+      <w:r>
+        <w:rPr>
+          <w:rFonts w:ascii="Yu Gothic" w:eastAsia="Yu Gothic" w:hAnsi="Yu Gothic" w:cs="Yu Gothic" w:hint="eastAsia"/>
+          <w:color w:val="1A1C1E"/>
+          <w:shd w:val="clear" w:color="auto" w:fill="FFFFFF"/>
+        </w:rPr>
+        <w:t>(教授抬起頭。晨光斜斜地穿過玻璃，輕輕灑在他的一側臉頰上——讓他的神情既明亮，又莊重。)</w:t>
+      </w:r>
+      <w:r>
+        <w:rPr>
+          <w:rFonts w:ascii="Yu Gothic" w:eastAsia="Yu Gothic" w:hAnsi="Yu Gothic" w:cs="Yu Gothic" w:hint="eastAsia"/>
+          <w:color w:val="1A1C1E"/>
+          <w:shd w:val="clear" w:color="auto" w:fill="FFFFFF"/>
+        </w:rPr>
+        <w:br/>
+        <w:t>關於訊息……</w:t>
+      </w:r>
+    </w:p>
+    <w:p>
+      <w:pPr>
+        <w:pStyle w:val="NormalWeb"/>
+        <w:shd w:val="clear" w:color="auto" w:fill="FFFFFF"/>
+        <w:spacing w:beforeAutospacing="1" w:after="216" w:line="240" w:lineRule="atLeast"/>
+        <w:jc w:val="both"/>
+        <w:rPr>
+          <w:rFonts w:ascii="Yu Gothic" w:eastAsia="Yu Gothic" w:hAnsi="Yu Gothic" w:cs="Yu Gothic"/>
+          <w:color w:val="1A1C1E"/>
+        </w:rPr>
+      </w:pPr>
+      <w:r>
+        <w:rPr>
+          <w:rFonts w:ascii="Yu Gothic" w:eastAsia="Yu Gothic" w:hAnsi="Yu Gothic" w:cs="Yu Gothic" w:hint="eastAsia"/>
+          <w:color w:val="1A1C1E"/>
+          <w:shd w:val="clear" w:color="auto" w:fill="FFFFFF"/>
+        </w:rPr>
+        <w:t>祂並不像書中先知那樣說話。</w:t>
       </w:r>
     </w:p>
     <w:p>
@@ -2487,190 +2502,194 @@
           <w:shd w:val="clear" w:color="auto" w:fill="FFFFFF"/>
         </w:rPr>
         <w:lastRenderedPageBreak/>
-        <w:t>然後，我看見一個空間——沒有牆，沒有頂，沒有地——但有光。</w:t>
-      </w:r>
-    </w:p>
-    <w:p>
-      <w:pPr>
-        <w:pStyle w:val="NormalWeb"/>
-        <w:shd w:val="clear" w:color="auto" w:fill="FFFFFF"/>
-        <w:spacing w:beforeAutospacing="1" w:after="216" w:line="240" w:lineRule="atLeast"/>
-        <w:jc w:val="both"/>
-        <w:rPr>
-          <w:rFonts w:ascii="Yu Gothic" w:eastAsia="Yu Gothic" w:hAnsi="Yu Gothic" w:cs="Yu Gothic"/>
-          <w:color w:val="1A1C1E"/>
-        </w:rPr>
-      </w:pPr>
-      <w:r>
-        <w:rPr>
-          <w:rFonts w:ascii="Yu Gothic" w:eastAsia="Yu Gothic" w:hAnsi="Yu Gothic" w:cs="Yu Gothic" w:hint="eastAsia"/>
-          <w:color w:val="1A1C1E"/>
-          <w:shd w:val="clear" w:color="auto" w:fill="FFFFFF"/>
-        </w:rPr>
-        <w:t>一種不反射、不來自任何源頭，卻無處不在的光，清澈到讓我感覺自己也變得透明。</w:t>
-      </w:r>
-    </w:p>
-    <w:p>
-      <w:pPr>
-        <w:pStyle w:val="NormalWeb"/>
-        <w:shd w:val="clear" w:color="auto" w:fill="FFFFFF"/>
-        <w:spacing w:beforeAutospacing="1" w:after="216" w:line="240" w:lineRule="atLeast"/>
-        <w:jc w:val="both"/>
-        <w:rPr>
-          <w:rFonts w:ascii="Yu Gothic" w:eastAsia="Yu Gothic" w:hAnsi="Yu Gothic" w:cs="Yu Gothic"/>
-          <w:color w:val="1A1C1E"/>
-        </w:rPr>
-      </w:pPr>
-      <w:r>
-        <w:rPr>
-          <w:rFonts w:ascii="Yu Gothic" w:eastAsia="Yu Gothic" w:hAnsi="Yu Gothic" w:cs="Yu Gothic" w:hint="eastAsia"/>
-          <w:color w:val="1A1C1E"/>
-          <w:shd w:val="clear" w:color="auto" w:fill="FFFFFF"/>
-        </w:rPr>
-        <w:t>在那光的中心是一個形象——一個人靜靜地站著，無需言語。</w:t>
-      </w:r>
-    </w:p>
-    <w:p>
-      <w:pPr>
-        <w:pStyle w:val="NormalWeb"/>
-        <w:shd w:val="clear" w:color="auto" w:fill="FFFFFF"/>
-        <w:spacing w:beforeAutospacing="1" w:after="216" w:line="240" w:lineRule="atLeast"/>
-        <w:jc w:val="both"/>
-        <w:rPr>
-          <w:rFonts w:ascii="Yu Gothic" w:eastAsia="Yu Gothic" w:hAnsi="Yu Gothic" w:cs="Yu Gothic"/>
-          <w:color w:val="1A1C1E"/>
-        </w:rPr>
-      </w:pPr>
-      <w:r>
-        <w:rPr>
-          <w:rFonts w:ascii="Yu Gothic" w:eastAsia="Yu Gothic" w:hAnsi="Yu Gothic" w:cs="Yu Gothic" w:hint="eastAsia"/>
-          <w:color w:val="1A1C1E"/>
-          <w:shd w:val="clear" w:color="auto" w:fill="FFFFFF"/>
-        </w:rPr>
-        <w:t>我認出那是神。</w:t>
-      </w:r>
-    </w:p>
-    <w:p>
-      <w:pPr>
-        <w:pStyle w:val="NormalWeb"/>
-        <w:shd w:val="clear" w:color="auto" w:fill="FFFFFF"/>
-        <w:spacing w:beforeAutospacing="1" w:after="216" w:line="240" w:lineRule="atLeast"/>
-        <w:jc w:val="both"/>
-        <w:rPr>
-          <w:rFonts w:ascii="Yu Gothic" w:eastAsia="Yu Gothic" w:hAnsi="Yu Gothic" w:cs="Yu Gothic"/>
-          <w:color w:val="1A1C1E"/>
-        </w:rPr>
-      </w:pPr>
-      <w:r>
-        <w:rPr>
-          <w:rFonts w:ascii="Yu Gothic" w:eastAsia="Yu Gothic" w:hAnsi="Yu Gothic" w:cs="Yu Gothic" w:hint="eastAsia"/>
-          <w:color w:val="1A1C1E"/>
-          <w:shd w:val="clear" w:color="auto" w:fill="FFFFFF"/>
-        </w:rPr>
-        <w:t>不是因為我曾學習教義，而是因為那份存在所承載的意涵，是任何語言都無法掩蓋或描述的。</w:t>
-      </w:r>
-    </w:p>
-    <w:p>
-      <w:pPr>
-        <w:pStyle w:val="NormalWeb"/>
-        <w:shd w:val="clear" w:color="auto" w:fill="FFFFFF"/>
-        <w:spacing w:beforeAutospacing="1" w:after="216" w:line="240" w:lineRule="atLeast"/>
-        <w:jc w:val="both"/>
-        <w:rPr>
-          <w:rFonts w:ascii="Yu Gothic" w:eastAsia="Yu Gothic" w:hAnsi="Yu Gothic" w:cs="Yu Gothic"/>
-          <w:color w:val="1A1C1E"/>
-        </w:rPr>
-      </w:pPr>
-      <w:r>
-        <w:rPr>
-          <w:rFonts w:ascii="Yu Gothic" w:eastAsia="Yu Gothic" w:hAnsi="Yu Gothic" w:cs="Yu Gothic" w:hint="eastAsia"/>
-          <w:color w:val="1A1C1E"/>
-          <w:shd w:val="clear" w:color="auto" w:fill="FFFFFF"/>
-        </w:rPr>
-        <w:t>我感覺……自己被完全看透，卻絲毫不覺羞愧。</w:t>
-      </w:r>
-      <w:r>
-        <w:rPr>
-          <w:rFonts w:ascii="Yu Gothic" w:eastAsia="Yu Gothic" w:hAnsi="Yu Gothic" w:cs="Yu Gothic" w:hint="eastAsia"/>
-          <w:color w:val="1A1C1E"/>
-          <w:shd w:val="clear" w:color="auto" w:fill="FFFFFF"/>
-        </w:rPr>
-        <w:br/>
-        <w:t>我感覺……自己在犯錯前已被寬恕。</w:t>
-      </w:r>
-      <w:r>
-        <w:rPr>
-          <w:rFonts w:ascii="Yu Gothic" w:eastAsia="Yu Gothic" w:hAnsi="Yu Gothic" w:cs="Yu Gothic" w:hint="eastAsia"/>
-          <w:color w:val="1A1C1E"/>
-          <w:shd w:val="clear" w:color="auto" w:fill="FFFFFF"/>
-        </w:rPr>
-        <w:br/>
-        <w:t>同時……我感覺自己從未遠離過祂。</w:t>
-      </w:r>
-    </w:p>
-    <w:p>
-      <w:pPr>
-        <w:pStyle w:val="NormalWeb"/>
-        <w:shd w:val="clear" w:color="auto" w:fill="FFFFFF"/>
-        <w:spacing w:beforeAutospacing="1" w:after="216" w:line="240" w:lineRule="atLeast"/>
-        <w:jc w:val="both"/>
-        <w:rPr>
-          <w:rFonts w:ascii="Yu Gothic" w:eastAsia="Yu Gothic" w:hAnsi="Yu Gothic" w:cs="Yu Gothic"/>
-          <w:color w:val="1A1C1E"/>
-        </w:rPr>
-      </w:pPr>
-      <w:r>
-        <w:rPr>
-          <w:rFonts w:ascii="Yu Gothic" w:eastAsia="Yu Gothic" w:hAnsi="Yu Gothic" w:cs="Yu Gothic" w:hint="eastAsia"/>
-          <w:color w:val="1A1C1E"/>
-          <w:shd w:val="clear" w:color="auto" w:fill="FFFFFF"/>
-        </w:rPr>
-        <w:t>(教授停頓了一會兒。他的聲音似乎微微顫抖——不是因為激動，而是因為某種過於真實之事物的餘音。)</w:t>
-      </w:r>
-      <w:r>
-        <w:rPr>
-          <w:rFonts w:ascii="Yu Gothic" w:eastAsia="Yu Gothic" w:hAnsi="Yu Gothic" w:cs="Yu Gothic" w:hint="eastAsia"/>
-          <w:color w:val="1A1C1E"/>
-          <w:shd w:val="clear" w:color="auto" w:fill="FFFFFF"/>
-        </w:rPr>
-        <w:br/>
-        <w:t>而從那一刻起……</w:t>
-      </w:r>
-      <w:r>
-        <w:rPr>
-          <w:rFonts w:ascii="Yu Gothic" w:eastAsia="Yu Gothic" w:hAnsi="Yu Gothic" w:cs="Yu Gothic" w:hint="eastAsia"/>
-          <w:color w:val="1A1C1E"/>
-          <w:shd w:val="clear" w:color="auto" w:fill="FFFFFF"/>
-        </w:rPr>
-        <w:br/>
-        <w:t>我不再試圖「理解宇宙」。</w:t>
-      </w:r>
-      <w:r>
-        <w:rPr>
-          <w:rFonts w:ascii="Yu Gothic" w:eastAsia="Yu Gothic" w:hAnsi="Yu Gothic" w:cs="Yu Gothic" w:hint="eastAsia"/>
-          <w:color w:val="1A1C1E"/>
-          <w:shd w:val="clear" w:color="auto" w:fill="FFFFFF"/>
-        </w:rPr>
-        <w:br/>
-        <w:t>我開始學習如何安住於其中。</w:t>
-      </w:r>
-      <w:r>
-        <w:rPr>
-          <w:rFonts w:ascii="Yu Gothic" w:eastAsia="Yu Gothic" w:hAnsi="Yu Gothic" w:cs="Yu Gothic" w:hint="eastAsia"/>
-          <w:color w:val="1A1C1E"/>
-          <w:shd w:val="clear" w:color="auto" w:fill="FFFFFF"/>
-        </w:rPr>
-        <w:br/>
-        <w:t>我不再追逐光。</w:t>
-      </w:r>
-      <w:r>
-        <w:rPr>
-          <w:rFonts w:ascii="Yu Gothic" w:eastAsia="Yu Gothic" w:hAnsi="Yu Gothic" w:cs="Yu Gothic" w:hint="eastAsia"/>
-          <w:color w:val="1A1C1E"/>
-          <w:shd w:val="clear" w:color="auto" w:fill="FFFFFF"/>
-        </w:rPr>
-        <w:br/>
-        <w:t>我學習如何從光的背後去看。</w:t>
+        <w:t>沒有誡律，沒有啟示錄，也沒有神諭。</w:t>
+      </w:r>
+    </w:p>
+    <w:p>
+      <w:pPr>
+        <w:pStyle w:val="NormalWeb"/>
+        <w:shd w:val="clear" w:color="auto" w:fill="FFFFFF"/>
+        <w:spacing w:beforeAutospacing="1" w:after="216" w:line="240" w:lineRule="atLeast"/>
+        <w:jc w:val="both"/>
+        <w:rPr>
+          <w:rFonts w:ascii="Yu Gothic" w:eastAsia="Yu Gothic" w:hAnsi="Yu Gothic" w:cs="Yu Gothic"/>
+          <w:color w:val="1A1C1E"/>
+        </w:rPr>
+      </w:pPr>
+      <w:r>
+        <w:rPr>
+          <w:rFonts w:ascii="Yu Gothic" w:eastAsia="Yu Gothic" w:hAnsi="Yu Gothic" w:cs="Yu Gothic" w:hint="eastAsia"/>
+          <w:color w:val="1A1C1E"/>
+          <w:shd w:val="clear" w:color="auto" w:fill="FFFFFF"/>
+        </w:rPr>
+        <w:t>但我非常清晰地感受到了一件事——不是透過耳朵，而是彷彿我的意識結構本身被「植入」了一種新的領悟。</w:t>
+      </w:r>
+    </w:p>
+    <w:p>
+      <w:pPr>
+        <w:pStyle w:val="NormalWeb"/>
+        <w:shd w:val="clear" w:color="auto" w:fill="FFFFFF"/>
+        <w:spacing w:beforeAutospacing="1" w:after="216" w:line="240" w:lineRule="atLeast"/>
+        <w:jc w:val="both"/>
+        <w:rPr>
+          <w:rFonts w:ascii="Yu Gothic" w:eastAsia="Yu Gothic" w:hAnsi="Yu Gothic" w:cs="Yu Gothic"/>
+          <w:color w:val="1A1C1E"/>
+        </w:rPr>
+      </w:pPr>
+      <w:r>
+        <w:rPr>
+          <w:rFonts w:ascii="Yu Gothic" w:eastAsia="Yu Gothic" w:hAnsi="Yu Gothic" w:cs="Yu Gothic" w:hint="eastAsia"/>
+          <w:color w:val="1A1C1E"/>
+          <w:shd w:val="clear" w:color="auto" w:fill="FFFFFF"/>
+        </w:rPr>
+        <w:t>而那領悟僅僅是：</w:t>
+      </w:r>
+      <w:r>
+        <w:rPr>
+          <w:rFonts w:ascii="Yu Gothic" w:eastAsia="Yu Gothic" w:hAnsi="Yu Gothic" w:cs="Yu Gothic" w:hint="eastAsia"/>
+          <w:color w:val="1A1C1E"/>
+          <w:shd w:val="clear" w:color="auto" w:fill="FFFFFF"/>
+        </w:rPr>
+        <w:br/>
+        <w:t>「救贖，並非源於理解，而是源於回歸。」</w:t>
+      </w:r>
+    </w:p>
+    <w:p>
+      <w:pPr>
+        <w:pStyle w:val="NormalWeb"/>
+        <w:shd w:val="clear" w:color="auto" w:fill="FFFFFF"/>
+        <w:spacing w:beforeAutospacing="1" w:after="216" w:line="240" w:lineRule="atLeast"/>
+        <w:jc w:val="both"/>
+        <w:rPr>
+          <w:rFonts w:ascii="Yu Gothic" w:eastAsia="Yu Gothic" w:hAnsi="Yu Gothic" w:cs="Yu Gothic"/>
+          <w:color w:val="1A1C1E"/>
+        </w:rPr>
+      </w:pPr>
+      <w:r>
+        <w:rPr>
+          <w:rFonts w:ascii="Yu Gothic" w:eastAsia="Yu Gothic" w:hAnsi="Yu Gothic" w:cs="Yu Gothic" w:hint="eastAsia"/>
+          <w:color w:val="1A1C1E"/>
+          <w:shd w:val="clear" w:color="auto" w:fill="FFFFFF"/>
+        </w:rPr>
+        <w:t>回歸什麼？</w:t>
+      </w:r>
+    </w:p>
+    <w:p>
+      <w:pPr>
+        <w:pStyle w:val="NormalWeb"/>
+        <w:shd w:val="clear" w:color="auto" w:fill="FFFFFF"/>
+        <w:spacing w:beforeAutospacing="1" w:after="216" w:line="240" w:lineRule="atLeast"/>
+        <w:jc w:val="both"/>
+        <w:rPr>
+          <w:rFonts w:ascii="Yu Gothic" w:eastAsia="Yu Gothic" w:hAnsi="Yu Gothic" w:cs="Yu Gothic"/>
+          <w:color w:val="1A1C1E"/>
+        </w:rPr>
+      </w:pPr>
+      <w:r>
+        <w:rPr>
+          <w:rFonts w:ascii="Yu Gothic" w:eastAsia="Yu Gothic" w:hAnsi="Yu Gothic" w:cs="Yu Gothic" w:hint="eastAsia"/>
+          <w:color w:val="1A1C1E"/>
+          <w:shd w:val="clear" w:color="auto" w:fill="FFFFFF"/>
+        </w:rPr>
+        <w:t>不是回歸教堂，不是回歸教條。</w:t>
+      </w:r>
+    </w:p>
+    <w:p>
+      <w:pPr>
+        <w:pStyle w:val="NormalWeb"/>
+        <w:shd w:val="clear" w:color="auto" w:fill="FFFFFF"/>
+        <w:spacing w:beforeAutospacing="1" w:after="216" w:line="240" w:lineRule="atLeast"/>
+        <w:jc w:val="both"/>
+        <w:rPr>
+          <w:rFonts w:ascii="Yu Gothic" w:eastAsia="Yu Gothic" w:hAnsi="Yu Gothic" w:cs="Yu Gothic"/>
+          <w:color w:val="1A1C1E"/>
+        </w:rPr>
+      </w:pPr>
+      <w:r>
+        <w:rPr>
+          <w:rFonts w:ascii="Yu Gothic" w:eastAsia="Yu Gothic" w:hAnsi="Yu Gothic" w:cs="Yu Gothic" w:hint="eastAsia"/>
+          <w:color w:val="1A1C1E"/>
+          <w:shd w:val="clear" w:color="auto" w:fill="FFFFFF"/>
+        </w:rPr>
+        <w:t>而是回歸到最原始的本性——那個人類在犯錯時會感到羞愧，在美好面前懂得沉默，並能無來由地流下眼淚的地方。</w:t>
+      </w:r>
+    </w:p>
+    <w:p>
+      <w:pPr>
+        <w:pStyle w:val="NormalWeb"/>
+        <w:shd w:val="clear" w:color="auto" w:fill="FFFFFF"/>
+        <w:spacing w:beforeAutospacing="1" w:after="216" w:line="240" w:lineRule="atLeast"/>
+        <w:jc w:val="both"/>
+        <w:rPr>
+          <w:rFonts w:ascii="Yu Gothic" w:eastAsia="Yu Gothic" w:hAnsi="Yu Gothic" w:cs="Yu Gothic"/>
+          <w:color w:val="1A1C1E"/>
+        </w:rPr>
+      </w:pPr>
+      <w:r>
+        <w:rPr>
+          <w:rFonts w:ascii="Yu Gothic" w:eastAsia="Yu Gothic" w:hAnsi="Yu Gothic" w:cs="Yu Gothic" w:hint="eastAsia"/>
+          <w:color w:val="1A1C1E"/>
+          <w:shd w:val="clear" w:color="auto" w:fill="FFFFFF"/>
+        </w:rPr>
+        <w:t>(教授停頓了一下。一片葉子飄過窗外。他靜靜地看著它落到地上，沒有回頭。)</w:t>
+      </w:r>
+      <w:r>
+        <w:rPr>
+          <w:rFonts w:ascii="Yu Gothic" w:eastAsia="Yu Gothic" w:hAnsi="Yu Gothic" w:cs="Yu Gothic" w:hint="eastAsia"/>
+          <w:color w:val="1A1C1E"/>
+          <w:shd w:val="clear" w:color="auto" w:fill="FFFFFF"/>
+        </w:rPr>
+        <w:br/>
+        <w:t>祂沒有告訴我該對這世界說些什麼。</w:t>
+      </w:r>
+    </w:p>
+    <w:p>
+      <w:pPr>
+        <w:pStyle w:val="NormalWeb"/>
+        <w:shd w:val="clear" w:color="auto" w:fill="FFFFFF"/>
+        <w:spacing w:beforeAutospacing="1" w:after="216" w:line="240" w:lineRule="atLeast"/>
+        <w:jc w:val="both"/>
+        <w:rPr>
+          <w:rFonts w:ascii="Yu Gothic" w:eastAsia="Yu Gothic" w:hAnsi="Yu Gothic" w:cs="Yu Gothic"/>
+          <w:color w:val="1A1C1E"/>
+        </w:rPr>
+      </w:pPr>
+      <w:r>
+        <w:rPr>
+          <w:rFonts w:ascii="Yu Gothic" w:eastAsia="Yu Gothic" w:hAnsi="Yu Gothic" w:cs="Yu Gothic" w:hint="eastAsia"/>
+          <w:color w:val="1A1C1E"/>
+          <w:shd w:val="clear" w:color="auto" w:fill="FFFFFF"/>
+        </w:rPr>
+        <w:t>但我知道：</w:t>
+      </w:r>
+      <w:r>
+        <w:rPr>
+          <w:rFonts w:ascii="Yu Gothic" w:eastAsia="Yu Gothic" w:hAnsi="Yu Gothic" w:cs="Yu Gothic" w:hint="eastAsia"/>
+          <w:color w:val="1A1C1E"/>
+          <w:shd w:val="clear" w:color="auto" w:fill="FFFFFF"/>
+        </w:rPr>
+        <w:br/>
+        <w:t>如果在我離開這個塵世之前，還有一件事是我應該做的，那就是——以絕對的誠實，講述那一刻。</w:t>
+      </w:r>
+    </w:p>
+    <w:p>
+      <w:pPr>
+        <w:pStyle w:val="NormalWeb"/>
+        <w:shd w:val="clear" w:color="auto" w:fill="FFFFFF"/>
+        <w:spacing w:beforeAutospacing="1" w:after="216" w:line="240" w:lineRule="atLeast"/>
+        <w:jc w:val="both"/>
+        <w:rPr>
+          <w:rFonts w:ascii="Yu Gothic" w:eastAsia="Yu Gothic" w:hAnsi="Yu Gothic" w:cs="Yu Gothic"/>
+          <w:color w:val="1A1C1E"/>
+        </w:rPr>
+      </w:pPr>
+      <w:r>
+        <w:rPr>
+          <w:rFonts w:ascii="Yu Gothic" w:eastAsia="Yu Gothic" w:hAnsi="Yu Gothic" w:cs="Yu Gothic" w:hint="eastAsia"/>
+          <w:color w:val="1A1C1E"/>
+          <w:shd w:val="clear" w:color="auto" w:fill="FFFFFF"/>
+        </w:rPr>
+        <w:t>不是為了證明。</w:t>
       </w:r>
     </w:p>
     <w:p>
@@ -2692,7 +2711,7 @@
           <w:shd w:val="clear" w:color="auto" w:fill="FFFFFF"/>
         </w:rPr>
         <w:lastRenderedPageBreak/>
-        <w:t>(他抬眼看著亨利。談話中第一次，他們的目光相遇——不像記者與受訪者，而像兩個生命，在生命波濤的交會中，意識到某個模糊的交點……)</w:t>
+        <w:t>只是為了重新打開一扇許多人早已關上的門，而他們並不知道……門後就是他們自己。</w:t>
       </w:r>
     </w:p>
     <w:p>
@@ -2744,7 +2763,7 @@
           <w:shd w:val="clear" w:color="auto" w:fill="FFFFFF"/>
         </w:rPr>
         <w:br/>
-        <w:t>是的，我能感受到那一刻是多麼神聖，對您而言如同一份福音……我曾在許多分享和宗教書籍中讀到過關於這個主題的內容。雖然我個人未曾親身體驗，但我相信這些事件是真實的……我想，並非每個人都有像您這樣與神相遇的機緣……除了上述的啟示，神是否還有傳達給您個人，或希望透過您傳達給世人的訊息？</w:t>
+        <w:t>是的，這樣一次心靈體驗，對一位物理學家而言，按常理說，是否可能動搖了無神論的根基？在與神相遇之前，您也是一位無神論者嗎？還是您是一位宗教信徒？</w:t>
       </w:r>
     </w:p>
     <w:p>
@@ -2774,96 +2793,125 @@
           <w:color w:val="1A1C1E"/>
           <w:shd w:val="clear" w:color="auto" w:fill="FFFFFF"/>
         </w:rPr>
-        <w:t xml:space="preserve"> (Professor Adam): (微微低下頭，沉默了許久)</w:t>
-      </w:r>
-      <w:r>
-        <w:rPr>
-          <w:rFonts w:ascii="Yu Gothic" w:eastAsia="Yu Gothic" w:hAnsi="Yu Gothic" w:cs="Yu Gothic" w:hint="eastAsia"/>
-          <w:color w:val="1A1C1E"/>
-          <w:shd w:val="clear" w:color="auto" w:fill="FFFFFF"/>
-        </w:rPr>
-        <w:br/>
-        <w:t>是的……</w:t>
-      </w:r>
-    </w:p>
-    <w:p>
-      <w:pPr>
-        <w:pStyle w:val="NormalWeb"/>
-        <w:shd w:val="clear" w:color="auto" w:fill="FFFFFF"/>
-        <w:spacing w:beforeAutospacing="1" w:after="216" w:line="240" w:lineRule="atLeast"/>
-        <w:jc w:val="both"/>
-        <w:rPr>
-          <w:rFonts w:ascii="Yu Gothic" w:eastAsia="Yu Gothic" w:hAnsi="Yu Gothic" w:cs="Yu Gothic"/>
-          <w:color w:val="1A1C1E"/>
-        </w:rPr>
-      </w:pPr>
-      <w:r>
-        <w:rPr>
-          <w:rFonts w:ascii="Yu Gothic" w:eastAsia="Yu Gothic" w:hAnsi="Yu Gothic" w:cs="Yu Gothic" w:hint="eastAsia"/>
-          <w:color w:val="1A1C1E"/>
-          <w:shd w:val="clear" w:color="auto" w:fill="FFFFFF"/>
-        </w:rPr>
-        <w:t>你說的對——並非每個人都有那樣的機緣。</w:t>
-      </w:r>
-    </w:p>
-    <w:p>
-      <w:pPr>
-        <w:pStyle w:val="NormalWeb"/>
-        <w:shd w:val="clear" w:color="auto" w:fill="FFFFFF"/>
-        <w:spacing w:beforeAutospacing="1" w:after="216" w:line="240" w:lineRule="atLeast"/>
-        <w:jc w:val="both"/>
-        <w:rPr>
-          <w:rFonts w:ascii="Yu Gothic" w:eastAsia="Yu Gothic" w:hAnsi="Yu Gothic" w:cs="Yu Gothic"/>
-          <w:color w:val="1A1C1E"/>
-        </w:rPr>
-      </w:pPr>
-      <w:r>
-        <w:rPr>
-          <w:rFonts w:ascii="Yu Gothic" w:eastAsia="Yu Gothic" w:hAnsi="Yu Gothic" w:cs="Yu Gothic" w:hint="eastAsia"/>
-          <w:color w:val="1A1C1E"/>
-          <w:shd w:val="clear" w:color="auto" w:fill="FFFFFF"/>
-        </w:rPr>
-        <w:t>但我也並不認為，祂選擇我是因為我配得上。</w:t>
-      </w:r>
-    </w:p>
-    <w:p>
-      <w:pPr>
-        <w:pStyle w:val="NormalWeb"/>
-        <w:shd w:val="clear" w:color="auto" w:fill="FFFFFF"/>
-        <w:spacing w:beforeAutospacing="1" w:after="216" w:line="240" w:lineRule="atLeast"/>
-        <w:jc w:val="both"/>
-        <w:rPr>
-          <w:rFonts w:ascii="Yu Gothic" w:eastAsia="Yu Gothic" w:hAnsi="Yu Gothic" w:cs="Yu Gothic"/>
-          <w:color w:val="1A1C1E"/>
-        </w:rPr>
-      </w:pPr>
-      <w:r>
-        <w:rPr>
-          <w:rFonts w:ascii="Yu Gothic" w:eastAsia="Yu Gothic" w:hAnsi="Yu Gothic" w:cs="Yu Gothic" w:hint="eastAsia"/>
-          <w:color w:val="1A1C1E"/>
-          <w:shd w:val="clear" w:color="auto" w:fill="FFFFFF"/>
-        </w:rPr>
-        <w:t>或許……正因為我在理性的道路上走得太遠，所以才需要一聲足夠洪亮的警鐘來喚醒我。</w:t>
-      </w:r>
-    </w:p>
-    <w:p>
-      <w:pPr>
-        <w:pStyle w:val="NormalWeb"/>
-        <w:shd w:val="clear" w:color="auto" w:fill="FFFFFF"/>
-        <w:spacing w:beforeAutospacing="1" w:after="216" w:line="240" w:lineRule="atLeast"/>
-        <w:jc w:val="both"/>
-        <w:rPr>
-          <w:rFonts w:ascii="Yu Gothic" w:eastAsia="Yu Gothic" w:hAnsi="Yu Gothic" w:cs="Yu Gothic"/>
-          <w:color w:val="1A1C1E"/>
-        </w:rPr>
-      </w:pPr>
-      <w:r>
-        <w:rPr>
-          <w:rFonts w:ascii="Yu Gothic" w:eastAsia="Yu Gothic" w:hAnsi="Yu Gothic" w:cs="Yu Gothic" w:hint="eastAsia"/>
-          <w:color w:val="1A1C1E"/>
-          <w:shd w:val="clear" w:color="auto" w:fill="FFFFFF"/>
-        </w:rPr>
-        <w:t>而那道光——並非為了獎賞而來。</w:t>
+        <w:t xml:space="preserve"> (Professor Adam): (輕輕點頭，雙手交疊在腿上，目光並未望向亨利，而是像望向比時間更遙遠的記憶)</w:t>
+      </w:r>
+      <w:r>
+        <w:rPr>
+          <w:rFonts w:ascii="Yu Gothic" w:eastAsia="Yu Gothic" w:hAnsi="Yu Gothic" w:cs="Yu Gothic" w:hint="eastAsia"/>
+          <w:color w:val="1A1C1E"/>
+          <w:shd w:val="clear" w:color="auto" w:fill="FFFFFF"/>
+        </w:rPr>
+        <w:br/>
+        <w:t>你問到點上了。</w:t>
+      </w:r>
+    </w:p>
+    <w:p>
+      <w:pPr>
+        <w:pStyle w:val="NormalWeb"/>
+        <w:shd w:val="clear" w:color="auto" w:fill="FFFFFF"/>
+        <w:spacing w:beforeAutospacing="1" w:after="216" w:line="240" w:lineRule="atLeast"/>
+        <w:jc w:val="both"/>
+        <w:rPr>
+          <w:rFonts w:ascii="Yu Gothic" w:eastAsia="Yu Gothic" w:hAnsi="Yu Gothic" w:cs="Yu Gothic"/>
+          <w:color w:val="1A1C1E"/>
+        </w:rPr>
+      </w:pPr>
+      <w:r>
+        <w:rPr>
+          <w:rFonts w:ascii="Yu Gothic" w:eastAsia="Yu Gothic" w:hAnsi="Yu Gothic" w:cs="Yu Gothic" w:hint="eastAsia"/>
+          <w:color w:val="1A1C1E"/>
+          <w:shd w:val="clear" w:color="auto" w:fill="FFFFFF"/>
+        </w:rPr>
+        <w:t>我不是信徒。</w:t>
+      </w:r>
+    </w:p>
+    <w:p>
+      <w:pPr>
+        <w:pStyle w:val="NormalWeb"/>
+        <w:shd w:val="clear" w:color="auto" w:fill="FFFFFF"/>
+        <w:spacing w:beforeAutospacing="1" w:after="216" w:line="240" w:lineRule="atLeast"/>
+        <w:jc w:val="both"/>
+        <w:rPr>
+          <w:rFonts w:ascii="Yu Gothic" w:eastAsia="Yu Gothic" w:hAnsi="Yu Gothic" w:cs="Yu Gothic"/>
+          <w:color w:val="1A1C1E"/>
+        </w:rPr>
+      </w:pPr>
+      <w:r>
+        <w:rPr>
+          <w:rFonts w:ascii="Yu Gothic" w:eastAsia="Yu Gothic" w:hAnsi="Yu Gothic" w:cs="Yu Gothic" w:hint="eastAsia"/>
+          <w:color w:val="1A1C1E"/>
+          <w:shd w:val="clear" w:color="auto" w:fill="FFFFFF"/>
+        </w:rPr>
+        <w:t>我曾是一位真正意義上的物理學家……不僅是理性主義者，而且幾乎是徹底的無神論者。</w:t>
+      </w:r>
+    </w:p>
+    <w:p>
+      <w:pPr>
+        <w:pStyle w:val="NormalWeb"/>
+        <w:shd w:val="clear" w:color="auto" w:fill="FFFFFF"/>
+        <w:spacing w:beforeAutospacing="1" w:after="216" w:line="240" w:lineRule="atLeast"/>
+        <w:jc w:val="both"/>
+        <w:rPr>
+          <w:rFonts w:ascii="Yu Gothic" w:eastAsia="Yu Gothic" w:hAnsi="Yu Gothic" w:cs="Yu Gothic"/>
+          <w:color w:val="1A1C1E"/>
+        </w:rPr>
+      </w:pPr>
+      <w:r>
+        <w:rPr>
+          <w:rFonts w:ascii="Yu Gothic" w:eastAsia="Yu Gothic" w:hAnsi="Yu Gothic" w:cs="Yu Gothic" w:hint="eastAsia"/>
+          <w:color w:val="1A1C1E"/>
+          <w:shd w:val="clear" w:color="auto" w:fill="FFFFFF"/>
+        </w:rPr>
+        <w:t>不是因為我憎恨宗教，或排斥信仰。</w:t>
+      </w:r>
+    </w:p>
+    <w:p>
+      <w:pPr>
+        <w:pStyle w:val="NormalWeb"/>
+        <w:shd w:val="clear" w:color="auto" w:fill="FFFFFF"/>
+        <w:spacing w:beforeAutospacing="1" w:after="216" w:line="240" w:lineRule="atLeast"/>
+        <w:jc w:val="both"/>
+        <w:rPr>
+          <w:rFonts w:ascii="Yu Gothic" w:eastAsia="Yu Gothic" w:hAnsi="Yu Gothic" w:cs="Yu Gothic"/>
+          <w:color w:val="1A1C1E"/>
+        </w:rPr>
+      </w:pPr>
+      <w:r>
+        <w:rPr>
+          <w:rFonts w:ascii="Yu Gothic" w:eastAsia="Yu Gothic" w:hAnsi="Yu Gothic" w:cs="Yu Gothic" w:hint="eastAsia"/>
+          <w:color w:val="1A1C1E"/>
+          <w:shd w:val="clear" w:color="auto" w:fill="FFFFFF"/>
+        </w:rPr>
+        <w:t>而是因為……在我的方程式裡，沒有它的位置。</w:t>
+      </w:r>
+    </w:p>
+    <w:p>
+      <w:pPr>
+        <w:pStyle w:val="NormalWeb"/>
+        <w:shd w:val="clear" w:color="auto" w:fill="FFFFFF"/>
+        <w:spacing w:beforeAutospacing="1" w:after="216" w:line="240" w:lineRule="atLeast"/>
+        <w:jc w:val="both"/>
+        <w:rPr>
+          <w:rFonts w:ascii="Yu Gothic" w:eastAsia="Yu Gothic" w:hAnsi="Yu Gothic" w:cs="Yu Gothic"/>
+          <w:color w:val="1A1C1E"/>
+        </w:rPr>
+      </w:pPr>
+      <w:r>
+        <w:rPr>
+          <w:rFonts w:ascii="Yu Gothic" w:eastAsia="Yu Gothic" w:hAnsi="Yu Gothic" w:cs="Yu Gothic" w:hint="eastAsia"/>
+          <w:color w:val="1A1C1E"/>
+          <w:shd w:val="clear" w:color="auto" w:fill="FFFFFF"/>
+        </w:rPr>
+        <w:t>我曾相信，無法測量的，便不值得相信。</w:t>
+      </w:r>
+      <w:r>
+        <w:rPr>
+          <w:rFonts w:ascii="Yu Gothic" w:eastAsia="Yu Gothic" w:hAnsi="Yu Gothic" w:cs="Yu Gothic" w:hint="eastAsia"/>
+          <w:color w:val="1A1C1E"/>
+          <w:shd w:val="clear" w:color="auto" w:fill="FFFFFF"/>
+        </w:rPr>
+        <w:br/>
+        <w:t>無法在受控條件下重複的，便只是故事。</w:t>
       </w:r>
     </w:p>
     <w:p>
@@ -2884,285 +2932,175 @@
           <w:shd w:val="clear" w:color="auto" w:fill="FFFFFF"/>
         </w:rPr>
         <w:lastRenderedPageBreak/>
-        <w:t>而是為了提醒。</w:t>
-      </w:r>
-    </w:p>
-    <w:p>
-      <w:pPr>
-        <w:pStyle w:val="NormalWeb"/>
-        <w:shd w:val="clear" w:color="auto" w:fill="FFFFFF"/>
-        <w:spacing w:beforeAutospacing="1" w:after="216" w:line="240" w:lineRule="atLeast"/>
-        <w:jc w:val="both"/>
-        <w:rPr>
-          <w:rFonts w:ascii="Yu Gothic" w:eastAsia="Yu Gothic" w:hAnsi="Yu Gothic" w:cs="Yu Gothic"/>
-          <w:color w:val="1A1C1E"/>
-        </w:rPr>
-      </w:pPr>
-      <w:r>
-        <w:rPr>
-          <w:rFonts w:ascii="Yu Gothic" w:eastAsia="Yu Gothic" w:hAnsi="Yu Gothic" w:cs="Yu Gothic" w:hint="eastAsia"/>
-          <w:color w:val="1A1C1E"/>
-          <w:shd w:val="clear" w:color="auto" w:fill="FFFFFF"/>
-        </w:rPr>
-        <w:t>(教授抬起頭。晨光斜斜地穿過玻璃，輕輕灑在他的一側臉頰上——讓他的神情既明亮，又莊重。)</w:t>
-      </w:r>
-      <w:r>
-        <w:rPr>
-          <w:rFonts w:ascii="Yu Gothic" w:eastAsia="Yu Gothic" w:hAnsi="Yu Gothic" w:cs="Yu Gothic" w:hint="eastAsia"/>
-          <w:color w:val="1A1C1E"/>
-          <w:shd w:val="clear" w:color="auto" w:fill="FFFFFF"/>
-        </w:rPr>
-        <w:br/>
-        <w:t>關於訊息……</w:t>
-      </w:r>
-    </w:p>
-    <w:p>
-      <w:pPr>
-        <w:pStyle w:val="NormalWeb"/>
-        <w:shd w:val="clear" w:color="auto" w:fill="FFFFFF"/>
-        <w:spacing w:beforeAutospacing="1" w:after="216" w:line="240" w:lineRule="atLeast"/>
-        <w:jc w:val="both"/>
-        <w:rPr>
-          <w:rFonts w:ascii="Yu Gothic" w:eastAsia="Yu Gothic" w:hAnsi="Yu Gothic" w:cs="Yu Gothic"/>
-          <w:color w:val="1A1C1E"/>
-        </w:rPr>
-      </w:pPr>
-      <w:r>
-        <w:rPr>
-          <w:rFonts w:ascii="Yu Gothic" w:eastAsia="Yu Gothic" w:hAnsi="Yu Gothic" w:cs="Yu Gothic" w:hint="eastAsia"/>
-          <w:color w:val="1A1C1E"/>
-          <w:shd w:val="clear" w:color="auto" w:fill="FFFFFF"/>
-        </w:rPr>
-        <w:t>祂並不像書中先知那樣說話。</w:t>
-      </w:r>
-    </w:p>
-    <w:p>
-      <w:pPr>
-        <w:pStyle w:val="NormalWeb"/>
-        <w:shd w:val="clear" w:color="auto" w:fill="FFFFFF"/>
-        <w:spacing w:beforeAutospacing="1" w:after="216" w:line="240" w:lineRule="atLeast"/>
-        <w:jc w:val="both"/>
-        <w:rPr>
-          <w:rFonts w:ascii="Yu Gothic" w:eastAsia="Yu Gothic" w:hAnsi="Yu Gothic" w:cs="Yu Gothic"/>
-          <w:color w:val="1A1C1E"/>
-        </w:rPr>
-      </w:pPr>
-      <w:r>
-        <w:rPr>
-          <w:rFonts w:ascii="Yu Gothic" w:eastAsia="Yu Gothic" w:hAnsi="Yu Gothic" w:cs="Yu Gothic" w:hint="eastAsia"/>
-          <w:color w:val="1A1C1E"/>
-          <w:shd w:val="clear" w:color="auto" w:fill="FFFFFF"/>
-        </w:rPr>
-        <w:t>沒有誡律，沒有啟示錄，也沒有神諭。</w:t>
-      </w:r>
-    </w:p>
-    <w:p>
-      <w:pPr>
-        <w:pStyle w:val="NormalWeb"/>
-        <w:shd w:val="clear" w:color="auto" w:fill="FFFFFF"/>
-        <w:spacing w:beforeAutospacing="1" w:after="216" w:line="240" w:lineRule="atLeast"/>
-        <w:jc w:val="both"/>
-        <w:rPr>
-          <w:rFonts w:ascii="Yu Gothic" w:eastAsia="Yu Gothic" w:hAnsi="Yu Gothic" w:cs="Yu Gothic"/>
-          <w:color w:val="1A1C1E"/>
-        </w:rPr>
-      </w:pPr>
-      <w:r>
-        <w:rPr>
-          <w:rFonts w:ascii="Yu Gothic" w:eastAsia="Yu Gothic" w:hAnsi="Yu Gothic" w:cs="Yu Gothic" w:hint="eastAsia"/>
-          <w:color w:val="1A1C1E"/>
-          <w:shd w:val="clear" w:color="auto" w:fill="FFFFFF"/>
-        </w:rPr>
-        <w:t>但我非常清晰地感受到了一件事——不是透過耳朵，而是彷彿我的意識結構本身被「植入」了一種新的領悟。</w:t>
-      </w:r>
-    </w:p>
-    <w:p>
-      <w:pPr>
-        <w:pStyle w:val="NormalWeb"/>
-        <w:shd w:val="clear" w:color="auto" w:fill="FFFFFF"/>
-        <w:spacing w:beforeAutospacing="1" w:after="216" w:line="240" w:lineRule="atLeast"/>
-        <w:jc w:val="both"/>
-        <w:rPr>
-          <w:rFonts w:ascii="Yu Gothic" w:eastAsia="Yu Gothic" w:hAnsi="Yu Gothic" w:cs="Yu Gothic"/>
-          <w:color w:val="1A1C1E"/>
-        </w:rPr>
-      </w:pPr>
-      <w:r>
-        <w:rPr>
-          <w:rFonts w:ascii="Yu Gothic" w:eastAsia="Yu Gothic" w:hAnsi="Yu Gothic" w:cs="Yu Gothic" w:hint="eastAsia"/>
-          <w:color w:val="1A1C1E"/>
-          <w:shd w:val="clear" w:color="auto" w:fill="FFFFFF"/>
-        </w:rPr>
-        <w:t>而那領悟僅僅是：</w:t>
-      </w:r>
-      <w:r>
-        <w:rPr>
-          <w:rFonts w:ascii="Yu Gothic" w:eastAsia="Yu Gothic" w:hAnsi="Yu Gothic" w:cs="Yu Gothic" w:hint="eastAsia"/>
-          <w:color w:val="1A1C1E"/>
-          <w:shd w:val="clear" w:color="auto" w:fill="FFFFFF"/>
-        </w:rPr>
-        <w:br/>
-        <w:t>「救贖，並非源於理解，而是源於回歸。」</w:t>
-      </w:r>
-    </w:p>
-    <w:p>
-      <w:pPr>
-        <w:pStyle w:val="NormalWeb"/>
-        <w:shd w:val="clear" w:color="auto" w:fill="FFFFFF"/>
-        <w:spacing w:beforeAutospacing="1" w:after="216" w:line="240" w:lineRule="atLeast"/>
-        <w:jc w:val="both"/>
-        <w:rPr>
-          <w:rFonts w:ascii="Yu Gothic" w:eastAsia="Yu Gothic" w:hAnsi="Yu Gothic" w:cs="Yu Gothic"/>
-          <w:color w:val="1A1C1E"/>
-        </w:rPr>
-      </w:pPr>
-      <w:r>
-        <w:rPr>
-          <w:rFonts w:ascii="Yu Gothic" w:eastAsia="Yu Gothic" w:hAnsi="Yu Gothic" w:cs="Yu Gothic" w:hint="eastAsia"/>
-          <w:color w:val="1A1C1E"/>
-          <w:shd w:val="clear" w:color="auto" w:fill="FFFFFF"/>
-        </w:rPr>
-        <w:t>回歸什麼？</w:t>
-      </w:r>
-    </w:p>
-    <w:p>
-      <w:pPr>
-        <w:pStyle w:val="NormalWeb"/>
-        <w:shd w:val="clear" w:color="auto" w:fill="FFFFFF"/>
-        <w:spacing w:beforeAutospacing="1" w:after="216" w:line="240" w:lineRule="atLeast"/>
-        <w:jc w:val="both"/>
-        <w:rPr>
-          <w:rFonts w:ascii="Yu Gothic" w:eastAsia="Yu Gothic" w:hAnsi="Yu Gothic" w:cs="Yu Gothic"/>
-          <w:color w:val="1A1C1E"/>
-        </w:rPr>
-      </w:pPr>
-      <w:r>
-        <w:rPr>
-          <w:rFonts w:ascii="Yu Gothic" w:eastAsia="Yu Gothic" w:hAnsi="Yu Gothic" w:cs="Yu Gothic" w:hint="eastAsia"/>
-          <w:color w:val="1A1C1E"/>
-          <w:shd w:val="clear" w:color="auto" w:fill="FFFFFF"/>
-        </w:rPr>
-        <w:t>不是回歸教堂，不是回歸教條。</w:t>
-      </w:r>
-    </w:p>
-    <w:p>
-      <w:pPr>
-        <w:pStyle w:val="NormalWeb"/>
-        <w:shd w:val="clear" w:color="auto" w:fill="FFFFFF"/>
-        <w:spacing w:beforeAutospacing="1" w:after="216" w:line="240" w:lineRule="atLeast"/>
-        <w:jc w:val="both"/>
-        <w:rPr>
-          <w:rFonts w:ascii="Yu Gothic" w:eastAsia="Yu Gothic" w:hAnsi="Yu Gothic" w:cs="Yu Gothic"/>
-          <w:color w:val="1A1C1E"/>
-        </w:rPr>
-      </w:pPr>
-      <w:r>
-        <w:rPr>
-          <w:rFonts w:ascii="Yu Gothic" w:eastAsia="Yu Gothic" w:hAnsi="Yu Gothic" w:cs="Yu Gothic" w:hint="eastAsia"/>
-          <w:color w:val="1A1C1E"/>
-          <w:shd w:val="clear" w:color="auto" w:fill="FFFFFF"/>
-        </w:rPr>
-        <w:t>而是回歸到最原始的本性——那個人類在犯錯時會感到羞愧，在美好面前懂得沉默，並能無來由地流下眼淚的地方。</w:t>
-      </w:r>
-    </w:p>
-    <w:p>
-      <w:pPr>
-        <w:pStyle w:val="NormalWeb"/>
-        <w:shd w:val="clear" w:color="auto" w:fill="FFFFFF"/>
-        <w:spacing w:beforeAutospacing="1" w:after="216" w:line="240" w:lineRule="atLeast"/>
-        <w:jc w:val="both"/>
-        <w:rPr>
-          <w:rFonts w:ascii="Yu Gothic" w:eastAsia="Yu Gothic" w:hAnsi="Yu Gothic" w:cs="Yu Gothic"/>
-          <w:color w:val="1A1C1E"/>
-        </w:rPr>
-      </w:pPr>
-      <w:r>
-        <w:rPr>
-          <w:rFonts w:ascii="Yu Gothic" w:eastAsia="Yu Gothic" w:hAnsi="Yu Gothic" w:cs="Yu Gothic" w:hint="eastAsia"/>
-          <w:color w:val="1A1C1E"/>
-          <w:shd w:val="clear" w:color="auto" w:fill="FFFFFF"/>
-        </w:rPr>
-        <w:lastRenderedPageBreak/>
-        <w:t>(教授停頓了一下。一片葉子飄過窗外。他靜靜地看著它落到地上，沒有回頭。)</w:t>
-      </w:r>
-      <w:r>
-        <w:rPr>
-          <w:rFonts w:ascii="Yu Gothic" w:eastAsia="Yu Gothic" w:hAnsi="Yu Gothic" w:cs="Yu Gothic" w:hint="eastAsia"/>
-          <w:color w:val="1A1C1E"/>
-          <w:shd w:val="clear" w:color="auto" w:fill="FFFFFF"/>
-        </w:rPr>
-        <w:br/>
-        <w:t>祂沒有告訴我該對這世界說些什麼。</w:t>
-      </w:r>
-    </w:p>
-    <w:p>
-      <w:pPr>
-        <w:pStyle w:val="NormalWeb"/>
-        <w:shd w:val="clear" w:color="auto" w:fill="FFFFFF"/>
-        <w:spacing w:beforeAutospacing="1" w:after="216" w:line="240" w:lineRule="atLeast"/>
-        <w:jc w:val="both"/>
-        <w:rPr>
-          <w:rFonts w:ascii="Yu Gothic" w:eastAsia="Yu Gothic" w:hAnsi="Yu Gothic" w:cs="Yu Gothic"/>
-          <w:color w:val="1A1C1E"/>
-        </w:rPr>
-      </w:pPr>
-      <w:r>
-        <w:rPr>
-          <w:rFonts w:ascii="Yu Gothic" w:eastAsia="Yu Gothic" w:hAnsi="Yu Gothic" w:cs="Yu Gothic" w:hint="eastAsia"/>
-          <w:color w:val="1A1C1E"/>
-          <w:shd w:val="clear" w:color="auto" w:fill="FFFFFF"/>
-        </w:rPr>
-        <w:t>但我知道：</w:t>
-      </w:r>
-      <w:r>
-        <w:rPr>
-          <w:rFonts w:ascii="Yu Gothic" w:eastAsia="Yu Gothic" w:hAnsi="Yu Gothic" w:cs="Yu Gothic" w:hint="eastAsia"/>
-          <w:color w:val="1A1C1E"/>
-          <w:shd w:val="clear" w:color="auto" w:fill="FFFFFF"/>
-        </w:rPr>
-        <w:br/>
-        <w:t>如果在我離開這個塵世之前，還有一件事是我應該做的，那就是——以絕對的誠實，講述那一刻。</w:t>
-      </w:r>
-    </w:p>
-    <w:p>
-      <w:pPr>
-        <w:pStyle w:val="NormalWeb"/>
-        <w:shd w:val="clear" w:color="auto" w:fill="FFFFFF"/>
-        <w:spacing w:beforeAutospacing="1" w:after="216" w:line="240" w:lineRule="atLeast"/>
-        <w:jc w:val="both"/>
-        <w:rPr>
-          <w:rFonts w:ascii="Yu Gothic" w:eastAsia="Yu Gothic" w:hAnsi="Yu Gothic" w:cs="Yu Gothic"/>
-          <w:color w:val="1A1C1E"/>
-        </w:rPr>
-      </w:pPr>
-      <w:r>
-        <w:rPr>
-          <w:rFonts w:ascii="Yu Gothic" w:eastAsia="Yu Gothic" w:hAnsi="Yu Gothic" w:cs="Yu Gothic" w:hint="eastAsia"/>
-          <w:color w:val="1A1C1E"/>
-          <w:shd w:val="clear" w:color="auto" w:fill="FFFFFF"/>
-        </w:rPr>
-        <w:t>不是為了證明。</w:t>
-      </w:r>
-    </w:p>
-    <w:p>
-      <w:pPr>
-        <w:pStyle w:val="NormalWeb"/>
-        <w:shd w:val="clear" w:color="auto" w:fill="FFFFFF"/>
-        <w:spacing w:beforeAutospacing="1" w:after="216" w:line="240" w:lineRule="atLeast"/>
-        <w:jc w:val="both"/>
-        <w:rPr>
-          <w:rFonts w:ascii="Yu Gothic" w:eastAsia="Yu Gothic" w:hAnsi="Yu Gothic" w:cs="Yu Gothic"/>
-          <w:color w:val="1A1C1E"/>
-          <w:shd w:val="clear" w:color="auto" w:fill="FFFFFF"/>
-        </w:rPr>
-      </w:pPr>
-      <w:r>
-        <w:rPr>
-          <w:rFonts w:ascii="Yu Gothic" w:eastAsia="Yu Gothic" w:hAnsi="Yu Gothic" w:cs="Yu Gothic" w:hint="eastAsia"/>
-          <w:color w:val="1A1C1E"/>
-          <w:shd w:val="clear" w:color="auto" w:fill="FFFFFF"/>
-        </w:rPr>
-        <w:t>只是為了重新打開一扇許多人早已關上的門，而他們並不知道……門後就是他們自己。</w:t>
+        <w:t>而那，就是我曾經生活在其中的牢籠。</w:t>
+      </w:r>
+    </w:p>
+    <w:p>
+      <w:pPr>
+        <w:pStyle w:val="NormalWeb"/>
+        <w:shd w:val="clear" w:color="auto" w:fill="FFFFFF"/>
+        <w:spacing w:beforeAutospacing="1" w:after="216" w:line="240" w:lineRule="atLeast"/>
+        <w:jc w:val="both"/>
+        <w:rPr>
+          <w:rFonts w:ascii="Yu Gothic" w:eastAsia="Yu Gothic" w:hAnsi="Yu Gothic" w:cs="Yu Gothic"/>
+          <w:color w:val="1A1C1E"/>
+        </w:rPr>
+      </w:pPr>
+      <w:r>
+        <w:rPr>
+          <w:rFonts w:ascii="Yu Gothic" w:eastAsia="Yu Gothic" w:hAnsi="Yu Gothic" w:cs="Yu Gothic" w:hint="eastAsia"/>
+          <w:color w:val="1A1C1E"/>
+          <w:shd w:val="clear" w:color="auto" w:fill="FFFFFF"/>
+        </w:rPr>
+        <w:t>(他望向窗外，眼神深邃卻不帶憂傷。)</w:t>
+      </w:r>
+      <w:r>
+        <w:rPr>
+          <w:rFonts w:ascii="Yu Gothic" w:eastAsia="Yu Gothic" w:hAnsi="Yu Gothic" w:cs="Yu Gothic" w:hint="eastAsia"/>
+          <w:color w:val="1A1C1E"/>
+          <w:shd w:val="clear" w:color="auto" w:fill="FFFFFF"/>
+        </w:rPr>
+        <w:br/>
+        <w:t>當一個人對公式與定律的信仰，到了排除一切超越測量範圍的可能性的地步，他便不再是從事科學了——他只是將自己局限於一種無形的信念之中。</w:t>
+      </w:r>
+    </w:p>
+    <w:p>
+      <w:pPr>
+        <w:pStyle w:val="NormalWeb"/>
+        <w:shd w:val="clear" w:color="auto" w:fill="FFFFFF"/>
+        <w:spacing w:beforeAutospacing="1" w:after="216" w:line="240" w:lineRule="atLeast"/>
+        <w:jc w:val="both"/>
+        <w:rPr>
+          <w:rFonts w:ascii="Yu Gothic" w:eastAsia="Yu Gothic" w:hAnsi="Yu Gothic" w:cs="Yu Gothic"/>
+          <w:color w:val="1A1C1E"/>
+        </w:rPr>
+      </w:pPr>
+      <w:r>
+        <w:rPr>
+          <w:rFonts w:ascii="Yu Gothic" w:eastAsia="Yu Gothic" w:hAnsi="Yu Gothic" w:cs="Yu Gothic" w:hint="eastAsia"/>
+          <w:color w:val="1A1C1E"/>
+          <w:shd w:val="clear" w:color="auto" w:fill="FFFFFF"/>
+        </w:rPr>
+        <w:t>我曾懷有那樣的信念。</w:t>
+      </w:r>
+    </w:p>
+    <w:p>
+      <w:pPr>
+        <w:pStyle w:val="NormalWeb"/>
+        <w:shd w:val="clear" w:color="auto" w:fill="FFFFFF"/>
+        <w:spacing w:beforeAutospacing="1" w:after="216" w:line="240" w:lineRule="atLeast"/>
+        <w:jc w:val="both"/>
+        <w:rPr>
+          <w:rFonts w:ascii="Yu Gothic" w:eastAsia="Yu Gothic" w:hAnsi="Yu Gothic" w:cs="Yu Gothic"/>
+          <w:color w:val="1A1C1E"/>
+        </w:rPr>
+      </w:pPr>
+      <w:r>
+        <w:rPr>
+          <w:rFonts w:ascii="Yu Gothic" w:eastAsia="Yu Gothic" w:hAnsi="Yu Gothic" w:cs="Yu Gothic" w:hint="eastAsia"/>
+          <w:color w:val="1A1C1E"/>
+          <w:shd w:val="clear" w:color="auto" w:fill="FFFFFF"/>
+        </w:rPr>
+        <w:t>我曾以為那是「科學」，但現在我知道：那也是一種信仰——只是沒有神而已。</w:t>
+      </w:r>
+    </w:p>
+    <w:p>
+      <w:pPr>
+        <w:pStyle w:val="NormalWeb"/>
+        <w:shd w:val="clear" w:color="auto" w:fill="FFFFFF"/>
+        <w:spacing w:beforeAutospacing="1" w:after="216" w:line="240" w:lineRule="atLeast"/>
+        <w:jc w:val="both"/>
+        <w:rPr>
+          <w:rFonts w:ascii="Yu Gothic" w:eastAsia="Yu Gothic" w:hAnsi="Yu Gothic" w:cs="Yu Gothic"/>
+          <w:color w:val="1A1C1E"/>
+        </w:rPr>
+      </w:pPr>
+      <w:r>
+        <w:rPr>
+          <w:rFonts w:ascii="Yu Gothic" w:eastAsia="Yu Gothic" w:hAnsi="Yu Gothic" w:cs="Yu Gothic" w:hint="eastAsia"/>
+          <w:color w:val="1A1C1E"/>
+          <w:shd w:val="clear" w:color="auto" w:fill="FFFFFF"/>
+        </w:rPr>
+        <w:t>所以，是的——當我遇見祂時，我沒有感到被冒犯，沒有感到困惑，而只是……</w:t>
+      </w:r>
+      <w:r>
+        <w:rPr>
+          <w:rFonts w:ascii="Yu Gothic" w:eastAsia="Yu Gothic" w:hAnsi="Yu Gothic" w:cs="Yu Gothic" w:hint="eastAsia"/>
+          <w:color w:val="1A1C1E"/>
+          <w:shd w:val="clear" w:color="auto" w:fill="FFFFFF"/>
+        </w:rPr>
+        <w:br/>
+        <w:t>非常渺小。</w:t>
+      </w:r>
+    </w:p>
+    <w:p>
+      <w:pPr>
+        <w:pStyle w:val="NormalWeb"/>
+        <w:shd w:val="clear" w:color="auto" w:fill="FFFFFF"/>
+        <w:spacing w:beforeAutospacing="1" w:after="216" w:line="240" w:lineRule="atLeast"/>
+        <w:jc w:val="both"/>
+        <w:rPr>
+          <w:rFonts w:ascii="Yu Gothic" w:eastAsia="Yu Gothic" w:hAnsi="Yu Gothic" w:cs="Yu Gothic"/>
+          <w:color w:val="1A1C1E"/>
+        </w:rPr>
+      </w:pPr>
+      <w:r>
+        <w:rPr>
+          <w:rFonts w:ascii="Yu Gothic" w:eastAsia="Yu Gothic" w:hAnsi="Yu Gothic" w:cs="Yu Gothic" w:hint="eastAsia"/>
+          <w:color w:val="1A1C1E"/>
+          <w:shd w:val="clear" w:color="auto" w:fill="FFFFFF"/>
+        </w:rPr>
+        <w:t>不是因為我錯了。</w:t>
+      </w:r>
+    </w:p>
+    <w:p>
+      <w:pPr>
+        <w:pStyle w:val="NormalWeb"/>
+        <w:shd w:val="clear" w:color="auto" w:fill="FFFFFF"/>
+        <w:spacing w:beforeAutospacing="1" w:after="216" w:line="240" w:lineRule="atLeast"/>
+        <w:jc w:val="both"/>
+        <w:rPr>
+          <w:rFonts w:ascii="Yu Gothic" w:eastAsia="Yu Gothic" w:hAnsi="Yu Gothic" w:cs="Yu Gothic"/>
+          <w:color w:val="1A1C1E"/>
+        </w:rPr>
+      </w:pPr>
+      <w:r>
+        <w:rPr>
+          <w:rFonts w:ascii="Yu Gothic" w:eastAsia="Yu Gothic" w:hAnsi="Yu Gothic" w:cs="Yu Gothic" w:hint="eastAsia"/>
+          <w:color w:val="1A1C1E"/>
+          <w:shd w:val="clear" w:color="auto" w:fill="FFFFFF"/>
+        </w:rPr>
+        <w:t>而是因為我……從未足夠寬廣，去看到真理並不需要存在於實驗室裡。</w:t>
+      </w:r>
+    </w:p>
+    <w:p>
+      <w:pPr>
+        <w:pStyle w:val="NormalWeb"/>
+        <w:shd w:val="clear" w:color="auto" w:fill="FFFFFF"/>
+        <w:spacing w:beforeAutospacing="1" w:after="216" w:line="240" w:lineRule="atLeast"/>
+        <w:jc w:val="both"/>
+        <w:rPr>
+          <w:rFonts w:ascii="Yu Gothic" w:eastAsia="Yu Gothic" w:hAnsi="Yu Gothic" w:cs="Yu Gothic"/>
+          <w:color w:val="1A1C1E"/>
+          <w:shd w:val="clear" w:color="auto" w:fill="FFFFFF"/>
+        </w:rPr>
+      </w:pPr>
+      <w:r>
+        <w:rPr>
+          <w:rFonts w:ascii="Yu Gothic" w:eastAsia="Yu Gothic" w:hAnsi="Yu Gothic" w:cs="Yu Gothic" w:hint="eastAsia"/>
+          <w:color w:val="1A1C1E"/>
+          <w:shd w:val="clear" w:color="auto" w:fill="FFFFFF"/>
+        </w:rPr>
+        <w:t>而奇妙的是：</w:t>
+      </w:r>
+      <w:r>
+        <w:rPr>
+          <w:rFonts w:ascii="Yu Gothic" w:eastAsia="Yu Gothic" w:hAnsi="Yu Gothic" w:cs="Yu Gothic" w:hint="eastAsia"/>
+          <w:color w:val="1A1C1E"/>
+          <w:shd w:val="clear" w:color="auto" w:fill="FFFFFF"/>
+        </w:rPr>
+        <w:br/>
+        <w:t>就在我接受自己並非無所不知的那一刻——真相便開始顯現。</w:t>
       </w:r>
     </w:p>
     <w:p>
@@ -3214,7 +3152,7 @@
           <w:shd w:val="clear" w:color="auto" w:fill="FFFFFF"/>
         </w:rPr>
         <w:br/>
-        <w:t>是的，這樣一次心靈體驗，對一位物理學家而言，按常理說，是否可能動搖了無神論的根基？在與神相遇之前，您也是一位無神論者嗎？還是您是一位宗教信徒？</w:t>
+        <w:t>是的，作為一名自由記者，四處遊歷，我也有許多機會接觸到不同職位、文化、知識和宗教信仰的人……所以我能部分理解您的處境，教授……也許那些我們曾視為真理、視為巔峰成就的事物，在心態和思想體系更新之時，竟突然變得如此渺小或有所偏差。</w:t>
       </w:r>
     </w:p>
     <w:p>
@@ -3244,36 +3182,96 @@
           <w:color w:val="1A1C1E"/>
           <w:shd w:val="clear" w:color="auto" w:fill="FFFFFF"/>
         </w:rPr>
-        <w:t xml:space="preserve"> (Professor Adam): (輕輕點頭，雙手交疊在腿上，目光並未望向亨利，而是像望向比時間更遙遠的記憶)</w:t>
-      </w:r>
-      <w:r>
-        <w:rPr>
-          <w:rFonts w:ascii="Yu Gothic" w:eastAsia="Yu Gothic" w:hAnsi="Yu Gothic" w:cs="Yu Gothic" w:hint="eastAsia"/>
-          <w:color w:val="1A1C1E"/>
-          <w:shd w:val="clear" w:color="auto" w:fill="FFFFFF"/>
-        </w:rPr>
-        <w:br/>
-        <w:t>你問到點上了。</w:t>
-      </w:r>
-    </w:p>
-    <w:p>
-      <w:pPr>
-        <w:pStyle w:val="NormalWeb"/>
-        <w:shd w:val="clear" w:color="auto" w:fill="FFFFFF"/>
-        <w:spacing w:beforeAutospacing="1" w:after="216" w:line="240" w:lineRule="atLeast"/>
-        <w:jc w:val="both"/>
-        <w:rPr>
-          <w:rFonts w:ascii="Yu Gothic" w:eastAsia="Yu Gothic" w:hAnsi="Yu Gothic" w:cs="Yu Gothic"/>
-          <w:color w:val="1A1C1E"/>
-        </w:rPr>
-      </w:pPr>
-      <w:r>
-        <w:rPr>
-          <w:rFonts w:ascii="Yu Gothic" w:eastAsia="Yu Gothic" w:hAnsi="Yu Gothic" w:cs="Yu Gothic" w:hint="eastAsia"/>
-          <w:color w:val="1A1C1E"/>
-          <w:shd w:val="clear" w:color="auto" w:fill="FFFFFF"/>
-        </w:rPr>
-        <w:t>我不是信徒。</w:t>
+        <w:t xml:space="preserve"> (Professor Adam): (轉頭望向亨利，這次的眼神多了幾分溫暖，彷彿觸及到一絲難得的共鳴):</w:t>
+      </w:r>
+      <w:r>
+        <w:rPr>
+          <w:rFonts w:ascii="Yu Gothic" w:eastAsia="Yu Gothic" w:hAnsi="Yu Gothic" w:cs="Yu Gothic" w:hint="eastAsia"/>
+          <w:color w:val="1A1C1E"/>
+          <w:shd w:val="clear" w:color="auto" w:fill="FFFFFF"/>
+        </w:rPr>
+        <w:br/>
+        <w:t>我很珍惜這一點，亨利。</w:t>
+      </w:r>
+    </w:p>
+    <w:p>
+      <w:pPr>
+        <w:pStyle w:val="NormalWeb"/>
+        <w:shd w:val="clear" w:color="auto" w:fill="FFFFFF"/>
+        <w:spacing w:beforeAutospacing="1" w:after="216" w:line="240" w:lineRule="atLeast"/>
+        <w:jc w:val="both"/>
+        <w:rPr>
+          <w:rFonts w:ascii="Yu Gothic" w:eastAsia="Yu Gothic" w:hAnsi="Yu Gothic" w:cs="Yu Gothic"/>
+          <w:color w:val="1A1C1E"/>
+        </w:rPr>
+      </w:pPr>
+      <w:r>
+        <w:rPr>
+          <w:rFonts w:ascii="Yu Gothic" w:eastAsia="Yu Gothic" w:hAnsi="Yu Gothic" w:cs="Yu Gothic" w:hint="eastAsia"/>
+          <w:color w:val="1A1C1E"/>
+          <w:shd w:val="clear" w:color="auto" w:fill="FFFFFF"/>
+        </w:rPr>
+        <w:t>媒體界中，沒有多少人願意停下來去理解——而不是本能地反應、分析或製造頭條。</w:t>
+      </w:r>
+    </w:p>
+    <w:p>
+      <w:pPr>
+        <w:pStyle w:val="NormalWeb"/>
+        <w:shd w:val="clear" w:color="auto" w:fill="FFFFFF"/>
+        <w:spacing w:beforeAutospacing="1" w:after="216" w:line="240" w:lineRule="atLeast"/>
+        <w:jc w:val="both"/>
+        <w:rPr>
+          <w:rFonts w:ascii="Yu Gothic" w:eastAsia="Yu Gothic" w:hAnsi="Yu Gothic" w:cs="Yu Gothic"/>
+          <w:color w:val="1A1C1E"/>
+        </w:rPr>
+      </w:pPr>
+      <w:r>
+        <w:rPr>
+          <w:rFonts w:ascii="Yu Gothic" w:eastAsia="Yu Gothic" w:hAnsi="Yu Gothic" w:cs="Yu Gothic" w:hint="eastAsia"/>
+          <w:color w:val="1A1C1E"/>
+          <w:shd w:val="clear" w:color="auto" w:fill="FFFFFF"/>
+        </w:rPr>
+        <w:t>是的……正如你所說。</w:t>
+      </w:r>
+    </w:p>
+    <w:p>
+      <w:pPr>
+        <w:pStyle w:val="NormalWeb"/>
+        <w:shd w:val="clear" w:color="auto" w:fill="FFFFFF"/>
+        <w:spacing w:beforeAutospacing="1" w:after="216" w:line="240" w:lineRule="atLeast"/>
+        <w:jc w:val="both"/>
+        <w:rPr>
+          <w:rFonts w:ascii="Yu Gothic" w:eastAsia="Yu Gothic" w:hAnsi="Yu Gothic" w:cs="Yu Gothic"/>
+          <w:color w:val="1A1C1E"/>
+        </w:rPr>
+      </w:pPr>
+      <w:r>
+        <w:rPr>
+          <w:rFonts w:ascii="Yu Gothic" w:eastAsia="Yu Gothic" w:hAnsi="Yu Gothic" w:cs="Yu Gothic" w:hint="eastAsia"/>
+          <w:color w:val="1A1C1E"/>
+          <w:shd w:val="clear" w:color="auto" w:fill="FFFFFF"/>
+        </w:rPr>
+        <w:t>有些我們曾視為定律般堅固的事物，結果卻只是我們誤以為是高山的一座小丘的頂峰。</w:t>
+      </w:r>
+    </w:p>
+    <w:p>
+      <w:pPr>
+        <w:pStyle w:val="NormalWeb"/>
+        <w:shd w:val="clear" w:color="auto" w:fill="FFFFFF"/>
+        <w:spacing w:beforeAutospacing="1" w:after="216" w:line="240" w:lineRule="atLeast"/>
+        <w:jc w:val="both"/>
+        <w:rPr>
+          <w:rFonts w:ascii="Yu Gothic" w:eastAsia="Yu Gothic" w:hAnsi="Yu Gothic" w:cs="Yu Gothic"/>
+          <w:color w:val="1A1C1E"/>
+        </w:rPr>
+      </w:pPr>
+      <w:r>
+        <w:rPr>
+          <w:rFonts w:ascii="Yu Gothic" w:eastAsia="Yu Gothic" w:hAnsi="Yu Gothic" w:cs="Yu Gothic" w:hint="eastAsia"/>
+          <w:color w:val="1A1C1E"/>
+          <w:shd w:val="clear" w:color="auto" w:fill="FFFFFF"/>
+        </w:rPr>
+        <w:t>當我站在事業的「巔峰」——人們賦予我如「思想家」、「科學象徵」等稱號時……我曾相信自己看得比大多數人更遠。</w:t>
       </w:r>
     </w:p>
     <w:p>
@@ -3294,265 +3292,166 @@
           <w:shd w:val="clear" w:color="auto" w:fill="FFFFFF"/>
         </w:rPr>
         <w:lastRenderedPageBreak/>
-        <w:t>我曾是一位真正意義上的物理學家……不僅是理性主義者，而且幾乎是徹底的無神論者。</w:t>
-      </w:r>
-    </w:p>
-    <w:p>
-      <w:pPr>
-        <w:pStyle w:val="NormalWeb"/>
-        <w:shd w:val="clear" w:color="auto" w:fill="FFFFFF"/>
-        <w:spacing w:beforeAutospacing="1" w:after="216" w:line="240" w:lineRule="atLeast"/>
-        <w:jc w:val="both"/>
-        <w:rPr>
-          <w:rFonts w:ascii="Yu Gothic" w:eastAsia="Yu Gothic" w:hAnsi="Yu Gothic" w:cs="Yu Gothic"/>
-          <w:color w:val="1A1C1E"/>
-        </w:rPr>
-      </w:pPr>
-      <w:r>
-        <w:rPr>
-          <w:rFonts w:ascii="Yu Gothic" w:eastAsia="Yu Gothic" w:hAnsi="Yu Gothic" w:cs="Yu Gothic" w:hint="eastAsia"/>
-          <w:color w:val="1A1C1E"/>
-          <w:shd w:val="clear" w:color="auto" w:fill="FFFFFF"/>
-        </w:rPr>
-        <w:t>不是因為我憎恨宗教，或排斥信仰。</w:t>
-      </w:r>
-    </w:p>
-    <w:p>
-      <w:pPr>
-        <w:pStyle w:val="NormalWeb"/>
-        <w:shd w:val="clear" w:color="auto" w:fill="FFFFFF"/>
-        <w:spacing w:beforeAutospacing="1" w:after="216" w:line="240" w:lineRule="atLeast"/>
-        <w:jc w:val="both"/>
-        <w:rPr>
-          <w:rFonts w:ascii="Yu Gothic" w:eastAsia="Yu Gothic" w:hAnsi="Yu Gothic" w:cs="Yu Gothic"/>
-          <w:color w:val="1A1C1E"/>
-        </w:rPr>
-      </w:pPr>
-      <w:r>
-        <w:rPr>
-          <w:rFonts w:ascii="Yu Gothic" w:eastAsia="Yu Gothic" w:hAnsi="Yu Gothic" w:cs="Yu Gothic" w:hint="eastAsia"/>
-          <w:color w:val="1A1C1E"/>
-          <w:shd w:val="clear" w:color="auto" w:fill="FFFFFF"/>
-        </w:rPr>
-        <w:t>而是因為……在我的方程式裡，沒有它的位置。</w:t>
-      </w:r>
-    </w:p>
-    <w:p>
-      <w:pPr>
-        <w:pStyle w:val="NormalWeb"/>
-        <w:shd w:val="clear" w:color="auto" w:fill="FFFFFF"/>
-        <w:spacing w:beforeAutospacing="1" w:after="216" w:line="240" w:lineRule="atLeast"/>
-        <w:jc w:val="both"/>
-        <w:rPr>
-          <w:rFonts w:ascii="Yu Gothic" w:eastAsia="Yu Gothic" w:hAnsi="Yu Gothic" w:cs="Yu Gothic"/>
-          <w:color w:val="1A1C1E"/>
-        </w:rPr>
-      </w:pPr>
-      <w:r>
-        <w:rPr>
-          <w:rFonts w:ascii="Yu Gothic" w:eastAsia="Yu Gothic" w:hAnsi="Yu Gothic" w:cs="Yu Gothic" w:hint="eastAsia"/>
-          <w:color w:val="1A1C1E"/>
-          <w:shd w:val="clear" w:color="auto" w:fill="FFFFFF"/>
-        </w:rPr>
-        <w:t>我曾相信，無法測量的，便不值得相信。</w:t>
-      </w:r>
-      <w:r>
-        <w:rPr>
-          <w:rFonts w:ascii="Yu Gothic" w:eastAsia="Yu Gothic" w:hAnsi="Yu Gothic" w:cs="Yu Gothic" w:hint="eastAsia"/>
-          <w:color w:val="1A1C1E"/>
-          <w:shd w:val="clear" w:color="auto" w:fill="FFFFFF"/>
-        </w:rPr>
-        <w:br/>
-        <w:t>無法在受控條件下重複的，便只是故事。</w:t>
-      </w:r>
-    </w:p>
-    <w:p>
-      <w:pPr>
-        <w:pStyle w:val="NormalWeb"/>
-        <w:shd w:val="clear" w:color="auto" w:fill="FFFFFF"/>
-        <w:spacing w:beforeAutospacing="1" w:after="216" w:line="240" w:lineRule="atLeast"/>
-        <w:jc w:val="both"/>
-        <w:rPr>
-          <w:rFonts w:ascii="Yu Gothic" w:eastAsia="Yu Gothic" w:hAnsi="Yu Gothic" w:cs="Yu Gothic"/>
-          <w:color w:val="1A1C1E"/>
-        </w:rPr>
-      </w:pPr>
-      <w:r>
-        <w:rPr>
-          <w:rFonts w:ascii="Yu Gothic" w:eastAsia="Yu Gothic" w:hAnsi="Yu Gothic" w:cs="Yu Gothic" w:hint="eastAsia"/>
-          <w:color w:val="1A1C1E"/>
-          <w:shd w:val="clear" w:color="auto" w:fill="FFFFFF"/>
-        </w:rPr>
-        <w:t>而那，就是我曾經生活在其中的牢籠。</w:t>
-      </w:r>
-    </w:p>
-    <w:p>
-      <w:pPr>
-        <w:pStyle w:val="NormalWeb"/>
-        <w:shd w:val="clear" w:color="auto" w:fill="FFFFFF"/>
-        <w:spacing w:beforeAutospacing="1" w:after="216" w:line="240" w:lineRule="atLeast"/>
-        <w:jc w:val="both"/>
-        <w:rPr>
-          <w:rFonts w:ascii="Yu Gothic" w:eastAsia="Yu Gothic" w:hAnsi="Yu Gothic" w:cs="Yu Gothic"/>
-          <w:color w:val="1A1C1E"/>
-        </w:rPr>
-      </w:pPr>
-      <w:r>
-        <w:rPr>
-          <w:rFonts w:ascii="Yu Gothic" w:eastAsia="Yu Gothic" w:hAnsi="Yu Gothic" w:cs="Yu Gothic" w:hint="eastAsia"/>
-          <w:color w:val="1A1C1E"/>
-          <w:shd w:val="clear" w:color="auto" w:fill="FFFFFF"/>
-        </w:rPr>
-        <w:t>(他望向窗外，眼神深邃卻不帶憂傷。)</w:t>
-      </w:r>
-      <w:r>
-        <w:rPr>
-          <w:rFonts w:ascii="Yu Gothic" w:eastAsia="Yu Gothic" w:hAnsi="Yu Gothic" w:cs="Yu Gothic" w:hint="eastAsia"/>
-          <w:color w:val="1A1C1E"/>
-          <w:shd w:val="clear" w:color="auto" w:fill="FFFFFF"/>
-        </w:rPr>
-        <w:br/>
-        <w:t>當一個人對公式與定律的信仰，到了排除一切超越測量範圍的可能性的地步，他便不再是從事科學了——他只是將自己局限於一種無形的信念之中。</w:t>
-      </w:r>
-    </w:p>
-    <w:p>
-      <w:pPr>
-        <w:pStyle w:val="NormalWeb"/>
-        <w:shd w:val="clear" w:color="auto" w:fill="FFFFFF"/>
-        <w:spacing w:beforeAutospacing="1" w:after="216" w:line="240" w:lineRule="atLeast"/>
-        <w:jc w:val="both"/>
-        <w:rPr>
-          <w:rFonts w:ascii="Yu Gothic" w:eastAsia="Yu Gothic" w:hAnsi="Yu Gothic" w:cs="Yu Gothic"/>
-          <w:color w:val="1A1C1E"/>
-        </w:rPr>
-      </w:pPr>
-      <w:r>
-        <w:rPr>
-          <w:rFonts w:ascii="Yu Gothic" w:eastAsia="Yu Gothic" w:hAnsi="Yu Gothic" w:cs="Yu Gothic" w:hint="eastAsia"/>
-          <w:color w:val="1A1C1E"/>
-          <w:shd w:val="clear" w:color="auto" w:fill="FFFFFF"/>
-        </w:rPr>
-        <w:t>我曾懷有那樣的信念。</w:t>
-      </w:r>
-    </w:p>
-    <w:p>
-      <w:pPr>
-        <w:pStyle w:val="NormalWeb"/>
-        <w:shd w:val="clear" w:color="auto" w:fill="FFFFFF"/>
-        <w:spacing w:beforeAutospacing="1" w:after="216" w:line="240" w:lineRule="atLeast"/>
-        <w:jc w:val="both"/>
-        <w:rPr>
-          <w:rFonts w:ascii="Yu Gothic" w:eastAsia="Yu Gothic" w:hAnsi="Yu Gothic" w:cs="Yu Gothic"/>
-          <w:color w:val="1A1C1E"/>
-        </w:rPr>
-      </w:pPr>
-      <w:r>
-        <w:rPr>
-          <w:rFonts w:ascii="Yu Gothic" w:eastAsia="Yu Gothic" w:hAnsi="Yu Gothic" w:cs="Yu Gothic" w:hint="eastAsia"/>
-          <w:color w:val="1A1C1E"/>
-          <w:shd w:val="clear" w:color="auto" w:fill="FFFFFF"/>
-        </w:rPr>
-        <w:t>我曾以為那是「科學」，但現在我知道：那也是一種信仰——只是沒有神而已。</w:t>
-      </w:r>
-    </w:p>
-    <w:p>
-      <w:pPr>
-        <w:pStyle w:val="NormalWeb"/>
-        <w:shd w:val="clear" w:color="auto" w:fill="FFFFFF"/>
-        <w:spacing w:beforeAutospacing="1" w:after="216" w:line="240" w:lineRule="atLeast"/>
-        <w:jc w:val="both"/>
-        <w:rPr>
-          <w:rFonts w:ascii="Yu Gothic" w:eastAsia="Yu Gothic" w:hAnsi="Yu Gothic" w:cs="Yu Gothic"/>
-          <w:color w:val="1A1C1E"/>
-        </w:rPr>
-      </w:pPr>
-      <w:r>
-        <w:rPr>
-          <w:rFonts w:ascii="Yu Gothic" w:eastAsia="Yu Gothic" w:hAnsi="Yu Gothic" w:cs="Yu Gothic" w:hint="eastAsia"/>
-          <w:color w:val="1A1C1E"/>
-          <w:shd w:val="clear" w:color="auto" w:fill="FFFFFF"/>
-        </w:rPr>
-        <w:t>所以，是的——當我遇見祂時，我沒有感到被冒犯，沒有感到困惑，而只是……</w:t>
-      </w:r>
-      <w:r>
-        <w:rPr>
-          <w:rFonts w:ascii="Yu Gothic" w:eastAsia="Yu Gothic" w:hAnsi="Yu Gothic" w:cs="Yu Gothic" w:hint="eastAsia"/>
-          <w:color w:val="1A1C1E"/>
-          <w:shd w:val="clear" w:color="auto" w:fill="FFFFFF"/>
-        </w:rPr>
-        <w:br/>
-        <w:t>非常渺小。</w:t>
-      </w:r>
-    </w:p>
-    <w:p>
-      <w:pPr>
-        <w:pStyle w:val="NormalWeb"/>
-        <w:shd w:val="clear" w:color="auto" w:fill="FFFFFF"/>
-        <w:spacing w:beforeAutospacing="1" w:after="216" w:line="240" w:lineRule="atLeast"/>
-        <w:jc w:val="both"/>
-        <w:rPr>
-          <w:rFonts w:ascii="Yu Gothic" w:eastAsia="Yu Gothic" w:hAnsi="Yu Gothic" w:cs="Yu Gothic"/>
-          <w:color w:val="1A1C1E"/>
-        </w:rPr>
-      </w:pPr>
-      <w:r>
-        <w:rPr>
-          <w:rFonts w:ascii="Yu Gothic" w:eastAsia="Yu Gothic" w:hAnsi="Yu Gothic" w:cs="Yu Gothic" w:hint="eastAsia"/>
-          <w:color w:val="1A1C1E"/>
-          <w:shd w:val="clear" w:color="auto" w:fill="FFFFFF"/>
-        </w:rPr>
-        <w:lastRenderedPageBreak/>
-        <w:t>不是因為我錯了。</w:t>
-      </w:r>
-    </w:p>
-    <w:p>
-      <w:pPr>
-        <w:pStyle w:val="NormalWeb"/>
-        <w:shd w:val="clear" w:color="auto" w:fill="FFFFFF"/>
-        <w:spacing w:beforeAutospacing="1" w:after="216" w:line="240" w:lineRule="atLeast"/>
-        <w:jc w:val="both"/>
-        <w:rPr>
-          <w:rFonts w:ascii="Yu Gothic" w:eastAsia="Yu Gothic" w:hAnsi="Yu Gothic" w:cs="Yu Gothic"/>
-          <w:color w:val="1A1C1E"/>
-        </w:rPr>
-      </w:pPr>
-      <w:r>
-        <w:rPr>
-          <w:rFonts w:ascii="Yu Gothic" w:eastAsia="Yu Gothic" w:hAnsi="Yu Gothic" w:cs="Yu Gothic" w:hint="eastAsia"/>
-          <w:color w:val="1A1C1E"/>
-          <w:shd w:val="clear" w:color="auto" w:fill="FFFFFF"/>
-        </w:rPr>
-        <w:t>而是因為我……從未足夠寬廣，去看到真理並不需要存在於實驗室裡。</w:t>
-      </w:r>
-    </w:p>
-    <w:p>
-      <w:pPr>
-        <w:pStyle w:val="NormalWeb"/>
-        <w:shd w:val="clear" w:color="auto" w:fill="FFFFFF"/>
-        <w:spacing w:beforeAutospacing="1" w:after="216" w:line="240" w:lineRule="atLeast"/>
-        <w:jc w:val="both"/>
-        <w:rPr>
-          <w:rFonts w:ascii="Yu Gothic" w:eastAsia="Yu Gothic" w:hAnsi="Yu Gothic" w:cs="Yu Gothic"/>
-          <w:color w:val="1A1C1E"/>
-          <w:shd w:val="clear" w:color="auto" w:fill="FFFFFF"/>
-        </w:rPr>
-      </w:pPr>
-      <w:r>
-        <w:rPr>
-          <w:rFonts w:ascii="Yu Gothic" w:eastAsia="Yu Gothic" w:hAnsi="Yu Gothic" w:cs="Yu Gothic" w:hint="eastAsia"/>
-          <w:color w:val="1A1C1E"/>
-          <w:shd w:val="clear" w:color="auto" w:fill="FFFFFF"/>
-        </w:rPr>
-        <w:t>而奇妙的是：</w:t>
-      </w:r>
-      <w:r>
-        <w:rPr>
-          <w:rFonts w:ascii="Yu Gothic" w:eastAsia="Yu Gothic" w:hAnsi="Yu Gothic" w:cs="Yu Gothic" w:hint="eastAsia"/>
-          <w:color w:val="1A1C1E"/>
-          <w:shd w:val="clear" w:color="auto" w:fill="FFFFFF"/>
-        </w:rPr>
-        <w:br/>
-        <w:t>就在我接受自己並非無所不知的那一刻——真相便開始顯現。</w:t>
+        <w:t>但實際上，我只是站在自己不敢承認的侷限的肩膀上。</w:t>
+      </w:r>
+    </w:p>
+    <w:p>
+      <w:pPr>
+        <w:pStyle w:val="NormalWeb"/>
+        <w:shd w:val="clear" w:color="auto" w:fill="FFFFFF"/>
+        <w:spacing w:beforeAutospacing="1" w:after="216" w:line="240" w:lineRule="atLeast"/>
+        <w:jc w:val="both"/>
+        <w:rPr>
+          <w:rFonts w:ascii="Yu Gothic" w:eastAsia="Yu Gothic" w:hAnsi="Yu Gothic" w:cs="Yu Gothic"/>
+          <w:color w:val="1A1C1E"/>
+        </w:rPr>
+      </w:pPr>
+      <w:r>
+        <w:rPr>
+          <w:rFonts w:ascii="Yu Gothic" w:eastAsia="Yu Gothic" w:hAnsi="Yu Gothic" w:cs="Yu Gothic" w:hint="eastAsia"/>
+          <w:color w:val="1A1C1E"/>
+          <w:shd w:val="clear" w:color="auto" w:fill="FFFFFF"/>
+        </w:rPr>
+        <w:t>然後……一道光——不是來自實驗室的手電筒，而是來自一個我從未定義過的深處，使整個結構崩塌了。</w:t>
+      </w:r>
+    </w:p>
+    <w:p>
+      <w:pPr>
+        <w:pStyle w:val="NormalWeb"/>
+        <w:shd w:val="clear" w:color="auto" w:fill="FFFFFF"/>
+        <w:spacing w:beforeAutospacing="1" w:after="216" w:line="240" w:lineRule="atLeast"/>
+        <w:jc w:val="both"/>
+        <w:rPr>
+          <w:rFonts w:ascii="Yu Gothic" w:eastAsia="Yu Gothic" w:hAnsi="Yu Gothic" w:cs="Yu Gothic"/>
+          <w:color w:val="1A1C1E"/>
+        </w:rPr>
+      </w:pPr>
+      <w:r>
+        <w:rPr>
+          <w:rFonts w:ascii="Yu Gothic" w:eastAsia="Yu Gothic" w:hAnsi="Yu Gothic" w:cs="Yu Gothic" w:hint="eastAsia"/>
+          <w:color w:val="1A1C1E"/>
+          <w:shd w:val="clear" w:color="auto" w:fill="FFFFFF"/>
+        </w:rPr>
+        <w:t>不是轟然巨響，沒有戲劇性。</w:t>
+      </w:r>
+    </w:p>
+    <w:p>
+      <w:pPr>
+        <w:pStyle w:val="NormalWeb"/>
+        <w:shd w:val="clear" w:color="auto" w:fill="FFFFFF"/>
+        <w:spacing w:beforeAutospacing="1" w:after="216" w:line="240" w:lineRule="atLeast"/>
+        <w:jc w:val="both"/>
+        <w:rPr>
+          <w:rFonts w:ascii="Yu Gothic" w:eastAsia="Yu Gothic" w:hAnsi="Yu Gothic" w:cs="Yu Gothic"/>
+          <w:color w:val="1A1C1E"/>
+        </w:rPr>
+      </w:pPr>
+      <w:r>
+        <w:rPr>
+          <w:rFonts w:ascii="Yu Gothic" w:eastAsia="Yu Gothic" w:hAnsi="Yu Gothic" w:cs="Yu Gothic" w:hint="eastAsia"/>
+          <w:color w:val="1A1C1E"/>
+          <w:shd w:val="clear" w:color="auto" w:fill="FFFFFF"/>
+        </w:rPr>
+        <w:t>只是一種過於真實的寧靜，真實到讓所有假設都無處立足。</w:t>
+      </w:r>
+    </w:p>
+    <w:p>
+      <w:pPr>
+        <w:pStyle w:val="NormalWeb"/>
+        <w:shd w:val="clear" w:color="auto" w:fill="FFFFFF"/>
+        <w:spacing w:beforeAutospacing="1" w:after="216" w:line="240" w:lineRule="atLeast"/>
+        <w:jc w:val="both"/>
+        <w:rPr>
+          <w:rFonts w:ascii="Yu Gothic" w:eastAsia="Yu Gothic" w:hAnsi="Yu Gothic" w:cs="Yu Gothic"/>
+          <w:color w:val="1A1C1E"/>
+        </w:rPr>
+      </w:pPr>
+      <w:r>
+        <w:rPr>
+          <w:rFonts w:ascii="Yu Gothic" w:eastAsia="Yu Gothic" w:hAnsi="Yu Gothic" w:cs="Yu Gothic" w:hint="eastAsia"/>
+          <w:color w:val="1A1C1E"/>
+          <w:shd w:val="clear" w:color="auto" w:fill="FFFFFF"/>
+        </w:rPr>
+        <w:t>(教授輕輕向後靠，雙眼望向遠方，彷彿故事仍未離開他。)</w:t>
+      </w:r>
+      <w:r>
+        <w:rPr>
+          <w:rFonts w:ascii="Yu Gothic" w:eastAsia="Yu Gothic" w:hAnsi="Yu Gothic" w:cs="Yu Gothic" w:hint="eastAsia"/>
+          <w:color w:val="1A1C1E"/>
+          <w:shd w:val="clear" w:color="auto" w:fill="FFFFFF"/>
+        </w:rPr>
+        <w:br/>
+        <w:t>你知道嗎……</w:t>
+      </w:r>
+    </w:p>
+    <w:p>
+      <w:pPr>
+        <w:pStyle w:val="NormalWeb"/>
+        <w:shd w:val="clear" w:color="auto" w:fill="FFFFFF"/>
+        <w:spacing w:beforeAutospacing="1" w:after="216" w:line="240" w:lineRule="atLeast"/>
+        <w:jc w:val="both"/>
+        <w:rPr>
+          <w:rFonts w:ascii="Yu Gothic" w:eastAsia="Yu Gothic" w:hAnsi="Yu Gothic" w:cs="Yu Gothic"/>
+          <w:color w:val="1A1C1E"/>
+        </w:rPr>
+      </w:pPr>
+      <w:r>
+        <w:rPr>
+          <w:rFonts w:ascii="Yu Gothic" w:eastAsia="Yu Gothic" w:hAnsi="Yu Gothic" w:cs="Yu Gothic" w:hint="eastAsia"/>
+          <w:color w:val="1A1C1E"/>
+          <w:shd w:val="clear" w:color="auto" w:fill="FFFFFF"/>
+        </w:rPr>
+        <w:t>科學是奇妙的——如果我們將它用作一盞探路燈。</w:t>
+      </w:r>
+    </w:p>
+    <w:p>
+      <w:pPr>
+        <w:pStyle w:val="NormalWeb"/>
+        <w:shd w:val="clear" w:color="auto" w:fill="FFFFFF"/>
+        <w:spacing w:beforeAutospacing="1" w:after="216" w:line="240" w:lineRule="atLeast"/>
+        <w:jc w:val="both"/>
+        <w:rPr>
+          <w:rFonts w:ascii="Yu Gothic" w:eastAsia="Yu Gothic" w:hAnsi="Yu Gothic" w:cs="Yu Gothic"/>
+          <w:color w:val="1A1C1E"/>
+        </w:rPr>
+      </w:pPr>
+      <w:r>
+        <w:rPr>
+          <w:rFonts w:ascii="Yu Gothic" w:eastAsia="Yu Gothic" w:hAnsi="Yu Gothic" w:cs="Yu Gothic" w:hint="eastAsia"/>
+          <w:color w:val="1A1C1E"/>
+          <w:shd w:val="clear" w:color="auto" w:fill="FFFFFF"/>
+        </w:rPr>
+        <w:t>但如果我們將它變成一堵隔牆，那麼另一邊的光就永遠透不進來。</w:t>
+      </w:r>
+    </w:p>
+    <w:p>
+      <w:pPr>
+        <w:pStyle w:val="NormalWeb"/>
+        <w:shd w:val="clear" w:color="auto" w:fill="FFFFFF"/>
+        <w:spacing w:beforeAutospacing="1" w:after="216" w:line="240" w:lineRule="atLeast"/>
+        <w:jc w:val="both"/>
+        <w:rPr>
+          <w:rFonts w:ascii="Yu Gothic" w:eastAsia="Yu Gothic" w:hAnsi="Yu Gothic" w:cs="Yu Gothic"/>
+          <w:color w:val="1A1C1E"/>
+          <w:shd w:val="clear" w:color="auto" w:fill="FFFFFF"/>
+        </w:rPr>
+      </w:pPr>
+      <w:r>
+        <w:rPr>
+          <w:rFonts w:ascii="Yu Gothic" w:eastAsia="Yu Gothic" w:hAnsi="Yu Gothic" w:cs="Yu Gothic" w:hint="eastAsia"/>
+          <w:color w:val="1A1C1E"/>
+          <w:shd w:val="clear" w:color="auto" w:fill="FFFFFF"/>
+        </w:rPr>
+        <w:t>而正當我放下那盞燈時……</w:t>
+      </w:r>
+      <w:r>
+        <w:rPr>
+          <w:rFonts w:ascii="Yu Gothic" w:eastAsia="Yu Gothic" w:hAnsi="Yu Gothic" w:cs="Yu Gothic" w:hint="eastAsia"/>
+          <w:color w:val="1A1C1E"/>
+          <w:shd w:val="clear" w:color="auto" w:fill="FFFFFF"/>
+        </w:rPr>
+        <w:br/>
+        <w:t>我才真正開始看見那不來自任何源頭的光。</w:t>
       </w:r>
     </w:p>
     <w:p>
@@ -3604,7 +3503,16 @@
           <w:shd w:val="clear" w:color="auto" w:fill="FFFFFF"/>
         </w:rPr>
         <w:br/>
-        <w:t>是的，作為一名自由記者，四處遊歷，我也有許多機會接觸到不同職位、文化、知識和宗教信仰的人……所以我能部分理解您的處境，教授……也許那些我們曾視為真理、視為巔峰成就的事物，在心態和思想體系更新之時，竟突然變得如此渺小或有所偏差。</w:t>
+        <w:t>是的，我還記得牛頓一句非常著名的話，他大意是說：</w:t>
+      </w:r>
+      <w:r>
+        <w:rPr>
+          <w:rFonts w:ascii="Yu Gothic" w:eastAsia="Yu Gothic" w:hAnsi="Yu Gothic" w:cs="Yu Gothic" w:hint="eastAsia"/>
+          <w:color w:val="1A1C1E"/>
+          <w:shd w:val="clear" w:color="auto" w:fill="FFFFFF"/>
+        </w:rPr>
+        <w:lastRenderedPageBreak/>
+        <w:t>「我所知道的只是一滴水，我所不知道的是一片海洋」……我明白這句話既包含了謙遜，又是一種睿智和開闊的視野，以迎接尚未被發現的新真理……但是，當前的實證科學似乎走向了極端，只相信那些能透過實驗證實的事物，而那些尚未證實的，往往被草率解釋或否定，並被貼上「迷信」的標籤……教授，根據您上述的心靈體驗，以及您轉向心靈或其他更廣闊方向探索或研究的過程，我這樣理解的話，您是否覺得當前的科學界正在自我封閉？</w:t>
       </w:r>
     </w:p>
     <w:p>
@@ -3634,36 +3542,85 @@
           <w:color w:val="1A1C1E"/>
           <w:shd w:val="clear" w:color="auto" w:fill="FFFFFF"/>
         </w:rPr>
-        <w:t xml:space="preserve"> (Professor Adam): (轉頭望向亨利，這次的眼神多了幾分溫暖，彷彿觸及到一絲難得的共鳴):</w:t>
-      </w:r>
-      <w:r>
-        <w:rPr>
-          <w:rFonts w:ascii="Yu Gothic" w:eastAsia="Yu Gothic" w:hAnsi="Yu Gothic" w:cs="Yu Gothic" w:hint="eastAsia"/>
-          <w:color w:val="1A1C1E"/>
-          <w:shd w:val="clear" w:color="auto" w:fill="FFFFFF"/>
-        </w:rPr>
-        <w:br/>
-        <w:t>我很珍惜這一點，亨利。</w:t>
-      </w:r>
-    </w:p>
-    <w:p>
-      <w:pPr>
-        <w:pStyle w:val="NormalWeb"/>
-        <w:shd w:val="clear" w:color="auto" w:fill="FFFFFF"/>
-        <w:spacing w:beforeAutospacing="1" w:after="216" w:line="240" w:lineRule="atLeast"/>
-        <w:jc w:val="both"/>
-        <w:rPr>
-          <w:rFonts w:ascii="Yu Gothic" w:eastAsia="Yu Gothic" w:hAnsi="Yu Gothic" w:cs="Yu Gothic"/>
-          <w:color w:val="1A1C1E"/>
-        </w:rPr>
-      </w:pPr>
-      <w:r>
-        <w:rPr>
-          <w:rFonts w:ascii="Yu Gothic" w:eastAsia="Yu Gothic" w:hAnsi="Yu Gothic" w:cs="Yu Gothic" w:hint="eastAsia"/>
-          <w:color w:val="1A1C1E"/>
-          <w:shd w:val="clear" w:color="auto" w:fill="FFFFFF"/>
-        </w:rPr>
-        <w:t>媒體界中，沒有多少人願意停下來去理解——而不是本能地反應、分析或製造頭條。</w:t>
+        <w:t xml:space="preserve"> (Professor Adam): (輕輕嘆了口氣，目光依舊投向遠方迷濛的天際)</w:t>
+      </w:r>
+      <w:r>
+        <w:rPr>
+          <w:rFonts w:ascii="Yu Gothic" w:eastAsia="Yu Gothic" w:hAnsi="Yu Gothic" w:cs="Yu Gothic" w:hint="eastAsia"/>
+          <w:color w:val="1A1C1E"/>
+          <w:shd w:val="clear" w:color="auto" w:fill="FFFFFF"/>
+        </w:rPr>
+        <w:br/>
+        <w:t>是的……牛頓那樣說，我相信……他不僅是在謙遜，而是在指出人類認知非常真實的局限。</w:t>
+      </w:r>
+    </w:p>
+    <w:p>
+      <w:pPr>
+        <w:pStyle w:val="NormalWeb"/>
+        <w:shd w:val="clear" w:color="auto" w:fill="FFFFFF"/>
+        <w:spacing w:beforeAutospacing="1" w:after="216" w:line="240" w:lineRule="atLeast"/>
+        <w:jc w:val="both"/>
+        <w:rPr>
+          <w:rFonts w:ascii="Yu Gothic" w:eastAsia="Yu Gothic" w:hAnsi="Yu Gothic" w:cs="Yu Gothic"/>
+          <w:color w:val="1A1C1E"/>
+        </w:rPr>
+      </w:pPr>
+      <w:r>
+        <w:rPr>
+          <w:rFonts w:ascii="Yu Gothic" w:eastAsia="Yu Gothic" w:hAnsi="Yu Gothic" w:cs="Yu Gothic" w:hint="eastAsia"/>
+          <w:color w:val="1A1C1E"/>
+          <w:shd w:val="clear" w:color="auto" w:fill="FFFFFF"/>
+        </w:rPr>
+        <w:t>也正因如此，當我看到現代科學——非但沒有延續那種開闊的精神，反而在自己的外殼中不斷萎縮時——我更感到揪心。</w:t>
+      </w:r>
+    </w:p>
+    <w:p>
+      <w:pPr>
+        <w:pStyle w:val="NormalWeb"/>
+        <w:shd w:val="clear" w:color="auto" w:fill="FFFFFF"/>
+        <w:spacing w:beforeAutospacing="1" w:after="216" w:line="240" w:lineRule="atLeast"/>
+        <w:jc w:val="both"/>
+        <w:rPr>
+          <w:rFonts w:ascii="Yu Gothic" w:eastAsia="Yu Gothic" w:hAnsi="Yu Gothic" w:cs="Yu Gothic"/>
+          <w:color w:val="1A1C1E"/>
+        </w:rPr>
+      </w:pPr>
+      <w:r>
+        <w:rPr>
+          <w:rFonts w:ascii="Yu Gothic" w:eastAsia="Yu Gothic" w:hAnsi="Yu Gothic" w:cs="Yu Gothic" w:hint="eastAsia"/>
+          <w:color w:val="1A1C1E"/>
+          <w:shd w:val="clear" w:color="auto" w:fill="FFFFFF"/>
+        </w:rPr>
+        <w:t>亨利，如果你說「實證科學正在自我封閉」——我並不反對。</w:t>
+      </w:r>
+    </w:p>
+    <w:p>
+      <w:pPr>
+        <w:pStyle w:val="NormalWeb"/>
+        <w:shd w:val="clear" w:color="auto" w:fill="FFFFFF"/>
+        <w:spacing w:beforeAutospacing="1" w:after="216" w:line="240" w:lineRule="atLeast"/>
+        <w:jc w:val="both"/>
+        <w:rPr>
+          <w:rFonts w:ascii="Yu Gothic" w:eastAsia="Yu Gothic" w:hAnsi="Yu Gothic" w:cs="Yu Gothic"/>
+          <w:color w:val="1A1C1E"/>
+        </w:rPr>
+      </w:pPr>
+      <w:r>
+        <w:rPr>
+          <w:rFonts w:ascii="Yu Gothic" w:eastAsia="Yu Gothic" w:hAnsi="Yu Gothic" w:cs="Yu Gothic" w:hint="eastAsia"/>
+          <w:color w:val="1A1C1E"/>
+          <w:shd w:val="clear" w:color="auto" w:fill="FFFFFF"/>
+        </w:rPr>
+        <w:t>但我我想說得更具體一些：</w:t>
+      </w:r>
+      <w:r>
+        <w:rPr>
+          <w:rFonts w:ascii="Yu Gothic" w:eastAsia="Yu Gothic" w:hAnsi="Yu Gothic" w:cs="Yu Gothic" w:hint="eastAsia"/>
+          <w:color w:val="1A1C1E"/>
+          <w:shd w:val="clear" w:color="auto" w:fill="FFFFFF"/>
+        </w:rPr>
+        <w:br/>
+        <w:t>現代科學的錯誤，不在於它尚未知曉一切。它的錯誤在於，它認為那些它所不知道的，就是不存在的。</w:t>
       </w:r>
     </w:p>
     <w:p>
@@ -3684,183 +3641,172 @@
           <w:shd w:val="clear" w:color="auto" w:fill="FFFFFF"/>
         </w:rPr>
         <w:lastRenderedPageBreak/>
-        <w:t>是的……正如你所說。</w:t>
-      </w:r>
-    </w:p>
-    <w:p>
-      <w:pPr>
-        <w:pStyle w:val="NormalWeb"/>
-        <w:shd w:val="clear" w:color="auto" w:fill="FFFFFF"/>
-        <w:spacing w:beforeAutospacing="1" w:after="216" w:line="240" w:lineRule="atLeast"/>
-        <w:jc w:val="both"/>
-        <w:rPr>
-          <w:rFonts w:ascii="Yu Gothic" w:eastAsia="Yu Gothic" w:hAnsi="Yu Gothic" w:cs="Yu Gothic"/>
-          <w:color w:val="1A1C1E"/>
-        </w:rPr>
-      </w:pPr>
-      <w:r>
-        <w:rPr>
-          <w:rFonts w:ascii="Yu Gothic" w:eastAsia="Yu Gothic" w:hAnsi="Yu Gothic" w:cs="Yu Gothic" w:hint="eastAsia"/>
-          <w:color w:val="1A1C1E"/>
-          <w:shd w:val="clear" w:color="auto" w:fill="FFFFFF"/>
-        </w:rPr>
-        <w:t>有些我們曾視為定律般堅固的事物，結果卻只是我們誤以為是高山的一座小丘的頂峰。</w:t>
-      </w:r>
-    </w:p>
-    <w:p>
-      <w:pPr>
-        <w:pStyle w:val="NormalWeb"/>
-        <w:shd w:val="clear" w:color="auto" w:fill="FFFFFF"/>
-        <w:spacing w:beforeAutospacing="1" w:after="216" w:line="240" w:lineRule="atLeast"/>
-        <w:jc w:val="both"/>
-        <w:rPr>
-          <w:rFonts w:ascii="Yu Gothic" w:eastAsia="Yu Gothic" w:hAnsi="Yu Gothic" w:cs="Yu Gothic"/>
-          <w:color w:val="1A1C1E"/>
-        </w:rPr>
-      </w:pPr>
-      <w:r>
-        <w:rPr>
-          <w:rFonts w:ascii="Yu Gothic" w:eastAsia="Yu Gothic" w:hAnsi="Yu Gothic" w:cs="Yu Gothic" w:hint="eastAsia"/>
-          <w:color w:val="1A1C1E"/>
-          <w:shd w:val="clear" w:color="auto" w:fill="FFFFFF"/>
-        </w:rPr>
-        <w:t>當我站在事業的「巔峰」——人們賦予我如「思想家」、「科學象徵」等稱號時……我曾相信自己看得比大多數人更遠。</w:t>
-      </w:r>
-    </w:p>
-    <w:p>
-      <w:pPr>
-        <w:pStyle w:val="NormalWeb"/>
-        <w:shd w:val="clear" w:color="auto" w:fill="FFFFFF"/>
-        <w:spacing w:beforeAutospacing="1" w:after="216" w:line="240" w:lineRule="atLeast"/>
-        <w:jc w:val="both"/>
-        <w:rPr>
-          <w:rFonts w:ascii="Yu Gothic" w:eastAsia="Yu Gothic" w:hAnsi="Yu Gothic" w:cs="Yu Gothic"/>
-          <w:color w:val="1A1C1E"/>
-        </w:rPr>
-      </w:pPr>
-      <w:r>
-        <w:rPr>
-          <w:rFonts w:ascii="Yu Gothic" w:eastAsia="Yu Gothic" w:hAnsi="Yu Gothic" w:cs="Yu Gothic" w:hint="eastAsia"/>
-          <w:color w:val="1A1C1E"/>
-          <w:shd w:val="clear" w:color="auto" w:fill="FFFFFF"/>
-        </w:rPr>
-        <w:t>但實際上，我只是站在自己不敢承認的侷限的肩膀上。</w:t>
-      </w:r>
-    </w:p>
-    <w:p>
-      <w:pPr>
-        <w:pStyle w:val="NormalWeb"/>
-        <w:shd w:val="clear" w:color="auto" w:fill="FFFFFF"/>
-        <w:spacing w:beforeAutospacing="1" w:after="216" w:line="240" w:lineRule="atLeast"/>
-        <w:jc w:val="both"/>
-        <w:rPr>
-          <w:rFonts w:ascii="Yu Gothic" w:eastAsia="Yu Gothic" w:hAnsi="Yu Gothic" w:cs="Yu Gothic"/>
-          <w:color w:val="1A1C1E"/>
-        </w:rPr>
-      </w:pPr>
-      <w:r>
-        <w:rPr>
-          <w:rFonts w:ascii="Yu Gothic" w:eastAsia="Yu Gothic" w:hAnsi="Yu Gothic" w:cs="Yu Gothic" w:hint="eastAsia"/>
-          <w:color w:val="1A1C1E"/>
-          <w:shd w:val="clear" w:color="auto" w:fill="FFFFFF"/>
-        </w:rPr>
-        <w:t>然後……一道光——不是來自實驗室的手電筒，而是來自一個我從未定義過的深處，使整個結構崩塌了。</w:t>
-      </w:r>
-    </w:p>
-    <w:p>
-      <w:pPr>
-        <w:pStyle w:val="NormalWeb"/>
-        <w:shd w:val="clear" w:color="auto" w:fill="FFFFFF"/>
-        <w:spacing w:beforeAutospacing="1" w:after="216" w:line="240" w:lineRule="atLeast"/>
-        <w:jc w:val="both"/>
-        <w:rPr>
-          <w:rFonts w:ascii="Yu Gothic" w:eastAsia="Yu Gothic" w:hAnsi="Yu Gothic" w:cs="Yu Gothic"/>
-          <w:color w:val="1A1C1E"/>
-        </w:rPr>
-      </w:pPr>
-      <w:r>
-        <w:rPr>
-          <w:rFonts w:ascii="Yu Gothic" w:eastAsia="Yu Gothic" w:hAnsi="Yu Gothic" w:cs="Yu Gothic" w:hint="eastAsia"/>
-          <w:color w:val="1A1C1E"/>
-          <w:shd w:val="clear" w:color="auto" w:fill="FFFFFF"/>
-        </w:rPr>
-        <w:t>不是轟然巨響，沒有戲劇性。</w:t>
-      </w:r>
-    </w:p>
-    <w:p>
-      <w:pPr>
-        <w:pStyle w:val="NormalWeb"/>
-        <w:shd w:val="clear" w:color="auto" w:fill="FFFFFF"/>
-        <w:spacing w:beforeAutospacing="1" w:after="216" w:line="240" w:lineRule="atLeast"/>
-        <w:jc w:val="both"/>
-        <w:rPr>
-          <w:rFonts w:ascii="Yu Gothic" w:eastAsia="Yu Gothic" w:hAnsi="Yu Gothic" w:cs="Yu Gothic"/>
-          <w:color w:val="1A1C1E"/>
-        </w:rPr>
-      </w:pPr>
-      <w:r>
-        <w:rPr>
-          <w:rFonts w:ascii="Yu Gothic" w:eastAsia="Yu Gothic" w:hAnsi="Yu Gothic" w:cs="Yu Gothic" w:hint="eastAsia"/>
-          <w:color w:val="1A1C1E"/>
-          <w:shd w:val="clear" w:color="auto" w:fill="FFFFFF"/>
-        </w:rPr>
-        <w:t>只是一種過於真實的寧靜，真實到讓所有假設都無處立足。</w:t>
-      </w:r>
-    </w:p>
-    <w:p>
-      <w:pPr>
-        <w:pStyle w:val="NormalWeb"/>
-        <w:shd w:val="clear" w:color="auto" w:fill="FFFFFF"/>
-        <w:spacing w:beforeAutospacing="1" w:after="216" w:line="240" w:lineRule="atLeast"/>
-        <w:jc w:val="both"/>
-        <w:rPr>
-          <w:rFonts w:ascii="Yu Gothic" w:eastAsia="Yu Gothic" w:hAnsi="Yu Gothic" w:cs="Yu Gothic"/>
-          <w:color w:val="1A1C1E"/>
-        </w:rPr>
-      </w:pPr>
-      <w:r>
-        <w:rPr>
-          <w:rFonts w:ascii="Yu Gothic" w:eastAsia="Yu Gothic" w:hAnsi="Yu Gothic" w:cs="Yu Gothic" w:hint="eastAsia"/>
-          <w:color w:val="1A1C1E"/>
-          <w:shd w:val="clear" w:color="auto" w:fill="FFFFFF"/>
-        </w:rPr>
-        <w:t>(教授輕輕向後靠，雙眼望向遠方，彷彿故事仍未離開他。)</w:t>
-      </w:r>
-      <w:r>
-        <w:rPr>
-          <w:rFonts w:ascii="Yu Gothic" w:eastAsia="Yu Gothic" w:hAnsi="Yu Gothic" w:cs="Yu Gothic" w:hint="eastAsia"/>
-          <w:color w:val="1A1C1E"/>
-          <w:shd w:val="clear" w:color="auto" w:fill="FFFFFF"/>
-        </w:rPr>
-        <w:br/>
-        <w:t>你知道嗎……</w:t>
-      </w:r>
-    </w:p>
-    <w:p>
-      <w:pPr>
-        <w:pStyle w:val="NormalWeb"/>
-        <w:shd w:val="clear" w:color="auto" w:fill="FFFFFF"/>
-        <w:spacing w:beforeAutospacing="1" w:after="216" w:line="240" w:lineRule="atLeast"/>
-        <w:jc w:val="both"/>
-        <w:rPr>
-          <w:rFonts w:ascii="Yu Gothic" w:eastAsia="Yu Gothic" w:hAnsi="Yu Gothic" w:cs="Yu Gothic"/>
-          <w:color w:val="1A1C1E"/>
-        </w:rPr>
-      </w:pPr>
-      <w:r>
-        <w:rPr>
-          <w:rFonts w:ascii="Yu Gothic" w:eastAsia="Yu Gothic" w:hAnsi="Yu Gothic" w:cs="Yu Gothic" w:hint="eastAsia"/>
-          <w:color w:val="1A1C1E"/>
-          <w:shd w:val="clear" w:color="auto" w:fill="FFFFFF"/>
-        </w:rPr>
-        <w:t>科學是奇妙的——如果我們將它用作一盞探路燈。</w:t>
-      </w:r>
-    </w:p>
-    <w:p>
-      <w:pPr>
-        <w:pStyle w:val="NormalWeb"/>
-        <w:shd w:val="clear" w:color="auto" w:fill="FFFFFF"/>
-        <w:spacing w:beforeAutospacing="1" w:after="216" w:line="240" w:lineRule="atLeast"/>
+        <w:t>(他的語氣不尖銳，而是輕柔，像一聲壓抑已久的嘆息。)</w:t>
+      </w:r>
+      <w:r>
+        <w:rPr>
+          <w:rFonts w:ascii="Yu Gothic" w:eastAsia="Yu Gothic" w:hAnsi="Yu Gothic" w:cs="Yu Gothic" w:hint="eastAsia"/>
+          <w:color w:val="1A1C1E"/>
+          <w:shd w:val="clear" w:color="auto" w:fill="FFFFFF"/>
+        </w:rPr>
+        <w:br/>
+        <w:t>我們是從何時開始相信，唯有可被檢驗的才是真理？</w:t>
+      </w:r>
+    </w:p>
+    <w:p>
+      <w:pPr>
+        <w:pStyle w:val="NormalWeb"/>
+        <w:shd w:val="clear" w:color="auto" w:fill="FFFFFF"/>
+        <w:spacing w:beforeAutospacing="1" w:after="216" w:line="240" w:lineRule="atLeast"/>
+        <w:jc w:val="both"/>
+        <w:rPr>
+          <w:rFonts w:ascii="Yu Gothic" w:eastAsia="Yu Gothic" w:hAnsi="Yu Gothic" w:cs="Yu Gothic"/>
+          <w:color w:val="1A1C1E"/>
+        </w:rPr>
+      </w:pPr>
+      <w:r>
+        <w:rPr>
+          <w:rFonts w:ascii="Yu Gothic" w:eastAsia="Yu Gothic" w:hAnsi="Yu Gothic" w:cs="Yu Gothic" w:hint="eastAsia"/>
+          <w:color w:val="1A1C1E"/>
+          <w:shd w:val="clear" w:color="auto" w:fill="FFFFFF"/>
+        </w:rPr>
+        <w:t>我們是從何時開始教導學生，如果無法測量，就不必關心？</w:t>
+      </w:r>
+    </w:p>
+    <w:p>
+      <w:pPr>
+        <w:pStyle w:val="NormalWeb"/>
+        <w:shd w:val="clear" w:color="auto" w:fill="FFFFFF"/>
+        <w:spacing w:beforeAutospacing="1" w:after="216" w:line="240" w:lineRule="atLeast"/>
+        <w:jc w:val="both"/>
+        <w:rPr>
+          <w:rFonts w:ascii="Yu Gothic" w:eastAsia="Yu Gothic" w:hAnsi="Yu Gothic" w:cs="Yu Gothic"/>
+          <w:color w:val="1A1C1E"/>
+        </w:rPr>
+      </w:pPr>
+      <w:r>
+        <w:rPr>
+          <w:rFonts w:ascii="Yu Gothic" w:eastAsia="Yu Gothic" w:hAnsi="Yu Gothic" w:cs="Yu Gothic" w:hint="eastAsia"/>
+          <w:color w:val="1A1C1E"/>
+          <w:shd w:val="clear" w:color="auto" w:fill="FFFFFF"/>
+        </w:rPr>
+        <w:t>然而科學史——從牛頓、伽利略，到特斯拉本人——無一不是始於當時任何儀器都無法驗證的直覺。</w:t>
+      </w:r>
+    </w:p>
+    <w:p>
+      <w:pPr>
+        <w:pStyle w:val="NormalWeb"/>
+        <w:shd w:val="clear" w:color="auto" w:fill="FFFFFF"/>
+        <w:spacing w:beforeAutospacing="1" w:after="216" w:line="240" w:lineRule="atLeast"/>
+        <w:jc w:val="both"/>
+        <w:rPr>
+          <w:rFonts w:ascii="Yu Gothic" w:eastAsia="Yu Gothic" w:hAnsi="Yu Gothic" w:cs="Yu Gothic"/>
+          <w:color w:val="1A1C1E"/>
+        </w:rPr>
+      </w:pPr>
+      <w:r>
+        <w:rPr>
+          <w:rFonts w:ascii="Yu Gothic" w:eastAsia="Yu Gothic" w:hAnsi="Yu Gothic" w:cs="Yu Gothic" w:hint="eastAsia"/>
+          <w:color w:val="1A1C1E"/>
+          <w:shd w:val="clear" w:color="auto" w:fill="FFFFFF"/>
+        </w:rPr>
+        <w:t>而如今，當人們遇到一種科學尚無法解釋的現象時，他們不是保持沉默、繼續觀察——而是立刻將其歸入「迷信、幻想、不合邏輯」的抽屜裡。</w:t>
+      </w:r>
+    </w:p>
+    <w:p>
+      <w:pPr>
+        <w:pStyle w:val="NormalWeb"/>
+        <w:shd w:val="clear" w:color="auto" w:fill="FFFFFF"/>
+        <w:spacing w:beforeAutospacing="1" w:after="216" w:line="240" w:lineRule="atLeast"/>
+        <w:jc w:val="both"/>
+        <w:rPr>
+          <w:rFonts w:ascii="Yu Gothic" w:eastAsia="Yu Gothic" w:hAnsi="Yu Gothic" w:cs="Yu Gothic"/>
+          <w:color w:val="1A1C1E"/>
+        </w:rPr>
+      </w:pPr>
+      <w:r>
+        <w:rPr>
+          <w:rFonts w:ascii="Yu Gothic" w:eastAsia="Yu Gothic" w:hAnsi="Yu Gothic" w:cs="Yu Gothic" w:hint="eastAsia"/>
+          <w:color w:val="1A1C1E"/>
+          <w:shd w:val="clear" w:color="auto" w:fill="FFFFFF"/>
+        </w:rPr>
+        <w:t>事實上，那並非科學精神。那是對失控的恐懼。</w:t>
+      </w:r>
+    </w:p>
+    <w:p>
+      <w:pPr>
+        <w:pStyle w:val="NormalWeb"/>
+        <w:shd w:val="clear" w:color="auto" w:fill="FFFFFF"/>
+        <w:spacing w:beforeAutospacing="1" w:after="216" w:line="240" w:lineRule="atLeast"/>
+        <w:jc w:val="both"/>
+        <w:rPr>
+          <w:rFonts w:ascii="Yu Gothic" w:eastAsia="Yu Gothic" w:hAnsi="Yu Gothic" w:cs="Yu Gothic"/>
+          <w:color w:val="1A1C1E"/>
+        </w:rPr>
+      </w:pPr>
+      <w:r>
+        <w:rPr>
+          <w:rFonts w:ascii="Yu Gothic" w:eastAsia="Yu Gothic" w:hAnsi="Yu Gothic" w:cs="Yu Gothic" w:hint="eastAsia"/>
+          <w:color w:val="1A1C1E"/>
+          <w:shd w:val="clear" w:color="auto" w:fill="FFFFFF"/>
+        </w:rPr>
+        <w:t>(他轉過頭，目光直視亨利——那眼神不銳利，卻深邃而寧靜，如未起漣漪的湖面。)</w:t>
+      </w:r>
+      <w:r>
+        <w:rPr>
+          <w:rFonts w:ascii="Yu Gothic" w:eastAsia="Yu Gothic" w:hAnsi="Yu Gothic" w:cs="Yu Gothic" w:hint="eastAsia"/>
+          <w:color w:val="1A1C1E"/>
+          <w:shd w:val="clear" w:color="auto" w:fill="FFFFFF"/>
+        </w:rPr>
+        <w:br/>
+        <w:t>我曾經身處那個體系之中。</w:t>
+      </w:r>
+    </w:p>
+    <w:p>
+      <w:pPr>
+        <w:pStyle w:val="NormalWeb"/>
+        <w:shd w:val="clear" w:color="auto" w:fill="FFFFFF"/>
+        <w:spacing w:beforeAutospacing="1" w:after="216" w:line="240" w:lineRule="atLeast"/>
+        <w:jc w:val="both"/>
+        <w:rPr>
+          <w:rFonts w:ascii="Yu Gothic" w:eastAsia="Yu Gothic" w:hAnsi="Yu Gothic" w:cs="Yu Gothic"/>
+          <w:color w:val="1A1C1E"/>
+        </w:rPr>
+      </w:pPr>
+      <w:r>
+        <w:rPr>
+          <w:rFonts w:ascii="Yu Gothic" w:eastAsia="Yu Gothic" w:hAnsi="Yu Gothic" w:cs="Yu Gothic" w:hint="eastAsia"/>
+          <w:color w:val="1A1C1E"/>
+          <w:shd w:val="clear" w:color="auto" w:fill="FFFFFF"/>
+        </w:rPr>
+        <w:t>我明白：不是每個人都想走出來。</w:t>
+      </w:r>
+    </w:p>
+    <w:p>
+      <w:pPr>
+        <w:pStyle w:val="NormalWeb"/>
+        <w:shd w:val="clear" w:color="auto" w:fill="FFFFFF"/>
+        <w:spacing w:beforeAutospacing="1" w:after="216" w:line="240" w:lineRule="atLeast"/>
+        <w:jc w:val="both"/>
+        <w:rPr>
+          <w:rFonts w:ascii="Yu Gothic" w:eastAsia="Yu Gothic" w:hAnsi="Yu Gothic" w:cs="Yu Gothic"/>
+          <w:color w:val="1A1C1E"/>
+        </w:rPr>
+      </w:pPr>
+      <w:r>
+        <w:rPr>
+          <w:rFonts w:ascii="Yu Gothic" w:eastAsia="Yu Gothic" w:hAnsi="Yu Gothic" w:cs="Yu Gothic" w:hint="eastAsia"/>
+          <w:color w:val="1A1C1E"/>
+          <w:shd w:val="clear" w:color="auto" w:fill="FFFFFF"/>
+        </w:rPr>
+        <w:t>因為當你走出測量的框架，你便不再「屬於體系」——不再在會議上被人拍肩，不再在期刊上被引用。</w:t>
+      </w:r>
+    </w:p>
+    <w:p>
+      <w:pPr>
+        <w:pStyle w:val="NormalWeb"/>
+        <w:shd w:val="clear" w:color="auto" w:fill="FFFFFF"/>
+        <w:spacing w:beforeAutospacing="1" w:line="240" w:lineRule="atLeast"/>
         <w:jc w:val="both"/>
         <w:rPr>
           <w:rFonts w:ascii="Yu Gothic" w:eastAsia="Yu Gothic" w:hAnsi="Yu Gothic" w:cs="Yu Gothic"/>
@@ -3874,49 +3820,35 @@
           <w:shd w:val="clear" w:color="auto" w:fill="FFFFFF"/>
         </w:rPr>
         <w:lastRenderedPageBreak/>
-        <w:t>但如果我們將它變成一堵隔牆，那麼另一邊的光就永遠透不進來。</w:t>
-      </w:r>
-    </w:p>
-    <w:p>
-      <w:pPr>
-        <w:pStyle w:val="NormalWeb"/>
-        <w:shd w:val="clear" w:color="auto" w:fill="FFFFFF"/>
-        <w:spacing w:beforeAutospacing="1" w:after="216" w:line="240" w:lineRule="atLeast"/>
-        <w:jc w:val="both"/>
-        <w:rPr>
-          <w:rFonts w:ascii="Yu Gothic" w:eastAsia="Yu Gothic" w:hAnsi="Yu Gothic" w:cs="Yu Gothic"/>
-          <w:color w:val="1A1C1E"/>
-          <w:shd w:val="clear" w:color="auto" w:fill="FFFFFF"/>
-        </w:rPr>
-      </w:pPr>
-      <w:r>
-        <w:rPr>
-          <w:rFonts w:ascii="Yu Gothic" w:eastAsia="Yu Gothic" w:hAnsi="Yu Gothic" w:cs="Yu Gothic" w:hint="eastAsia"/>
-          <w:color w:val="1A1C1E"/>
-          <w:shd w:val="clear" w:color="auto" w:fill="FFFFFF"/>
-        </w:rPr>
-        <w:t>而正當我放下那盞燈時……</w:t>
-      </w:r>
-      <w:r>
-        <w:rPr>
-          <w:rFonts w:ascii="Yu Gothic" w:eastAsia="Yu Gothic" w:hAnsi="Yu Gothic" w:cs="Yu Gothic" w:hint="eastAsia"/>
-          <w:color w:val="1A1C1E"/>
-          <w:shd w:val="clear" w:color="auto" w:fill="FFFFFF"/>
-        </w:rPr>
-        <w:br/>
-        <w:t>我才真正開始看見那不來自任何源頭的光。</w:t>
-      </w:r>
-    </w:p>
-    <w:p>
-      <w:pPr>
-        <w:pStyle w:val="NormalWeb"/>
-        <w:shd w:val="clear" w:color="auto" w:fill="FFFFFF"/>
-        <w:spacing w:beforeAutospacing="1" w:after="216" w:line="240" w:lineRule="atLeast"/>
-        <w:jc w:val="both"/>
-        <w:rPr>
-          <w:rFonts w:ascii="Yu Gothic" w:eastAsia="Yu Gothic" w:hAnsi="Yu Gothic" w:cs="Yu Gothic"/>
-          <w:color w:val="1A1C1E"/>
-          <w:shd w:val="clear" w:color="auto" w:fill="FFFFFF"/>
+        <w:t>但是……如果有一天，你得見我所見，</w:t>
+      </w:r>
+      <w:r>
+        <w:rPr>
+          <w:rFonts w:ascii="Yu Gothic" w:eastAsia="Yu Gothic" w:hAnsi="Yu Gothic" w:cs="Yu Gothic" w:hint="eastAsia"/>
+          <w:color w:val="1A1C1E"/>
+          <w:shd w:val="clear" w:color="auto" w:fill="FFFFFF"/>
+        </w:rPr>
+        <w:br/>
+        <w:t>你就會明白：</w:t>
+      </w:r>
+      <w:r>
+        <w:rPr>
+          <w:rFonts w:ascii="Yu Gothic" w:eastAsia="Yu Gothic" w:hAnsi="Yu Gothic" w:cs="Yu Gothic" w:hint="eastAsia"/>
+          <w:color w:val="1A1C1E"/>
+          <w:shd w:val="clear" w:color="auto" w:fill="FFFFFF"/>
+        </w:rPr>
+        <w:br/>
+        <w:t>沒有任何榮耀，值得用來交換真相。</w:t>
+      </w:r>
+    </w:p>
+    <w:p>
+      <w:pPr>
+        <w:pStyle w:val="NormalWeb"/>
+        <w:spacing w:beforeAutospacing="1" w:after="216" w:line="240" w:lineRule="atLeast"/>
+        <w:jc w:val="both"/>
+        <w:rPr>
+          <w:rFonts w:ascii="Yu Gothic" w:eastAsia="Yu Gothic" w:hAnsi="Yu Gothic" w:cs="Yu Gothic"/>
+          <w:color w:val="1A1C1E"/>
         </w:rPr>
       </w:pPr>
     </w:p>
@@ -3956,7 +3888,23 @@
           <w:shd w:val="clear" w:color="auto" w:fill="FFFFFF"/>
         </w:rPr>
         <w:br/>
-        <w:t>是的，我還記得牛頓一句非常著名的話，他大意是說：「我所知道的只是一滴水，我所不知道的是一片海洋」……我明白這句話既包含了謙遜，又是一種睿智和開闊的視野，以迎接尚未被發現的新真理……但是，當前的實證科學似乎走向了極端，只相信那些能透過實驗證實的事物，而那些尚未證實的，往往被草率解釋或否定，並被貼上「迷信」的標籤……教授，根據您上述的心靈體驗，以及您轉向心靈或其他更廣闊方向探索或研究的過程，我這樣理解的話，您是否覺得當前的科學界正在自我封閉？</w:t>
+        <w:t xml:space="preserve">是的，我明白了，教授您的人生觀如今正立足於一個新的參照系，那已不再是一位諾貝爾獎得主的參照系了……那麼，我現在該如何稱呼您？一位宗教信徒？一位修煉者（行者）？還是一位導師？而在新的人生觀下，我相信您會有許多與以往截然不同的見解或發現……那麼，您將從哪個新的視角開始分享呢？例如，您是否認為愛因斯坦的相對論在新的參照系中依然正確？或者您對宇宙、對外星生命有何看法？……您能否為我和 THE </w:t>
+      </w:r>
+      <w:r>
+        <w:rPr>
+          <w:rFonts w:ascii="Yu Gothic" w:eastAsia="Yu Gothic" w:hAnsi="Yu Gothic" w:cs="Yu Gothic"/>
+          <w:color w:val="1A1C1E"/>
+          <w:shd w:val="clear" w:color="auto" w:fill="FFFFFF"/>
+        </w:rPr>
+        <w:t>LIVES</w:t>
+      </w:r>
+      <w:r>
+        <w:rPr>
+          <w:rFonts w:ascii="Yu Gothic" w:eastAsia="Yu Gothic" w:hAnsi="Yu Gothic" w:cs="Yu Gothic" w:hint="eastAsia"/>
+          <w:color w:val="1A1C1E"/>
+          <w:shd w:val="clear" w:color="auto" w:fill="FFFFFF"/>
+        </w:rPr>
+        <w:t xml:space="preserve"> MEDIA 的讀者，就各個層面稍作啟示？</w:t>
       </w:r>
     </w:p>
     <w:p>
@@ -3986,16 +3934,36 @@
           <w:color w:val="1A1C1E"/>
           <w:shd w:val="clear" w:color="auto" w:fill="FFFFFF"/>
         </w:rPr>
-        <w:t xml:space="preserve"> (Professor Adam): (輕輕嘆了口氣，目光依舊投向遠方迷濛的天際)</w:t>
-      </w:r>
-      <w:r>
-        <w:rPr>
-          <w:rFonts w:ascii="Yu Gothic" w:eastAsia="Yu Gothic" w:hAnsi="Yu Gothic" w:cs="Yu Gothic" w:hint="eastAsia"/>
-          <w:color w:val="1A1C1E"/>
-          <w:shd w:val="clear" w:color="auto" w:fill="FFFFFF"/>
-        </w:rPr>
-        <w:br/>
-        <w:t>是的……牛頓那樣說，我相信……他不僅是在謙遜，而是在指出人類認知非常真實的局限。</w:t>
+        <w:t xml:space="preserve"> (Professor Adam): (輕輕一笑，溫和而不迴避)</w:t>
+      </w:r>
+      <w:r>
+        <w:rPr>
+          <w:rFonts w:ascii="Yu Gothic" w:eastAsia="Yu Gothic" w:hAnsi="Yu Gothic" w:cs="Yu Gothic" w:hint="eastAsia"/>
+          <w:color w:val="1A1C1E"/>
+          <w:shd w:val="clear" w:color="auto" w:fill="FFFFFF"/>
+        </w:rPr>
+        <w:br/>
+        <w:t>你問我該被稱作什麼？</w:t>
+      </w:r>
+    </w:p>
+    <w:p>
+      <w:pPr>
+        <w:pStyle w:val="NormalWeb"/>
+        <w:shd w:val="clear" w:color="auto" w:fill="FFFFFF"/>
+        <w:spacing w:beforeAutospacing="1" w:after="216" w:line="240" w:lineRule="atLeast"/>
+        <w:jc w:val="both"/>
+        <w:rPr>
+          <w:rFonts w:ascii="Yu Gothic" w:eastAsia="Yu Gothic" w:hAnsi="Yu Gothic" w:cs="Yu Gothic"/>
+          <w:color w:val="1A1C1E"/>
+        </w:rPr>
+      </w:pPr>
+      <w:r>
+        <w:rPr>
+          <w:rFonts w:ascii="Yu Gothic" w:eastAsia="Yu Gothic" w:hAnsi="Yu Gothic" w:cs="Yu Gothic" w:hint="eastAsia"/>
+          <w:color w:val="1A1C1E"/>
+          <w:shd w:val="clear" w:color="auto" w:fill="FFFFFF"/>
+        </w:rPr>
+        <w:t>說實話，亨利……這是我曾問過自己無數次的問題。</w:t>
       </w:r>
     </w:p>
     <w:p>
@@ -4016,165 +3984,165 @@
           <w:shd w:val="clear" w:color="auto" w:fill="FFFFFF"/>
         </w:rPr>
         <w:lastRenderedPageBreak/>
-        <w:t>也正因如此，當我看到現代科學——非但沒有延續那種開闊的精神，反而在自己的外殼中不斷萎縮時——我更感到揪心。</w:t>
-      </w:r>
-    </w:p>
-    <w:p>
-      <w:pPr>
-        <w:pStyle w:val="NormalWeb"/>
-        <w:shd w:val="clear" w:color="auto" w:fill="FFFFFF"/>
-        <w:spacing w:beforeAutospacing="1" w:after="216" w:line="240" w:lineRule="atLeast"/>
-        <w:jc w:val="both"/>
-        <w:rPr>
-          <w:rFonts w:ascii="Yu Gothic" w:eastAsia="Yu Gothic" w:hAnsi="Yu Gothic" w:cs="Yu Gothic"/>
-          <w:color w:val="1A1C1E"/>
-        </w:rPr>
-      </w:pPr>
-      <w:r>
-        <w:rPr>
-          <w:rFonts w:ascii="Yu Gothic" w:eastAsia="Yu Gothic" w:hAnsi="Yu Gothic" w:cs="Yu Gothic" w:hint="eastAsia"/>
-          <w:color w:val="1A1C1E"/>
-          <w:shd w:val="clear" w:color="auto" w:fill="FFFFFF"/>
-        </w:rPr>
-        <w:t>亨利，如果你說「實證科學正在自我封閉」——我並不反對。</w:t>
-      </w:r>
-    </w:p>
-    <w:p>
-      <w:pPr>
-        <w:pStyle w:val="NormalWeb"/>
-        <w:shd w:val="clear" w:color="auto" w:fill="FFFFFF"/>
-        <w:spacing w:beforeAutospacing="1" w:after="216" w:line="240" w:lineRule="atLeast"/>
-        <w:jc w:val="both"/>
-        <w:rPr>
-          <w:rFonts w:ascii="Yu Gothic" w:eastAsia="Yu Gothic" w:hAnsi="Yu Gothic" w:cs="Yu Gothic"/>
-          <w:color w:val="1A1C1E"/>
-        </w:rPr>
-      </w:pPr>
-      <w:r>
-        <w:rPr>
-          <w:rFonts w:ascii="Yu Gothic" w:eastAsia="Yu Gothic" w:hAnsi="Yu Gothic" w:cs="Yu Gothic" w:hint="eastAsia"/>
-          <w:color w:val="1A1C1E"/>
-          <w:shd w:val="clear" w:color="auto" w:fill="FFFFFF"/>
-        </w:rPr>
-        <w:t>但我我想說得更具體一些：</w:t>
-      </w:r>
-      <w:r>
-        <w:rPr>
-          <w:rFonts w:ascii="Yu Gothic" w:eastAsia="Yu Gothic" w:hAnsi="Yu Gothic" w:cs="Yu Gothic" w:hint="eastAsia"/>
-          <w:color w:val="1A1C1E"/>
-          <w:shd w:val="clear" w:color="auto" w:fill="FFFFFF"/>
-        </w:rPr>
-        <w:br/>
-        <w:t>現代科學的錯誤，不在於它尚未知曉一切。它的錯誤在於，它認為那些它所不知道的，就是不存在的。</w:t>
-      </w:r>
-    </w:p>
-    <w:p>
-      <w:pPr>
-        <w:pStyle w:val="NormalWeb"/>
-        <w:shd w:val="clear" w:color="auto" w:fill="FFFFFF"/>
-        <w:spacing w:beforeAutospacing="1" w:after="216" w:line="240" w:lineRule="atLeast"/>
-        <w:jc w:val="both"/>
-        <w:rPr>
-          <w:rFonts w:ascii="Yu Gothic" w:eastAsia="Yu Gothic" w:hAnsi="Yu Gothic" w:cs="Yu Gothic"/>
-          <w:color w:val="1A1C1E"/>
-        </w:rPr>
-      </w:pPr>
-      <w:r>
-        <w:rPr>
-          <w:rFonts w:ascii="Yu Gothic" w:eastAsia="Yu Gothic" w:hAnsi="Yu Gothic" w:cs="Yu Gothic" w:hint="eastAsia"/>
-          <w:color w:val="1A1C1E"/>
-          <w:shd w:val="clear" w:color="auto" w:fill="FFFFFF"/>
-        </w:rPr>
-        <w:t>(他的語氣不尖銳，而是輕柔，像一聲壓抑已久的嘆息。)</w:t>
-      </w:r>
-      <w:r>
-        <w:rPr>
-          <w:rFonts w:ascii="Yu Gothic" w:eastAsia="Yu Gothic" w:hAnsi="Yu Gothic" w:cs="Yu Gothic" w:hint="eastAsia"/>
-          <w:color w:val="1A1C1E"/>
-          <w:shd w:val="clear" w:color="auto" w:fill="FFFFFF"/>
-        </w:rPr>
-        <w:br/>
-        <w:t>我們是從何時開始相信，唯有可被檢驗的才是真理？</w:t>
-      </w:r>
-    </w:p>
-    <w:p>
-      <w:pPr>
-        <w:pStyle w:val="NormalWeb"/>
-        <w:shd w:val="clear" w:color="auto" w:fill="FFFFFF"/>
-        <w:spacing w:beforeAutospacing="1" w:after="216" w:line="240" w:lineRule="atLeast"/>
-        <w:jc w:val="both"/>
-        <w:rPr>
-          <w:rFonts w:ascii="Yu Gothic" w:eastAsia="Yu Gothic" w:hAnsi="Yu Gothic" w:cs="Yu Gothic"/>
-          <w:color w:val="1A1C1E"/>
-        </w:rPr>
-      </w:pPr>
-      <w:r>
-        <w:rPr>
-          <w:rFonts w:ascii="Yu Gothic" w:eastAsia="Yu Gothic" w:hAnsi="Yu Gothic" w:cs="Yu Gothic" w:hint="eastAsia"/>
-          <w:color w:val="1A1C1E"/>
-          <w:shd w:val="clear" w:color="auto" w:fill="FFFFFF"/>
-        </w:rPr>
-        <w:t>我們是從何時開始教導學生，如果無法測量，就不必關心？</w:t>
-      </w:r>
-    </w:p>
-    <w:p>
-      <w:pPr>
-        <w:pStyle w:val="NormalWeb"/>
-        <w:shd w:val="clear" w:color="auto" w:fill="FFFFFF"/>
-        <w:spacing w:beforeAutospacing="1" w:after="216" w:line="240" w:lineRule="atLeast"/>
-        <w:jc w:val="both"/>
-        <w:rPr>
-          <w:rFonts w:ascii="Yu Gothic" w:eastAsia="Yu Gothic" w:hAnsi="Yu Gothic" w:cs="Yu Gothic"/>
-          <w:color w:val="1A1C1E"/>
-        </w:rPr>
-      </w:pPr>
-      <w:r>
-        <w:rPr>
-          <w:rFonts w:ascii="Yu Gothic" w:eastAsia="Yu Gothic" w:hAnsi="Yu Gothic" w:cs="Yu Gothic" w:hint="eastAsia"/>
-          <w:color w:val="1A1C1E"/>
-          <w:shd w:val="clear" w:color="auto" w:fill="FFFFFF"/>
-        </w:rPr>
-        <w:t>然而科學史——從牛頓、伽利略，到特斯拉本人——無一不是始於當時任何儀器都無法驗證的直覺。</w:t>
-      </w:r>
-    </w:p>
-    <w:p>
-      <w:pPr>
-        <w:pStyle w:val="NormalWeb"/>
-        <w:shd w:val="clear" w:color="auto" w:fill="FFFFFF"/>
-        <w:spacing w:beforeAutospacing="1" w:after="216" w:line="240" w:lineRule="atLeast"/>
-        <w:jc w:val="both"/>
-        <w:rPr>
-          <w:rFonts w:ascii="Yu Gothic" w:eastAsia="Yu Gothic" w:hAnsi="Yu Gothic" w:cs="Yu Gothic"/>
-          <w:color w:val="1A1C1E"/>
-        </w:rPr>
-      </w:pPr>
-      <w:r>
-        <w:rPr>
-          <w:rFonts w:ascii="Yu Gothic" w:eastAsia="Yu Gothic" w:hAnsi="Yu Gothic" w:cs="Yu Gothic" w:hint="eastAsia"/>
-          <w:color w:val="1A1C1E"/>
-          <w:shd w:val="clear" w:color="auto" w:fill="FFFFFF"/>
-        </w:rPr>
-        <w:t>而如今，當人們遇到一種科學尚無法解釋的現象時，他們不是保持沉默、繼續觀察——而是立刻將其歸入「迷信、幻想、不合邏輯」的抽屜裡。</w:t>
-      </w:r>
-    </w:p>
-    <w:p>
-      <w:pPr>
-        <w:pStyle w:val="NormalWeb"/>
-        <w:shd w:val="clear" w:color="auto" w:fill="FFFFFF"/>
-        <w:spacing w:beforeAutospacing="1" w:after="216" w:line="240" w:lineRule="atLeast"/>
-        <w:jc w:val="both"/>
-        <w:rPr>
-          <w:rFonts w:ascii="Yu Gothic" w:eastAsia="Yu Gothic" w:hAnsi="Yu Gothic" w:cs="Yu Gothic"/>
-          <w:color w:val="1A1C1E"/>
-        </w:rPr>
-      </w:pPr>
-      <w:r>
-        <w:rPr>
-          <w:rFonts w:ascii="Yu Gothic" w:eastAsia="Yu Gothic" w:hAnsi="Yu Gothic" w:cs="Yu Gothic" w:hint="eastAsia"/>
-          <w:color w:val="1A1C1E"/>
-          <w:shd w:val="clear" w:color="auto" w:fill="FFFFFF"/>
-        </w:rPr>
-        <w:t>事實上，那並非科學精神。那是對失控的恐懼。</w:t>
+        <w:t>在那次體驗之後，當再有人稱我為「著名科學家」時，我已不再感到自在，但我也不敢自認是「修煉者」，更不是什麼「導師」。</w:t>
+      </w:r>
+    </w:p>
+    <w:p>
+      <w:pPr>
+        <w:pStyle w:val="NormalWeb"/>
+        <w:shd w:val="clear" w:color="auto" w:fill="FFFFFF"/>
+        <w:spacing w:beforeAutospacing="1" w:after="216" w:line="240" w:lineRule="atLeast"/>
+        <w:jc w:val="both"/>
+        <w:rPr>
+          <w:rFonts w:ascii="Yu Gothic" w:eastAsia="Yu Gothic" w:hAnsi="Yu Gothic" w:cs="Yu Gothic"/>
+          <w:color w:val="1A1C1E"/>
+        </w:rPr>
+      </w:pPr>
+      <w:r>
+        <w:rPr>
+          <w:rFonts w:ascii="Yu Gothic" w:eastAsia="Yu Gothic" w:hAnsi="Yu Gothic" w:cs="Yu Gothic" w:hint="eastAsia"/>
+          <w:color w:val="1A1C1E"/>
+          <w:shd w:val="clear" w:color="auto" w:fill="FFFFFF"/>
+        </w:rPr>
+        <w:t>我曾活在科學的參照系中，後來我走了出來——但並非為了加入一個新的參照系。</w:t>
+      </w:r>
+    </w:p>
+    <w:p>
+      <w:pPr>
+        <w:pStyle w:val="NormalWeb"/>
+        <w:shd w:val="clear" w:color="auto" w:fill="FFFFFF"/>
+        <w:spacing w:beforeAutospacing="1" w:after="216" w:line="240" w:lineRule="atLeast"/>
+        <w:jc w:val="both"/>
+        <w:rPr>
+          <w:rFonts w:ascii="Yu Gothic" w:eastAsia="Yu Gothic" w:hAnsi="Yu Gothic" w:cs="Yu Gothic"/>
+          <w:color w:val="1A1C1E"/>
+        </w:rPr>
+      </w:pPr>
+      <w:r>
+        <w:rPr>
+          <w:rFonts w:ascii="Yu Gothic" w:eastAsia="Yu Gothic" w:hAnsi="Yu Gothic" w:cs="Yu Gothic" w:hint="eastAsia"/>
+          <w:color w:val="1A1C1E"/>
+          <w:shd w:val="clear" w:color="auto" w:fill="FFFFFF"/>
+        </w:rPr>
+        <w:t>我並非從物理學轉向宗教，從實驗室走向禪堂。</w:t>
+      </w:r>
+    </w:p>
+    <w:p>
+      <w:pPr>
+        <w:pStyle w:val="NormalWeb"/>
+        <w:shd w:val="clear" w:color="auto" w:fill="FFFFFF"/>
+        <w:spacing w:beforeAutospacing="1" w:after="216" w:line="240" w:lineRule="atLeast"/>
+        <w:jc w:val="both"/>
+        <w:rPr>
+          <w:rFonts w:ascii="Yu Gothic" w:eastAsia="Yu Gothic" w:hAnsi="Yu Gothic" w:cs="Yu Gothic"/>
+          <w:color w:val="1A1C1E"/>
+        </w:rPr>
+      </w:pPr>
+      <w:r>
+        <w:rPr>
+          <w:rFonts w:ascii="Yu Gothic" w:eastAsia="Yu Gothic" w:hAnsi="Yu Gothic" w:cs="Yu Gothic" w:hint="eastAsia"/>
+          <w:color w:val="1A1C1E"/>
+          <w:shd w:val="clear" w:color="auto" w:fill="FFFFFF"/>
+        </w:rPr>
+        <w:t>我只是……向後退了一步，同時觀看著兩者。</w:t>
+      </w:r>
+    </w:p>
+    <w:p>
+      <w:pPr>
+        <w:pStyle w:val="NormalWeb"/>
+        <w:shd w:val="clear" w:color="auto" w:fill="FFFFFF"/>
+        <w:spacing w:beforeAutospacing="1" w:after="216" w:line="240" w:lineRule="atLeast"/>
+        <w:jc w:val="both"/>
+        <w:rPr>
+          <w:rFonts w:ascii="Yu Gothic" w:eastAsia="Yu Gothic" w:hAnsi="Yu Gothic" w:cs="Yu Gothic"/>
+          <w:color w:val="1A1C1E"/>
+        </w:rPr>
+      </w:pPr>
+      <w:r>
+        <w:rPr>
+          <w:rFonts w:ascii="Yu Gothic" w:eastAsia="Yu Gothic" w:hAnsi="Yu Gothic" w:cs="Yu Gothic" w:hint="eastAsia"/>
+          <w:color w:val="1A1C1E"/>
+          <w:shd w:val="clear" w:color="auto" w:fill="FFFFFF"/>
+        </w:rPr>
+        <w:t>(他停頓了幾秒，彷彿要讓這句話沉澱到它該去的地方。)</w:t>
+      </w:r>
+      <w:r>
+        <w:rPr>
+          <w:rFonts w:ascii="Yu Gothic" w:eastAsia="Yu Gothic" w:hAnsi="Yu Gothic" w:cs="Yu Gothic" w:hint="eastAsia"/>
+          <w:color w:val="1A1C1E"/>
+          <w:shd w:val="clear" w:color="auto" w:fill="FFFFFF"/>
+        </w:rPr>
+        <w:br/>
+        <w:t>所以，你怎麼稱呼我都行。但如果非要選擇，我願做一名見證人。</w:t>
+      </w:r>
+    </w:p>
+    <w:p>
+      <w:pPr>
+        <w:pStyle w:val="NormalWeb"/>
+        <w:shd w:val="clear" w:color="auto" w:fill="FFFFFF"/>
+        <w:spacing w:beforeAutospacing="1" w:after="216" w:line="240" w:lineRule="atLeast"/>
+        <w:jc w:val="both"/>
+        <w:rPr>
+          <w:rFonts w:ascii="Yu Gothic" w:eastAsia="Yu Gothic" w:hAnsi="Yu Gothic" w:cs="Yu Gothic"/>
+          <w:color w:val="1A1C1E"/>
+        </w:rPr>
+      </w:pPr>
+      <w:r>
+        <w:rPr>
+          <w:rFonts w:ascii="Yu Gothic" w:eastAsia="Yu Gothic" w:hAnsi="Yu Gothic" w:cs="Yu Gothic" w:hint="eastAsia"/>
+          <w:color w:val="1A1C1E"/>
+          <w:shd w:val="clear" w:color="auto" w:fill="FFFFFF"/>
+        </w:rPr>
+        <w:t>不是解說者，不是傳道者。</w:t>
+      </w:r>
+    </w:p>
+    <w:p>
+      <w:pPr>
+        <w:pStyle w:val="NormalWeb"/>
+        <w:shd w:val="clear" w:color="auto" w:fill="FFFFFF"/>
+        <w:spacing w:beforeAutospacing="1" w:after="216" w:line="240" w:lineRule="atLeast"/>
+        <w:jc w:val="both"/>
+        <w:rPr>
+          <w:rFonts w:ascii="Yu Gothic" w:eastAsia="Yu Gothic" w:hAnsi="Yu Gothic" w:cs="Yu Gothic"/>
+          <w:color w:val="1A1C1E"/>
+        </w:rPr>
+      </w:pPr>
+      <w:r>
+        <w:rPr>
+          <w:rFonts w:ascii="Yu Gothic" w:eastAsia="Yu Gothic" w:hAnsi="Yu Gothic" w:cs="Yu Gothic" w:hint="eastAsia"/>
+          <w:color w:val="1A1C1E"/>
+          <w:shd w:val="clear" w:color="auto" w:fill="FFFFFF"/>
+        </w:rPr>
+        <w:t>只是一個曾見證過某事，並正以誠實的方式，將其講述出來的人。</w:t>
+      </w:r>
+    </w:p>
+    <w:p>
+      <w:pPr>
+        <w:pStyle w:val="NormalWeb"/>
+        <w:shd w:val="clear" w:color="auto" w:fill="FFFFFF"/>
+        <w:spacing w:beforeAutospacing="1" w:after="216" w:line="240" w:lineRule="atLeast"/>
+        <w:jc w:val="both"/>
+        <w:rPr>
+          <w:rFonts w:ascii="Yu Gothic" w:eastAsia="Yu Gothic" w:hAnsi="Yu Gothic" w:cs="Yu Gothic"/>
+          <w:color w:val="1A1C1E"/>
+        </w:rPr>
+      </w:pPr>
+      <w:r>
+        <w:rPr>
+          <w:rFonts w:ascii="Yu Gothic" w:eastAsia="Yu Gothic" w:hAnsi="Yu Gothic" w:cs="Yu Gothic" w:hint="eastAsia"/>
+          <w:color w:val="1A1C1E"/>
+          <w:shd w:val="clear" w:color="auto" w:fill="FFFFFF"/>
+        </w:rPr>
+        <w:t>(他啜了一口茶。山腰的風帶來了清晨陽光的氣息，以及門廊邊上朽木的淡淡幽香。)</w:t>
+      </w:r>
+      <w:r>
+        <w:rPr>
+          <w:rFonts w:ascii="Yu Gothic" w:eastAsia="Yu Gothic" w:hAnsi="Yu Gothic" w:cs="Yu Gothic" w:hint="eastAsia"/>
+          <w:color w:val="1A1C1E"/>
+          <w:shd w:val="clear" w:color="auto" w:fill="FFFFFF"/>
+        </w:rPr>
+        <w:br/>
+        <w:t>至於新的人生觀……</w:t>
       </w:r>
     </w:p>
     <w:p>
@@ -4195,104 +4163,357 @@
           <w:shd w:val="clear" w:color="auto" w:fill="FFFFFF"/>
         </w:rPr>
         <w:lastRenderedPageBreak/>
-        <w:t>(他轉過頭，目光直視亨利——那眼神不銳利，卻深邃而寧靜，如未起漣漪的湖面。)</w:t>
-      </w:r>
-      <w:r>
-        <w:rPr>
-          <w:rFonts w:ascii="Yu Gothic" w:eastAsia="Yu Gothic" w:hAnsi="Yu Gothic" w:cs="Yu Gothic" w:hint="eastAsia"/>
-          <w:color w:val="1A1C1E"/>
-          <w:shd w:val="clear" w:color="auto" w:fill="FFFFFF"/>
-        </w:rPr>
-        <w:br/>
-        <w:t>我曾經身處那個體系之中。</w:t>
-      </w:r>
-    </w:p>
-    <w:p>
-      <w:pPr>
-        <w:pStyle w:val="NormalWeb"/>
-        <w:shd w:val="clear" w:color="auto" w:fill="FFFFFF"/>
-        <w:spacing w:beforeAutospacing="1" w:after="216" w:line="240" w:lineRule="atLeast"/>
-        <w:jc w:val="both"/>
-        <w:rPr>
-          <w:rFonts w:ascii="Yu Gothic" w:eastAsia="Yu Gothic" w:hAnsi="Yu Gothic" w:cs="Yu Gothic"/>
-          <w:color w:val="1A1C1E"/>
-        </w:rPr>
-      </w:pPr>
-      <w:r>
-        <w:rPr>
-          <w:rFonts w:ascii="Yu Gothic" w:eastAsia="Yu Gothic" w:hAnsi="Yu Gothic" w:cs="Yu Gothic" w:hint="eastAsia"/>
-          <w:color w:val="1A1C1E"/>
-          <w:shd w:val="clear" w:color="auto" w:fill="FFFFFF"/>
-        </w:rPr>
-        <w:t>我明白：不是每個人都想走出來。</w:t>
-      </w:r>
-    </w:p>
-    <w:p>
-      <w:pPr>
-        <w:pStyle w:val="NormalWeb"/>
-        <w:shd w:val="clear" w:color="auto" w:fill="FFFFFF"/>
-        <w:spacing w:beforeAutospacing="1" w:after="216" w:line="240" w:lineRule="atLeast"/>
-        <w:jc w:val="both"/>
-        <w:rPr>
-          <w:rFonts w:ascii="Yu Gothic" w:eastAsia="Yu Gothic" w:hAnsi="Yu Gothic" w:cs="Yu Gothic"/>
-          <w:color w:val="1A1C1E"/>
-        </w:rPr>
-      </w:pPr>
-      <w:r>
-        <w:rPr>
-          <w:rFonts w:ascii="Yu Gothic" w:eastAsia="Yu Gothic" w:hAnsi="Yu Gothic" w:cs="Yu Gothic" w:hint="eastAsia"/>
-          <w:color w:val="1A1C1E"/>
-          <w:shd w:val="clear" w:color="auto" w:fill="FFFFFF"/>
-        </w:rPr>
-        <w:t>因為當你走出測量的框架，你便不再「屬於體系」——不再在會議上被人拍肩，不再在期刊上被引用。</w:t>
-      </w:r>
-    </w:p>
-    <w:p>
-      <w:pPr>
-        <w:pStyle w:val="NormalWeb"/>
-        <w:shd w:val="clear" w:color="auto" w:fill="FFFFFF"/>
-        <w:spacing w:beforeAutospacing="1" w:line="240" w:lineRule="atLeast"/>
-        <w:jc w:val="both"/>
-        <w:rPr>
-          <w:rFonts w:ascii="Yu Gothic" w:eastAsia="Yu Gothic" w:hAnsi="Yu Gothic" w:cs="Yu Gothic"/>
-          <w:color w:val="1A1C1E"/>
-        </w:rPr>
-      </w:pPr>
-      <w:r>
-        <w:rPr>
-          <w:rFonts w:ascii="Yu Gothic" w:eastAsia="Yu Gothic" w:hAnsi="Yu Gothic" w:cs="Yu Gothic" w:hint="eastAsia"/>
-          <w:color w:val="1A1C1E"/>
-          <w:shd w:val="clear" w:color="auto" w:fill="FFFFFF"/>
-        </w:rPr>
-        <w:t>但是……如果有一天，你得見我所見，</w:t>
-      </w:r>
-      <w:r>
-        <w:rPr>
-          <w:rFonts w:ascii="Yu Gothic" w:eastAsia="Yu Gothic" w:hAnsi="Yu Gothic" w:cs="Yu Gothic" w:hint="eastAsia"/>
-          <w:color w:val="1A1C1E"/>
-          <w:shd w:val="clear" w:color="auto" w:fill="FFFFFF"/>
-        </w:rPr>
-        <w:br/>
-        <w:t>你就會明白：</w:t>
-      </w:r>
-      <w:r>
-        <w:rPr>
-          <w:rFonts w:ascii="Yu Gothic" w:eastAsia="Yu Gothic" w:hAnsi="Yu Gothic" w:cs="Yu Gothic" w:hint="eastAsia"/>
-          <w:color w:val="1A1C1E"/>
-          <w:shd w:val="clear" w:color="auto" w:fill="FFFFFF"/>
-        </w:rPr>
-        <w:br/>
-        <w:t>沒有任何榮耀，值得用來交換真相。</w:t>
-      </w:r>
-    </w:p>
-    <w:p>
-      <w:pPr>
-        <w:pStyle w:val="NormalWeb"/>
-        <w:spacing w:beforeAutospacing="1" w:after="216" w:line="240" w:lineRule="atLeast"/>
-        <w:jc w:val="both"/>
-        <w:rPr>
-          <w:rFonts w:ascii="Yu Gothic" w:eastAsia="Yu Gothic" w:hAnsi="Yu Gothic" w:cs="Yu Gothic"/>
-          <w:color w:val="1A1C1E"/>
+        <w:t>是的，它改變了很多事——不是透過否定舊的，而是透過重新提出根本性的問題。</w:t>
+      </w:r>
+    </w:p>
+    <w:p>
+      <w:pPr>
+        <w:pStyle w:val="NormalWeb"/>
+        <w:shd w:val="clear" w:color="auto" w:fill="FFFFFF"/>
+        <w:spacing w:beforeAutospacing="1" w:after="216" w:line="240" w:lineRule="atLeast"/>
+        <w:jc w:val="both"/>
+        <w:rPr>
+          <w:rFonts w:ascii="Yu Gothic" w:eastAsia="Yu Gothic" w:hAnsi="Yu Gothic" w:cs="Yu Gothic"/>
+          <w:color w:val="1A1C1E"/>
+        </w:rPr>
+      </w:pPr>
+      <w:r>
+        <w:rPr>
+          <w:rFonts w:ascii="Yu Gothic" w:eastAsia="Yu Gothic" w:hAnsi="Yu Gothic" w:cs="Yu Gothic" w:hint="eastAsia"/>
+          <w:color w:val="1A1C1E"/>
+          <w:shd w:val="clear" w:color="auto" w:fill="FFFFFF"/>
+        </w:rPr>
+        <w:t>你剛才提到了愛因斯坦的相對論。</w:t>
+      </w:r>
+    </w:p>
+    <w:p>
+      <w:pPr>
+        <w:pStyle w:val="NormalWeb"/>
+        <w:shd w:val="clear" w:color="auto" w:fill="FFFFFF"/>
+        <w:spacing w:beforeAutospacing="1" w:after="216" w:line="240" w:lineRule="atLeast"/>
+        <w:jc w:val="both"/>
+        <w:rPr>
+          <w:rFonts w:ascii="Yu Gothic" w:eastAsia="Yu Gothic" w:hAnsi="Yu Gothic" w:cs="Yu Gothic"/>
+          <w:color w:val="1A1C1E"/>
+        </w:rPr>
+      </w:pPr>
+      <w:r>
+        <w:rPr>
+          <w:rFonts w:ascii="Yu Gothic" w:eastAsia="Yu Gothic" w:hAnsi="Yu Gothic" w:cs="Yu Gothic" w:hint="eastAsia"/>
+          <w:color w:val="1A1C1E"/>
+          <w:shd w:val="clear" w:color="auto" w:fill="FFFFFF"/>
+        </w:rPr>
+        <w:t>沒錯——我曾講授它，曾以此為基礎寫下數十篇論文。我至今仍認為它是對的……</w:t>
+      </w:r>
+    </w:p>
+    <w:p>
+      <w:pPr>
+        <w:pStyle w:val="NormalWeb"/>
+        <w:shd w:val="clear" w:color="auto" w:fill="FFFFFF"/>
+        <w:spacing w:beforeAutospacing="1" w:after="216" w:line="240" w:lineRule="atLeast"/>
+        <w:jc w:val="both"/>
+        <w:rPr>
+          <w:rFonts w:ascii="Yu Gothic" w:eastAsia="Yu Gothic" w:hAnsi="Yu Gothic" w:cs="Yu Gothic"/>
+          <w:color w:val="1A1C1E"/>
+        </w:rPr>
+      </w:pPr>
+      <w:r>
+        <w:rPr>
+          <w:rFonts w:ascii="Yu Gothic" w:eastAsia="Yu Gothic" w:hAnsi="Yu Gothic" w:cs="Yu Gothic" w:hint="eastAsia"/>
+          <w:color w:val="1A1C1E"/>
+          <w:shd w:val="clear" w:color="auto" w:fill="FFFFFF"/>
+        </w:rPr>
+        <w:t>但，它只在三維空間、線性時間以及物理認知極限的參照系中才是對的。</w:t>
+      </w:r>
+    </w:p>
+    <w:p>
+      <w:pPr>
+        <w:pStyle w:val="NormalWeb"/>
+        <w:shd w:val="clear" w:color="auto" w:fill="FFFFFF"/>
+        <w:spacing w:beforeAutospacing="1" w:after="216" w:line="240" w:lineRule="atLeast"/>
+        <w:jc w:val="both"/>
+        <w:rPr>
+          <w:rFonts w:ascii="Yu Gothic" w:eastAsia="Yu Gothic" w:hAnsi="Yu Gothic" w:cs="Yu Gothic"/>
+          <w:color w:val="1A1C1E"/>
+        </w:rPr>
+      </w:pPr>
+      <w:r>
+        <w:rPr>
+          <w:rFonts w:ascii="Yu Gothic" w:eastAsia="Yu Gothic" w:hAnsi="Yu Gothic" w:cs="Yu Gothic" w:hint="eastAsia"/>
+          <w:color w:val="1A1C1E"/>
+          <w:shd w:val="clear" w:color="auto" w:fill="FFFFFF"/>
+        </w:rPr>
+        <w:t>而如今，我知道：</w:t>
+      </w:r>
+      <w:r>
+        <w:rPr>
+          <w:rFonts w:ascii="Yu Gothic" w:eastAsia="Yu Gothic" w:hAnsi="Yu Gothic" w:cs="Yu Gothic" w:hint="eastAsia"/>
+          <w:color w:val="1A1C1E"/>
+          <w:shd w:val="clear" w:color="auto" w:fill="FFFFFF"/>
+        </w:rPr>
+        <w:br/>
+        <w:t>有些維度空間，在其中，光速已不再是極限。</w:t>
+      </w:r>
+      <w:r>
+        <w:rPr>
+          <w:rFonts w:ascii="Yu Gothic" w:eastAsia="Yu Gothic" w:hAnsi="Yu Gothic" w:cs="Yu Gothic" w:hint="eastAsia"/>
+          <w:color w:val="1A1C1E"/>
+          <w:shd w:val="clear" w:color="auto" w:fill="FFFFFF"/>
+        </w:rPr>
+        <w:br/>
+        <w:t>有些空間，時間並非流逝，而是盤旋扭曲。</w:t>
+      </w:r>
+      <w:r>
+        <w:rPr>
+          <w:rFonts w:ascii="Yu Gothic" w:eastAsia="Yu Gothic" w:hAnsi="Yu Gothic" w:cs="Yu Gothic" w:hint="eastAsia"/>
+          <w:color w:val="1A1C1E"/>
+          <w:shd w:val="clear" w:color="auto" w:fill="FFFFFF"/>
+        </w:rPr>
+        <w:br/>
+        <w:t>有些生命，無需透過距離來移動，而是透過意念的振動層級。</w:t>
+      </w:r>
+    </w:p>
+    <w:p>
+      <w:pPr>
+        <w:pStyle w:val="NormalWeb"/>
+        <w:shd w:val="clear" w:color="auto" w:fill="FFFFFF"/>
+        <w:spacing w:beforeAutospacing="1" w:after="216" w:line="240" w:lineRule="atLeast"/>
+        <w:jc w:val="both"/>
+        <w:rPr>
+          <w:rFonts w:ascii="Yu Gothic" w:eastAsia="Yu Gothic" w:hAnsi="Yu Gothic" w:cs="Yu Gothic"/>
+          <w:color w:val="1A1C1E"/>
+        </w:rPr>
+      </w:pPr>
+      <w:r>
+        <w:rPr>
+          <w:rFonts w:ascii="Yu Gothic" w:eastAsia="Yu Gothic" w:hAnsi="Yu Gothic" w:cs="Yu Gothic" w:hint="eastAsia"/>
+          <w:color w:val="1A1C1E"/>
+          <w:shd w:val="clear" w:color="auto" w:fill="FFFFFF"/>
+        </w:rPr>
+        <w:t>所以，如果愛因斯坦能活得更久，如果他有機會看到我所見的……</w:t>
+      </w:r>
+      <w:r>
+        <w:rPr>
+          <w:rFonts w:ascii="Yu Gothic" w:eastAsia="Yu Gothic" w:hAnsi="Yu Gothic" w:cs="Yu Gothic" w:hint="eastAsia"/>
+          <w:color w:val="1A1C1E"/>
+          <w:shd w:val="clear" w:color="auto" w:fill="FFFFFF"/>
+        </w:rPr>
+        <w:br/>
+        <w:t>或許他會為相對論寫下一個新的篇章——關於認知層級的相對論。</w:t>
+      </w:r>
+    </w:p>
+    <w:p>
+      <w:pPr>
+        <w:pStyle w:val="NormalWeb"/>
+        <w:shd w:val="clear" w:color="auto" w:fill="FFFFFF"/>
+        <w:spacing w:beforeAutospacing="1" w:after="216" w:line="240" w:lineRule="atLeast"/>
+        <w:jc w:val="both"/>
+        <w:rPr>
+          <w:rFonts w:ascii="Yu Gothic" w:eastAsia="Yu Gothic" w:hAnsi="Yu Gothic" w:cs="Yu Gothic"/>
+          <w:color w:val="1A1C1E"/>
+        </w:rPr>
+      </w:pPr>
+      <w:r>
+        <w:rPr>
+          <w:rFonts w:ascii="Yu Gothic" w:eastAsia="Yu Gothic" w:hAnsi="Yu Gothic" w:cs="Yu Gothic" w:hint="eastAsia"/>
+          <w:color w:val="1A1C1E"/>
+          <w:shd w:val="clear" w:color="auto" w:fill="FFFFFF"/>
+        </w:rPr>
+        <w:t>宇宙？</w:t>
+      </w:r>
+    </w:p>
+    <w:p>
+      <w:pPr>
+        <w:pStyle w:val="NormalWeb"/>
+        <w:shd w:val="clear" w:color="auto" w:fill="FFFFFF"/>
+        <w:spacing w:beforeAutospacing="1" w:after="216" w:line="240" w:lineRule="atLeast"/>
+        <w:jc w:val="both"/>
+        <w:rPr>
+          <w:rFonts w:ascii="Yu Gothic" w:eastAsia="Yu Gothic" w:hAnsi="Yu Gothic" w:cs="Yu Gothic"/>
+          <w:color w:val="1A1C1E"/>
+        </w:rPr>
+      </w:pPr>
+      <w:r>
+        <w:rPr>
+          <w:rFonts w:ascii="Yu Gothic" w:eastAsia="Yu Gothic" w:hAnsi="Yu Gothic" w:cs="Yu Gothic" w:hint="eastAsia"/>
+          <w:color w:val="1A1C1E"/>
+          <w:shd w:val="clear" w:color="auto" w:fill="FFFFFF"/>
+        </w:rPr>
+        <w:t>不是一個爆炸後不斷膨脹的球體。</w:t>
+      </w:r>
+    </w:p>
+    <w:p>
+      <w:pPr>
+        <w:pStyle w:val="NormalWeb"/>
+        <w:shd w:val="clear" w:color="auto" w:fill="FFFFFF"/>
+        <w:spacing w:beforeAutospacing="1" w:after="216" w:line="240" w:lineRule="atLeast"/>
+        <w:jc w:val="both"/>
+        <w:rPr>
+          <w:rFonts w:ascii="Yu Gothic" w:eastAsia="Yu Gothic" w:hAnsi="Yu Gothic" w:cs="Yu Gothic"/>
+          <w:color w:val="1A1C1E"/>
+        </w:rPr>
+      </w:pPr>
+      <w:r>
+        <w:rPr>
+          <w:rFonts w:ascii="Yu Gothic" w:eastAsia="Yu Gothic" w:hAnsi="Yu Gothic" w:cs="Yu Gothic" w:hint="eastAsia"/>
+          <w:color w:val="1A1C1E"/>
+          <w:shd w:val="clear" w:color="auto" w:fill="FFFFFF"/>
+        </w:rPr>
+        <w:lastRenderedPageBreak/>
+        <w:t>而是一個層層疊疊的認知結構——越往深處，越會遇到更深邃的實相，和更古老的生命。</w:t>
+      </w:r>
+    </w:p>
+    <w:p>
+      <w:pPr>
+        <w:pStyle w:val="NormalWeb"/>
+        <w:shd w:val="clear" w:color="auto" w:fill="FFFFFF"/>
+        <w:spacing w:beforeAutospacing="1" w:after="216" w:line="240" w:lineRule="atLeast"/>
+        <w:jc w:val="both"/>
+        <w:rPr>
+          <w:rFonts w:ascii="Yu Gothic" w:eastAsia="Yu Gothic" w:hAnsi="Yu Gothic" w:cs="Yu Gothic"/>
+          <w:color w:val="1A1C1E"/>
+        </w:rPr>
+      </w:pPr>
+      <w:r>
+        <w:rPr>
+          <w:rFonts w:ascii="Yu Gothic" w:eastAsia="Yu Gothic" w:hAnsi="Yu Gothic" w:cs="Yu Gothic" w:hint="eastAsia"/>
+          <w:color w:val="1A1C1E"/>
+          <w:shd w:val="clear" w:color="auto" w:fill="FFFFFF"/>
+        </w:rPr>
+        <w:t>外星生命？</w:t>
+      </w:r>
+    </w:p>
+    <w:p>
+      <w:pPr>
+        <w:pStyle w:val="NormalWeb"/>
+        <w:shd w:val="clear" w:color="auto" w:fill="FFFFFF"/>
+        <w:spacing w:beforeAutospacing="1" w:after="216" w:line="240" w:lineRule="atLeast"/>
+        <w:jc w:val="both"/>
+        <w:rPr>
+          <w:rFonts w:ascii="Yu Gothic" w:eastAsia="Yu Gothic" w:hAnsi="Yu Gothic" w:cs="Yu Gothic"/>
+          <w:color w:val="1A1C1E"/>
+        </w:rPr>
+      </w:pPr>
+      <w:r>
+        <w:rPr>
+          <w:rFonts w:ascii="Yu Gothic" w:eastAsia="Yu Gothic" w:hAnsi="Yu Gothic" w:cs="Yu Gothic" w:hint="eastAsia"/>
+          <w:color w:val="1A1C1E"/>
+          <w:shd w:val="clear" w:color="auto" w:fill="FFFFFF"/>
+        </w:rPr>
+        <w:t>並非來自其他行星。</w:t>
+      </w:r>
+    </w:p>
+    <w:p>
+      <w:pPr>
+        <w:pStyle w:val="NormalWeb"/>
+        <w:shd w:val="clear" w:color="auto" w:fill="FFFFFF"/>
+        <w:spacing w:beforeAutospacing="1" w:after="216" w:line="240" w:lineRule="atLeast"/>
+        <w:jc w:val="both"/>
+        <w:rPr>
+          <w:rFonts w:ascii="Yu Gothic" w:eastAsia="Yu Gothic" w:hAnsi="Yu Gothic" w:cs="Yu Gothic"/>
+          <w:color w:val="1A1C1E"/>
+        </w:rPr>
+      </w:pPr>
+      <w:r>
+        <w:rPr>
+          <w:rFonts w:ascii="Yu Gothic" w:eastAsia="Yu Gothic" w:hAnsi="Yu Gothic" w:cs="Yu Gothic" w:hint="eastAsia"/>
+          <w:color w:val="1A1C1E"/>
+          <w:shd w:val="clear" w:color="auto" w:fill="FFFFFF"/>
+        </w:rPr>
+        <w:t>而是來自我們身旁緊鄰的維度，一個只要意念差之毫釐，便能穿越的地方。</w:t>
+      </w:r>
+    </w:p>
+    <w:p>
+      <w:pPr>
+        <w:pStyle w:val="NormalWeb"/>
+        <w:shd w:val="clear" w:color="auto" w:fill="FFFFFF"/>
+        <w:spacing w:beforeAutospacing="1" w:after="216" w:line="240" w:lineRule="atLeast"/>
+        <w:jc w:val="both"/>
+        <w:rPr>
+          <w:rFonts w:ascii="Yu Gothic" w:eastAsia="Yu Gothic" w:hAnsi="Yu Gothic" w:cs="Yu Gothic"/>
+          <w:color w:val="1A1C1E"/>
+        </w:rPr>
+      </w:pPr>
+      <w:r>
+        <w:rPr>
+          <w:rFonts w:ascii="Yu Gothic" w:eastAsia="Yu Gothic" w:hAnsi="Yu Gothic" w:cs="Yu Gothic" w:hint="eastAsia"/>
+          <w:color w:val="1A1C1E"/>
+          <w:shd w:val="clear" w:color="auto" w:fill="FFFFFF"/>
+        </w:rPr>
+        <w:t>而最危險的，並非他們的存在——而是我們不知道自己正被觀察著。</w:t>
+      </w:r>
+    </w:p>
+    <w:p>
+      <w:pPr>
+        <w:pStyle w:val="NormalWeb"/>
+        <w:shd w:val="clear" w:color="auto" w:fill="FFFFFF"/>
+        <w:spacing w:beforeAutospacing="1" w:after="216" w:line="240" w:lineRule="atLeast"/>
+        <w:jc w:val="both"/>
+        <w:rPr>
+          <w:rFonts w:ascii="Yu Gothic" w:eastAsia="Yu Gothic" w:hAnsi="Yu Gothic" w:cs="Yu Gothic"/>
+          <w:color w:val="1A1C1E"/>
+        </w:rPr>
+      </w:pPr>
+      <w:r>
+        <w:rPr>
+          <w:rFonts w:ascii="Yu Gothic" w:eastAsia="Yu Gothic" w:hAnsi="Yu Gothic" w:cs="Yu Gothic" w:hint="eastAsia"/>
+          <w:color w:val="1A1C1E"/>
+          <w:shd w:val="clear" w:color="auto" w:fill="FFFFFF"/>
+        </w:rPr>
+        <w:t>不過……那是後話了。</w:t>
+      </w:r>
+    </w:p>
+    <w:p>
+      <w:pPr>
+        <w:pStyle w:val="NormalWeb"/>
+        <w:shd w:val="clear" w:color="auto" w:fill="FFFFFF"/>
+        <w:spacing w:beforeAutospacing="1" w:after="216" w:line="240" w:lineRule="atLeast"/>
+        <w:jc w:val="both"/>
+        <w:rPr>
+          <w:rFonts w:ascii="Yu Gothic" w:eastAsia="Yu Gothic" w:hAnsi="Yu Gothic" w:cs="Yu Gothic"/>
+          <w:color w:val="1A1C1E"/>
+        </w:rPr>
+      </w:pPr>
+      <w:r>
+        <w:rPr>
+          <w:rFonts w:ascii="Yu Gothic" w:eastAsia="Yu Gothic" w:hAnsi="Yu Gothic" w:cs="Yu Gothic" w:hint="eastAsia"/>
+          <w:color w:val="1A1C1E"/>
+          <w:shd w:val="clear" w:color="auto" w:fill="FFFFFF"/>
+        </w:rPr>
+        <w:t>如果你願意，我們可以逐一揭示。</w:t>
+      </w:r>
+    </w:p>
+    <w:p>
+      <w:pPr>
+        <w:pStyle w:val="NormalWeb"/>
+        <w:shd w:val="clear" w:color="auto" w:fill="FFFFFF"/>
+        <w:spacing w:beforeAutospacing="1" w:after="216" w:line="240" w:lineRule="atLeast"/>
+        <w:jc w:val="both"/>
+        <w:rPr>
+          <w:rFonts w:ascii="Yu Gothic" w:eastAsia="Yu Gothic" w:hAnsi="Yu Gothic" w:cs="Yu Gothic"/>
+          <w:color w:val="1A1C1E"/>
+          <w:shd w:val="clear" w:color="auto" w:fill="FFFFFF"/>
+        </w:rPr>
+      </w:pPr>
+      <w:r>
+        <w:rPr>
+          <w:rFonts w:ascii="Yu Gothic" w:eastAsia="Yu Gothic" w:hAnsi="Yu Gothic" w:cs="Yu Gothic" w:hint="eastAsia"/>
+          <w:color w:val="1A1C1E"/>
+          <w:shd w:val="clear" w:color="auto" w:fill="FFFFFF"/>
+        </w:rPr>
+        <w:t>我沒有所有問題的答案——但我有一些記憶的碎片，和一些我所相信的……我們應該一同走過的靜默片刻。</w:t>
+      </w:r>
+    </w:p>
+    <w:p>
+      <w:pPr>
+        <w:pStyle w:val="NormalWeb"/>
+        <w:shd w:val="clear" w:color="auto" w:fill="FFFFFF"/>
+        <w:spacing w:beforeAutospacing="1" w:after="216" w:line="240" w:lineRule="atLeast"/>
+        <w:jc w:val="both"/>
+        <w:rPr>
+          <w:rFonts w:ascii="Yu Gothic" w:eastAsia="Yu Gothic" w:hAnsi="Yu Gothic" w:cs="Yu Gothic"/>
+          <w:color w:val="1A1C1E"/>
+          <w:shd w:val="clear" w:color="auto" w:fill="FFFFFF"/>
         </w:rPr>
       </w:pPr>
     </w:p>
@@ -4332,7 +4553,7 @@
           <w:shd w:val="clear" w:color="auto" w:fill="FFFFFF"/>
         </w:rPr>
         <w:br/>
-        <w:t>是的，我明白了，教授您的人生觀如今正立足於一個新的參照系，那已不再是一位諾貝爾獎得主的參照系了……那麼，我現在該如何稱呼您？一位宗教信徒？一位修煉者（行者）？還是一位導師？而在新的人生觀下，我相信您會有許多與以往截然不同的見解或發現……那麼，您將從哪個新的視角開始分享呢？例如，您是否認為愛因斯坦的相對論在新的參照系中依然正確？或者您對宇宙、對外星</w:t>
+        <w:t>好的，那麼我還是稱呼您為「教授」……您剛才提到光速不再是一個極限常數……在不同的參照系中看待，它似乎</w:t>
       </w:r>
       <w:r>
         <w:rPr>
@@ -4341,23 +4562,7 @@
           <w:shd w:val="clear" w:color="auto" w:fill="FFFFFF"/>
         </w:rPr>
         <w:lastRenderedPageBreak/>
-        <w:t xml:space="preserve">生命有何看法？……您能否為我和 THE </w:t>
-      </w:r>
-      <w:r>
-        <w:rPr>
-          <w:rFonts w:ascii="Yu Gothic" w:eastAsia="Yu Gothic" w:hAnsi="Yu Gothic" w:cs="Yu Gothic"/>
-          <w:color w:val="1A1C1E"/>
-          <w:shd w:val="clear" w:color="auto" w:fill="FFFFFF"/>
-        </w:rPr>
-        <w:t>LIVES</w:t>
-      </w:r>
-      <w:r>
-        <w:rPr>
-          <w:rFonts w:ascii="Yu Gothic" w:eastAsia="Yu Gothic" w:hAnsi="Yu Gothic" w:cs="Yu Gothic" w:hint="eastAsia"/>
-          <w:color w:val="1A1C1E"/>
-          <w:shd w:val="clear" w:color="auto" w:fill="FFFFFF"/>
-        </w:rPr>
-        <w:t xml:space="preserve"> MEDIA 的讀者，就各個層面稍作啟示？</w:t>
+        <w:t>變得非常相對？我記得曾在某處讀到過，太空船上的時間似乎比地球上慢……而當時間是一個相對概念時，速度和空間距離似乎也成了相對概念，這是否也意味著光速並非一個不變的常數？您能否先就這個細節多分享一些……我們稍後再轉到其他主題。</w:t>
       </w:r>
     </w:p>
     <w:p>
@@ -4387,178 +4592,154 @@
           <w:color w:val="1A1C1E"/>
           <w:shd w:val="clear" w:color="auto" w:fill="FFFFFF"/>
         </w:rPr>
-        <w:t xml:space="preserve"> (Professor Adam): (輕輕一笑，溫和而不迴避)</w:t>
-      </w:r>
-      <w:r>
-        <w:rPr>
-          <w:rFonts w:ascii="Yu Gothic" w:eastAsia="Yu Gothic" w:hAnsi="Yu Gothic" w:cs="Yu Gothic" w:hint="eastAsia"/>
-          <w:color w:val="1A1C1E"/>
-          <w:shd w:val="clear" w:color="auto" w:fill="FFFFFF"/>
-        </w:rPr>
-        <w:br/>
-        <w:t>你問我該被稱作什麼？</w:t>
-      </w:r>
-    </w:p>
-    <w:p>
-      <w:pPr>
-        <w:pStyle w:val="NormalWeb"/>
-        <w:shd w:val="clear" w:color="auto" w:fill="FFFFFF"/>
-        <w:spacing w:beforeAutospacing="1" w:after="216" w:line="240" w:lineRule="atLeast"/>
-        <w:jc w:val="both"/>
-        <w:rPr>
-          <w:rFonts w:ascii="Yu Gothic" w:eastAsia="Yu Gothic" w:hAnsi="Yu Gothic" w:cs="Yu Gothic"/>
-          <w:color w:val="1A1C1E"/>
-        </w:rPr>
-      </w:pPr>
-      <w:r>
-        <w:rPr>
-          <w:rFonts w:ascii="Yu Gothic" w:eastAsia="Yu Gothic" w:hAnsi="Yu Gothic" w:cs="Yu Gothic" w:hint="eastAsia"/>
-          <w:color w:val="1A1C1E"/>
-          <w:shd w:val="clear" w:color="auto" w:fill="FFFFFF"/>
-        </w:rPr>
-        <w:t>說實話，亨利……這是我曾問過自己無數次的問題。</w:t>
-      </w:r>
-    </w:p>
-    <w:p>
-      <w:pPr>
-        <w:pStyle w:val="NormalWeb"/>
-        <w:shd w:val="clear" w:color="auto" w:fill="FFFFFF"/>
-        <w:spacing w:beforeAutospacing="1" w:after="216" w:line="240" w:lineRule="atLeast"/>
-        <w:jc w:val="both"/>
-        <w:rPr>
-          <w:rFonts w:ascii="Yu Gothic" w:eastAsia="Yu Gothic" w:hAnsi="Yu Gothic" w:cs="Yu Gothic"/>
-          <w:color w:val="1A1C1E"/>
-        </w:rPr>
-      </w:pPr>
-      <w:r>
-        <w:rPr>
-          <w:rFonts w:ascii="Yu Gothic" w:eastAsia="Yu Gothic" w:hAnsi="Yu Gothic" w:cs="Yu Gothic" w:hint="eastAsia"/>
-          <w:color w:val="1A1C1E"/>
-          <w:shd w:val="clear" w:color="auto" w:fill="FFFFFF"/>
-        </w:rPr>
-        <w:t>在那次體驗之後，當再有人稱我為「著名科學家」時，我已不再感到自在，但我也不敢自認是「修煉者」，更不是什麼「導師」。</w:t>
-      </w:r>
-    </w:p>
-    <w:p>
-      <w:pPr>
-        <w:pStyle w:val="NormalWeb"/>
-        <w:shd w:val="clear" w:color="auto" w:fill="FFFFFF"/>
-        <w:spacing w:beforeAutospacing="1" w:after="216" w:line="240" w:lineRule="atLeast"/>
-        <w:jc w:val="both"/>
-        <w:rPr>
-          <w:rFonts w:ascii="Yu Gothic" w:eastAsia="Yu Gothic" w:hAnsi="Yu Gothic" w:cs="Yu Gothic"/>
-          <w:color w:val="1A1C1E"/>
-        </w:rPr>
-      </w:pPr>
-      <w:r>
-        <w:rPr>
-          <w:rFonts w:ascii="Yu Gothic" w:eastAsia="Yu Gothic" w:hAnsi="Yu Gothic" w:cs="Yu Gothic" w:hint="eastAsia"/>
-          <w:color w:val="1A1C1E"/>
-          <w:shd w:val="clear" w:color="auto" w:fill="FFFFFF"/>
-        </w:rPr>
-        <w:t>我曾活在科學的參照系中，後來我走了出來——但並非為了加入一個新的參照系。</w:t>
-      </w:r>
-    </w:p>
-    <w:p>
-      <w:pPr>
-        <w:pStyle w:val="NormalWeb"/>
-        <w:shd w:val="clear" w:color="auto" w:fill="FFFFFF"/>
-        <w:spacing w:beforeAutospacing="1" w:after="216" w:line="240" w:lineRule="atLeast"/>
-        <w:jc w:val="both"/>
-        <w:rPr>
-          <w:rFonts w:ascii="Yu Gothic" w:eastAsia="Yu Gothic" w:hAnsi="Yu Gothic" w:cs="Yu Gothic"/>
-          <w:color w:val="1A1C1E"/>
-        </w:rPr>
-      </w:pPr>
-      <w:r>
-        <w:rPr>
-          <w:rFonts w:ascii="Yu Gothic" w:eastAsia="Yu Gothic" w:hAnsi="Yu Gothic" w:cs="Yu Gothic" w:hint="eastAsia"/>
-          <w:color w:val="1A1C1E"/>
-          <w:shd w:val="clear" w:color="auto" w:fill="FFFFFF"/>
-        </w:rPr>
-        <w:t>我並非從物理學轉向宗教，從實驗室走向禪堂。</w:t>
-      </w:r>
-    </w:p>
-    <w:p>
-      <w:pPr>
-        <w:pStyle w:val="NormalWeb"/>
-        <w:shd w:val="clear" w:color="auto" w:fill="FFFFFF"/>
-        <w:spacing w:beforeAutospacing="1" w:after="216" w:line="240" w:lineRule="atLeast"/>
-        <w:jc w:val="both"/>
-        <w:rPr>
-          <w:rFonts w:ascii="Yu Gothic" w:eastAsia="Yu Gothic" w:hAnsi="Yu Gothic" w:cs="Yu Gothic"/>
-          <w:color w:val="1A1C1E"/>
-        </w:rPr>
-      </w:pPr>
-      <w:r>
-        <w:rPr>
-          <w:rFonts w:ascii="Yu Gothic" w:eastAsia="Yu Gothic" w:hAnsi="Yu Gothic" w:cs="Yu Gothic" w:hint="eastAsia"/>
-          <w:color w:val="1A1C1E"/>
-          <w:shd w:val="clear" w:color="auto" w:fill="FFFFFF"/>
-        </w:rPr>
-        <w:t>我只是……向後退了一步，同時觀看著兩者。</w:t>
-      </w:r>
-    </w:p>
-    <w:p>
-      <w:pPr>
-        <w:pStyle w:val="NormalWeb"/>
-        <w:shd w:val="clear" w:color="auto" w:fill="FFFFFF"/>
-        <w:spacing w:beforeAutospacing="1" w:after="216" w:line="240" w:lineRule="atLeast"/>
-        <w:jc w:val="both"/>
-        <w:rPr>
-          <w:rFonts w:ascii="Yu Gothic" w:eastAsia="Yu Gothic" w:hAnsi="Yu Gothic" w:cs="Yu Gothic"/>
-          <w:color w:val="1A1C1E"/>
-        </w:rPr>
-      </w:pPr>
-      <w:r>
-        <w:rPr>
-          <w:rFonts w:ascii="Yu Gothic" w:eastAsia="Yu Gothic" w:hAnsi="Yu Gothic" w:cs="Yu Gothic" w:hint="eastAsia"/>
-          <w:color w:val="1A1C1E"/>
-          <w:shd w:val="clear" w:color="auto" w:fill="FFFFFF"/>
-        </w:rPr>
-        <w:t>(他停頓了幾秒，彷彿要讓這句話沉澱到它該去的地方。)</w:t>
-      </w:r>
-      <w:r>
-        <w:rPr>
-          <w:rFonts w:ascii="Yu Gothic" w:eastAsia="Yu Gothic" w:hAnsi="Yu Gothic" w:cs="Yu Gothic" w:hint="eastAsia"/>
-          <w:color w:val="1A1C1E"/>
-          <w:shd w:val="clear" w:color="auto" w:fill="FFFFFF"/>
-        </w:rPr>
-        <w:br/>
-        <w:t>所以，你怎麼稱呼我都行。但如果非要選擇，我願做一名見證人。</w:t>
-      </w:r>
-    </w:p>
-    <w:p>
-      <w:pPr>
-        <w:pStyle w:val="NormalWeb"/>
-        <w:shd w:val="clear" w:color="auto" w:fill="FFFFFF"/>
-        <w:spacing w:beforeAutospacing="1" w:after="216" w:line="240" w:lineRule="atLeast"/>
-        <w:jc w:val="both"/>
-        <w:rPr>
-          <w:rFonts w:ascii="Yu Gothic" w:eastAsia="Yu Gothic" w:hAnsi="Yu Gothic" w:cs="Yu Gothic"/>
-          <w:color w:val="1A1C1E"/>
-        </w:rPr>
-      </w:pPr>
-      <w:r>
-        <w:rPr>
-          <w:rFonts w:ascii="Yu Gothic" w:eastAsia="Yu Gothic" w:hAnsi="Yu Gothic" w:cs="Yu Gothic" w:hint="eastAsia"/>
-          <w:color w:val="1A1C1E"/>
-          <w:shd w:val="clear" w:color="auto" w:fill="FFFFFF"/>
-        </w:rPr>
-        <w:t>不是解說者，不是傳道者。</w:t>
-      </w:r>
-    </w:p>
-    <w:p>
-      <w:pPr>
-        <w:pStyle w:val="NormalWeb"/>
-        <w:shd w:val="clear" w:color="auto" w:fill="FFFFFF"/>
-        <w:spacing w:beforeAutospacing="1" w:after="216" w:line="240" w:lineRule="atLeast"/>
-        <w:jc w:val="both"/>
-        <w:rPr>
-          <w:rFonts w:ascii="Yu Gothic" w:eastAsia="Yu Gothic" w:hAnsi="Yu Gothic" w:cs="Yu Gothic"/>
-          <w:color w:val="1A1C1E"/>
-        </w:rPr>
-      </w:pPr>
+        <w:t xml:space="preserve"> (Professor Adam): (緩緩點頭，眼中流露出一絲讚賞)</w:t>
+      </w:r>
+    </w:p>
+    <w:p>
+      <w:pPr>
+        <w:pStyle w:val="NormalWeb"/>
+        <w:shd w:val="clear" w:color="auto" w:fill="FFFFFF"/>
+        <w:spacing w:beforeAutospacing="1" w:after="216" w:line="240" w:lineRule="atLeast"/>
+        <w:jc w:val="both"/>
+        <w:rPr>
+          <w:rFonts w:ascii="Yu Gothic" w:eastAsia="Yu Gothic" w:hAnsi="Yu Gothic" w:cs="Yu Gothic"/>
+          <w:color w:val="1A1C1E"/>
+        </w:rPr>
+      </w:pPr>
+      <w:r>
+        <w:rPr>
+          <w:rFonts w:ascii="Yu Gothic" w:eastAsia="Yu Gothic" w:hAnsi="Yu Gothic" w:cs="Yu Gothic" w:hint="eastAsia"/>
+          <w:color w:val="1A1C1E"/>
+          <w:shd w:val="clear" w:color="auto" w:fill="FFFFFF"/>
+        </w:rPr>
+        <w:t>是的……你剛觸及到了一個關鍵點，許多科學工作者——甚至是物理學教授——在理論上承認，卻在認知實踐中遺忘的關鍵點。</w:t>
+      </w:r>
+    </w:p>
+    <w:p>
+      <w:pPr>
+        <w:pStyle w:val="NormalWeb"/>
+        <w:shd w:val="clear" w:color="auto" w:fill="FFFFFF"/>
+        <w:spacing w:beforeAutospacing="1" w:after="216" w:line="240" w:lineRule="atLeast"/>
+        <w:jc w:val="both"/>
+        <w:rPr>
+          <w:rFonts w:ascii="Yu Gothic" w:eastAsia="Yu Gothic" w:hAnsi="Yu Gothic" w:cs="Yu Gothic"/>
+          <w:color w:val="1A1C1E"/>
+        </w:rPr>
+      </w:pPr>
+      <w:r>
+        <w:rPr>
+          <w:rFonts w:ascii="Yu Gothic" w:eastAsia="Yu Gothic" w:hAnsi="Yu Gothic" w:cs="Yu Gothic" w:hint="eastAsia"/>
+          <w:color w:val="1A1C1E"/>
+          <w:shd w:val="clear" w:color="auto" w:fill="FFFFFF"/>
+        </w:rPr>
+        <w:t>光速，如你所說，並非真正意義上的絕對常數。</w:t>
+      </w:r>
+    </w:p>
+    <w:p>
+      <w:pPr>
+        <w:pStyle w:val="NormalWeb"/>
+        <w:shd w:val="clear" w:color="auto" w:fill="FFFFFF"/>
+        <w:spacing w:beforeAutospacing="1" w:after="216" w:line="240" w:lineRule="atLeast"/>
+        <w:jc w:val="both"/>
+        <w:rPr>
+          <w:rFonts w:ascii="Yu Gothic" w:eastAsia="Yu Gothic" w:hAnsi="Yu Gothic" w:cs="Yu Gothic"/>
+          <w:color w:val="1A1C1E"/>
+        </w:rPr>
+      </w:pPr>
+      <w:r>
+        <w:rPr>
+          <w:rFonts w:ascii="Yu Gothic" w:eastAsia="Yu Gothic" w:hAnsi="Yu Gothic" w:cs="Yu Gothic" w:hint="eastAsia"/>
+          <w:color w:val="1A1C1E"/>
+          <w:shd w:val="clear" w:color="auto" w:fill="FFFFFF"/>
+        </w:rPr>
+        <w:t>在狹義相對論中，愛因斯坦定義了：</w:t>
+      </w:r>
+      <w:r>
+        <w:rPr>
+          <w:rFonts w:ascii="Yu Gothic" w:eastAsia="Yu Gothic" w:hAnsi="Yu Gothic" w:cs="Yu Gothic" w:hint="eastAsia"/>
+          <w:color w:val="1A1C1E"/>
+          <w:shd w:val="clear" w:color="auto" w:fill="FFFFFF"/>
+        </w:rPr>
+        <w:br/>
+        <w:t>真空中的光速，在慣性參照系中測量時，是恆定的。</w:t>
+      </w:r>
+    </w:p>
+    <w:p>
+      <w:pPr>
+        <w:pStyle w:val="NormalWeb"/>
+        <w:shd w:val="clear" w:color="auto" w:fill="FFFFFF"/>
+        <w:spacing w:beforeAutospacing="1" w:after="216" w:line="240" w:lineRule="atLeast"/>
+        <w:jc w:val="both"/>
+        <w:rPr>
+          <w:rFonts w:ascii="Yu Gothic" w:eastAsia="Yu Gothic" w:hAnsi="Yu Gothic" w:cs="Yu Gothic"/>
+          <w:color w:val="1A1C1E"/>
+        </w:rPr>
+      </w:pPr>
+      <w:r>
+        <w:rPr>
+          <w:rFonts w:ascii="Yu Gothic" w:eastAsia="Yu Gothic" w:hAnsi="Yu Gothic" w:cs="Yu Gothic" w:hint="eastAsia"/>
+          <w:color w:val="1A1C1E"/>
+          <w:shd w:val="clear" w:color="auto" w:fill="FFFFFF"/>
+        </w:rPr>
+        <w:t>但是……這裡的「恆定」，不代表在所有實相層級中都永恆不變。</w:t>
+      </w:r>
+    </w:p>
+    <w:p>
+      <w:pPr>
+        <w:pStyle w:val="NormalWeb"/>
+        <w:shd w:val="clear" w:color="auto" w:fill="FFFFFF"/>
+        <w:spacing w:beforeAutospacing="1" w:after="216" w:line="240" w:lineRule="atLeast"/>
+        <w:jc w:val="both"/>
+        <w:rPr>
+          <w:rFonts w:ascii="Yu Gothic" w:eastAsia="Yu Gothic" w:hAnsi="Yu Gothic" w:cs="Yu Gothic"/>
+          <w:color w:val="1A1C1E"/>
+        </w:rPr>
+      </w:pPr>
+      <w:r>
+        <w:rPr>
+          <w:rFonts w:ascii="Yu Gothic" w:eastAsia="Yu Gothic" w:hAnsi="Yu Gothic" w:cs="Yu Gothic" w:hint="eastAsia"/>
+          <w:color w:val="1A1C1E"/>
+          <w:shd w:val="clear" w:color="auto" w:fill="FFFFFF"/>
+        </w:rPr>
+        <w:t>它只在該理論所容許的條件集合中保持不變。</w:t>
+      </w:r>
+    </w:p>
+    <w:p>
+      <w:pPr>
+        <w:pStyle w:val="NormalWeb"/>
+        <w:shd w:val="clear" w:color="auto" w:fill="FFFFFF"/>
+        <w:spacing w:beforeAutospacing="1" w:after="216" w:line="240" w:lineRule="atLeast"/>
+        <w:jc w:val="both"/>
+        <w:rPr>
+          <w:rFonts w:ascii="Yu Gothic" w:eastAsia="Yu Gothic" w:hAnsi="Yu Gothic" w:cs="Yu Gothic"/>
+          <w:color w:val="1A1C1E"/>
+        </w:rPr>
+      </w:pPr>
+      <w:r>
+        <w:rPr>
+          <w:rFonts w:ascii="Yu Gothic" w:eastAsia="Yu Gothic" w:hAnsi="Yu Gothic" w:cs="Yu Gothic" w:hint="eastAsia"/>
+          <w:color w:val="1A1C1E"/>
+          <w:shd w:val="clear" w:color="auto" w:fill="FFFFFF"/>
+        </w:rPr>
+        <w:t>(教授舉起手，像在空中描繪一個無形的座標軸。)</w:t>
+      </w:r>
+      <w:r>
+        <w:rPr>
+          <w:rFonts w:ascii="Yu Gothic" w:eastAsia="Yu Gothic" w:hAnsi="Yu Gothic" w:cs="Yu Gothic" w:hint="eastAsia"/>
+          <w:color w:val="1A1C1E"/>
+          <w:shd w:val="clear" w:color="auto" w:fill="FFFFFF"/>
+        </w:rPr>
+        <w:br/>
+        <w:t>你想像一下：</w:t>
+      </w:r>
+      <w:r>
+        <w:rPr>
+          <w:rFonts w:ascii="Yu Gothic" w:eastAsia="Yu Gothic" w:hAnsi="Yu Gothic" w:cs="Yu Gothic" w:hint="eastAsia"/>
+          <w:color w:val="1A1C1E"/>
+          <w:shd w:val="clear" w:color="auto" w:fill="FFFFFF"/>
+        </w:rPr>
+        <w:br/>
+      </w:r>
       <w:r>
         <w:rPr>
           <w:rFonts w:ascii="Yu Gothic" w:eastAsia="Yu Gothic" w:hAnsi="Yu Gothic" w:cs="Yu Gothic" w:hint="eastAsia"/>
@@ -4566,163 +4747,163 @@
           <w:shd w:val="clear" w:color="auto" w:fill="FFFFFF"/>
         </w:rPr>
         <w:lastRenderedPageBreak/>
-        <w:t>只是一個曾見證過某事，並正以誠實的方式，將其講述出來的人。</w:t>
-      </w:r>
-    </w:p>
-    <w:p>
-      <w:pPr>
-        <w:pStyle w:val="NormalWeb"/>
-        <w:shd w:val="clear" w:color="auto" w:fill="FFFFFF"/>
-        <w:spacing w:beforeAutospacing="1" w:after="216" w:line="240" w:lineRule="atLeast"/>
-        <w:jc w:val="both"/>
-        <w:rPr>
-          <w:rFonts w:ascii="Yu Gothic" w:eastAsia="Yu Gothic" w:hAnsi="Yu Gothic" w:cs="Yu Gothic"/>
-          <w:color w:val="1A1C1E"/>
-        </w:rPr>
-      </w:pPr>
-      <w:r>
-        <w:rPr>
-          <w:rFonts w:ascii="Yu Gothic" w:eastAsia="Yu Gothic" w:hAnsi="Yu Gothic" w:cs="Yu Gothic" w:hint="eastAsia"/>
-          <w:color w:val="1A1C1E"/>
-          <w:shd w:val="clear" w:color="auto" w:fill="FFFFFF"/>
-        </w:rPr>
-        <w:t>(他啜了一口茶。山腰的風帶來了清晨陽光的氣息，以及門廊邊上朽木的淡淡幽香。)</w:t>
-      </w:r>
-      <w:r>
-        <w:rPr>
-          <w:rFonts w:ascii="Yu Gothic" w:eastAsia="Yu Gothic" w:hAnsi="Yu Gothic" w:cs="Yu Gothic" w:hint="eastAsia"/>
-          <w:color w:val="1A1C1E"/>
-          <w:shd w:val="clear" w:color="auto" w:fill="FFFFFF"/>
-        </w:rPr>
-        <w:br/>
-        <w:t>至於新的人生觀……</w:t>
-      </w:r>
-    </w:p>
-    <w:p>
-      <w:pPr>
-        <w:pStyle w:val="NormalWeb"/>
-        <w:shd w:val="clear" w:color="auto" w:fill="FFFFFF"/>
-        <w:spacing w:beforeAutospacing="1" w:after="216" w:line="240" w:lineRule="atLeast"/>
-        <w:jc w:val="both"/>
-        <w:rPr>
-          <w:rFonts w:ascii="Yu Gothic" w:eastAsia="Yu Gothic" w:hAnsi="Yu Gothic" w:cs="Yu Gothic"/>
-          <w:color w:val="1A1C1E"/>
-        </w:rPr>
-      </w:pPr>
-      <w:r>
-        <w:rPr>
-          <w:rFonts w:ascii="Yu Gothic" w:eastAsia="Yu Gothic" w:hAnsi="Yu Gothic" w:cs="Yu Gothic" w:hint="eastAsia"/>
-          <w:color w:val="1A1C1E"/>
-          <w:shd w:val="clear" w:color="auto" w:fill="FFFFFF"/>
-        </w:rPr>
-        <w:t>是的，它改變了很多事——不是透過否定舊的，而是透過重新提出根本性的問題。</w:t>
-      </w:r>
-    </w:p>
-    <w:p>
-      <w:pPr>
-        <w:pStyle w:val="NormalWeb"/>
-        <w:shd w:val="clear" w:color="auto" w:fill="FFFFFF"/>
-        <w:spacing w:beforeAutospacing="1" w:after="216" w:line="240" w:lineRule="atLeast"/>
-        <w:jc w:val="both"/>
-        <w:rPr>
-          <w:rFonts w:ascii="Yu Gothic" w:eastAsia="Yu Gothic" w:hAnsi="Yu Gothic" w:cs="Yu Gothic"/>
-          <w:color w:val="1A1C1E"/>
-        </w:rPr>
-      </w:pPr>
-      <w:r>
-        <w:rPr>
-          <w:rFonts w:ascii="Yu Gothic" w:eastAsia="Yu Gothic" w:hAnsi="Yu Gothic" w:cs="Yu Gothic" w:hint="eastAsia"/>
-          <w:color w:val="1A1C1E"/>
-          <w:shd w:val="clear" w:color="auto" w:fill="FFFFFF"/>
-        </w:rPr>
-        <w:t>你剛才提到了愛因斯坦的相對論。</w:t>
-      </w:r>
-    </w:p>
-    <w:p>
-      <w:pPr>
-        <w:pStyle w:val="NormalWeb"/>
-        <w:shd w:val="clear" w:color="auto" w:fill="FFFFFF"/>
-        <w:spacing w:beforeAutospacing="1" w:after="216" w:line="240" w:lineRule="atLeast"/>
-        <w:jc w:val="both"/>
-        <w:rPr>
-          <w:rFonts w:ascii="Yu Gothic" w:eastAsia="Yu Gothic" w:hAnsi="Yu Gothic" w:cs="Yu Gothic"/>
-          <w:color w:val="1A1C1E"/>
-        </w:rPr>
-      </w:pPr>
-      <w:r>
-        <w:rPr>
-          <w:rFonts w:ascii="Yu Gothic" w:eastAsia="Yu Gothic" w:hAnsi="Yu Gothic" w:cs="Yu Gothic" w:hint="eastAsia"/>
-          <w:color w:val="1A1C1E"/>
-          <w:shd w:val="clear" w:color="auto" w:fill="FFFFFF"/>
-        </w:rPr>
-        <w:t>沒錯——我曾講授它，曾以此為基礎寫下數十篇論文。我至今仍認為它是對的……</w:t>
-      </w:r>
-    </w:p>
-    <w:p>
-      <w:pPr>
-        <w:pStyle w:val="NormalWeb"/>
-        <w:shd w:val="clear" w:color="auto" w:fill="FFFFFF"/>
-        <w:spacing w:beforeAutospacing="1" w:after="216" w:line="240" w:lineRule="atLeast"/>
-        <w:jc w:val="both"/>
-        <w:rPr>
-          <w:rFonts w:ascii="Yu Gothic" w:eastAsia="Yu Gothic" w:hAnsi="Yu Gothic" w:cs="Yu Gothic"/>
-          <w:color w:val="1A1C1E"/>
-        </w:rPr>
-      </w:pPr>
-      <w:r>
-        <w:rPr>
-          <w:rFonts w:ascii="Yu Gothic" w:eastAsia="Yu Gothic" w:hAnsi="Yu Gothic" w:cs="Yu Gothic" w:hint="eastAsia"/>
-          <w:color w:val="1A1C1E"/>
-          <w:shd w:val="clear" w:color="auto" w:fill="FFFFFF"/>
-        </w:rPr>
-        <w:t>但，它只在三維空間、線性時間以及物理認知極限的參照系中才是對的。</w:t>
-      </w:r>
-    </w:p>
-    <w:p>
-      <w:pPr>
-        <w:pStyle w:val="NormalWeb"/>
-        <w:shd w:val="clear" w:color="auto" w:fill="FFFFFF"/>
-        <w:spacing w:beforeAutospacing="1" w:after="216" w:line="240" w:lineRule="atLeast"/>
-        <w:jc w:val="both"/>
-        <w:rPr>
-          <w:rFonts w:ascii="Yu Gothic" w:eastAsia="Yu Gothic" w:hAnsi="Yu Gothic" w:cs="Yu Gothic"/>
-          <w:color w:val="1A1C1E"/>
-        </w:rPr>
-      </w:pPr>
-      <w:r>
-        <w:rPr>
-          <w:rFonts w:ascii="Yu Gothic" w:eastAsia="Yu Gothic" w:hAnsi="Yu Gothic" w:cs="Yu Gothic" w:hint="eastAsia"/>
-          <w:color w:val="1A1C1E"/>
-          <w:shd w:val="clear" w:color="auto" w:fill="FFFFFF"/>
-        </w:rPr>
-        <w:t>而如今，我知道：</w:t>
-      </w:r>
-      <w:r>
-        <w:rPr>
-          <w:rFonts w:ascii="Yu Gothic" w:eastAsia="Yu Gothic" w:hAnsi="Yu Gothic" w:cs="Yu Gothic" w:hint="eastAsia"/>
-          <w:color w:val="1A1C1E"/>
-          <w:shd w:val="clear" w:color="auto" w:fill="FFFFFF"/>
-        </w:rPr>
-        <w:br/>
-        <w:t>有些維度空間，在其中，光速已不再是極限。</w:t>
-      </w:r>
-      <w:r>
-        <w:rPr>
-          <w:rFonts w:ascii="Yu Gothic" w:eastAsia="Yu Gothic" w:hAnsi="Yu Gothic" w:cs="Yu Gothic" w:hint="eastAsia"/>
-          <w:color w:val="1A1C1E"/>
-          <w:shd w:val="clear" w:color="auto" w:fill="FFFFFF"/>
-        </w:rPr>
-        <w:br/>
-        <w:t>有些空間，時間並非流逝，而是盤旋扭曲。</w:t>
-      </w:r>
-      <w:r>
-        <w:rPr>
-          <w:rFonts w:ascii="Yu Gothic" w:eastAsia="Yu Gothic" w:hAnsi="Yu Gothic" w:cs="Yu Gothic" w:hint="eastAsia"/>
-          <w:color w:val="1A1C1E"/>
-          <w:shd w:val="clear" w:color="auto" w:fill="FFFFFF"/>
-        </w:rPr>
-        <w:br/>
-        <w:t>有些生命，無需透過距離來移動，而是透過意念的振動層級。</w:t>
+        <w:t>如果我們所生活的整個物理世界是一個平面A，那麼物理定律——包括光速——就只在該平面中嚴格適用。</w:t>
+      </w:r>
+    </w:p>
+    <w:p>
+      <w:pPr>
+        <w:pStyle w:val="NormalWeb"/>
+        <w:shd w:val="clear" w:color="auto" w:fill="FFFFFF"/>
+        <w:spacing w:beforeAutospacing="1" w:after="216" w:line="240" w:lineRule="atLeast"/>
+        <w:jc w:val="both"/>
+        <w:rPr>
+          <w:rFonts w:ascii="Yu Gothic" w:eastAsia="Yu Gothic" w:hAnsi="Yu Gothic" w:cs="Yu Gothic"/>
+          <w:color w:val="1A1C1E"/>
+        </w:rPr>
+      </w:pPr>
+      <w:r>
+        <w:rPr>
+          <w:rFonts w:ascii="Yu Gothic" w:eastAsia="Yu Gothic" w:hAnsi="Yu Gothic" w:cs="Yu Gothic" w:hint="eastAsia"/>
+          <w:color w:val="1A1C1E"/>
+          <w:shd w:val="clear" w:color="auto" w:fill="FFFFFF"/>
+        </w:rPr>
+        <w:t>但當踏入另一個層級——一個時空結構已變形或振動頻率不同的維度時——那麼諸如「距離」、「時間」或「速度」等概念，也就不再保有原來的定義了。</w:t>
+      </w:r>
+    </w:p>
+    <w:p>
+      <w:pPr>
+        <w:pStyle w:val="NormalWeb"/>
+        <w:shd w:val="clear" w:color="auto" w:fill="FFFFFF"/>
+        <w:spacing w:beforeAutospacing="1" w:after="216" w:line="240" w:lineRule="atLeast"/>
+        <w:jc w:val="both"/>
+        <w:rPr>
+          <w:rFonts w:ascii="Yu Gothic" w:eastAsia="Yu Gothic" w:hAnsi="Yu Gothic" w:cs="Yu Gothic"/>
+          <w:color w:val="1A1C1E"/>
+        </w:rPr>
+      </w:pPr>
+      <w:r>
+        <w:rPr>
+          <w:rFonts w:ascii="Yu Gothic" w:eastAsia="Yu Gothic" w:hAnsi="Yu Gothic" w:cs="Yu Gothic" w:hint="eastAsia"/>
+          <w:color w:val="1A1C1E"/>
+          <w:shd w:val="clear" w:color="auto" w:fill="FFFFFF"/>
+        </w:rPr>
+        <w:t>在我曾得見的另一個空間層級中，</w:t>
+      </w:r>
+      <w:r>
+        <w:rPr>
+          <w:rFonts w:ascii="Yu Gothic" w:eastAsia="Yu Gothic" w:hAnsi="Yu Gothic" w:cs="Yu Gothic" w:hint="eastAsia"/>
+          <w:color w:val="1A1C1E"/>
+          <w:shd w:val="clear" w:color="auto" w:fill="FFFFFF"/>
+        </w:rPr>
+        <w:br/>
+        <w:t>光不需要「奔跑」——它「臨在」。</w:t>
+      </w:r>
+      <w:r>
+        <w:rPr>
+          <w:rFonts w:ascii="Yu Gothic" w:eastAsia="Yu Gothic" w:hAnsi="Yu Gothic" w:cs="Yu Gothic" w:hint="eastAsia"/>
+          <w:color w:val="1A1C1E"/>
+          <w:shd w:val="clear" w:color="auto" w:fill="FFFFFF"/>
+        </w:rPr>
+        <w:br/>
+        <w:t>它不是以波的形式傳播——而是在源頭意念升起的那一刻，同時顯現在目的地。</w:t>
+      </w:r>
+    </w:p>
+    <w:p>
+      <w:pPr>
+        <w:pStyle w:val="NormalWeb"/>
+        <w:shd w:val="clear" w:color="auto" w:fill="FFFFFF"/>
+        <w:spacing w:beforeAutospacing="1" w:after="216" w:line="240" w:lineRule="atLeast"/>
+        <w:jc w:val="both"/>
+        <w:rPr>
+          <w:rFonts w:ascii="Yu Gothic" w:eastAsia="Yu Gothic" w:hAnsi="Yu Gothic" w:cs="Yu Gothic"/>
+          <w:color w:val="1A1C1E"/>
+        </w:rPr>
+      </w:pPr>
+      <w:r>
+        <w:rPr>
+          <w:rFonts w:ascii="Yu Gothic" w:eastAsia="Yu Gothic" w:hAnsi="Yu Gothic" w:cs="Yu Gothic" w:hint="eastAsia"/>
+          <w:color w:val="1A1C1E"/>
+          <w:shd w:val="clear" w:color="auto" w:fill="FFFFFF"/>
+        </w:rPr>
+        <w:t>如此一來，「速度」的概念便崩解了。</w:t>
+      </w:r>
+    </w:p>
+    <w:p>
+      <w:pPr>
+        <w:pStyle w:val="NormalWeb"/>
+        <w:shd w:val="clear" w:color="auto" w:fill="FFFFFF"/>
+        <w:spacing w:beforeAutospacing="1" w:after="216" w:line="240" w:lineRule="atLeast"/>
+        <w:jc w:val="both"/>
+        <w:rPr>
+          <w:rFonts w:ascii="Yu Gothic" w:eastAsia="Yu Gothic" w:hAnsi="Yu Gothic" w:cs="Yu Gothic"/>
+          <w:color w:val="1A1C1E"/>
+        </w:rPr>
+      </w:pPr>
+      <w:r>
+        <w:rPr>
+          <w:rFonts w:ascii="Yu Gothic" w:eastAsia="Yu Gothic" w:hAnsi="Yu Gothic" w:cs="Yu Gothic" w:hint="eastAsia"/>
+          <w:color w:val="1A1C1E"/>
+          <w:shd w:val="clear" w:color="auto" w:fill="FFFFFF"/>
+        </w:rPr>
+        <w:t>因為當時間是一種意識形態時，速度便只是一個幻象變化的比率。</w:t>
+      </w:r>
+    </w:p>
+    <w:p>
+      <w:pPr>
+        <w:pStyle w:val="NormalWeb"/>
+        <w:shd w:val="clear" w:color="auto" w:fill="FFFFFF"/>
+        <w:spacing w:beforeAutospacing="1" w:after="216" w:line="240" w:lineRule="atLeast"/>
+        <w:jc w:val="both"/>
+        <w:rPr>
+          <w:rFonts w:ascii="Yu Gothic" w:eastAsia="Yu Gothic" w:hAnsi="Yu Gothic" w:cs="Yu Gothic"/>
+          <w:color w:val="1A1C1E"/>
+        </w:rPr>
+      </w:pPr>
+      <w:r>
+        <w:rPr>
+          <w:rFonts w:ascii="Yu Gothic" w:eastAsia="Yu Gothic" w:hAnsi="Yu Gothic" w:cs="Yu Gothic" w:hint="eastAsia"/>
+          <w:color w:val="1A1C1E"/>
+          <w:shd w:val="clear" w:color="auto" w:fill="FFFFFF"/>
+        </w:rPr>
+        <w:t>(他停下，將茶杯放回桌上，語氣放緩，彷彿回到體驗中更深的部分。)</w:t>
+      </w:r>
+      <w:r>
+        <w:rPr>
+          <w:rFonts w:ascii="Yu Gothic" w:eastAsia="Yu Gothic" w:hAnsi="Yu Gothic" w:cs="Yu Gothic" w:hint="eastAsia"/>
+          <w:color w:val="1A1C1E"/>
+          <w:shd w:val="clear" w:color="auto" w:fill="FFFFFF"/>
+        </w:rPr>
+        <w:br/>
+        <w:t>光速只是三維空間和線性意識中的一個局限。</w:t>
+      </w:r>
+    </w:p>
+    <w:p>
+      <w:pPr>
+        <w:pStyle w:val="NormalWeb"/>
+        <w:shd w:val="clear" w:color="auto" w:fill="FFFFFF"/>
+        <w:spacing w:beforeAutospacing="1" w:after="216" w:line="240" w:lineRule="atLeast"/>
+        <w:jc w:val="both"/>
+        <w:rPr>
+          <w:rFonts w:ascii="Yu Gothic" w:eastAsia="Yu Gothic" w:hAnsi="Yu Gothic" w:cs="Yu Gothic"/>
+          <w:color w:val="1A1C1E"/>
+        </w:rPr>
+      </w:pPr>
+      <w:r>
+        <w:rPr>
+          <w:rFonts w:ascii="Yu Gothic" w:eastAsia="Yu Gothic" w:hAnsi="Yu Gothic" w:cs="Yu Gothic" w:hint="eastAsia"/>
+          <w:color w:val="1A1C1E"/>
+          <w:shd w:val="clear" w:color="auto" w:fill="FFFFFF"/>
+        </w:rPr>
+        <w:t>而在一個多維的認知結構中，</w:t>
+      </w:r>
+      <w:r>
+        <w:rPr>
+          <w:rFonts w:ascii="Yu Gothic" w:eastAsia="Yu Gothic" w:hAnsi="Yu Gothic" w:cs="Yu Gothic" w:hint="eastAsia"/>
+          <w:color w:val="1A1C1E"/>
+          <w:shd w:val="clear" w:color="auto" w:fill="FFFFFF"/>
+        </w:rPr>
+        <w:br/>
+        <w:t>光，僅僅是一種更高層級傳導晶體的低階表象——在某些古老智慧體系中，稱之為「光通量」。</w:t>
       </w:r>
     </w:p>
     <w:p>
@@ -4743,218 +4924,113 @@
           <w:shd w:val="clear" w:color="auto" w:fill="FFFFFF"/>
         </w:rPr>
         <w:lastRenderedPageBreak/>
-        <w:t>所以，如果愛因斯坦能活得更久，如果他有機會看到我所見的……</w:t>
-      </w:r>
-      <w:r>
-        <w:rPr>
-          <w:rFonts w:ascii="Yu Gothic" w:eastAsia="Yu Gothic" w:hAnsi="Yu Gothic" w:cs="Yu Gothic" w:hint="eastAsia"/>
-          <w:color w:val="1A1C1E"/>
-          <w:shd w:val="clear" w:color="auto" w:fill="FFFFFF"/>
-        </w:rPr>
-        <w:br/>
-        <w:t>或許他會為相對論寫下一個新的篇章——關於認知層級的相對論。</w:t>
-      </w:r>
-    </w:p>
-    <w:p>
-      <w:pPr>
-        <w:pStyle w:val="NormalWeb"/>
-        <w:shd w:val="clear" w:color="auto" w:fill="FFFFFF"/>
-        <w:spacing w:beforeAutospacing="1" w:after="216" w:line="240" w:lineRule="atLeast"/>
-        <w:jc w:val="both"/>
-        <w:rPr>
-          <w:rFonts w:ascii="Yu Gothic" w:eastAsia="Yu Gothic" w:hAnsi="Yu Gothic" w:cs="Yu Gothic"/>
-          <w:color w:val="1A1C1E"/>
-        </w:rPr>
-      </w:pPr>
-      <w:r>
-        <w:rPr>
-          <w:rFonts w:ascii="Yu Gothic" w:eastAsia="Yu Gothic" w:hAnsi="Yu Gothic" w:cs="Yu Gothic" w:hint="eastAsia"/>
-          <w:color w:val="1A1C1E"/>
-          <w:shd w:val="clear" w:color="auto" w:fill="FFFFFF"/>
-        </w:rPr>
-        <w:t>宇宙？</w:t>
-      </w:r>
-    </w:p>
-    <w:p>
-      <w:pPr>
-        <w:pStyle w:val="NormalWeb"/>
-        <w:shd w:val="clear" w:color="auto" w:fill="FFFFFF"/>
-        <w:spacing w:beforeAutospacing="1" w:after="216" w:line="240" w:lineRule="atLeast"/>
-        <w:jc w:val="both"/>
-        <w:rPr>
-          <w:rFonts w:ascii="Yu Gothic" w:eastAsia="Yu Gothic" w:hAnsi="Yu Gothic" w:cs="Yu Gothic"/>
-          <w:color w:val="1A1C1E"/>
-        </w:rPr>
-      </w:pPr>
-      <w:r>
-        <w:rPr>
-          <w:rFonts w:ascii="Yu Gothic" w:eastAsia="Yu Gothic" w:hAnsi="Yu Gothic" w:cs="Yu Gothic" w:hint="eastAsia"/>
-          <w:color w:val="1A1C1E"/>
-          <w:shd w:val="clear" w:color="auto" w:fill="FFFFFF"/>
-        </w:rPr>
-        <w:t>不是一個爆炸後不斷膨脹的球體。</w:t>
-      </w:r>
-    </w:p>
-    <w:p>
-      <w:pPr>
-        <w:pStyle w:val="NormalWeb"/>
-        <w:shd w:val="clear" w:color="auto" w:fill="FFFFFF"/>
-        <w:spacing w:beforeAutospacing="1" w:after="216" w:line="240" w:lineRule="atLeast"/>
-        <w:jc w:val="both"/>
-        <w:rPr>
-          <w:rFonts w:ascii="Yu Gothic" w:eastAsia="Yu Gothic" w:hAnsi="Yu Gothic" w:cs="Yu Gothic"/>
-          <w:color w:val="1A1C1E"/>
-        </w:rPr>
-      </w:pPr>
-      <w:r>
-        <w:rPr>
-          <w:rFonts w:ascii="Yu Gothic" w:eastAsia="Yu Gothic" w:hAnsi="Yu Gothic" w:cs="Yu Gothic" w:hint="eastAsia"/>
-          <w:color w:val="1A1C1E"/>
-          <w:shd w:val="clear" w:color="auto" w:fill="FFFFFF"/>
-        </w:rPr>
-        <w:t>而是一個層層疊疊的認知結構——越往深處，越會遇到更深邃的實相，和更古老的生命。</w:t>
-      </w:r>
-    </w:p>
-    <w:p>
-      <w:pPr>
-        <w:pStyle w:val="NormalWeb"/>
-        <w:shd w:val="clear" w:color="auto" w:fill="FFFFFF"/>
-        <w:spacing w:beforeAutospacing="1" w:after="216" w:line="240" w:lineRule="atLeast"/>
-        <w:jc w:val="both"/>
-        <w:rPr>
-          <w:rFonts w:ascii="Yu Gothic" w:eastAsia="Yu Gothic" w:hAnsi="Yu Gothic" w:cs="Yu Gothic"/>
-          <w:color w:val="1A1C1E"/>
-        </w:rPr>
-      </w:pPr>
-      <w:r>
-        <w:rPr>
-          <w:rFonts w:ascii="Yu Gothic" w:eastAsia="Yu Gothic" w:hAnsi="Yu Gothic" w:cs="Yu Gothic" w:hint="eastAsia"/>
-          <w:color w:val="1A1C1E"/>
-          <w:shd w:val="clear" w:color="auto" w:fill="FFFFFF"/>
-        </w:rPr>
-        <w:t>外星生命？</w:t>
-      </w:r>
-    </w:p>
-    <w:p>
-      <w:pPr>
-        <w:pStyle w:val="NormalWeb"/>
-        <w:shd w:val="clear" w:color="auto" w:fill="FFFFFF"/>
-        <w:spacing w:beforeAutospacing="1" w:after="216" w:line="240" w:lineRule="atLeast"/>
-        <w:jc w:val="both"/>
-        <w:rPr>
-          <w:rFonts w:ascii="Yu Gothic" w:eastAsia="Yu Gothic" w:hAnsi="Yu Gothic" w:cs="Yu Gothic"/>
-          <w:color w:val="1A1C1E"/>
-        </w:rPr>
-      </w:pPr>
-      <w:r>
-        <w:rPr>
-          <w:rFonts w:ascii="Yu Gothic" w:eastAsia="Yu Gothic" w:hAnsi="Yu Gothic" w:cs="Yu Gothic" w:hint="eastAsia"/>
-          <w:color w:val="1A1C1E"/>
-          <w:shd w:val="clear" w:color="auto" w:fill="FFFFFF"/>
-        </w:rPr>
-        <w:t>並非來自其他行星。</w:t>
-      </w:r>
-    </w:p>
-    <w:p>
-      <w:pPr>
-        <w:pStyle w:val="NormalWeb"/>
-        <w:shd w:val="clear" w:color="auto" w:fill="FFFFFF"/>
-        <w:spacing w:beforeAutospacing="1" w:after="216" w:line="240" w:lineRule="atLeast"/>
-        <w:jc w:val="both"/>
-        <w:rPr>
-          <w:rFonts w:ascii="Yu Gothic" w:eastAsia="Yu Gothic" w:hAnsi="Yu Gothic" w:cs="Yu Gothic"/>
-          <w:color w:val="1A1C1E"/>
-        </w:rPr>
-      </w:pPr>
-      <w:r>
-        <w:rPr>
-          <w:rFonts w:ascii="Yu Gothic" w:eastAsia="Yu Gothic" w:hAnsi="Yu Gothic" w:cs="Yu Gothic" w:hint="eastAsia"/>
-          <w:color w:val="1A1C1E"/>
-          <w:shd w:val="clear" w:color="auto" w:fill="FFFFFF"/>
-        </w:rPr>
-        <w:t>而是來自我們身旁緊鄰的維度，一個只要意念差之毫釐，便能穿越的地方。</w:t>
-      </w:r>
-    </w:p>
-    <w:p>
-      <w:pPr>
-        <w:pStyle w:val="NormalWeb"/>
-        <w:shd w:val="clear" w:color="auto" w:fill="FFFFFF"/>
-        <w:spacing w:beforeAutospacing="1" w:after="216" w:line="240" w:lineRule="atLeast"/>
-        <w:jc w:val="both"/>
-        <w:rPr>
-          <w:rFonts w:ascii="Yu Gothic" w:eastAsia="Yu Gothic" w:hAnsi="Yu Gothic" w:cs="Yu Gothic"/>
-          <w:color w:val="1A1C1E"/>
-        </w:rPr>
-      </w:pPr>
-      <w:r>
-        <w:rPr>
-          <w:rFonts w:ascii="Yu Gothic" w:eastAsia="Yu Gothic" w:hAnsi="Yu Gothic" w:cs="Yu Gothic" w:hint="eastAsia"/>
-          <w:color w:val="1A1C1E"/>
-          <w:shd w:val="clear" w:color="auto" w:fill="FFFFFF"/>
-        </w:rPr>
-        <w:t>而最危險的，並非他們的存在——而是我們不知道自己正被觀察著。</w:t>
-      </w:r>
-    </w:p>
-    <w:p>
-      <w:pPr>
-        <w:pStyle w:val="NormalWeb"/>
-        <w:shd w:val="clear" w:color="auto" w:fill="FFFFFF"/>
-        <w:spacing w:beforeAutospacing="1" w:after="216" w:line="240" w:lineRule="atLeast"/>
-        <w:jc w:val="both"/>
-        <w:rPr>
-          <w:rFonts w:ascii="Yu Gothic" w:eastAsia="Yu Gothic" w:hAnsi="Yu Gothic" w:cs="Yu Gothic"/>
-          <w:color w:val="1A1C1E"/>
-        </w:rPr>
-      </w:pPr>
-      <w:r>
-        <w:rPr>
-          <w:rFonts w:ascii="Yu Gothic" w:eastAsia="Yu Gothic" w:hAnsi="Yu Gothic" w:cs="Yu Gothic" w:hint="eastAsia"/>
-          <w:color w:val="1A1C1E"/>
-          <w:shd w:val="clear" w:color="auto" w:fill="FFFFFF"/>
-        </w:rPr>
-        <w:t>不過……那是後話了。</w:t>
-      </w:r>
-    </w:p>
-    <w:p>
-      <w:pPr>
-        <w:pStyle w:val="NormalWeb"/>
-        <w:shd w:val="clear" w:color="auto" w:fill="FFFFFF"/>
-        <w:spacing w:beforeAutospacing="1" w:after="216" w:line="240" w:lineRule="atLeast"/>
-        <w:jc w:val="both"/>
-        <w:rPr>
-          <w:rFonts w:ascii="Yu Gothic" w:eastAsia="Yu Gothic" w:hAnsi="Yu Gothic" w:cs="Yu Gothic"/>
-          <w:color w:val="1A1C1E"/>
-        </w:rPr>
-      </w:pPr>
-      <w:r>
-        <w:rPr>
-          <w:rFonts w:ascii="Yu Gothic" w:eastAsia="Yu Gothic" w:hAnsi="Yu Gothic" w:cs="Yu Gothic" w:hint="eastAsia"/>
-          <w:color w:val="1A1C1E"/>
-          <w:shd w:val="clear" w:color="auto" w:fill="FFFFFF"/>
-        </w:rPr>
-        <w:t>如果你願意，我們可以逐一揭示。</w:t>
-      </w:r>
-    </w:p>
-    <w:p>
-      <w:pPr>
-        <w:pStyle w:val="NormalWeb"/>
-        <w:shd w:val="clear" w:color="auto" w:fill="FFFFFF"/>
-        <w:spacing w:beforeAutospacing="1" w:after="216" w:line="240" w:lineRule="atLeast"/>
-        <w:jc w:val="both"/>
-        <w:rPr>
-          <w:rFonts w:ascii="Yu Gothic" w:eastAsia="Yu Gothic" w:hAnsi="Yu Gothic" w:cs="Yu Gothic"/>
-          <w:color w:val="1A1C1E"/>
-          <w:shd w:val="clear" w:color="auto" w:fill="FFFFFF"/>
-        </w:rPr>
-      </w:pPr>
-      <w:r>
-        <w:rPr>
-          <w:rFonts w:ascii="Yu Gothic" w:eastAsia="Yu Gothic" w:hAnsi="Yu Gothic" w:cs="Yu Gothic" w:hint="eastAsia"/>
-          <w:color w:val="1A1C1E"/>
-          <w:shd w:val="clear" w:color="auto" w:fill="FFFFFF"/>
-        </w:rPr>
-        <w:lastRenderedPageBreak/>
-        <w:t>我沒有所有問題的答案——但我有一些記憶的碎片，和一些我所相信的……我們應該一同走過的靜默片刻。</w:t>
+        <w:t>而我相信……這就是為什麼人類觀測到的飛碟，其移動方式不像飛行器——而像是在空間中「跳躍」。</w:t>
+      </w:r>
+    </w:p>
+    <w:p>
+      <w:pPr>
+        <w:pStyle w:val="NormalWeb"/>
+        <w:shd w:val="clear" w:color="auto" w:fill="FFFFFF"/>
+        <w:spacing w:beforeAutospacing="1" w:after="216" w:line="240" w:lineRule="atLeast"/>
+        <w:jc w:val="both"/>
+        <w:rPr>
+          <w:rFonts w:ascii="Yu Gothic" w:eastAsia="Yu Gothic" w:hAnsi="Yu Gothic" w:cs="Yu Gothic"/>
+          <w:color w:val="1A1C1E"/>
+        </w:rPr>
+      </w:pPr>
+      <w:r>
+        <w:rPr>
+          <w:rFonts w:ascii="Yu Gothic" w:eastAsia="Yu Gothic" w:hAnsi="Yu Gothic" w:cs="Yu Gothic" w:hint="eastAsia"/>
+          <w:color w:val="1A1C1E"/>
+          <w:shd w:val="clear" w:color="auto" w:fill="FFFFFF"/>
+        </w:rPr>
+        <w:t>他們並非加速超越光速。</w:t>
+      </w:r>
+    </w:p>
+    <w:p>
+      <w:pPr>
+        <w:pStyle w:val="NormalWeb"/>
+        <w:shd w:val="clear" w:color="auto" w:fill="FFFFFF"/>
+        <w:spacing w:beforeAutospacing="1" w:after="216" w:line="240" w:lineRule="atLeast"/>
+        <w:jc w:val="both"/>
+        <w:rPr>
+          <w:rFonts w:ascii="Yu Gothic" w:eastAsia="Yu Gothic" w:hAnsi="Yu Gothic" w:cs="Yu Gothic"/>
+          <w:color w:val="1A1C1E"/>
+        </w:rPr>
+      </w:pPr>
+      <w:r>
+        <w:rPr>
+          <w:rFonts w:ascii="Yu Gothic" w:eastAsia="Yu Gothic" w:hAnsi="Yu Gothic" w:cs="Yu Gothic" w:hint="eastAsia"/>
+          <w:color w:val="1A1C1E"/>
+          <w:shd w:val="clear" w:color="auto" w:fill="FFFFFF"/>
+        </w:rPr>
+        <w:t>他們是透過離開光的參照系——來忽略速度的概念。</w:t>
+      </w:r>
+    </w:p>
+    <w:p>
+      <w:pPr>
+        <w:pStyle w:val="NormalWeb"/>
+        <w:shd w:val="clear" w:color="auto" w:fill="FFFFFF"/>
+        <w:spacing w:beforeAutospacing="1" w:after="216" w:line="240" w:lineRule="atLeast"/>
+        <w:jc w:val="both"/>
+        <w:rPr>
+          <w:rFonts w:ascii="Yu Gothic" w:eastAsia="Yu Gothic" w:hAnsi="Yu Gothic" w:cs="Yu Gothic"/>
+          <w:color w:val="1A1C1E"/>
+        </w:rPr>
+      </w:pPr>
+      <w:r>
+        <w:rPr>
+          <w:rFonts w:ascii="Yu Gothic" w:eastAsia="Yu Gothic" w:hAnsi="Yu Gothic" w:cs="Yu Gothic" w:hint="eastAsia"/>
+          <w:color w:val="1A1C1E"/>
+          <w:shd w:val="clear" w:color="auto" w:fill="FFFFFF"/>
+        </w:rPr>
+        <w:t>如果需要，我可以用親身體驗——或一些物理學史上被忽略的假說來進一步說明。</w:t>
+      </w:r>
+    </w:p>
+    <w:p>
+      <w:pPr>
+        <w:pStyle w:val="NormalWeb"/>
+        <w:shd w:val="clear" w:color="auto" w:fill="FFFFFF"/>
+        <w:spacing w:beforeAutospacing="1" w:after="216" w:line="240" w:lineRule="atLeast"/>
+        <w:jc w:val="both"/>
+        <w:rPr>
+          <w:rFonts w:ascii="Yu Gothic" w:eastAsia="Yu Gothic" w:hAnsi="Yu Gothic" w:cs="Yu Gothic"/>
+          <w:color w:val="1A1C1E"/>
+          <w:shd w:val="clear" w:color="auto" w:fill="FFFFFF"/>
+        </w:rPr>
+      </w:pPr>
+      <w:r>
+        <w:rPr>
+          <w:rFonts w:ascii="Yu Gothic" w:eastAsia="Yu Gothic" w:hAnsi="Yu Gothic" w:cs="Yu Gothic" w:hint="eastAsia"/>
+          <w:color w:val="1A1C1E"/>
+          <w:shd w:val="clear" w:color="auto" w:fill="FFFFFF"/>
+        </w:rPr>
+        <w:t>但首先，或許你該告訴我：</w:t>
+      </w:r>
+      <w:r>
+        <w:rPr>
+          <w:rFonts w:ascii="Yu Gothic" w:eastAsia="Yu Gothic" w:hAnsi="Yu Gothic" w:cs="Yu Gothic" w:hint="eastAsia"/>
+          <w:color w:val="1A1C1E"/>
+          <w:shd w:val="clear" w:color="auto" w:fill="FFFFFF"/>
+        </w:rPr>
+        <w:br/>
+        <w:t xml:space="preserve">我對 THE </w:t>
+      </w:r>
+      <w:r>
+        <w:rPr>
+          <w:rFonts w:ascii="Yu Gothic" w:eastAsia="Yu Gothic" w:hAnsi="Yu Gothic" w:cs="Yu Gothic"/>
+          <w:color w:val="1A1C1E"/>
+          <w:shd w:val="clear" w:color="auto" w:fill="FFFFFF"/>
+        </w:rPr>
+        <w:t>LIVES</w:t>
+      </w:r>
+      <w:r>
+        <w:rPr>
+          <w:rFonts w:ascii="Yu Gothic" w:eastAsia="Yu Gothic" w:hAnsi="Yu Gothic" w:cs="Yu Gothic" w:hint="eastAsia"/>
+          <w:color w:val="1A1C1E"/>
+          <w:shd w:val="clear" w:color="auto" w:fill="FFFFFF"/>
+        </w:rPr>
+        <w:t xml:space="preserve"> MEDIA 的讀者們，是否說得太遠了？</w:t>
       </w:r>
     </w:p>
     <w:p>
@@ -5006,7 +5082,52 @@
           <w:shd w:val="clear" w:color="auto" w:fill="FFFFFF"/>
         </w:rPr>
         <w:br/>
-        <w:t>好的，那麼我還是稱呼您為「教授」……您剛才提到光速不再是一個極限常數……在不同的參照系中看待，它似乎變得非常相對？我記得曾在某處讀到過，太空船上的時間似乎比地球上慢……而當時間是一個相對概念時，速度和空間距離似乎也成了相對概念，這是否也意味著光速並非一個不變的常數？您能否先就這個細節多分享一些……我們稍後再轉到其他主題。</w:t>
+        <w:t xml:space="preserve">是的，教授，我對物理學並不精通，所以您剛才分享的內容，我確實還未能清晰消化……說實話，我也並未真正理解愛因斯坦的理論。我依稀記得，他本人在世時也曾說過，當時大概只有四、五個人能真正理解他的理論……或許 THE </w:t>
+      </w:r>
+      <w:r>
+        <w:rPr>
+          <w:rFonts w:ascii="Yu Gothic" w:eastAsia="Yu Gothic" w:hAnsi="Yu Gothic" w:cs="Yu Gothic"/>
+          <w:color w:val="1A1C1E"/>
+          <w:shd w:val="clear" w:color="auto" w:fill="FFFFFF"/>
+        </w:rPr>
+        <w:t>LIVES</w:t>
+      </w:r>
+      <w:r>
+        <w:rPr>
+          <w:rFonts w:ascii="Yu Gothic" w:eastAsia="Yu Gothic" w:hAnsi="Yu Gothic" w:cs="Yu Gothic" w:hint="eastAsia"/>
+          <w:color w:val="1A1C1E"/>
+          <w:shd w:val="clear" w:color="auto" w:fill="FFFFFF"/>
+        </w:rPr>
+        <w:t xml:space="preserve"> MEDIA 的讀者也並非人人都有深厚的物理學知識，所以我認為我們也不必探討得太深……</w:t>
+      </w:r>
+    </w:p>
+    <w:p>
+      <w:pPr>
+        <w:pStyle w:val="NormalWeb"/>
+        <w:shd w:val="clear" w:color="auto" w:fill="FFFFFF"/>
+        <w:spacing w:beforeAutospacing="1" w:after="216" w:line="240" w:lineRule="atLeast"/>
+        <w:jc w:val="both"/>
+        <w:rPr>
+          <w:rFonts w:ascii="Yu Gothic" w:eastAsia="Yu Gothic" w:hAnsi="Yu Gothic" w:cs="Yu Gothic"/>
+          <w:color w:val="1A1C1E"/>
+        </w:rPr>
+      </w:pPr>
+      <w:r>
+        <w:rPr>
+          <w:rFonts w:ascii="Yu Gothic" w:eastAsia="Yu Gothic" w:hAnsi="Yu Gothic" w:cs="Yu Gothic" w:hint="eastAsia"/>
+          <w:color w:val="1A1C1E"/>
+          <w:shd w:val="clear" w:color="auto" w:fill="FFFFFF"/>
+        </w:rPr>
+        <w:t>回到您剛才分享的內容，我注意到您提到了外星生命的飛碟……這是一個讓許多人感到好奇和著迷的主題……有人</w:t>
+      </w:r>
+      <w:r>
+        <w:rPr>
+          <w:rFonts w:ascii="Yu Gothic" w:eastAsia="Yu Gothic" w:hAnsi="Yu Gothic" w:cs="Yu Gothic" w:hint="eastAsia"/>
+          <w:color w:val="1A1C1E"/>
+          <w:shd w:val="clear" w:color="auto" w:fill="FFFFFF"/>
+        </w:rPr>
+        <w:lastRenderedPageBreak/>
+        <w:t>認為，外星生命只是某人的惡作劇或想像，他們提出的一個理由是：如果外星生命從一顆距離地球約一萬光年的恆星來到地球，那麼他們的飛碟速度該有多快？他們用什麼燃料？飛碟能連續飛行一萬年而無需維修或保養嗎（假設飛碟速度等於光速）？或者外星生命的壽命能讓他們在飛碟裡坐上一萬年而不死？……您能否從您的角度進一步解釋？</w:t>
       </w:r>
     </w:p>
     <w:p>
@@ -5036,76 +5157,116 @@
           <w:color w:val="1A1C1E"/>
           <w:shd w:val="clear" w:color="auto" w:fill="FFFFFF"/>
         </w:rPr>
-        <w:t xml:space="preserve"> (Professor Adam): (緩緩點頭，眼中流露出一絲讚賞)</w:t>
-      </w:r>
-    </w:p>
-    <w:p>
-      <w:pPr>
-        <w:pStyle w:val="NormalWeb"/>
-        <w:shd w:val="clear" w:color="auto" w:fill="FFFFFF"/>
-        <w:spacing w:beforeAutospacing="1" w:after="216" w:line="240" w:lineRule="atLeast"/>
-        <w:jc w:val="both"/>
-        <w:rPr>
-          <w:rFonts w:ascii="Yu Gothic" w:eastAsia="Yu Gothic" w:hAnsi="Yu Gothic" w:cs="Yu Gothic"/>
-          <w:color w:val="1A1C1E"/>
-        </w:rPr>
-      </w:pPr>
-      <w:r>
-        <w:rPr>
-          <w:rFonts w:ascii="Yu Gothic" w:eastAsia="Yu Gothic" w:hAnsi="Yu Gothic" w:cs="Yu Gothic" w:hint="eastAsia"/>
-          <w:color w:val="1A1C1E"/>
-          <w:shd w:val="clear" w:color="auto" w:fill="FFFFFF"/>
-        </w:rPr>
-        <w:t>是的……你剛觸及到了一個關鍵點，許多科學工作者——甚至是物理學教授——在理論上承認，卻在認知實踐中遺忘的關鍵點。</w:t>
-      </w:r>
-    </w:p>
-    <w:p>
-      <w:pPr>
-        <w:pStyle w:val="NormalWeb"/>
-        <w:shd w:val="clear" w:color="auto" w:fill="FFFFFF"/>
-        <w:spacing w:beforeAutospacing="1" w:after="216" w:line="240" w:lineRule="atLeast"/>
-        <w:jc w:val="both"/>
-        <w:rPr>
-          <w:rFonts w:ascii="Yu Gothic" w:eastAsia="Yu Gothic" w:hAnsi="Yu Gothic" w:cs="Yu Gothic"/>
-          <w:color w:val="1A1C1E"/>
-        </w:rPr>
-      </w:pPr>
-      <w:r>
-        <w:rPr>
-          <w:rFonts w:ascii="Yu Gothic" w:eastAsia="Yu Gothic" w:hAnsi="Yu Gothic" w:cs="Yu Gothic" w:hint="eastAsia"/>
-          <w:color w:val="1A1C1E"/>
-          <w:shd w:val="clear" w:color="auto" w:fill="FFFFFF"/>
-        </w:rPr>
-        <w:t>光速，如你所說，並非真正意義上的絕對常數。</w:t>
-      </w:r>
-    </w:p>
-    <w:p>
-      <w:pPr>
-        <w:pStyle w:val="NormalWeb"/>
-        <w:shd w:val="clear" w:color="auto" w:fill="FFFFFF"/>
-        <w:spacing w:beforeAutospacing="1" w:after="216" w:line="240" w:lineRule="atLeast"/>
-        <w:jc w:val="both"/>
-        <w:rPr>
-          <w:rFonts w:ascii="Yu Gothic" w:eastAsia="Yu Gothic" w:hAnsi="Yu Gothic" w:cs="Yu Gothic"/>
-          <w:color w:val="1A1C1E"/>
-        </w:rPr>
-      </w:pPr>
-      <w:r>
-        <w:rPr>
-          <w:rFonts w:ascii="Yu Gothic" w:eastAsia="Yu Gothic" w:hAnsi="Yu Gothic" w:cs="Yu Gothic" w:hint="eastAsia"/>
-          <w:color w:val="1A1C1E"/>
-          <w:shd w:val="clear" w:color="auto" w:fill="FFFFFF"/>
-        </w:rPr>
-        <w:t>在狹義相對論中，愛因斯坦定義了：</w:t>
-      </w:r>
-      <w:r>
-        <w:rPr>
-          <w:rFonts w:ascii="Yu Gothic" w:eastAsia="Yu Gothic" w:hAnsi="Yu Gothic" w:cs="Yu Gothic" w:hint="eastAsia"/>
-          <w:color w:val="1A1C1E"/>
-          <w:shd w:val="clear" w:color="auto" w:fill="FFFFFF"/>
-        </w:rPr>
-        <w:br/>
-        <w:t>真空中的光速，在慣性參照系中測量時，是恆定的。</w:t>
+        <w:t xml:space="preserve"> (Professor Adam): (緩緩點頭，眼中閃爍著一絲溫和的包容)</w:t>
+      </w:r>
+      <w:r>
+        <w:rPr>
+          <w:rFonts w:ascii="Yu Gothic" w:eastAsia="Yu Gothic" w:hAnsi="Yu Gothic" w:cs="Yu Gothic" w:hint="eastAsia"/>
+          <w:color w:val="1A1C1E"/>
+          <w:shd w:val="clear" w:color="auto" w:fill="FFFFFF"/>
+        </w:rPr>
+        <w:br/>
+        <w:t>我很感謝你分享這些，亨利。</w:t>
+      </w:r>
+    </w:p>
+    <w:p>
+      <w:pPr>
+        <w:pStyle w:val="NormalWeb"/>
+        <w:shd w:val="clear" w:color="auto" w:fill="FFFFFF"/>
+        <w:spacing w:beforeAutospacing="1" w:after="216" w:line="240" w:lineRule="atLeast"/>
+        <w:jc w:val="both"/>
+        <w:rPr>
+          <w:rFonts w:ascii="Yu Gothic" w:eastAsia="Yu Gothic" w:hAnsi="Yu Gothic" w:cs="Yu Gothic"/>
+          <w:color w:val="1A1C1E"/>
+        </w:rPr>
+      </w:pPr>
+      <w:r>
+        <w:rPr>
+          <w:rFonts w:ascii="Yu Gothic" w:eastAsia="Yu Gothic" w:hAnsi="Yu Gothic" w:cs="Yu Gothic" w:hint="eastAsia"/>
+          <w:color w:val="1A1C1E"/>
+          <w:shd w:val="clear" w:color="auto" w:fill="FFFFFF"/>
+        </w:rPr>
+        <w:t>你說的對——我們無需理解所有方程式，才能感受到一個真相。</w:t>
+      </w:r>
+    </w:p>
+    <w:p>
+      <w:pPr>
+        <w:pStyle w:val="NormalWeb"/>
+        <w:shd w:val="clear" w:color="auto" w:fill="FFFFFF"/>
+        <w:spacing w:beforeAutospacing="1" w:after="216" w:line="240" w:lineRule="atLeast"/>
+        <w:jc w:val="both"/>
+        <w:rPr>
+          <w:rFonts w:ascii="Yu Gothic" w:eastAsia="Yu Gothic" w:hAnsi="Yu Gothic" w:cs="Yu Gothic"/>
+          <w:color w:val="1A1C1E"/>
+        </w:rPr>
+      </w:pPr>
+      <w:r>
+        <w:rPr>
+          <w:rFonts w:ascii="Yu Gothic" w:eastAsia="Yu Gothic" w:hAnsi="Yu Gothic" w:cs="Yu Gothic" w:hint="eastAsia"/>
+          <w:color w:val="1A1C1E"/>
+          <w:shd w:val="clear" w:color="auto" w:fill="FFFFFF"/>
+        </w:rPr>
+        <w:t>就像你無需知道一首樂曲的調性，就能在聆聽時感到內心沉靜。</w:t>
+      </w:r>
+    </w:p>
+    <w:p>
+      <w:pPr>
+        <w:pStyle w:val="NormalWeb"/>
+        <w:shd w:val="clear" w:color="auto" w:fill="FFFFFF"/>
+        <w:spacing w:beforeAutospacing="1" w:after="216" w:line="240" w:lineRule="atLeast"/>
+        <w:jc w:val="both"/>
+        <w:rPr>
+          <w:rFonts w:ascii="Yu Gothic" w:eastAsia="Yu Gothic" w:hAnsi="Yu Gothic" w:cs="Yu Gothic"/>
+          <w:color w:val="1A1C1E"/>
+        </w:rPr>
+      </w:pPr>
+      <w:r>
+        <w:rPr>
+          <w:rFonts w:ascii="Yu Gothic" w:eastAsia="Yu Gothic" w:hAnsi="Yu Gothic" w:cs="Yu Gothic" w:hint="eastAsia"/>
+          <w:color w:val="1A1C1E"/>
+          <w:shd w:val="clear" w:color="auto" w:fill="FFFFFF"/>
+        </w:rPr>
+        <w:t>真理——如果是真的——總會有辦法走入人心。</w:t>
+      </w:r>
+    </w:p>
+    <w:p>
+      <w:pPr>
+        <w:pStyle w:val="NormalWeb"/>
+        <w:shd w:val="clear" w:color="auto" w:fill="FFFFFF"/>
+        <w:spacing w:beforeAutospacing="1" w:after="216" w:line="240" w:lineRule="atLeast"/>
+        <w:jc w:val="both"/>
+        <w:rPr>
+          <w:rFonts w:ascii="Yu Gothic" w:eastAsia="Yu Gothic" w:hAnsi="Yu Gothic" w:cs="Yu Gothic"/>
+          <w:color w:val="1A1C1E"/>
+        </w:rPr>
+      </w:pPr>
+      <w:r>
+        <w:rPr>
+          <w:rFonts w:ascii="Yu Gothic" w:eastAsia="Yu Gothic" w:hAnsi="Yu Gothic" w:cs="Yu Gothic" w:hint="eastAsia"/>
+          <w:color w:val="1A1C1E"/>
+          <w:shd w:val="clear" w:color="auto" w:fill="FFFFFF"/>
+        </w:rPr>
+        <w:t>而你提到的主題——外星生命——正是那些「路徑」之一。</w:t>
+      </w:r>
+    </w:p>
+    <w:p>
+      <w:pPr>
+        <w:pStyle w:val="NormalWeb"/>
+        <w:shd w:val="clear" w:color="auto" w:fill="FFFFFF"/>
+        <w:spacing w:beforeAutospacing="1" w:after="216" w:line="240" w:lineRule="atLeast"/>
+        <w:jc w:val="both"/>
+        <w:rPr>
+          <w:rFonts w:ascii="Yu Gothic" w:eastAsia="Yu Gothic" w:hAnsi="Yu Gothic" w:cs="Yu Gothic"/>
+          <w:color w:val="1A1C1E"/>
+        </w:rPr>
+      </w:pPr>
+      <w:r>
+        <w:rPr>
+          <w:rFonts w:ascii="Yu Gothic" w:eastAsia="Yu Gothic" w:hAnsi="Yu Gothic" w:cs="Yu Gothic" w:hint="eastAsia"/>
+          <w:color w:val="1A1C1E"/>
+          <w:shd w:val="clear" w:color="auto" w:fill="FFFFFF"/>
+        </w:rPr>
+        <w:t>一條非常真實、非常近的路，卻……長久以來被嘲諷的塵埃所覆蓋。</w:t>
       </w:r>
     </w:p>
     <w:p>
@@ -5126,163 +5287,172 @@
           <w:shd w:val="clear" w:color="auto" w:fill="FFFFFF"/>
         </w:rPr>
         <w:lastRenderedPageBreak/>
-        <w:t>但是……這裡的「恆定」，不代表在所有實相層級中都永恆不變。</w:t>
-      </w:r>
-    </w:p>
-    <w:p>
-      <w:pPr>
-        <w:pStyle w:val="NormalWeb"/>
-        <w:shd w:val="clear" w:color="auto" w:fill="FFFFFF"/>
-        <w:spacing w:beforeAutospacing="1" w:after="216" w:line="240" w:lineRule="atLeast"/>
-        <w:jc w:val="both"/>
-        <w:rPr>
-          <w:rFonts w:ascii="Yu Gothic" w:eastAsia="Yu Gothic" w:hAnsi="Yu Gothic" w:cs="Yu Gothic"/>
-          <w:color w:val="1A1C1E"/>
-        </w:rPr>
-      </w:pPr>
-      <w:r>
-        <w:rPr>
-          <w:rFonts w:ascii="Yu Gothic" w:eastAsia="Yu Gothic" w:hAnsi="Yu Gothic" w:cs="Yu Gothic" w:hint="eastAsia"/>
-          <w:color w:val="1A1C1E"/>
-          <w:shd w:val="clear" w:color="auto" w:fill="FFFFFF"/>
-        </w:rPr>
-        <w:t>它只在該理論所容許的條件集合中保持不變。</w:t>
-      </w:r>
-    </w:p>
-    <w:p>
-      <w:pPr>
-        <w:pStyle w:val="NormalWeb"/>
-        <w:shd w:val="clear" w:color="auto" w:fill="FFFFFF"/>
-        <w:spacing w:beforeAutospacing="1" w:after="216" w:line="240" w:lineRule="atLeast"/>
-        <w:jc w:val="both"/>
-        <w:rPr>
-          <w:rFonts w:ascii="Yu Gothic" w:eastAsia="Yu Gothic" w:hAnsi="Yu Gothic" w:cs="Yu Gothic"/>
-          <w:color w:val="1A1C1E"/>
-        </w:rPr>
-      </w:pPr>
-      <w:r>
-        <w:rPr>
-          <w:rFonts w:ascii="Yu Gothic" w:eastAsia="Yu Gothic" w:hAnsi="Yu Gothic" w:cs="Yu Gothic" w:hint="eastAsia"/>
-          <w:color w:val="1A1C1E"/>
-          <w:shd w:val="clear" w:color="auto" w:fill="FFFFFF"/>
-        </w:rPr>
-        <w:t>(教授舉起手，像在空中描繪一個無形的座標軸。)</w:t>
-      </w:r>
-      <w:r>
-        <w:rPr>
-          <w:rFonts w:ascii="Yu Gothic" w:eastAsia="Yu Gothic" w:hAnsi="Yu Gothic" w:cs="Yu Gothic" w:hint="eastAsia"/>
-          <w:color w:val="1A1C1E"/>
-          <w:shd w:val="clear" w:color="auto" w:fill="FFFFFF"/>
-        </w:rPr>
-        <w:br/>
-        <w:t>你想像一下：</w:t>
-      </w:r>
-      <w:r>
-        <w:rPr>
-          <w:rFonts w:ascii="Yu Gothic" w:eastAsia="Yu Gothic" w:hAnsi="Yu Gothic" w:cs="Yu Gothic" w:hint="eastAsia"/>
-          <w:color w:val="1A1C1E"/>
-          <w:shd w:val="clear" w:color="auto" w:fill="FFFFFF"/>
-        </w:rPr>
-        <w:br/>
-        <w:t>如果我們所生活的整個物理世界是一個平面A，那麼物理定律——包括光速——就只在該平面中嚴格適用。</w:t>
-      </w:r>
-    </w:p>
-    <w:p>
-      <w:pPr>
-        <w:pStyle w:val="NormalWeb"/>
-        <w:shd w:val="clear" w:color="auto" w:fill="FFFFFF"/>
-        <w:spacing w:beforeAutospacing="1" w:after="216" w:line="240" w:lineRule="atLeast"/>
-        <w:jc w:val="both"/>
-        <w:rPr>
-          <w:rFonts w:ascii="Yu Gothic" w:eastAsia="Yu Gothic" w:hAnsi="Yu Gothic" w:cs="Yu Gothic"/>
-          <w:color w:val="1A1C1E"/>
-        </w:rPr>
-      </w:pPr>
-      <w:r>
-        <w:rPr>
-          <w:rFonts w:ascii="Yu Gothic" w:eastAsia="Yu Gothic" w:hAnsi="Yu Gothic" w:cs="Yu Gothic" w:hint="eastAsia"/>
-          <w:color w:val="1A1C1E"/>
-          <w:shd w:val="clear" w:color="auto" w:fill="FFFFFF"/>
-        </w:rPr>
-        <w:t>但當踏入另一個層級——一個時空結構已變形或振動頻率不同的維度時——那麼諸如「距離」、「時間」或「速度」等概念，也就不再保有原來的定義了。</w:t>
-      </w:r>
-    </w:p>
-    <w:p>
-      <w:pPr>
-        <w:pStyle w:val="NormalWeb"/>
-        <w:shd w:val="clear" w:color="auto" w:fill="FFFFFF"/>
-        <w:spacing w:beforeAutospacing="1" w:after="216" w:line="240" w:lineRule="atLeast"/>
-        <w:jc w:val="both"/>
-        <w:rPr>
-          <w:rFonts w:ascii="Yu Gothic" w:eastAsia="Yu Gothic" w:hAnsi="Yu Gothic" w:cs="Yu Gothic"/>
-          <w:color w:val="1A1C1E"/>
-        </w:rPr>
-      </w:pPr>
-      <w:r>
-        <w:rPr>
-          <w:rFonts w:ascii="Yu Gothic" w:eastAsia="Yu Gothic" w:hAnsi="Yu Gothic" w:cs="Yu Gothic" w:hint="eastAsia"/>
-          <w:color w:val="1A1C1E"/>
-          <w:shd w:val="clear" w:color="auto" w:fill="FFFFFF"/>
-        </w:rPr>
-        <w:t>在我曾得見的另一個空間層級中，</w:t>
-      </w:r>
-      <w:r>
-        <w:rPr>
-          <w:rFonts w:ascii="Yu Gothic" w:eastAsia="Yu Gothic" w:hAnsi="Yu Gothic" w:cs="Yu Gothic" w:hint="eastAsia"/>
-          <w:color w:val="1A1C1E"/>
-          <w:shd w:val="clear" w:color="auto" w:fill="FFFFFF"/>
-        </w:rPr>
-        <w:br/>
-        <w:t>光不需要「奔跑」——它「臨在」。</w:t>
-      </w:r>
-      <w:r>
-        <w:rPr>
-          <w:rFonts w:ascii="Yu Gothic" w:eastAsia="Yu Gothic" w:hAnsi="Yu Gothic" w:cs="Yu Gothic" w:hint="eastAsia"/>
-          <w:color w:val="1A1C1E"/>
-          <w:shd w:val="clear" w:color="auto" w:fill="FFFFFF"/>
-        </w:rPr>
-        <w:br/>
-        <w:t>它不是以波的形式傳播——而是在源頭意念升起的那一刻，同時顯現在目的地。</w:t>
-      </w:r>
-    </w:p>
-    <w:p>
-      <w:pPr>
-        <w:pStyle w:val="NormalWeb"/>
-        <w:shd w:val="clear" w:color="auto" w:fill="FFFFFF"/>
-        <w:spacing w:beforeAutospacing="1" w:after="216" w:line="240" w:lineRule="atLeast"/>
-        <w:jc w:val="both"/>
-        <w:rPr>
-          <w:rFonts w:ascii="Yu Gothic" w:eastAsia="Yu Gothic" w:hAnsi="Yu Gothic" w:cs="Yu Gothic"/>
-          <w:color w:val="1A1C1E"/>
-        </w:rPr>
-      </w:pPr>
-      <w:r>
-        <w:rPr>
-          <w:rFonts w:ascii="Yu Gothic" w:eastAsia="Yu Gothic" w:hAnsi="Yu Gothic" w:cs="Yu Gothic" w:hint="eastAsia"/>
-          <w:color w:val="1A1C1E"/>
-          <w:shd w:val="clear" w:color="auto" w:fill="FFFFFF"/>
-        </w:rPr>
-        <w:t>如此一來，「速度」的概念便崩解了。</w:t>
-      </w:r>
-    </w:p>
-    <w:p>
-      <w:pPr>
-        <w:pStyle w:val="NormalWeb"/>
-        <w:shd w:val="clear" w:color="auto" w:fill="FFFFFF"/>
-        <w:spacing w:beforeAutospacing="1" w:after="216" w:line="240" w:lineRule="atLeast"/>
-        <w:jc w:val="both"/>
-        <w:rPr>
-          <w:rFonts w:ascii="Yu Gothic" w:eastAsia="Yu Gothic" w:hAnsi="Yu Gothic" w:cs="Yu Gothic"/>
-          <w:color w:val="1A1C1E"/>
-        </w:rPr>
-      </w:pPr>
-      <w:r>
-        <w:rPr>
-          <w:rFonts w:ascii="Yu Gothic" w:eastAsia="Yu Gothic" w:hAnsi="Yu Gothic" w:cs="Yu Gothic" w:hint="eastAsia"/>
-          <w:color w:val="1A1C1E"/>
-          <w:shd w:val="clear" w:color="auto" w:fill="FFFFFF"/>
-        </w:rPr>
-        <w:t>因為當時間是一種意識形態時，速度便只是一個幻象變化的比率。</w:t>
+        <w:t>(教授調整了坐姿，身體微微前傾。他的聲音低沉下來——不是為了隱藏，而是像在邀請聽者更靠近一件從未被道出的事。)</w:t>
+      </w:r>
+      <w:r>
+        <w:rPr>
+          <w:rFonts w:ascii="Yu Gothic" w:eastAsia="Yu Gothic" w:hAnsi="Yu Gothic" w:cs="Yu Gothic" w:hint="eastAsia"/>
+          <w:color w:val="1A1C1E"/>
+          <w:shd w:val="clear" w:color="auto" w:fill="FFFFFF"/>
+        </w:rPr>
+        <w:br/>
+        <w:t>你剛才說：</w:t>
+      </w:r>
+      <w:r>
+        <w:rPr>
+          <w:rFonts w:ascii="Yu Gothic" w:eastAsia="Yu Gothic" w:hAnsi="Yu Gothic" w:cs="Yu Gothic" w:hint="eastAsia"/>
+          <w:color w:val="1A1C1E"/>
+          <w:shd w:val="clear" w:color="auto" w:fill="FFFFFF"/>
+        </w:rPr>
+        <w:br/>
+        <w:t>「如果他們來自一顆距離地球一萬光年的恆星，他們怎麼可能在短時間內到達？」</w:t>
+      </w:r>
+    </w:p>
+    <w:p>
+      <w:pPr>
+        <w:pStyle w:val="NormalWeb"/>
+        <w:shd w:val="clear" w:color="auto" w:fill="FFFFFF"/>
+        <w:spacing w:beforeAutospacing="1" w:after="216" w:line="240" w:lineRule="atLeast"/>
+        <w:jc w:val="both"/>
+        <w:rPr>
+          <w:rFonts w:ascii="Yu Gothic" w:eastAsia="Yu Gothic" w:hAnsi="Yu Gothic" w:cs="Yu Gothic"/>
+          <w:color w:val="1A1C1E"/>
+        </w:rPr>
+      </w:pPr>
+      <w:r>
+        <w:rPr>
+          <w:rFonts w:ascii="Yu Gothic" w:eastAsia="Yu Gothic" w:hAnsi="Yu Gothic" w:cs="Yu Gothic" w:hint="eastAsia"/>
+          <w:color w:val="1A1C1E"/>
+          <w:shd w:val="clear" w:color="auto" w:fill="FFFFFF"/>
+        </w:rPr>
+        <w:t>這是一個合乎邏輯的問題——在人類的參照系中。</w:t>
+      </w:r>
+    </w:p>
+    <w:p>
+      <w:pPr>
+        <w:pStyle w:val="NormalWeb"/>
+        <w:shd w:val="clear" w:color="auto" w:fill="FFFFFF"/>
+        <w:spacing w:beforeAutospacing="1" w:after="216" w:line="240" w:lineRule="atLeast"/>
+        <w:jc w:val="both"/>
+        <w:rPr>
+          <w:rFonts w:ascii="Yu Gothic" w:eastAsia="Yu Gothic" w:hAnsi="Yu Gothic" w:cs="Yu Gothic"/>
+          <w:color w:val="1A1C1E"/>
+        </w:rPr>
+      </w:pPr>
+      <w:r>
+        <w:rPr>
+          <w:rFonts w:ascii="Yu Gothic" w:eastAsia="Yu Gothic" w:hAnsi="Yu Gothic" w:cs="Yu Gothic" w:hint="eastAsia"/>
+          <w:color w:val="1A1C1E"/>
+          <w:shd w:val="clear" w:color="auto" w:fill="FFFFFF"/>
+        </w:rPr>
+        <w:t>但問題在於：我們假設他們也像我們一樣生活——和移動。</w:t>
+      </w:r>
+    </w:p>
+    <w:p>
+      <w:pPr>
+        <w:pStyle w:val="NormalWeb"/>
+        <w:shd w:val="clear" w:color="auto" w:fill="FFFFFF"/>
+        <w:spacing w:beforeAutospacing="1" w:after="216" w:line="240" w:lineRule="atLeast"/>
+        <w:jc w:val="both"/>
+        <w:rPr>
+          <w:rFonts w:ascii="Yu Gothic" w:eastAsia="Yu Gothic" w:hAnsi="Yu Gothic" w:cs="Yu Gothic"/>
+          <w:color w:val="1A1C1E"/>
+        </w:rPr>
+      </w:pPr>
+      <w:r>
+        <w:rPr>
+          <w:rFonts w:ascii="Yu Gothic" w:eastAsia="Yu Gothic" w:hAnsi="Yu Gothic" w:cs="Yu Gothic" w:hint="eastAsia"/>
+          <w:color w:val="1A1C1E"/>
+          <w:shd w:val="clear" w:color="auto" w:fill="FFFFFF"/>
+        </w:rPr>
+        <w:t>實話，他們無需像我們想像的那樣，穿越線性的空間。</w:t>
+      </w:r>
+    </w:p>
+    <w:p>
+      <w:pPr>
+        <w:pStyle w:val="NormalWeb"/>
+        <w:shd w:val="clear" w:color="auto" w:fill="FFFFFF"/>
+        <w:spacing w:beforeAutospacing="1" w:after="216" w:line="240" w:lineRule="atLeast"/>
+        <w:jc w:val="both"/>
+        <w:rPr>
+          <w:rFonts w:ascii="Yu Gothic" w:eastAsia="Yu Gothic" w:hAnsi="Yu Gothic" w:cs="Yu Gothic"/>
+          <w:color w:val="1A1C1E"/>
+        </w:rPr>
+      </w:pPr>
+      <w:r>
+        <w:rPr>
+          <w:rFonts w:ascii="Yu Gothic" w:eastAsia="Yu Gothic" w:hAnsi="Yu Gothic" w:cs="Yu Gothic" w:hint="eastAsia"/>
+          <w:color w:val="1A1C1E"/>
+          <w:shd w:val="clear" w:color="auto" w:fill="FFFFFF"/>
+        </w:rPr>
+        <w:t>他們不需要飛行一萬年。</w:t>
+      </w:r>
+    </w:p>
+    <w:p>
+      <w:pPr>
+        <w:pStyle w:val="NormalWeb"/>
+        <w:shd w:val="clear" w:color="auto" w:fill="FFFFFF"/>
+        <w:spacing w:beforeAutospacing="1" w:after="216" w:line="240" w:lineRule="atLeast"/>
+        <w:jc w:val="both"/>
+        <w:rPr>
+          <w:rFonts w:ascii="Yu Gothic" w:eastAsia="Yu Gothic" w:hAnsi="Yu Gothic" w:cs="Yu Gothic"/>
+          <w:color w:val="1A1C1E"/>
+        </w:rPr>
+      </w:pPr>
+      <w:r>
+        <w:rPr>
+          <w:rFonts w:ascii="Yu Gothic" w:eastAsia="Yu Gothic" w:hAnsi="Yu Gothic" w:cs="Yu Gothic" w:hint="eastAsia"/>
+          <w:color w:val="1A1C1E"/>
+          <w:shd w:val="clear" w:color="auto" w:fill="FFFFFF"/>
+        </w:rPr>
+        <w:t>他們只需要……離開我們的時空層——然後從另一個點「重新進入」。</w:t>
+      </w:r>
+    </w:p>
+    <w:p>
+      <w:pPr>
+        <w:pStyle w:val="NormalWeb"/>
+        <w:shd w:val="clear" w:color="auto" w:fill="FFFFFF"/>
+        <w:spacing w:beforeAutospacing="1" w:after="216" w:line="240" w:lineRule="atLeast"/>
+        <w:jc w:val="both"/>
+        <w:rPr>
+          <w:rFonts w:ascii="Yu Gothic" w:eastAsia="Yu Gothic" w:hAnsi="Yu Gothic" w:cs="Yu Gothic"/>
+          <w:color w:val="1A1C1E"/>
+        </w:rPr>
+      </w:pPr>
+      <w:r>
+        <w:rPr>
+          <w:rFonts w:ascii="Yu Gothic" w:eastAsia="Yu Gothic" w:hAnsi="Yu Gothic" w:cs="Yu Gothic" w:hint="eastAsia"/>
+          <w:color w:val="1A1C1E"/>
+          <w:shd w:val="clear" w:color="auto" w:fill="FFFFFF"/>
+        </w:rPr>
+        <w:t>想像一下：</w:t>
+      </w:r>
+      <w:r>
+        <w:rPr>
+          <w:rFonts w:ascii="Yu Gothic" w:eastAsia="Yu Gothic" w:hAnsi="Yu Gothic" w:cs="Yu Gothic" w:hint="eastAsia"/>
+          <w:color w:val="1A1C1E"/>
+          <w:shd w:val="clear" w:color="auto" w:fill="FFFFFF"/>
+        </w:rPr>
+        <w:br/>
+        <w:t>你有一張紙，在上面畫了相距30公分的A、B兩點。</w:t>
+      </w:r>
+      <w:r>
+        <w:rPr>
+          <w:rFonts w:ascii="Yu Gothic" w:eastAsia="Yu Gothic" w:hAnsi="Yu Gothic" w:cs="Yu Gothic" w:hint="eastAsia"/>
+          <w:color w:val="1A1C1E"/>
+          <w:shd w:val="clear" w:color="auto" w:fill="FFFFFF"/>
+        </w:rPr>
+        <w:br/>
+        <w:t>如果是一隻螞蟻，它必須沿著A→B的路徑爬行。</w:t>
+      </w:r>
+      <w:r>
+        <w:rPr>
+          <w:rFonts w:ascii="Yu Gothic" w:eastAsia="Yu Gothic" w:hAnsi="Yu Gothic" w:cs="Yu Gothic" w:hint="eastAsia"/>
+          <w:color w:val="1A1C1E"/>
+          <w:shd w:val="clear" w:color="auto" w:fill="FFFFFF"/>
+        </w:rPr>
+        <w:br/>
+        <w:t>但如果你將紙張對摺，讓A點碰到B點，那麼……只需輕輕一躍，便已到達。</w:t>
       </w:r>
     </w:p>
     <w:p>
@@ -5303,183 +5473,425 @@
           <w:shd w:val="clear" w:color="auto" w:fill="FFFFFF"/>
         </w:rPr>
         <w:lastRenderedPageBreak/>
-        <w:t>(他停下，將茶杯放回桌上，語氣放緩，彷彿回到體驗中更深的部分。)</w:t>
-      </w:r>
-      <w:r>
-        <w:rPr>
-          <w:rFonts w:ascii="Yu Gothic" w:eastAsia="Yu Gothic" w:hAnsi="Yu Gothic" w:cs="Yu Gothic" w:hint="eastAsia"/>
-          <w:color w:val="1A1C1E"/>
-          <w:shd w:val="clear" w:color="auto" w:fill="FFFFFF"/>
-        </w:rPr>
-        <w:br/>
-        <w:t>光速只是三維空間和線性意識中的一個局限。</w:t>
-      </w:r>
-    </w:p>
-    <w:p>
-      <w:pPr>
-        <w:pStyle w:val="NormalWeb"/>
-        <w:shd w:val="clear" w:color="auto" w:fill="FFFFFF"/>
-        <w:spacing w:beforeAutospacing="1" w:after="216" w:line="240" w:lineRule="atLeast"/>
-        <w:jc w:val="both"/>
-        <w:rPr>
-          <w:rFonts w:ascii="Yu Gothic" w:eastAsia="Yu Gothic" w:hAnsi="Yu Gothic" w:cs="Yu Gothic"/>
-          <w:color w:val="1A1C1E"/>
-        </w:rPr>
-      </w:pPr>
-      <w:r>
-        <w:rPr>
-          <w:rFonts w:ascii="Yu Gothic" w:eastAsia="Yu Gothic" w:hAnsi="Yu Gothic" w:cs="Yu Gothic" w:hint="eastAsia"/>
-          <w:color w:val="1A1C1E"/>
-          <w:shd w:val="clear" w:color="auto" w:fill="FFFFFF"/>
-        </w:rPr>
-        <w:t>而在一個多維的認知結構中，</w:t>
-      </w:r>
-      <w:r>
-        <w:rPr>
-          <w:rFonts w:ascii="Yu Gothic" w:eastAsia="Yu Gothic" w:hAnsi="Yu Gothic" w:cs="Yu Gothic" w:hint="eastAsia"/>
-          <w:color w:val="1A1C1E"/>
-          <w:shd w:val="clear" w:color="auto" w:fill="FFFFFF"/>
-        </w:rPr>
-        <w:br/>
-        <w:t>光，僅僅是一種更高層級傳導晶體的低階表象——在某些古老智慧體系中，稱之為「光通量」。</w:t>
-      </w:r>
-    </w:p>
-    <w:p>
-      <w:pPr>
-        <w:pStyle w:val="NormalWeb"/>
-        <w:shd w:val="clear" w:color="auto" w:fill="FFFFFF"/>
-        <w:spacing w:beforeAutospacing="1" w:after="216" w:line="240" w:lineRule="atLeast"/>
-        <w:jc w:val="both"/>
-        <w:rPr>
-          <w:rFonts w:ascii="Yu Gothic" w:eastAsia="Yu Gothic" w:hAnsi="Yu Gothic" w:cs="Yu Gothic"/>
-          <w:color w:val="1A1C1E"/>
-        </w:rPr>
-      </w:pPr>
-      <w:r>
-        <w:rPr>
-          <w:rFonts w:ascii="Yu Gothic" w:eastAsia="Yu Gothic" w:hAnsi="Yu Gothic" w:cs="Yu Gothic" w:hint="eastAsia"/>
-          <w:color w:val="1A1C1E"/>
-          <w:shd w:val="clear" w:color="auto" w:fill="FFFFFF"/>
-        </w:rPr>
-        <w:t>而我相信……這就是為什麼人類觀測到的飛碟，其移動方式不像飛行器——而像是在空間中「跳躍」。</w:t>
-      </w:r>
-    </w:p>
-    <w:p>
-      <w:pPr>
-        <w:pStyle w:val="NormalWeb"/>
-        <w:shd w:val="clear" w:color="auto" w:fill="FFFFFF"/>
-        <w:spacing w:beforeAutospacing="1" w:after="216" w:line="240" w:lineRule="atLeast"/>
-        <w:jc w:val="both"/>
-        <w:rPr>
-          <w:rFonts w:ascii="Yu Gothic" w:eastAsia="Yu Gothic" w:hAnsi="Yu Gothic" w:cs="Yu Gothic"/>
-          <w:color w:val="1A1C1E"/>
-        </w:rPr>
-      </w:pPr>
-      <w:r>
-        <w:rPr>
-          <w:rFonts w:ascii="Yu Gothic" w:eastAsia="Yu Gothic" w:hAnsi="Yu Gothic" w:cs="Yu Gothic" w:hint="eastAsia"/>
-          <w:color w:val="1A1C1E"/>
-          <w:shd w:val="clear" w:color="auto" w:fill="FFFFFF"/>
-        </w:rPr>
-        <w:t>他們並非加速超越光速。</w:t>
-      </w:r>
-    </w:p>
-    <w:p>
-      <w:pPr>
-        <w:pStyle w:val="NormalWeb"/>
-        <w:shd w:val="clear" w:color="auto" w:fill="FFFFFF"/>
-        <w:spacing w:beforeAutospacing="1" w:after="216" w:line="240" w:lineRule="atLeast"/>
-        <w:jc w:val="both"/>
-        <w:rPr>
-          <w:rFonts w:ascii="Yu Gothic" w:eastAsia="Yu Gothic" w:hAnsi="Yu Gothic" w:cs="Yu Gothic"/>
-          <w:color w:val="1A1C1E"/>
-        </w:rPr>
-      </w:pPr>
-      <w:r>
-        <w:rPr>
-          <w:rFonts w:ascii="Yu Gothic" w:eastAsia="Yu Gothic" w:hAnsi="Yu Gothic" w:cs="Yu Gothic" w:hint="eastAsia"/>
-          <w:color w:val="1A1C1E"/>
-          <w:shd w:val="clear" w:color="auto" w:fill="FFFFFF"/>
-        </w:rPr>
-        <w:t>他們是透過離開光的參照系——來忽略速度的概念。</w:t>
-      </w:r>
-    </w:p>
-    <w:p>
-      <w:pPr>
-        <w:pStyle w:val="NormalWeb"/>
-        <w:shd w:val="clear" w:color="auto" w:fill="FFFFFF"/>
-        <w:spacing w:beforeAutospacing="1" w:after="216" w:line="240" w:lineRule="atLeast"/>
-        <w:jc w:val="both"/>
-        <w:rPr>
-          <w:rFonts w:ascii="Yu Gothic" w:eastAsia="Yu Gothic" w:hAnsi="Yu Gothic" w:cs="Yu Gothic"/>
-          <w:color w:val="1A1C1E"/>
-        </w:rPr>
-      </w:pPr>
-      <w:r>
-        <w:rPr>
-          <w:rFonts w:ascii="Yu Gothic" w:eastAsia="Yu Gothic" w:hAnsi="Yu Gothic" w:cs="Yu Gothic" w:hint="eastAsia"/>
-          <w:color w:val="1A1C1E"/>
-          <w:shd w:val="clear" w:color="auto" w:fill="FFFFFF"/>
-        </w:rPr>
-        <w:t>如果需要，我可以用親身體驗——或一些物理學史上被忽略的假說來進一步說明。</w:t>
-      </w:r>
-    </w:p>
-    <w:p>
-      <w:pPr>
-        <w:pStyle w:val="NormalWeb"/>
-        <w:shd w:val="clear" w:color="auto" w:fill="FFFFFF"/>
-        <w:spacing w:beforeAutospacing="1" w:after="216" w:line="240" w:lineRule="atLeast"/>
-        <w:jc w:val="both"/>
-        <w:rPr>
-          <w:rFonts w:ascii="Yu Gothic" w:eastAsia="Yu Gothic" w:hAnsi="Yu Gothic" w:cs="Yu Gothic"/>
-          <w:color w:val="1A1C1E"/>
-          <w:shd w:val="clear" w:color="auto" w:fill="FFFFFF"/>
-        </w:rPr>
-      </w:pPr>
-      <w:r>
-        <w:rPr>
-          <w:rFonts w:ascii="Yu Gothic" w:eastAsia="Yu Gothic" w:hAnsi="Yu Gothic" w:cs="Yu Gothic" w:hint="eastAsia"/>
-          <w:color w:val="1A1C1E"/>
-          <w:shd w:val="clear" w:color="auto" w:fill="FFFFFF"/>
-        </w:rPr>
-        <w:t>但首先，或許你該告訴我：</w:t>
-      </w:r>
-      <w:r>
-        <w:rPr>
-          <w:rFonts w:ascii="Yu Gothic" w:eastAsia="Yu Gothic" w:hAnsi="Yu Gothic" w:cs="Yu Gothic" w:hint="eastAsia"/>
-          <w:color w:val="1A1C1E"/>
-          <w:shd w:val="clear" w:color="auto" w:fill="FFFFFF"/>
-        </w:rPr>
-        <w:br/>
-        <w:t xml:space="preserve">我對 THE </w:t>
-      </w:r>
-      <w:r>
-        <w:rPr>
-          <w:rFonts w:ascii="Yu Gothic" w:eastAsia="Yu Gothic" w:hAnsi="Yu Gothic" w:cs="Yu Gothic"/>
-          <w:color w:val="1A1C1E"/>
-          <w:shd w:val="clear" w:color="auto" w:fill="FFFFFF"/>
-        </w:rPr>
-        <w:t>LIVES</w:t>
-      </w:r>
-      <w:r>
-        <w:rPr>
-          <w:rFonts w:ascii="Yu Gothic" w:eastAsia="Yu Gothic" w:hAnsi="Yu Gothic" w:cs="Yu Gothic" w:hint="eastAsia"/>
-          <w:color w:val="1A1C1E"/>
-          <w:shd w:val="clear" w:color="auto" w:fill="FFFFFF"/>
-        </w:rPr>
-        <w:t xml:space="preserve"> MEDIA 的讀者們，是否說得太遠了？</w:t>
-      </w:r>
-    </w:p>
-    <w:p>
-      <w:pPr>
-        <w:pStyle w:val="NormalWeb"/>
-        <w:shd w:val="clear" w:color="auto" w:fill="FFFFFF"/>
-        <w:spacing w:beforeAutospacing="1" w:after="216" w:line="240" w:lineRule="atLeast"/>
-        <w:jc w:val="both"/>
-        <w:rPr>
-          <w:rFonts w:ascii="Yu Gothic" w:eastAsia="Yu Gothic" w:hAnsi="Yu Gothic" w:cs="Yu Gothic"/>
-          <w:color w:val="1A1C1E"/>
-          <w:shd w:val="clear" w:color="auto" w:fill="FFFFFF"/>
+        <w:t>飛碟——或者更準確地說，是外星生命的空間感應載具——正是基於這個原理運作。</w:t>
+      </w:r>
+    </w:p>
+    <w:p>
+      <w:pPr>
+        <w:pStyle w:val="NormalWeb"/>
+        <w:shd w:val="clear" w:color="auto" w:fill="FFFFFF"/>
+        <w:spacing w:beforeAutospacing="1" w:after="216" w:line="240" w:lineRule="atLeast"/>
+        <w:jc w:val="both"/>
+        <w:rPr>
+          <w:rFonts w:ascii="Yu Gothic" w:eastAsia="Yu Gothic" w:hAnsi="Yu Gothic" w:cs="Yu Gothic"/>
+          <w:color w:val="1A1C1E"/>
+        </w:rPr>
+      </w:pPr>
+      <w:r>
+        <w:rPr>
+          <w:rFonts w:ascii="Yu Gothic" w:eastAsia="Yu Gothic" w:hAnsi="Yu Gothic" w:cs="Yu Gothic" w:hint="eastAsia"/>
+          <w:color w:val="1A1C1E"/>
+          <w:shd w:val="clear" w:color="auto" w:fill="FFFFFF"/>
+        </w:rPr>
+        <w:t>他們並非比光更快。</w:t>
+      </w:r>
+    </w:p>
+    <w:p>
+      <w:pPr>
+        <w:pStyle w:val="NormalWeb"/>
+        <w:shd w:val="clear" w:color="auto" w:fill="FFFFFF"/>
+        <w:spacing w:beforeAutospacing="1" w:after="216" w:line="240" w:lineRule="atLeast"/>
+        <w:jc w:val="both"/>
+        <w:rPr>
+          <w:rFonts w:ascii="Yu Gothic" w:eastAsia="Yu Gothic" w:hAnsi="Yu Gothic" w:cs="Yu Gothic"/>
+          <w:color w:val="1A1C1E"/>
+        </w:rPr>
+      </w:pPr>
+      <w:r>
+        <w:rPr>
+          <w:rFonts w:ascii="Yu Gothic" w:eastAsia="Yu Gothic" w:hAnsi="Yu Gothic" w:cs="Yu Gothic" w:hint="eastAsia"/>
+          <w:color w:val="1A1C1E"/>
+          <w:shd w:val="clear" w:color="auto" w:fill="FFFFFF"/>
+        </w:rPr>
+        <w:t>他們是忽略了光的極限。</w:t>
+      </w:r>
+    </w:p>
+    <w:p>
+      <w:pPr>
+        <w:pStyle w:val="NormalWeb"/>
+        <w:shd w:val="clear" w:color="auto" w:fill="FFFFFF"/>
+        <w:spacing w:beforeAutospacing="1" w:after="216" w:line="240" w:lineRule="atLeast"/>
+        <w:jc w:val="both"/>
+        <w:rPr>
+          <w:rFonts w:ascii="Yu Gothic" w:eastAsia="Yu Gothic" w:hAnsi="Yu Gothic" w:cs="Yu Gothic"/>
+          <w:color w:val="1A1C1E"/>
+        </w:rPr>
+      </w:pPr>
+      <w:r>
+        <w:rPr>
+          <w:rFonts w:ascii="Yu Gothic" w:eastAsia="Yu Gothic" w:hAnsi="Yu Gothic" w:cs="Yu Gothic" w:hint="eastAsia"/>
+          <w:color w:val="1A1C1E"/>
+          <w:shd w:val="clear" w:color="auto" w:fill="FFFFFF"/>
+        </w:rPr>
+        <w:t>至於燃料？</w:t>
+      </w:r>
+    </w:p>
+    <w:p>
+      <w:pPr>
+        <w:pStyle w:val="NormalWeb"/>
+        <w:shd w:val="clear" w:color="auto" w:fill="FFFFFF"/>
+        <w:spacing w:beforeAutospacing="1" w:after="216" w:line="240" w:lineRule="atLeast"/>
+        <w:jc w:val="both"/>
+        <w:rPr>
+          <w:rFonts w:ascii="Yu Gothic" w:eastAsia="Yu Gothic" w:hAnsi="Yu Gothic" w:cs="Yu Gothic"/>
+          <w:color w:val="1A1C1E"/>
+        </w:rPr>
+      </w:pPr>
+      <w:r>
+        <w:rPr>
+          <w:rFonts w:ascii="Yu Gothic" w:eastAsia="Yu Gothic" w:hAnsi="Yu Gothic" w:cs="Yu Gothic" w:hint="eastAsia"/>
+          <w:color w:val="1A1C1E"/>
+          <w:shd w:val="clear" w:color="auto" w:fill="FFFFFF"/>
+        </w:rPr>
+        <w:t>不必然是我們所理解的物質燃料。</w:t>
+      </w:r>
+    </w:p>
+    <w:p>
+      <w:pPr>
+        <w:pStyle w:val="NormalWeb"/>
+        <w:shd w:val="clear" w:color="auto" w:fill="FFFFFF"/>
+        <w:spacing w:beforeAutospacing="1" w:after="216" w:line="240" w:lineRule="atLeast"/>
+        <w:jc w:val="both"/>
+        <w:rPr>
+          <w:rFonts w:ascii="Yu Gothic" w:eastAsia="Yu Gothic" w:hAnsi="Yu Gothic" w:cs="Yu Gothic"/>
+          <w:color w:val="1A1C1E"/>
+        </w:rPr>
+      </w:pPr>
+      <w:r>
+        <w:rPr>
+          <w:rFonts w:ascii="Yu Gothic" w:eastAsia="Yu Gothic" w:hAnsi="Yu Gothic" w:cs="Yu Gothic" w:hint="eastAsia"/>
+          <w:color w:val="1A1C1E"/>
+          <w:shd w:val="clear" w:color="auto" w:fill="FFFFFF"/>
+        </w:rPr>
+        <w:t>有些層級的技術是基於意念能量場，在那裡，思想和心靈頻率可以驅動物體。</w:t>
+      </w:r>
+    </w:p>
+    <w:p>
+      <w:pPr>
+        <w:pStyle w:val="NormalWeb"/>
+        <w:shd w:val="clear" w:color="auto" w:fill="FFFFFF"/>
+        <w:spacing w:beforeAutospacing="1" w:after="216" w:line="240" w:lineRule="atLeast"/>
+        <w:jc w:val="both"/>
+        <w:rPr>
+          <w:rFonts w:ascii="Yu Gothic" w:eastAsia="Yu Gothic" w:hAnsi="Yu Gothic" w:cs="Yu Gothic"/>
+          <w:color w:val="1A1C1E"/>
+        </w:rPr>
+      </w:pPr>
+      <w:r>
+        <w:rPr>
+          <w:rFonts w:ascii="Yu Gothic" w:eastAsia="Yu Gothic" w:hAnsi="Yu Gothic" w:cs="Yu Gothic" w:hint="eastAsia"/>
+          <w:color w:val="1A1C1E"/>
+          <w:shd w:val="clear" w:color="auto" w:fill="FFFFFF"/>
+        </w:rPr>
+        <w:t>聽起來很玄妙？</w:t>
+      </w:r>
+    </w:p>
+    <w:p>
+      <w:pPr>
+        <w:pStyle w:val="NormalWeb"/>
+        <w:shd w:val="clear" w:color="auto" w:fill="FFFFFF"/>
+        <w:spacing w:beforeAutospacing="1" w:after="216" w:line="240" w:lineRule="atLeast"/>
+        <w:jc w:val="both"/>
+        <w:rPr>
+          <w:rFonts w:ascii="Yu Gothic" w:eastAsia="Yu Gothic" w:hAnsi="Yu Gothic" w:cs="Yu Gothic"/>
+          <w:color w:val="1A1C1E"/>
+        </w:rPr>
+      </w:pPr>
+      <w:r>
+        <w:rPr>
+          <w:rFonts w:ascii="Yu Gothic" w:eastAsia="Yu Gothic" w:hAnsi="Yu Gothic" w:cs="Yu Gothic" w:hint="eastAsia"/>
+          <w:color w:val="1A1C1E"/>
+          <w:shd w:val="clear" w:color="auto" w:fill="FFFFFF"/>
+        </w:rPr>
+        <w:t>但其實……我們自己每晚都在做同樣的事——當我們做夢時。</w:t>
+      </w:r>
+    </w:p>
+    <w:p>
+      <w:pPr>
+        <w:pStyle w:val="NormalWeb"/>
+        <w:shd w:val="clear" w:color="auto" w:fill="FFFFFF"/>
+        <w:spacing w:beforeAutospacing="1" w:after="216" w:line="240" w:lineRule="atLeast"/>
+        <w:jc w:val="both"/>
+        <w:rPr>
+          <w:rFonts w:ascii="Yu Gothic" w:eastAsia="Yu Gothic" w:hAnsi="Yu Gothic" w:cs="Yu Gothic"/>
+          <w:color w:val="1A1C1E"/>
+        </w:rPr>
+      </w:pPr>
+      <w:r>
+        <w:rPr>
+          <w:rFonts w:ascii="Yu Gothic" w:eastAsia="Yu Gothic" w:hAnsi="Yu Gothic" w:cs="Yu Gothic" w:hint="eastAsia"/>
+          <w:color w:val="1A1C1E"/>
+          <w:shd w:val="clear" w:color="auto" w:fill="FFFFFF"/>
+        </w:rPr>
+        <w:t>我們穿越各種場景——不是憑藉肉體，而是憑藉認知層級。</w:t>
+      </w:r>
+    </w:p>
+    <w:p>
+      <w:pPr>
+        <w:pStyle w:val="NormalWeb"/>
+        <w:shd w:val="clear" w:color="auto" w:fill="FFFFFF"/>
+        <w:spacing w:beforeAutospacing="1" w:after="216" w:line="240" w:lineRule="atLeast"/>
+        <w:jc w:val="both"/>
+        <w:rPr>
+          <w:rFonts w:ascii="Yu Gothic" w:eastAsia="Yu Gothic" w:hAnsi="Yu Gothic" w:cs="Yu Gothic"/>
+          <w:color w:val="1A1C1E"/>
+        </w:rPr>
+      </w:pPr>
+      <w:r>
+        <w:rPr>
+          <w:rFonts w:ascii="Yu Gothic" w:eastAsia="Yu Gothic" w:hAnsi="Yu Gothic" w:cs="Yu Gothic" w:hint="eastAsia"/>
+          <w:color w:val="1A1C1E"/>
+          <w:shd w:val="clear" w:color="auto" w:fill="FFFFFF"/>
+        </w:rPr>
+        <w:t>唯一的不同是：我們無意識地做，而他們有目的地做。</w:t>
+      </w:r>
+    </w:p>
+    <w:p>
+      <w:pPr>
+        <w:pStyle w:val="NormalWeb"/>
+        <w:shd w:val="clear" w:color="auto" w:fill="FFFFFF"/>
+        <w:spacing w:beforeAutospacing="1" w:after="216" w:line="240" w:lineRule="atLeast"/>
+        <w:jc w:val="both"/>
+        <w:rPr>
+          <w:rFonts w:ascii="Yu Gothic" w:eastAsia="Yu Gothic" w:hAnsi="Yu Gothic" w:cs="Yu Gothic"/>
+          <w:color w:val="1A1C1E"/>
+        </w:rPr>
+      </w:pPr>
+      <w:r>
+        <w:rPr>
+          <w:rFonts w:ascii="Yu Gothic" w:eastAsia="Yu Gothic" w:hAnsi="Yu Gothic" w:cs="Yu Gothic" w:hint="eastAsia"/>
+          <w:color w:val="1A1C1E"/>
+          <w:shd w:val="clear" w:color="auto" w:fill="FFFFFF"/>
+        </w:rPr>
+        <w:t>(教授停頓，深吸一口氣——彷彿他自己也曾難以相信他正在說的話，在他觸及它之前。)</w:t>
+      </w:r>
+      <w:r>
+        <w:rPr>
+          <w:rFonts w:ascii="Yu Gothic" w:eastAsia="Yu Gothic" w:hAnsi="Yu Gothic" w:cs="Yu Gothic" w:hint="eastAsia"/>
+          <w:color w:val="1A1C1E"/>
+          <w:shd w:val="clear" w:color="auto" w:fill="FFFFFF"/>
+        </w:rPr>
+        <w:br/>
+        <w:t>我曾見過他們。</w:t>
+      </w:r>
+    </w:p>
+    <w:p>
+      <w:pPr>
+        <w:pStyle w:val="NormalWeb"/>
+        <w:shd w:val="clear" w:color="auto" w:fill="FFFFFF"/>
+        <w:spacing w:beforeAutospacing="1" w:after="216" w:line="240" w:lineRule="atLeast"/>
+        <w:jc w:val="both"/>
+        <w:rPr>
+          <w:rFonts w:ascii="Yu Gothic" w:eastAsia="Yu Gothic" w:hAnsi="Yu Gothic" w:cs="Yu Gothic"/>
+          <w:color w:val="1A1C1E"/>
+        </w:rPr>
+      </w:pPr>
+      <w:r>
+        <w:rPr>
+          <w:rFonts w:ascii="Yu Gothic" w:eastAsia="Yu Gothic" w:hAnsi="Yu Gothic" w:cs="Yu Gothic" w:hint="eastAsia"/>
+          <w:color w:val="1A1C1E"/>
+          <w:shd w:val="clear" w:color="auto" w:fill="FFFFFF"/>
+        </w:rPr>
+        <w:lastRenderedPageBreak/>
+        <w:t>不是透過望遠鏡。</w:t>
+      </w:r>
+    </w:p>
+    <w:p>
+      <w:pPr>
+        <w:pStyle w:val="NormalWeb"/>
+        <w:shd w:val="clear" w:color="auto" w:fill="FFFFFF"/>
+        <w:spacing w:beforeAutospacing="1" w:after="216" w:line="240" w:lineRule="atLeast"/>
+        <w:jc w:val="both"/>
+        <w:rPr>
+          <w:rFonts w:ascii="Yu Gothic" w:eastAsia="Yu Gothic" w:hAnsi="Yu Gothic" w:cs="Yu Gothic"/>
+          <w:color w:val="1A1C1E"/>
+        </w:rPr>
+      </w:pPr>
+      <w:r>
+        <w:rPr>
+          <w:rFonts w:ascii="Yu Gothic" w:eastAsia="Yu Gothic" w:hAnsi="Yu Gothic" w:cs="Yu Gothic" w:hint="eastAsia"/>
+          <w:color w:val="1A1C1E"/>
+          <w:shd w:val="clear" w:color="auto" w:fill="FFFFFF"/>
+        </w:rPr>
+        <w:t>而是在另一個感應層級——當我足夠寧靜，能脫離環繞自身的物理層時。</w:t>
+      </w:r>
+    </w:p>
+    <w:p>
+      <w:pPr>
+        <w:pStyle w:val="NormalWeb"/>
+        <w:shd w:val="clear" w:color="auto" w:fill="FFFFFF"/>
+        <w:spacing w:beforeAutospacing="1" w:after="216" w:line="240" w:lineRule="atLeast"/>
+        <w:jc w:val="both"/>
+        <w:rPr>
+          <w:rFonts w:ascii="Yu Gothic" w:eastAsia="Yu Gothic" w:hAnsi="Yu Gothic" w:cs="Yu Gothic"/>
+          <w:color w:val="1A1C1E"/>
+        </w:rPr>
+      </w:pPr>
+      <w:r>
+        <w:rPr>
+          <w:rFonts w:ascii="Yu Gothic" w:eastAsia="Yu Gothic" w:hAnsi="Yu Gothic" w:cs="Yu Gothic" w:hint="eastAsia"/>
+          <w:color w:val="1A1C1E"/>
+          <w:shd w:val="clear" w:color="auto" w:fill="FFFFFF"/>
+        </w:rPr>
+        <w:t>他們走在街上——以普通人的形象——但其能量場與人類的層級不符。</w:t>
+      </w:r>
+    </w:p>
+    <w:p>
+      <w:pPr>
+        <w:pStyle w:val="NormalWeb"/>
+        <w:shd w:val="clear" w:color="auto" w:fill="FFFFFF"/>
+        <w:spacing w:beforeAutospacing="1" w:after="216" w:line="240" w:lineRule="atLeast"/>
+        <w:jc w:val="both"/>
+        <w:rPr>
+          <w:rFonts w:ascii="Yu Gothic" w:eastAsia="Yu Gothic" w:hAnsi="Yu Gothic" w:cs="Yu Gothic"/>
+          <w:color w:val="1A1C1E"/>
+        </w:rPr>
+      </w:pPr>
+      <w:r>
+        <w:rPr>
+          <w:rFonts w:ascii="Yu Gothic" w:eastAsia="Yu Gothic" w:hAnsi="Yu Gothic" w:cs="Yu Gothic" w:hint="eastAsia"/>
+          <w:color w:val="1A1C1E"/>
+          <w:shd w:val="clear" w:color="auto" w:fill="FFFFFF"/>
+        </w:rPr>
+        <w:t>我不是用眼睛看見他們……而是用我以前不知道自己擁有的一部分認知。</w:t>
+      </w:r>
+    </w:p>
+    <w:p>
+      <w:pPr>
+        <w:pStyle w:val="NormalWeb"/>
+        <w:shd w:val="clear" w:color="auto" w:fill="FFFFFF"/>
+        <w:spacing w:beforeAutospacing="1" w:after="216" w:line="240" w:lineRule="atLeast"/>
+        <w:jc w:val="both"/>
+        <w:rPr>
+          <w:rFonts w:ascii="Yu Gothic" w:eastAsia="Yu Gothic" w:hAnsi="Yu Gothic" w:cs="Yu Gothic"/>
+          <w:color w:val="1A1C1E"/>
+        </w:rPr>
+      </w:pPr>
+      <w:r>
+        <w:rPr>
+          <w:rFonts w:ascii="Yu Gothic" w:eastAsia="Yu Gothic" w:hAnsi="Yu Gothic" w:cs="Yu Gothic" w:hint="eastAsia"/>
+          <w:color w:val="1A1C1E"/>
+          <w:shd w:val="clear" w:color="auto" w:fill="FFFFFF"/>
+        </w:rPr>
+        <w:t>所以，如果有人問我：</w:t>
+      </w:r>
+      <w:r>
+        <w:rPr>
+          <w:rFonts w:ascii="Yu Gothic" w:eastAsia="Yu Gothic" w:hAnsi="Yu Gothic" w:cs="Yu Gothic" w:hint="eastAsia"/>
+          <w:color w:val="1A1C1E"/>
+          <w:shd w:val="clear" w:color="auto" w:fill="FFFFFF"/>
+        </w:rPr>
+        <w:br/>
+        <w:t>「他們從哪裡來？」</w:t>
+      </w:r>
+    </w:p>
+    <w:p>
+      <w:pPr>
+        <w:pStyle w:val="NormalWeb"/>
+        <w:shd w:val="clear" w:color="auto" w:fill="FFFFFF"/>
+        <w:spacing w:beforeAutospacing="1" w:after="216" w:line="240" w:lineRule="atLeast"/>
+        <w:jc w:val="both"/>
+        <w:rPr>
+          <w:rFonts w:ascii="Yu Gothic" w:eastAsia="Yu Gothic" w:hAnsi="Yu Gothic" w:cs="Yu Gothic"/>
+          <w:color w:val="1A1C1E"/>
+        </w:rPr>
+      </w:pPr>
+      <w:r>
+        <w:rPr>
+          <w:rFonts w:ascii="Yu Gothic" w:eastAsia="Yu Gothic" w:hAnsi="Yu Gothic" w:cs="Yu Gothic" w:hint="eastAsia"/>
+          <w:color w:val="1A1C1E"/>
+          <w:shd w:val="clear" w:color="auto" w:fill="FFFFFF"/>
+        </w:rPr>
+        <w:t>我會回答：</w:t>
+      </w:r>
+      <w:r>
+        <w:rPr>
+          <w:rFonts w:ascii="Yu Gothic" w:eastAsia="Yu Gothic" w:hAnsi="Yu Gothic" w:cs="Yu Gothic" w:hint="eastAsia"/>
+          <w:color w:val="1A1C1E"/>
+          <w:shd w:val="clear" w:color="auto" w:fill="FFFFFF"/>
+        </w:rPr>
+        <w:br/>
+        <w:t>不是從遙遠的行星。而是從一個緊鄰的維度，一個我們不知道自己正身處其旁的維度。</w:t>
+      </w:r>
+    </w:p>
+    <w:p>
+      <w:pPr>
+        <w:pStyle w:val="NormalWeb"/>
+        <w:shd w:val="clear" w:color="auto" w:fill="FFFFFF"/>
+        <w:spacing w:beforeAutospacing="1" w:after="216" w:line="240" w:lineRule="atLeast"/>
+        <w:jc w:val="both"/>
+        <w:rPr>
+          <w:rFonts w:ascii="Yu Gothic" w:eastAsia="Yu Gothic" w:hAnsi="Yu Gothic" w:cs="Yu Gothic"/>
+          <w:color w:val="1A1C1E"/>
+        </w:rPr>
+      </w:pPr>
+      <w:r>
+        <w:rPr>
+          <w:rFonts w:ascii="Yu Gothic" w:eastAsia="Yu Gothic" w:hAnsi="Yu Gothic" w:cs="Yu Gothic" w:hint="eastAsia"/>
+          <w:color w:val="1A1C1E"/>
+          <w:shd w:val="clear" w:color="auto" w:fill="FFFFFF"/>
+        </w:rPr>
+        <w:t>而最重要的事是什麼？</w:t>
+      </w:r>
+    </w:p>
+    <w:p>
+      <w:pPr>
+        <w:pStyle w:val="NormalWeb"/>
+        <w:shd w:val="clear" w:color="auto" w:fill="FFFFFF"/>
+        <w:spacing w:beforeAutospacing="1" w:after="216" w:line="240" w:lineRule="atLeast"/>
+        <w:jc w:val="both"/>
+        <w:rPr>
+          <w:rFonts w:ascii="Yu Gothic" w:eastAsia="Yu Gothic" w:hAnsi="Yu Gothic" w:cs="Yu Gothic"/>
+          <w:color w:val="1A1C1E"/>
+        </w:rPr>
+      </w:pPr>
+      <w:r>
+        <w:rPr>
+          <w:rFonts w:ascii="Yu Gothic" w:eastAsia="Yu Gothic" w:hAnsi="Yu Gothic" w:cs="Yu Gothic" w:hint="eastAsia"/>
+          <w:color w:val="1A1C1E"/>
+          <w:shd w:val="clear" w:color="auto" w:fill="FFFFFF"/>
+        </w:rPr>
+        <w:t>不是他們存在。</w:t>
+      </w:r>
+    </w:p>
+    <w:p>
+      <w:pPr>
+        <w:pStyle w:val="NormalWeb"/>
+        <w:shd w:val="clear" w:color="auto" w:fill="FFFFFF"/>
+        <w:spacing w:beforeAutospacing="1" w:line="240" w:lineRule="atLeast"/>
+        <w:jc w:val="both"/>
+        <w:rPr>
+          <w:rFonts w:ascii="Yu Gothic" w:eastAsia="Yu Gothic" w:hAnsi="Yu Gothic" w:cs="Yu Gothic"/>
+          <w:color w:val="1A1C1E"/>
+        </w:rPr>
+      </w:pPr>
+      <w:r>
+        <w:rPr>
+          <w:rFonts w:ascii="Yu Gothic" w:eastAsia="Yu Gothic" w:hAnsi="Yu Gothic" w:cs="Yu Gothic" w:hint="eastAsia"/>
+          <w:color w:val="1A1C1E"/>
+          <w:shd w:val="clear" w:color="auto" w:fill="FFFFFF"/>
+        </w:rPr>
+        <w:t>而是：我們忙於嘲笑，以致來不及意識到自己正被觀察。</w:t>
+      </w:r>
+    </w:p>
+    <w:p>
+      <w:pPr>
+        <w:pStyle w:val="NormalWeb"/>
+        <w:spacing w:beforeAutospacing="1" w:after="216" w:line="240" w:lineRule="atLeast"/>
+        <w:jc w:val="both"/>
+        <w:rPr>
+          <w:rFonts w:ascii="Yu Gothic" w:eastAsia="Yu Gothic" w:hAnsi="Yu Gothic" w:cs="Yu Gothic"/>
+          <w:color w:val="1A1C1E"/>
         </w:rPr>
       </w:pPr>
     </w:p>
@@ -5502,856 +5914,7 @@
           <w:color w:val="1A1C1E"/>
           <w:shd w:val="clear" w:color="auto" w:fill="FFFFFF"/>
         </w:rPr>
-        <w:t>亨利·洛厄爾</w:t>
-      </w:r>
-      <w:r>
-        <w:rPr>
-          <w:rFonts w:ascii="Yu Gothic" w:eastAsia="Yu Gothic" w:hAnsi="Yu Gothic" w:cs="Yu Gothic" w:hint="eastAsia"/>
-          <w:color w:val="1A1C1E"/>
-          <w:shd w:val="clear" w:color="auto" w:fill="FFFFFF"/>
-        </w:rPr>
-        <w:t xml:space="preserve"> (Henry Lowell):</w:t>
-      </w:r>
-      <w:r>
-        <w:rPr>
-          <w:rFonts w:ascii="Yu Gothic" w:eastAsia="Yu Gothic" w:hAnsi="Yu Gothic" w:cs="Yu Gothic" w:hint="eastAsia"/>
-          <w:color w:val="1A1C1E"/>
-          <w:shd w:val="clear" w:color="auto" w:fill="FFFFFF"/>
-        </w:rPr>
-        <w:br/>
-        <w:t>是的，教授，我對物理學並不精通，所以您剛才分享的內</w:t>
-      </w:r>
-      <w:r>
-        <w:rPr>
-          <w:rFonts w:ascii="Yu Gothic" w:eastAsia="Yu Gothic" w:hAnsi="Yu Gothic" w:cs="Yu Gothic" w:hint="eastAsia"/>
-          <w:color w:val="1A1C1E"/>
-          <w:shd w:val="clear" w:color="auto" w:fill="FFFFFF"/>
-        </w:rPr>
         <w:lastRenderedPageBreak/>
-        <w:t xml:space="preserve">容，我確實還未能清晰消化……說實話，我也並未真正理解愛因斯坦的理論。我依稀記得，他本人在世時也曾說過，當時大概只有四、五個人能真正理解他的理論……或許 THE </w:t>
-      </w:r>
-      <w:r>
-        <w:rPr>
-          <w:rFonts w:ascii="Yu Gothic" w:eastAsia="Yu Gothic" w:hAnsi="Yu Gothic" w:cs="Yu Gothic"/>
-          <w:color w:val="1A1C1E"/>
-          <w:shd w:val="clear" w:color="auto" w:fill="FFFFFF"/>
-        </w:rPr>
-        <w:t>LIVES</w:t>
-      </w:r>
-      <w:r>
-        <w:rPr>
-          <w:rFonts w:ascii="Yu Gothic" w:eastAsia="Yu Gothic" w:hAnsi="Yu Gothic" w:cs="Yu Gothic" w:hint="eastAsia"/>
-          <w:color w:val="1A1C1E"/>
-          <w:shd w:val="clear" w:color="auto" w:fill="FFFFFF"/>
-        </w:rPr>
-        <w:t xml:space="preserve"> MEDIA 的讀者也並非人人都有深厚的物理學知識，所以我認為我們也不必探討得太深……</w:t>
-      </w:r>
-    </w:p>
-    <w:p>
-      <w:pPr>
-        <w:pStyle w:val="NormalWeb"/>
-        <w:shd w:val="clear" w:color="auto" w:fill="FFFFFF"/>
-        <w:spacing w:beforeAutospacing="1" w:after="216" w:line="240" w:lineRule="atLeast"/>
-        <w:jc w:val="both"/>
-        <w:rPr>
-          <w:rFonts w:ascii="Yu Gothic" w:eastAsia="Yu Gothic" w:hAnsi="Yu Gothic" w:cs="Yu Gothic"/>
-          <w:color w:val="1A1C1E"/>
-        </w:rPr>
-      </w:pPr>
-      <w:r>
-        <w:rPr>
-          <w:rFonts w:ascii="Yu Gothic" w:eastAsia="Yu Gothic" w:hAnsi="Yu Gothic" w:cs="Yu Gothic" w:hint="eastAsia"/>
-          <w:color w:val="1A1C1E"/>
-          <w:shd w:val="clear" w:color="auto" w:fill="FFFFFF"/>
-        </w:rPr>
-        <w:t>回到您剛才分享的內容，我注意到您提到了外星生命的飛碟……這是一個讓許多人感到好奇和著迷的主題……有人認為，外星生命只是某人的惡作劇或想像，他們提出的一個理由是：如果外星生命從一顆距離地球約一萬光年的恆星來到地球，那麼他們的飛碟速度該有多快？他們用什麼燃料？飛碟能連續飛行一萬年而無需維修或保養嗎（假設飛碟速度等於光速）？或者外星生命的壽命能讓他們在飛碟裡坐上一萬年而不死？……您能否從您的角度進一步解釋？</w:t>
-      </w:r>
-    </w:p>
-    <w:p>
-      <w:pPr>
-        <w:pStyle w:val="NormalWeb"/>
-        <w:shd w:val="clear" w:color="auto" w:fill="FFFFFF"/>
-        <w:spacing w:beforeAutospacing="1" w:after="216" w:line="240" w:lineRule="atLeast"/>
-        <w:jc w:val="both"/>
-        <w:rPr>
-          <w:rFonts w:ascii="Yu Gothic" w:eastAsia="Yu Gothic" w:hAnsi="Yu Gothic" w:cs="Yu Gothic"/>
-          <w:color w:val="1A1C1E"/>
-        </w:rPr>
-      </w:pPr>
-      <w:r>
-        <w:rPr>
-          <w:rFonts w:ascii="Yu Gothic" w:eastAsia="Yu Gothic" w:hAnsi="Yu Gothic" w:cs="Yu Gothic" w:hint="eastAsia"/>
-          <w:b/>
-          <w:bCs/>
-          <w:color w:val="1A1C1E"/>
-          <w:shd w:val="clear" w:color="auto" w:fill="FFFFFF"/>
-        </w:rPr>
-        <w:t>亞當教授</w:t>
-      </w:r>
-      <w:r>
-        <w:rPr>
-          <w:rFonts w:ascii="Yu Gothic" w:eastAsia="Yu Gothic" w:hAnsi="Yu Gothic" w:cs="Yu Gothic" w:hint="eastAsia"/>
-          <w:color w:val="1A1C1E"/>
-          <w:shd w:val="clear" w:color="auto" w:fill="FFFFFF"/>
-        </w:rPr>
-        <w:t xml:space="preserve"> (Professor Adam): (緩緩點頭，眼中閃爍著一絲溫和的包容)</w:t>
-      </w:r>
-      <w:r>
-        <w:rPr>
-          <w:rFonts w:ascii="Yu Gothic" w:eastAsia="Yu Gothic" w:hAnsi="Yu Gothic" w:cs="Yu Gothic" w:hint="eastAsia"/>
-          <w:color w:val="1A1C1E"/>
-          <w:shd w:val="clear" w:color="auto" w:fill="FFFFFF"/>
-        </w:rPr>
-        <w:br/>
-        <w:t>我很感謝你分享這些，亨利。</w:t>
-      </w:r>
-    </w:p>
-    <w:p>
-      <w:pPr>
-        <w:pStyle w:val="NormalWeb"/>
-        <w:shd w:val="clear" w:color="auto" w:fill="FFFFFF"/>
-        <w:spacing w:beforeAutospacing="1" w:after="216" w:line="240" w:lineRule="atLeast"/>
-        <w:jc w:val="both"/>
-        <w:rPr>
-          <w:rFonts w:ascii="Yu Gothic" w:eastAsia="Yu Gothic" w:hAnsi="Yu Gothic" w:cs="Yu Gothic"/>
-          <w:color w:val="1A1C1E"/>
-        </w:rPr>
-      </w:pPr>
-      <w:r>
-        <w:rPr>
-          <w:rFonts w:ascii="Yu Gothic" w:eastAsia="Yu Gothic" w:hAnsi="Yu Gothic" w:cs="Yu Gothic" w:hint="eastAsia"/>
-          <w:color w:val="1A1C1E"/>
-          <w:shd w:val="clear" w:color="auto" w:fill="FFFFFF"/>
-        </w:rPr>
-        <w:t>你說的對——我們無需理解所有方程式，才能感受到一個真相。</w:t>
-      </w:r>
-    </w:p>
-    <w:p>
-      <w:pPr>
-        <w:pStyle w:val="NormalWeb"/>
-        <w:shd w:val="clear" w:color="auto" w:fill="FFFFFF"/>
-        <w:spacing w:beforeAutospacing="1" w:after="216" w:line="240" w:lineRule="atLeast"/>
-        <w:jc w:val="both"/>
-        <w:rPr>
-          <w:rFonts w:ascii="Yu Gothic" w:eastAsia="Yu Gothic" w:hAnsi="Yu Gothic" w:cs="Yu Gothic"/>
-          <w:color w:val="1A1C1E"/>
-        </w:rPr>
-      </w:pPr>
-      <w:r>
-        <w:rPr>
-          <w:rFonts w:ascii="Yu Gothic" w:eastAsia="Yu Gothic" w:hAnsi="Yu Gothic" w:cs="Yu Gothic" w:hint="eastAsia"/>
-          <w:color w:val="1A1C1E"/>
-          <w:shd w:val="clear" w:color="auto" w:fill="FFFFFF"/>
-        </w:rPr>
-        <w:lastRenderedPageBreak/>
-        <w:t>就像你無需知道一首樂曲的調性，就能在聆聽時感到內心沉靜。</w:t>
-      </w:r>
-    </w:p>
-    <w:p>
-      <w:pPr>
-        <w:pStyle w:val="NormalWeb"/>
-        <w:shd w:val="clear" w:color="auto" w:fill="FFFFFF"/>
-        <w:spacing w:beforeAutospacing="1" w:after="216" w:line="240" w:lineRule="atLeast"/>
-        <w:jc w:val="both"/>
-        <w:rPr>
-          <w:rFonts w:ascii="Yu Gothic" w:eastAsia="Yu Gothic" w:hAnsi="Yu Gothic" w:cs="Yu Gothic"/>
-          <w:color w:val="1A1C1E"/>
-        </w:rPr>
-      </w:pPr>
-      <w:r>
-        <w:rPr>
-          <w:rFonts w:ascii="Yu Gothic" w:eastAsia="Yu Gothic" w:hAnsi="Yu Gothic" w:cs="Yu Gothic" w:hint="eastAsia"/>
-          <w:color w:val="1A1C1E"/>
-          <w:shd w:val="clear" w:color="auto" w:fill="FFFFFF"/>
-        </w:rPr>
-        <w:t>真理——如果是真的——總會有辦法走入人心。</w:t>
-      </w:r>
-    </w:p>
-    <w:p>
-      <w:pPr>
-        <w:pStyle w:val="NormalWeb"/>
-        <w:shd w:val="clear" w:color="auto" w:fill="FFFFFF"/>
-        <w:spacing w:beforeAutospacing="1" w:after="216" w:line="240" w:lineRule="atLeast"/>
-        <w:jc w:val="both"/>
-        <w:rPr>
-          <w:rFonts w:ascii="Yu Gothic" w:eastAsia="Yu Gothic" w:hAnsi="Yu Gothic" w:cs="Yu Gothic"/>
-          <w:color w:val="1A1C1E"/>
-        </w:rPr>
-      </w:pPr>
-      <w:r>
-        <w:rPr>
-          <w:rFonts w:ascii="Yu Gothic" w:eastAsia="Yu Gothic" w:hAnsi="Yu Gothic" w:cs="Yu Gothic" w:hint="eastAsia"/>
-          <w:color w:val="1A1C1E"/>
-          <w:shd w:val="clear" w:color="auto" w:fill="FFFFFF"/>
-        </w:rPr>
-        <w:t>而你提到的主題——外星生命——正是那些「路徑」之一。</w:t>
-      </w:r>
-    </w:p>
-    <w:p>
-      <w:pPr>
-        <w:pStyle w:val="NormalWeb"/>
-        <w:shd w:val="clear" w:color="auto" w:fill="FFFFFF"/>
-        <w:spacing w:beforeAutospacing="1" w:after="216" w:line="240" w:lineRule="atLeast"/>
-        <w:jc w:val="both"/>
-        <w:rPr>
-          <w:rFonts w:ascii="Yu Gothic" w:eastAsia="Yu Gothic" w:hAnsi="Yu Gothic" w:cs="Yu Gothic"/>
-          <w:color w:val="1A1C1E"/>
-        </w:rPr>
-      </w:pPr>
-      <w:r>
-        <w:rPr>
-          <w:rFonts w:ascii="Yu Gothic" w:eastAsia="Yu Gothic" w:hAnsi="Yu Gothic" w:cs="Yu Gothic" w:hint="eastAsia"/>
-          <w:color w:val="1A1C1E"/>
-          <w:shd w:val="clear" w:color="auto" w:fill="FFFFFF"/>
-        </w:rPr>
-        <w:t>一條非常真實、非常近的路，卻……長久以來被嘲諷的塵埃所覆蓋。</w:t>
-      </w:r>
-    </w:p>
-    <w:p>
-      <w:pPr>
-        <w:pStyle w:val="NormalWeb"/>
-        <w:shd w:val="clear" w:color="auto" w:fill="FFFFFF"/>
-        <w:spacing w:beforeAutospacing="1" w:after="216" w:line="240" w:lineRule="atLeast"/>
-        <w:jc w:val="both"/>
-        <w:rPr>
-          <w:rFonts w:ascii="Yu Gothic" w:eastAsia="Yu Gothic" w:hAnsi="Yu Gothic" w:cs="Yu Gothic"/>
-          <w:color w:val="1A1C1E"/>
-        </w:rPr>
-      </w:pPr>
-      <w:r>
-        <w:rPr>
-          <w:rFonts w:ascii="Yu Gothic" w:eastAsia="Yu Gothic" w:hAnsi="Yu Gothic" w:cs="Yu Gothic" w:hint="eastAsia"/>
-          <w:color w:val="1A1C1E"/>
-          <w:shd w:val="clear" w:color="auto" w:fill="FFFFFF"/>
-        </w:rPr>
-        <w:t>(教授調整了坐姿，身體微微前傾。他的聲音低沉下來——不是為了隱藏，而是像在邀請聽者更靠近一件從未被道出的事。)</w:t>
-      </w:r>
-      <w:r>
-        <w:rPr>
-          <w:rFonts w:ascii="Yu Gothic" w:eastAsia="Yu Gothic" w:hAnsi="Yu Gothic" w:cs="Yu Gothic" w:hint="eastAsia"/>
-          <w:color w:val="1A1C1E"/>
-          <w:shd w:val="clear" w:color="auto" w:fill="FFFFFF"/>
-        </w:rPr>
-        <w:br/>
-        <w:t>你剛才說：</w:t>
-      </w:r>
-      <w:r>
-        <w:rPr>
-          <w:rFonts w:ascii="Yu Gothic" w:eastAsia="Yu Gothic" w:hAnsi="Yu Gothic" w:cs="Yu Gothic" w:hint="eastAsia"/>
-          <w:color w:val="1A1C1E"/>
-          <w:shd w:val="clear" w:color="auto" w:fill="FFFFFF"/>
-        </w:rPr>
-        <w:br/>
-        <w:t>「如果他們來自一顆距離地球一萬光年的恆星，他們怎麼可能在短時間內到達？」</w:t>
-      </w:r>
-    </w:p>
-    <w:p>
-      <w:pPr>
-        <w:pStyle w:val="NormalWeb"/>
-        <w:shd w:val="clear" w:color="auto" w:fill="FFFFFF"/>
-        <w:spacing w:beforeAutospacing="1" w:after="216" w:line="240" w:lineRule="atLeast"/>
-        <w:jc w:val="both"/>
-        <w:rPr>
-          <w:rFonts w:ascii="Yu Gothic" w:eastAsia="Yu Gothic" w:hAnsi="Yu Gothic" w:cs="Yu Gothic"/>
-          <w:color w:val="1A1C1E"/>
-        </w:rPr>
-      </w:pPr>
-      <w:r>
-        <w:rPr>
-          <w:rFonts w:ascii="Yu Gothic" w:eastAsia="Yu Gothic" w:hAnsi="Yu Gothic" w:cs="Yu Gothic" w:hint="eastAsia"/>
-          <w:color w:val="1A1C1E"/>
-          <w:shd w:val="clear" w:color="auto" w:fill="FFFFFF"/>
-        </w:rPr>
-        <w:t>這是一個合乎邏輯的問題——在人類的參照系中。</w:t>
-      </w:r>
-    </w:p>
-    <w:p>
-      <w:pPr>
-        <w:pStyle w:val="NormalWeb"/>
-        <w:shd w:val="clear" w:color="auto" w:fill="FFFFFF"/>
-        <w:spacing w:beforeAutospacing="1" w:after="216" w:line="240" w:lineRule="atLeast"/>
-        <w:jc w:val="both"/>
-        <w:rPr>
-          <w:rFonts w:ascii="Yu Gothic" w:eastAsia="Yu Gothic" w:hAnsi="Yu Gothic" w:cs="Yu Gothic"/>
-          <w:color w:val="1A1C1E"/>
-        </w:rPr>
-      </w:pPr>
-      <w:r>
-        <w:rPr>
-          <w:rFonts w:ascii="Yu Gothic" w:eastAsia="Yu Gothic" w:hAnsi="Yu Gothic" w:cs="Yu Gothic" w:hint="eastAsia"/>
-          <w:color w:val="1A1C1E"/>
-          <w:shd w:val="clear" w:color="auto" w:fill="FFFFFF"/>
-        </w:rPr>
-        <w:t>但問題在於：我們假設他們也像我們一樣生活——和移動。</w:t>
-      </w:r>
-    </w:p>
-    <w:p>
-      <w:pPr>
-        <w:pStyle w:val="NormalWeb"/>
-        <w:shd w:val="clear" w:color="auto" w:fill="FFFFFF"/>
-        <w:spacing w:beforeAutospacing="1" w:after="216" w:line="240" w:lineRule="atLeast"/>
-        <w:jc w:val="both"/>
-        <w:rPr>
-          <w:rFonts w:ascii="Yu Gothic" w:eastAsia="Yu Gothic" w:hAnsi="Yu Gothic" w:cs="Yu Gothic"/>
-          <w:color w:val="1A1C1E"/>
-        </w:rPr>
-      </w:pPr>
-      <w:r>
-        <w:rPr>
-          <w:rFonts w:ascii="Yu Gothic" w:eastAsia="Yu Gothic" w:hAnsi="Yu Gothic" w:cs="Yu Gothic" w:hint="eastAsia"/>
-          <w:color w:val="1A1C1E"/>
-          <w:shd w:val="clear" w:color="auto" w:fill="FFFFFF"/>
-        </w:rPr>
-        <w:t>實話，他們無需像我們想像的那樣，穿越線性的空間。</w:t>
-      </w:r>
-    </w:p>
-    <w:p>
-      <w:pPr>
-        <w:pStyle w:val="NormalWeb"/>
-        <w:shd w:val="clear" w:color="auto" w:fill="FFFFFF"/>
-        <w:spacing w:beforeAutospacing="1" w:after="216" w:line="240" w:lineRule="atLeast"/>
-        <w:jc w:val="both"/>
-        <w:rPr>
-          <w:rFonts w:ascii="Yu Gothic" w:eastAsia="Yu Gothic" w:hAnsi="Yu Gothic" w:cs="Yu Gothic"/>
-          <w:color w:val="1A1C1E"/>
-        </w:rPr>
-      </w:pPr>
-      <w:r>
-        <w:rPr>
-          <w:rFonts w:ascii="Yu Gothic" w:eastAsia="Yu Gothic" w:hAnsi="Yu Gothic" w:cs="Yu Gothic" w:hint="eastAsia"/>
-          <w:color w:val="1A1C1E"/>
-          <w:shd w:val="clear" w:color="auto" w:fill="FFFFFF"/>
-        </w:rPr>
-        <w:t>他們不需要飛行一萬年。</w:t>
-      </w:r>
-    </w:p>
-    <w:p>
-      <w:pPr>
-        <w:pStyle w:val="NormalWeb"/>
-        <w:shd w:val="clear" w:color="auto" w:fill="FFFFFF"/>
-        <w:spacing w:beforeAutospacing="1" w:after="216" w:line="240" w:lineRule="atLeast"/>
-        <w:jc w:val="both"/>
-        <w:rPr>
-          <w:rFonts w:ascii="Yu Gothic" w:eastAsia="Yu Gothic" w:hAnsi="Yu Gothic" w:cs="Yu Gothic"/>
-          <w:color w:val="1A1C1E"/>
-        </w:rPr>
-      </w:pPr>
-      <w:r>
-        <w:rPr>
-          <w:rFonts w:ascii="Yu Gothic" w:eastAsia="Yu Gothic" w:hAnsi="Yu Gothic" w:cs="Yu Gothic" w:hint="eastAsia"/>
-          <w:color w:val="1A1C1E"/>
-          <w:shd w:val="clear" w:color="auto" w:fill="FFFFFF"/>
-        </w:rPr>
-        <w:lastRenderedPageBreak/>
-        <w:t>他們只需要……離開我們的時空層——然後從另一個點「重新進入」。</w:t>
-      </w:r>
-    </w:p>
-    <w:p>
-      <w:pPr>
-        <w:pStyle w:val="NormalWeb"/>
-        <w:shd w:val="clear" w:color="auto" w:fill="FFFFFF"/>
-        <w:spacing w:beforeAutospacing="1" w:after="216" w:line="240" w:lineRule="atLeast"/>
-        <w:jc w:val="both"/>
-        <w:rPr>
-          <w:rFonts w:ascii="Yu Gothic" w:eastAsia="Yu Gothic" w:hAnsi="Yu Gothic" w:cs="Yu Gothic"/>
-          <w:color w:val="1A1C1E"/>
-        </w:rPr>
-      </w:pPr>
-      <w:r>
-        <w:rPr>
-          <w:rFonts w:ascii="Yu Gothic" w:eastAsia="Yu Gothic" w:hAnsi="Yu Gothic" w:cs="Yu Gothic" w:hint="eastAsia"/>
-          <w:color w:val="1A1C1E"/>
-          <w:shd w:val="clear" w:color="auto" w:fill="FFFFFF"/>
-        </w:rPr>
-        <w:t>想像一下：</w:t>
-      </w:r>
-      <w:r>
-        <w:rPr>
-          <w:rFonts w:ascii="Yu Gothic" w:eastAsia="Yu Gothic" w:hAnsi="Yu Gothic" w:cs="Yu Gothic" w:hint="eastAsia"/>
-          <w:color w:val="1A1C1E"/>
-          <w:shd w:val="clear" w:color="auto" w:fill="FFFFFF"/>
-        </w:rPr>
-        <w:br/>
-        <w:t>你有一張紙，在上面畫了相距30公分的A、B兩點。</w:t>
-      </w:r>
-      <w:r>
-        <w:rPr>
-          <w:rFonts w:ascii="Yu Gothic" w:eastAsia="Yu Gothic" w:hAnsi="Yu Gothic" w:cs="Yu Gothic" w:hint="eastAsia"/>
-          <w:color w:val="1A1C1E"/>
-          <w:shd w:val="clear" w:color="auto" w:fill="FFFFFF"/>
-        </w:rPr>
-        <w:br/>
-        <w:t>如果是一隻螞蟻，它必須沿著A→B的路徑爬行。</w:t>
-      </w:r>
-      <w:r>
-        <w:rPr>
-          <w:rFonts w:ascii="Yu Gothic" w:eastAsia="Yu Gothic" w:hAnsi="Yu Gothic" w:cs="Yu Gothic" w:hint="eastAsia"/>
-          <w:color w:val="1A1C1E"/>
-          <w:shd w:val="clear" w:color="auto" w:fill="FFFFFF"/>
-        </w:rPr>
-        <w:br/>
-        <w:t>但如果你將紙張對摺，讓A點碰到B點，那麼……只需輕輕一躍，便已到達。</w:t>
-      </w:r>
-    </w:p>
-    <w:p>
-      <w:pPr>
-        <w:pStyle w:val="NormalWeb"/>
-        <w:shd w:val="clear" w:color="auto" w:fill="FFFFFF"/>
-        <w:spacing w:beforeAutospacing="1" w:after="216" w:line="240" w:lineRule="atLeast"/>
-        <w:jc w:val="both"/>
-        <w:rPr>
-          <w:rFonts w:ascii="Yu Gothic" w:eastAsia="Yu Gothic" w:hAnsi="Yu Gothic" w:cs="Yu Gothic"/>
-          <w:color w:val="1A1C1E"/>
-        </w:rPr>
-      </w:pPr>
-      <w:r>
-        <w:rPr>
-          <w:rFonts w:ascii="Yu Gothic" w:eastAsia="Yu Gothic" w:hAnsi="Yu Gothic" w:cs="Yu Gothic" w:hint="eastAsia"/>
-          <w:color w:val="1A1C1E"/>
-          <w:shd w:val="clear" w:color="auto" w:fill="FFFFFF"/>
-        </w:rPr>
-        <w:t>飛碟——或者更準確地說，是外星生命的空間感應載具——正是基於這個原理運作。</w:t>
-      </w:r>
-    </w:p>
-    <w:p>
-      <w:pPr>
-        <w:pStyle w:val="NormalWeb"/>
-        <w:shd w:val="clear" w:color="auto" w:fill="FFFFFF"/>
-        <w:spacing w:beforeAutospacing="1" w:after="216" w:line="240" w:lineRule="atLeast"/>
-        <w:jc w:val="both"/>
-        <w:rPr>
-          <w:rFonts w:ascii="Yu Gothic" w:eastAsia="Yu Gothic" w:hAnsi="Yu Gothic" w:cs="Yu Gothic"/>
-          <w:color w:val="1A1C1E"/>
-        </w:rPr>
-      </w:pPr>
-      <w:r>
-        <w:rPr>
-          <w:rFonts w:ascii="Yu Gothic" w:eastAsia="Yu Gothic" w:hAnsi="Yu Gothic" w:cs="Yu Gothic" w:hint="eastAsia"/>
-          <w:color w:val="1A1C1E"/>
-          <w:shd w:val="clear" w:color="auto" w:fill="FFFFFF"/>
-        </w:rPr>
-        <w:t>他們並非比光更快。</w:t>
-      </w:r>
-    </w:p>
-    <w:p>
-      <w:pPr>
-        <w:pStyle w:val="NormalWeb"/>
-        <w:shd w:val="clear" w:color="auto" w:fill="FFFFFF"/>
-        <w:spacing w:beforeAutospacing="1" w:after="216" w:line="240" w:lineRule="atLeast"/>
-        <w:jc w:val="both"/>
-        <w:rPr>
-          <w:rFonts w:ascii="Yu Gothic" w:eastAsia="Yu Gothic" w:hAnsi="Yu Gothic" w:cs="Yu Gothic"/>
-          <w:color w:val="1A1C1E"/>
-        </w:rPr>
-      </w:pPr>
-      <w:r>
-        <w:rPr>
-          <w:rFonts w:ascii="Yu Gothic" w:eastAsia="Yu Gothic" w:hAnsi="Yu Gothic" w:cs="Yu Gothic" w:hint="eastAsia"/>
-          <w:color w:val="1A1C1E"/>
-          <w:shd w:val="clear" w:color="auto" w:fill="FFFFFF"/>
-        </w:rPr>
-        <w:t>他們是忽略了光的極限。</w:t>
-      </w:r>
-    </w:p>
-    <w:p>
-      <w:pPr>
-        <w:pStyle w:val="NormalWeb"/>
-        <w:shd w:val="clear" w:color="auto" w:fill="FFFFFF"/>
-        <w:spacing w:beforeAutospacing="1" w:after="216" w:line="240" w:lineRule="atLeast"/>
-        <w:jc w:val="both"/>
-        <w:rPr>
-          <w:rFonts w:ascii="Yu Gothic" w:eastAsia="Yu Gothic" w:hAnsi="Yu Gothic" w:cs="Yu Gothic"/>
-          <w:color w:val="1A1C1E"/>
-        </w:rPr>
-      </w:pPr>
-      <w:r>
-        <w:rPr>
-          <w:rFonts w:ascii="Yu Gothic" w:eastAsia="Yu Gothic" w:hAnsi="Yu Gothic" w:cs="Yu Gothic" w:hint="eastAsia"/>
-          <w:color w:val="1A1C1E"/>
-          <w:shd w:val="clear" w:color="auto" w:fill="FFFFFF"/>
-        </w:rPr>
-        <w:t>至於燃料？</w:t>
-      </w:r>
-    </w:p>
-    <w:p>
-      <w:pPr>
-        <w:pStyle w:val="NormalWeb"/>
-        <w:shd w:val="clear" w:color="auto" w:fill="FFFFFF"/>
-        <w:spacing w:beforeAutospacing="1" w:after="216" w:line="240" w:lineRule="atLeast"/>
-        <w:jc w:val="both"/>
-        <w:rPr>
-          <w:rFonts w:ascii="Yu Gothic" w:eastAsia="Yu Gothic" w:hAnsi="Yu Gothic" w:cs="Yu Gothic"/>
-          <w:color w:val="1A1C1E"/>
-        </w:rPr>
-      </w:pPr>
-      <w:r>
-        <w:rPr>
-          <w:rFonts w:ascii="Yu Gothic" w:eastAsia="Yu Gothic" w:hAnsi="Yu Gothic" w:cs="Yu Gothic" w:hint="eastAsia"/>
-          <w:color w:val="1A1C1E"/>
-          <w:shd w:val="clear" w:color="auto" w:fill="FFFFFF"/>
-        </w:rPr>
-        <w:t>不必然是我們所理解的物質燃料。</w:t>
-      </w:r>
-    </w:p>
-    <w:p>
-      <w:pPr>
-        <w:pStyle w:val="NormalWeb"/>
-        <w:shd w:val="clear" w:color="auto" w:fill="FFFFFF"/>
-        <w:spacing w:beforeAutospacing="1" w:after="216" w:line="240" w:lineRule="atLeast"/>
-        <w:jc w:val="both"/>
-        <w:rPr>
-          <w:rFonts w:ascii="Yu Gothic" w:eastAsia="Yu Gothic" w:hAnsi="Yu Gothic" w:cs="Yu Gothic"/>
-          <w:color w:val="1A1C1E"/>
-        </w:rPr>
-      </w:pPr>
-      <w:r>
-        <w:rPr>
-          <w:rFonts w:ascii="Yu Gothic" w:eastAsia="Yu Gothic" w:hAnsi="Yu Gothic" w:cs="Yu Gothic" w:hint="eastAsia"/>
-          <w:color w:val="1A1C1E"/>
-          <w:shd w:val="clear" w:color="auto" w:fill="FFFFFF"/>
-        </w:rPr>
-        <w:t>有些層級的技術是基於意念能量場，在那裡，思想和心靈頻率可以驅動物體。</w:t>
-      </w:r>
-    </w:p>
-    <w:p>
-      <w:pPr>
-        <w:pStyle w:val="NormalWeb"/>
-        <w:shd w:val="clear" w:color="auto" w:fill="FFFFFF"/>
-        <w:spacing w:beforeAutospacing="1" w:after="216" w:line="240" w:lineRule="atLeast"/>
-        <w:jc w:val="both"/>
-        <w:rPr>
-          <w:rFonts w:ascii="Yu Gothic" w:eastAsia="Yu Gothic" w:hAnsi="Yu Gothic" w:cs="Yu Gothic"/>
-          <w:color w:val="1A1C1E"/>
-        </w:rPr>
-      </w:pPr>
-      <w:r>
-        <w:rPr>
-          <w:rFonts w:ascii="Yu Gothic" w:eastAsia="Yu Gothic" w:hAnsi="Yu Gothic" w:cs="Yu Gothic" w:hint="eastAsia"/>
-          <w:color w:val="1A1C1E"/>
-          <w:shd w:val="clear" w:color="auto" w:fill="FFFFFF"/>
-        </w:rPr>
-        <w:t>聽起來很玄妙？</w:t>
-      </w:r>
-    </w:p>
-    <w:p>
-      <w:pPr>
-        <w:pStyle w:val="NormalWeb"/>
-        <w:shd w:val="clear" w:color="auto" w:fill="FFFFFF"/>
-        <w:spacing w:beforeAutospacing="1" w:after="216" w:line="240" w:lineRule="atLeast"/>
-        <w:jc w:val="both"/>
-        <w:rPr>
-          <w:rFonts w:ascii="Yu Gothic" w:eastAsia="Yu Gothic" w:hAnsi="Yu Gothic" w:cs="Yu Gothic"/>
-          <w:color w:val="1A1C1E"/>
-        </w:rPr>
-      </w:pPr>
-      <w:r>
-        <w:rPr>
-          <w:rFonts w:ascii="Yu Gothic" w:eastAsia="Yu Gothic" w:hAnsi="Yu Gothic" w:cs="Yu Gothic" w:hint="eastAsia"/>
-          <w:color w:val="1A1C1E"/>
-          <w:shd w:val="clear" w:color="auto" w:fill="FFFFFF"/>
-        </w:rPr>
-        <w:lastRenderedPageBreak/>
-        <w:t>但其實……我們自己每晚都在做同樣的事——當我們做夢時。</w:t>
-      </w:r>
-    </w:p>
-    <w:p>
-      <w:pPr>
-        <w:pStyle w:val="NormalWeb"/>
-        <w:shd w:val="clear" w:color="auto" w:fill="FFFFFF"/>
-        <w:spacing w:beforeAutospacing="1" w:after="216" w:line="240" w:lineRule="atLeast"/>
-        <w:jc w:val="both"/>
-        <w:rPr>
-          <w:rFonts w:ascii="Yu Gothic" w:eastAsia="Yu Gothic" w:hAnsi="Yu Gothic" w:cs="Yu Gothic"/>
-          <w:color w:val="1A1C1E"/>
-        </w:rPr>
-      </w:pPr>
-      <w:r>
-        <w:rPr>
-          <w:rFonts w:ascii="Yu Gothic" w:eastAsia="Yu Gothic" w:hAnsi="Yu Gothic" w:cs="Yu Gothic" w:hint="eastAsia"/>
-          <w:color w:val="1A1C1E"/>
-          <w:shd w:val="clear" w:color="auto" w:fill="FFFFFF"/>
-        </w:rPr>
-        <w:t>我們穿越各種場景——不是憑藉肉體，而是憑藉認知層級。</w:t>
-      </w:r>
-    </w:p>
-    <w:p>
-      <w:pPr>
-        <w:pStyle w:val="NormalWeb"/>
-        <w:shd w:val="clear" w:color="auto" w:fill="FFFFFF"/>
-        <w:spacing w:beforeAutospacing="1" w:after="216" w:line="240" w:lineRule="atLeast"/>
-        <w:jc w:val="both"/>
-        <w:rPr>
-          <w:rFonts w:ascii="Yu Gothic" w:eastAsia="Yu Gothic" w:hAnsi="Yu Gothic" w:cs="Yu Gothic"/>
-          <w:color w:val="1A1C1E"/>
-        </w:rPr>
-      </w:pPr>
-      <w:r>
-        <w:rPr>
-          <w:rFonts w:ascii="Yu Gothic" w:eastAsia="Yu Gothic" w:hAnsi="Yu Gothic" w:cs="Yu Gothic" w:hint="eastAsia"/>
-          <w:color w:val="1A1C1E"/>
-          <w:shd w:val="clear" w:color="auto" w:fill="FFFFFF"/>
-        </w:rPr>
-        <w:t>唯一的不同是：我們無意識地做，而他們有目的地做。</w:t>
-      </w:r>
-    </w:p>
-    <w:p>
-      <w:pPr>
-        <w:pStyle w:val="NormalWeb"/>
-        <w:shd w:val="clear" w:color="auto" w:fill="FFFFFF"/>
-        <w:spacing w:beforeAutospacing="1" w:after="216" w:line="240" w:lineRule="atLeast"/>
-        <w:jc w:val="both"/>
-        <w:rPr>
-          <w:rFonts w:ascii="Yu Gothic" w:eastAsia="Yu Gothic" w:hAnsi="Yu Gothic" w:cs="Yu Gothic"/>
-          <w:color w:val="1A1C1E"/>
-        </w:rPr>
-      </w:pPr>
-      <w:r>
-        <w:rPr>
-          <w:rFonts w:ascii="Yu Gothic" w:eastAsia="Yu Gothic" w:hAnsi="Yu Gothic" w:cs="Yu Gothic" w:hint="eastAsia"/>
-          <w:color w:val="1A1C1E"/>
-          <w:shd w:val="clear" w:color="auto" w:fill="FFFFFF"/>
-        </w:rPr>
-        <w:t>(教授停頓，深吸一口氣——彷彿他自己也曾難以相信他正在說的話，在他觸及它之前。)</w:t>
-      </w:r>
-      <w:r>
-        <w:rPr>
-          <w:rFonts w:ascii="Yu Gothic" w:eastAsia="Yu Gothic" w:hAnsi="Yu Gothic" w:cs="Yu Gothic" w:hint="eastAsia"/>
-          <w:color w:val="1A1C1E"/>
-          <w:shd w:val="clear" w:color="auto" w:fill="FFFFFF"/>
-        </w:rPr>
-        <w:br/>
-        <w:t>我曾見過他們。</w:t>
-      </w:r>
-    </w:p>
-    <w:p>
-      <w:pPr>
-        <w:pStyle w:val="NormalWeb"/>
-        <w:shd w:val="clear" w:color="auto" w:fill="FFFFFF"/>
-        <w:spacing w:beforeAutospacing="1" w:after="216" w:line="240" w:lineRule="atLeast"/>
-        <w:jc w:val="both"/>
-        <w:rPr>
-          <w:rFonts w:ascii="Yu Gothic" w:eastAsia="Yu Gothic" w:hAnsi="Yu Gothic" w:cs="Yu Gothic"/>
-          <w:color w:val="1A1C1E"/>
-        </w:rPr>
-      </w:pPr>
-      <w:r>
-        <w:rPr>
-          <w:rFonts w:ascii="Yu Gothic" w:eastAsia="Yu Gothic" w:hAnsi="Yu Gothic" w:cs="Yu Gothic" w:hint="eastAsia"/>
-          <w:color w:val="1A1C1E"/>
-          <w:shd w:val="clear" w:color="auto" w:fill="FFFFFF"/>
-        </w:rPr>
-        <w:t>不是透過望遠鏡。</w:t>
-      </w:r>
-    </w:p>
-    <w:p>
-      <w:pPr>
-        <w:pStyle w:val="NormalWeb"/>
-        <w:shd w:val="clear" w:color="auto" w:fill="FFFFFF"/>
-        <w:spacing w:beforeAutospacing="1" w:after="216" w:line="240" w:lineRule="atLeast"/>
-        <w:jc w:val="both"/>
-        <w:rPr>
-          <w:rFonts w:ascii="Yu Gothic" w:eastAsia="Yu Gothic" w:hAnsi="Yu Gothic" w:cs="Yu Gothic"/>
-          <w:color w:val="1A1C1E"/>
-        </w:rPr>
-      </w:pPr>
-      <w:r>
-        <w:rPr>
-          <w:rFonts w:ascii="Yu Gothic" w:eastAsia="Yu Gothic" w:hAnsi="Yu Gothic" w:cs="Yu Gothic" w:hint="eastAsia"/>
-          <w:color w:val="1A1C1E"/>
-          <w:shd w:val="clear" w:color="auto" w:fill="FFFFFF"/>
-        </w:rPr>
-        <w:t>而是在另一個感應層級——當我足夠寧靜，能脫離環繞自身的物理層時。</w:t>
-      </w:r>
-    </w:p>
-    <w:p>
-      <w:pPr>
-        <w:pStyle w:val="NormalWeb"/>
-        <w:shd w:val="clear" w:color="auto" w:fill="FFFFFF"/>
-        <w:spacing w:beforeAutospacing="1" w:after="216" w:line="240" w:lineRule="atLeast"/>
-        <w:jc w:val="both"/>
-        <w:rPr>
-          <w:rFonts w:ascii="Yu Gothic" w:eastAsia="Yu Gothic" w:hAnsi="Yu Gothic" w:cs="Yu Gothic"/>
-          <w:color w:val="1A1C1E"/>
-        </w:rPr>
-      </w:pPr>
-      <w:r>
-        <w:rPr>
-          <w:rFonts w:ascii="Yu Gothic" w:eastAsia="Yu Gothic" w:hAnsi="Yu Gothic" w:cs="Yu Gothic" w:hint="eastAsia"/>
-          <w:color w:val="1A1C1E"/>
-          <w:shd w:val="clear" w:color="auto" w:fill="FFFFFF"/>
-        </w:rPr>
-        <w:t>他們走在街上——以普通人的形象——但其能量場與人類的層級不符。</w:t>
-      </w:r>
-    </w:p>
-    <w:p>
-      <w:pPr>
-        <w:pStyle w:val="NormalWeb"/>
-        <w:shd w:val="clear" w:color="auto" w:fill="FFFFFF"/>
-        <w:spacing w:beforeAutospacing="1" w:after="216" w:line="240" w:lineRule="atLeast"/>
-        <w:jc w:val="both"/>
-        <w:rPr>
-          <w:rFonts w:ascii="Yu Gothic" w:eastAsia="Yu Gothic" w:hAnsi="Yu Gothic" w:cs="Yu Gothic"/>
-          <w:color w:val="1A1C1E"/>
-        </w:rPr>
-      </w:pPr>
-      <w:r>
-        <w:rPr>
-          <w:rFonts w:ascii="Yu Gothic" w:eastAsia="Yu Gothic" w:hAnsi="Yu Gothic" w:cs="Yu Gothic" w:hint="eastAsia"/>
-          <w:color w:val="1A1C1E"/>
-          <w:shd w:val="clear" w:color="auto" w:fill="FFFFFF"/>
-        </w:rPr>
-        <w:t>我不是用眼睛看見他們……而是用我以前不知道自己擁有的一部分認知。</w:t>
-      </w:r>
-    </w:p>
-    <w:p>
-      <w:pPr>
-        <w:pStyle w:val="NormalWeb"/>
-        <w:shd w:val="clear" w:color="auto" w:fill="FFFFFF"/>
-        <w:spacing w:beforeAutospacing="1" w:after="216" w:line="240" w:lineRule="atLeast"/>
-        <w:jc w:val="both"/>
-        <w:rPr>
-          <w:rFonts w:ascii="Yu Gothic" w:eastAsia="Yu Gothic" w:hAnsi="Yu Gothic" w:cs="Yu Gothic"/>
-          <w:color w:val="1A1C1E"/>
-        </w:rPr>
-      </w:pPr>
-      <w:r>
-        <w:rPr>
-          <w:rFonts w:ascii="Yu Gothic" w:eastAsia="Yu Gothic" w:hAnsi="Yu Gothic" w:cs="Yu Gothic" w:hint="eastAsia"/>
-          <w:color w:val="1A1C1E"/>
-          <w:shd w:val="clear" w:color="auto" w:fill="FFFFFF"/>
-        </w:rPr>
-        <w:t>所以，如果有人問我：</w:t>
-      </w:r>
-      <w:r>
-        <w:rPr>
-          <w:rFonts w:ascii="Yu Gothic" w:eastAsia="Yu Gothic" w:hAnsi="Yu Gothic" w:cs="Yu Gothic" w:hint="eastAsia"/>
-          <w:color w:val="1A1C1E"/>
-          <w:shd w:val="clear" w:color="auto" w:fill="FFFFFF"/>
-        </w:rPr>
-        <w:br/>
-        <w:t>「他們從哪裡來？」</w:t>
-      </w:r>
-    </w:p>
-    <w:p>
-      <w:pPr>
-        <w:pStyle w:val="NormalWeb"/>
-        <w:shd w:val="clear" w:color="auto" w:fill="FFFFFF"/>
-        <w:spacing w:beforeAutospacing="1" w:after="216" w:line="240" w:lineRule="atLeast"/>
-        <w:jc w:val="both"/>
-        <w:rPr>
-          <w:rFonts w:ascii="Yu Gothic" w:eastAsia="Yu Gothic" w:hAnsi="Yu Gothic" w:cs="Yu Gothic"/>
-          <w:color w:val="1A1C1E"/>
-        </w:rPr>
-      </w:pPr>
-      <w:r>
-        <w:rPr>
-          <w:rFonts w:ascii="Yu Gothic" w:eastAsia="Yu Gothic" w:hAnsi="Yu Gothic" w:cs="Yu Gothic" w:hint="eastAsia"/>
-          <w:color w:val="1A1C1E"/>
-          <w:shd w:val="clear" w:color="auto" w:fill="FFFFFF"/>
-        </w:rPr>
-        <w:lastRenderedPageBreak/>
-        <w:t>我會回答：</w:t>
-      </w:r>
-      <w:r>
-        <w:rPr>
-          <w:rFonts w:ascii="Yu Gothic" w:eastAsia="Yu Gothic" w:hAnsi="Yu Gothic" w:cs="Yu Gothic" w:hint="eastAsia"/>
-          <w:color w:val="1A1C1E"/>
-          <w:shd w:val="clear" w:color="auto" w:fill="FFFFFF"/>
-        </w:rPr>
-        <w:br/>
-        <w:t>不是從遙遠的行星。而是從一個緊鄰的維度，一個我們不知道自己正身處其旁的維度。</w:t>
-      </w:r>
-    </w:p>
-    <w:p>
-      <w:pPr>
-        <w:pStyle w:val="NormalWeb"/>
-        <w:shd w:val="clear" w:color="auto" w:fill="FFFFFF"/>
-        <w:spacing w:beforeAutospacing="1" w:after="216" w:line="240" w:lineRule="atLeast"/>
-        <w:jc w:val="both"/>
-        <w:rPr>
-          <w:rFonts w:ascii="Yu Gothic" w:eastAsia="Yu Gothic" w:hAnsi="Yu Gothic" w:cs="Yu Gothic"/>
-          <w:color w:val="1A1C1E"/>
-        </w:rPr>
-      </w:pPr>
-      <w:r>
-        <w:rPr>
-          <w:rFonts w:ascii="Yu Gothic" w:eastAsia="Yu Gothic" w:hAnsi="Yu Gothic" w:cs="Yu Gothic" w:hint="eastAsia"/>
-          <w:color w:val="1A1C1E"/>
-          <w:shd w:val="clear" w:color="auto" w:fill="FFFFFF"/>
-        </w:rPr>
-        <w:t>而最重要的事是什麼？</w:t>
-      </w:r>
-    </w:p>
-    <w:p>
-      <w:pPr>
-        <w:pStyle w:val="NormalWeb"/>
-        <w:shd w:val="clear" w:color="auto" w:fill="FFFFFF"/>
-        <w:spacing w:beforeAutospacing="1" w:after="216" w:line="240" w:lineRule="atLeast"/>
-        <w:jc w:val="both"/>
-        <w:rPr>
-          <w:rFonts w:ascii="Yu Gothic" w:eastAsia="Yu Gothic" w:hAnsi="Yu Gothic" w:cs="Yu Gothic"/>
-          <w:color w:val="1A1C1E"/>
-        </w:rPr>
-      </w:pPr>
-      <w:r>
-        <w:rPr>
-          <w:rFonts w:ascii="Yu Gothic" w:eastAsia="Yu Gothic" w:hAnsi="Yu Gothic" w:cs="Yu Gothic" w:hint="eastAsia"/>
-          <w:color w:val="1A1C1E"/>
-          <w:shd w:val="clear" w:color="auto" w:fill="FFFFFF"/>
-        </w:rPr>
-        <w:t>不是他們存在。</w:t>
-      </w:r>
-    </w:p>
-    <w:p>
-      <w:pPr>
-        <w:pStyle w:val="NormalWeb"/>
-        <w:shd w:val="clear" w:color="auto" w:fill="FFFFFF"/>
-        <w:spacing w:beforeAutospacing="1" w:line="240" w:lineRule="atLeast"/>
-        <w:jc w:val="both"/>
-        <w:rPr>
-          <w:rFonts w:ascii="Yu Gothic" w:eastAsia="Yu Gothic" w:hAnsi="Yu Gothic" w:cs="Yu Gothic"/>
-          <w:color w:val="1A1C1E"/>
-        </w:rPr>
-      </w:pPr>
-      <w:r>
-        <w:rPr>
-          <w:rFonts w:ascii="Yu Gothic" w:eastAsia="Yu Gothic" w:hAnsi="Yu Gothic" w:cs="Yu Gothic" w:hint="eastAsia"/>
-          <w:color w:val="1A1C1E"/>
-          <w:shd w:val="clear" w:color="auto" w:fill="FFFFFF"/>
-        </w:rPr>
-        <w:t>而是：我們忙於嘲笑，以致來不及意識到自己正被觀察。</w:t>
-      </w:r>
-    </w:p>
-    <w:p>
-      <w:pPr>
-        <w:pStyle w:val="NormalWeb"/>
-        <w:spacing w:beforeAutospacing="1" w:after="216" w:line="240" w:lineRule="atLeast"/>
-        <w:jc w:val="both"/>
-        <w:rPr>
-          <w:rFonts w:ascii="Yu Gothic" w:eastAsia="Yu Gothic" w:hAnsi="Yu Gothic" w:cs="Yu Gothic"/>
-          <w:color w:val="1A1C1E"/>
-        </w:rPr>
-      </w:pPr>
-    </w:p>
-    <w:p>
-      <w:pPr>
-        <w:pStyle w:val="NormalWeb"/>
-        <w:shd w:val="clear" w:color="auto" w:fill="FFFFFF"/>
-        <w:spacing w:beforeAutospacing="1" w:after="216" w:line="240" w:lineRule="atLeast"/>
-        <w:jc w:val="both"/>
-        <w:rPr>
-          <w:rFonts w:ascii="Yu Gothic" w:eastAsia="Yu Gothic" w:hAnsi="Yu Gothic" w:cs="Yu Gothic"/>
-          <w:color w:val="1A1C1E"/>
-        </w:rPr>
-      </w:pPr>
-      <w:r>
-        <w:rPr>
-          <w:rFonts w:ascii="Yu Gothic" w:eastAsia="Yu Gothic" w:hAnsi="Yu Gothic" w:cs="Yu Gothic" w:hint="eastAsia"/>
-          <w:b/>
-          <w:bCs/>
-          <w:color w:val="1A1C1E"/>
-          <w:shd w:val="clear" w:color="auto" w:fill="FFFFFF"/>
-        </w:rPr>
         <w:t>亨利·洛厄爾</w:t>
       </w:r>
       <w:r>
@@ -6478,6 +6041,71 @@
           <w:shd w:val="clear" w:color="auto" w:fill="FFFFFF"/>
         </w:rPr>
         <w:br/>
+        <w:t>你的問題非常清晰。而我也會坦率地回答，在我對自己所承諾的誠實範圍內。</w:t>
+      </w:r>
+    </w:p>
+    <w:p>
+      <w:pPr>
+        <w:pStyle w:val="NormalWeb"/>
+        <w:shd w:val="clear" w:color="auto" w:fill="FFFFFF"/>
+        <w:spacing w:beforeAutospacing="1" w:after="216" w:line="240" w:lineRule="atLeast"/>
+        <w:jc w:val="both"/>
+        <w:rPr>
+          <w:rFonts w:ascii="Yu Gothic" w:eastAsia="Yu Gothic" w:hAnsi="Yu Gothic" w:cs="Yu Gothic"/>
+          <w:color w:val="1A1C1E"/>
+        </w:rPr>
+      </w:pPr>
+      <w:r>
+        <w:rPr>
+          <w:rFonts w:ascii="Yu Gothic" w:eastAsia="Yu Gothic" w:hAnsi="Yu Gothic" w:cs="Yu Gothic" w:hint="eastAsia"/>
+          <w:color w:val="1A1C1E"/>
+          <w:shd w:val="clear" w:color="auto" w:fill="FFFFFF"/>
+        </w:rPr>
+        <w:t>第一：</w:t>
+      </w:r>
+      <w:r>
+        <w:rPr>
+          <w:rFonts w:ascii="Yu Gothic" w:eastAsia="Yu Gothic" w:hAnsi="Yu Gothic" w:cs="Yu Gothic" w:hint="eastAsia"/>
+          <w:color w:val="1A1C1E"/>
+          <w:shd w:val="clear" w:color="auto" w:fill="FFFFFF"/>
+        </w:rPr>
+        <w:br/>
+        <w:t>是的。我確認外星生命確實存在。</w:t>
+      </w:r>
+      <w:r>
+        <w:rPr>
+          <w:rFonts w:ascii="Yu Gothic" w:eastAsia="Yu Gothic" w:hAnsi="Yu Gothic" w:cs="Yu Gothic" w:hint="eastAsia"/>
+          <w:color w:val="1A1C1E"/>
+          <w:shd w:val="clear" w:color="auto" w:fill="FFFFFF"/>
+        </w:rPr>
+        <w:br/>
+        <w:t>不僅存在——而且他們過去、現在、未來都會持續顯現在地球上。</w:t>
+      </w:r>
+      <w:r>
+        <w:rPr>
+          <w:rFonts w:ascii="Yu Gothic" w:eastAsia="Yu Gothic" w:hAnsi="Yu Gothic" w:cs="Yu Gothic" w:hint="eastAsia"/>
+          <w:color w:val="1A1C1E"/>
+          <w:shd w:val="clear" w:color="auto" w:fill="FFFFFF"/>
+        </w:rPr>
+        <w:br/>
+        <w:t>但他們並非以人類所期望的方式顯現——比如在廣場上公開降落，揮手致意並提供新技術。</w:t>
+      </w:r>
+      <w:r>
+        <w:rPr>
+          <w:rFonts w:ascii="Yu Gothic" w:eastAsia="Yu Gothic" w:hAnsi="Yu Gothic" w:cs="Yu Gothic" w:hint="eastAsia"/>
+          <w:color w:val="1A1C1E"/>
+          <w:shd w:val="clear" w:color="auto" w:fill="FFFFFF"/>
+        </w:rPr>
+        <w:br/>
+        <w:t>他們的出現是有選擇性、有層級的，而且通常會隱藏在與人類相容的外表之下。</w:t>
+      </w:r>
+      <w:r>
+        <w:rPr>
+          <w:rFonts w:ascii="Yu Gothic" w:eastAsia="Yu Gothic" w:hAnsi="Yu Gothic" w:cs="Yu Gothic" w:hint="eastAsia"/>
+          <w:color w:val="1A1C1E"/>
+          <w:shd w:val="clear" w:color="auto" w:fill="FFFFFF"/>
+        </w:rPr>
+        <w:br/>
       </w:r>
       <w:r>
         <w:rPr>
@@ -6486,71 +6114,6 @@
           <w:shd w:val="clear" w:color="auto" w:fill="FFFFFF"/>
         </w:rPr>
         <w:lastRenderedPageBreak/>
-        <w:t>你的問題非常清晰。而我也會坦率地回答，在我對自己所承諾的誠實範圍內。</w:t>
-      </w:r>
-    </w:p>
-    <w:p>
-      <w:pPr>
-        <w:pStyle w:val="NormalWeb"/>
-        <w:shd w:val="clear" w:color="auto" w:fill="FFFFFF"/>
-        <w:spacing w:beforeAutospacing="1" w:after="216" w:line="240" w:lineRule="atLeast"/>
-        <w:jc w:val="both"/>
-        <w:rPr>
-          <w:rFonts w:ascii="Yu Gothic" w:eastAsia="Yu Gothic" w:hAnsi="Yu Gothic" w:cs="Yu Gothic"/>
-          <w:color w:val="1A1C1E"/>
-        </w:rPr>
-      </w:pPr>
-      <w:r>
-        <w:rPr>
-          <w:rFonts w:ascii="Yu Gothic" w:eastAsia="Yu Gothic" w:hAnsi="Yu Gothic" w:cs="Yu Gothic" w:hint="eastAsia"/>
-          <w:color w:val="1A1C1E"/>
-          <w:shd w:val="clear" w:color="auto" w:fill="FFFFFF"/>
-        </w:rPr>
-        <w:t>第一：</w:t>
-      </w:r>
-      <w:r>
-        <w:rPr>
-          <w:rFonts w:ascii="Yu Gothic" w:eastAsia="Yu Gothic" w:hAnsi="Yu Gothic" w:cs="Yu Gothic" w:hint="eastAsia"/>
-          <w:color w:val="1A1C1E"/>
-          <w:shd w:val="clear" w:color="auto" w:fill="FFFFFF"/>
-        </w:rPr>
-        <w:br/>
-        <w:t>是的。我確認外星生命確實存在。</w:t>
-      </w:r>
-      <w:r>
-        <w:rPr>
-          <w:rFonts w:ascii="Yu Gothic" w:eastAsia="Yu Gothic" w:hAnsi="Yu Gothic" w:cs="Yu Gothic" w:hint="eastAsia"/>
-          <w:color w:val="1A1C1E"/>
-          <w:shd w:val="clear" w:color="auto" w:fill="FFFFFF"/>
-        </w:rPr>
-        <w:br/>
-        <w:t>不僅存在——而且他們過去、現在、未來都會持續顯現在地球上。</w:t>
-      </w:r>
-      <w:r>
-        <w:rPr>
-          <w:rFonts w:ascii="Yu Gothic" w:eastAsia="Yu Gothic" w:hAnsi="Yu Gothic" w:cs="Yu Gothic" w:hint="eastAsia"/>
-          <w:color w:val="1A1C1E"/>
-          <w:shd w:val="clear" w:color="auto" w:fill="FFFFFF"/>
-        </w:rPr>
-        <w:br/>
-        <w:t>但他們並非以人類所期望的方式顯現——比如在廣場上公開降落，揮手致意並提供新技術。</w:t>
-      </w:r>
-      <w:r>
-        <w:rPr>
-          <w:rFonts w:ascii="Yu Gothic" w:eastAsia="Yu Gothic" w:hAnsi="Yu Gothic" w:cs="Yu Gothic" w:hint="eastAsia"/>
-          <w:color w:val="1A1C1E"/>
-          <w:shd w:val="clear" w:color="auto" w:fill="FFFFFF"/>
-        </w:rPr>
-        <w:br/>
-        <w:t>他們的出現是有選擇性、有層級的，而且通常會隱藏在與人類相容的外表之下。</w:t>
-      </w:r>
-      <w:r>
-        <w:rPr>
-          <w:rFonts w:ascii="Yu Gothic" w:eastAsia="Yu Gothic" w:hAnsi="Yu Gothic" w:cs="Yu Gothic" w:hint="eastAsia"/>
-          <w:color w:val="1A1C1E"/>
-          <w:shd w:val="clear" w:color="auto" w:fill="FFFFFF"/>
-        </w:rPr>
-        <w:br/>
         <w:t>那種「隱藏」，不僅是形式上的——更是隱藏於普羅大眾的認知頻率之外。</w:t>
       </w:r>
     </w:p>
@@ -6625,7 +6188,93 @@
           <w:shd w:val="clear" w:color="auto" w:fill="FFFFFF"/>
         </w:rPr>
         <w:br/>
-        <w:t>但有一個能量場帶來了清晰的訊息：「我們知道你已經看</w:t>
+        <w:t>但有一個能量場帶來了清晰的訊息：「我們知道你已經看見了。」</w:t>
+      </w:r>
+      <w:r>
+        <w:rPr>
+          <w:rFonts w:ascii="Yu Gothic" w:eastAsia="Yu Gothic" w:hAnsi="Yu Gothic" w:cs="Yu Gothic" w:hint="eastAsia"/>
+          <w:color w:val="1A1C1E"/>
+          <w:shd w:val="clear" w:color="auto" w:fill="FFFFFF"/>
+        </w:rPr>
+        <w:br/>
+        <w:t>我無法描述他們「說話」的方式，但我能肯定：那並非想像。</w:t>
+      </w:r>
+    </w:p>
+    <w:p>
+      <w:pPr>
+        <w:pStyle w:val="NormalWeb"/>
+        <w:shd w:val="clear" w:color="auto" w:fill="FFFFFF"/>
+        <w:spacing w:beforeAutospacing="1" w:after="216" w:line="240" w:lineRule="atLeast"/>
+        <w:jc w:val="both"/>
+        <w:rPr>
+          <w:rFonts w:ascii="Yu Gothic" w:eastAsia="Yu Gothic" w:hAnsi="Yu Gothic" w:cs="Yu Gothic"/>
+          <w:color w:val="1A1C1E"/>
+          <w:shd w:val="clear" w:color="auto" w:fill="FFFFFF"/>
+        </w:rPr>
+      </w:pPr>
+      <w:r>
+        <w:rPr>
+          <w:rFonts w:ascii="Yu Gothic" w:eastAsia="Yu Gothic" w:hAnsi="Yu Gothic" w:cs="Yu Gothic" w:hint="eastAsia"/>
+          <w:color w:val="1A1C1E"/>
+          <w:shd w:val="clear" w:color="auto" w:fill="FFFFFF"/>
+        </w:rPr>
+        <w:t>第三：</w:t>
+      </w:r>
+      <w:r>
+        <w:rPr>
+          <w:rFonts w:ascii="Yu Gothic" w:eastAsia="Yu Gothic" w:hAnsi="Yu Gothic" w:cs="Yu Gothic" w:hint="eastAsia"/>
+          <w:color w:val="1A1C1E"/>
+          <w:shd w:val="clear" w:color="auto" w:fill="FFFFFF"/>
+        </w:rPr>
+        <w:br/>
+        <w:t>是的，我提到的「另一個維度」概念，與某些物理學家曾提出的多維空間理論有關。</w:t>
+      </w:r>
+    </w:p>
+    <w:p>
+      <w:pPr>
+        <w:pStyle w:val="NormalWeb"/>
+        <w:shd w:val="clear" w:color="auto" w:fill="FFFFFF"/>
+        <w:spacing w:beforeAutospacing="1" w:after="216" w:line="240" w:lineRule="atLeast"/>
+        <w:jc w:val="both"/>
+        <w:rPr>
+          <w:rFonts w:ascii="Yu Gothic" w:eastAsia="Yu Gothic" w:hAnsi="Yu Gothic" w:cs="Yu Gothic"/>
+          <w:color w:val="1A1C1E"/>
+          <w:shd w:val="clear" w:color="auto" w:fill="FFFFFF"/>
+        </w:rPr>
+      </w:pPr>
+      <w:r>
+        <w:rPr>
+          <w:rFonts w:ascii="Yu Gothic" w:eastAsia="Yu Gothic" w:hAnsi="Yu Gothic" w:cs="Yu Gothic" w:hint="eastAsia"/>
+          <w:color w:val="1A1C1E"/>
+          <w:shd w:val="clear" w:color="auto" w:fill="FFFFFF"/>
+        </w:rPr>
+        <w:t>但我想澄清這一點：</w:t>
+      </w:r>
+      <w:r>
+        <w:rPr>
+          <w:rFonts w:ascii="Yu Gothic" w:eastAsia="Yu Gothic" w:hAnsi="Yu Gothic" w:cs="Yu Gothic" w:hint="eastAsia"/>
+          <w:color w:val="1A1C1E"/>
+          <w:shd w:val="clear" w:color="auto" w:fill="FFFFFF"/>
+        </w:rPr>
+        <w:br/>
+        <w:t>我所體驗到的多維空間，不僅僅是數學模型。</w:t>
+      </w:r>
+      <w:r>
+        <w:rPr>
+          <w:rFonts w:ascii="Yu Gothic" w:eastAsia="Yu Gothic" w:hAnsi="Yu Gothic" w:cs="Yu Gothic" w:hint="eastAsia"/>
+          <w:color w:val="1A1C1E"/>
+          <w:shd w:val="clear" w:color="auto" w:fill="FFFFFF"/>
+        </w:rPr>
+        <w:br/>
+        <w:t>它真實地存在——如一個生動的實相，有其自身的運作法則、有生命、有感知。</w:t>
+      </w:r>
+      <w:r>
+        <w:rPr>
+          <w:rFonts w:ascii="Yu Gothic" w:eastAsia="Yu Gothic" w:hAnsi="Yu Gothic" w:cs="Yu Gothic" w:hint="eastAsia"/>
+          <w:color w:val="1A1C1E"/>
+          <w:shd w:val="clear" w:color="auto" w:fill="FFFFFF"/>
+        </w:rPr>
+        <w:br/>
       </w:r>
       <w:r>
         <w:rPr>
@@ -6634,93 +6283,6 @@
           <w:shd w:val="clear" w:color="auto" w:fill="FFFFFF"/>
         </w:rPr>
         <w:lastRenderedPageBreak/>
-        <w:t>見了。」</w:t>
-      </w:r>
-      <w:r>
-        <w:rPr>
-          <w:rFonts w:ascii="Yu Gothic" w:eastAsia="Yu Gothic" w:hAnsi="Yu Gothic" w:cs="Yu Gothic" w:hint="eastAsia"/>
-          <w:color w:val="1A1C1E"/>
-          <w:shd w:val="clear" w:color="auto" w:fill="FFFFFF"/>
-        </w:rPr>
-        <w:br/>
-        <w:t>我無法描述他們「說話」的方式，但我能肯定：那並非想像。</w:t>
-      </w:r>
-    </w:p>
-    <w:p>
-      <w:pPr>
-        <w:pStyle w:val="NormalWeb"/>
-        <w:shd w:val="clear" w:color="auto" w:fill="FFFFFF"/>
-        <w:spacing w:beforeAutospacing="1" w:after="216" w:line="240" w:lineRule="atLeast"/>
-        <w:jc w:val="both"/>
-        <w:rPr>
-          <w:rFonts w:ascii="Yu Gothic" w:eastAsia="Yu Gothic" w:hAnsi="Yu Gothic" w:cs="Yu Gothic"/>
-          <w:color w:val="1A1C1E"/>
-          <w:shd w:val="clear" w:color="auto" w:fill="FFFFFF"/>
-        </w:rPr>
-      </w:pPr>
-      <w:r>
-        <w:rPr>
-          <w:rFonts w:ascii="Yu Gothic" w:eastAsia="Yu Gothic" w:hAnsi="Yu Gothic" w:cs="Yu Gothic" w:hint="eastAsia"/>
-          <w:color w:val="1A1C1E"/>
-          <w:shd w:val="clear" w:color="auto" w:fill="FFFFFF"/>
-        </w:rPr>
-        <w:t>第三：</w:t>
-      </w:r>
-      <w:r>
-        <w:rPr>
-          <w:rFonts w:ascii="Yu Gothic" w:eastAsia="Yu Gothic" w:hAnsi="Yu Gothic" w:cs="Yu Gothic" w:hint="eastAsia"/>
-          <w:color w:val="1A1C1E"/>
-          <w:shd w:val="clear" w:color="auto" w:fill="FFFFFF"/>
-        </w:rPr>
-        <w:br/>
-        <w:t>是的，我提到的「另一個維度」概念，與某些物理學家曾提出的多維空間理論有關。</w:t>
-      </w:r>
-    </w:p>
-    <w:p>
-      <w:pPr>
-        <w:pStyle w:val="NormalWeb"/>
-        <w:shd w:val="clear" w:color="auto" w:fill="FFFFFF"/>
-        <w:spacing w:beforeAutospacing="1" w:after="216" w:line="240" w:lineRule="atLeast"/>
-        <w:jc w:val="both"/>
-        <w:rPr>
-          <w:rFonts w:ascii="Yu Gothic" w:eastAsia="Yu Gothic" w:hAnsi="Yu Gothic" w:cs="Yu Gothic"/>
-          <w:color w:val="1A1C1E"/>
-          <w:shd w:val="clear" w:color="auto" w:fill="FFFFFF"/>
-        </w:rPr>
-      </w:pPr>
-      <w:r>
-        <w:rPr>
-          <w:rFonts w:ascii="Yu Gothic" w:eastAsia="Yu Gothic" w:hAnsi="Yu Gothic" w:cs="Yu Gothic" w:hint="eastAsia"/>
-          <w:color w:val="1A1C1E"/>
-          <w:shd w:val="clear" w:color="auto" w:fill="FFFFFF"/>
-        </w:rPr>
-        <w:t>但我想澄清這一點：</w:t>
-      </w:r>
-      <w:r>
-        <w:rPr>
-          <w:rFonts w:ascii="Yu Gothic" w:eastAsia="Yu Gothic" w:hAnsi="Yu Gothic" w:cs="Yu Gothic" w:hint="eastAsia"/>
-          <w:color w:val="1A1C1E"/>
-          <w:shd w:val="clear" w:color="auto" w:fill="FFFFFF"/>
-        </w:rPr>
-        <w:br/>
-        <w:t>我所體驗到的多維空間，不僅僅是數學模型。</w:t>
-      </w:r>
-      <w:r>
-        <w:rPr>
-          <w:rFonts w:ascii="Yu Gothic" w:eastAsia="Yu Gothic" w:hAnsi="Yu Gothic" w:cs="Yu Gothic" w:hint="eastAsia"/>
-          <w:color w:val="1A1C1E"/>
-          <w:shd w:val="clear" w:color="auto" w:fill="FFFFFF"/>
-        </w:rPr>
-        <w:br/>
-        <w:t>它真實地存在——如一個生動的實相，有其自身的運作法則、有生命、有感知。</w:t>
-      </w:r>
-      <w:r>
-        <w:rPr>
-          <w:rFonts w:ascii="Yu Gothic" w:eastAsia="Yu Gothic" w:hAnsi="Yu Gothic" w:cs="Yu Gothic" w:hint="eastAsia"/>
-          <w:color w:val="1A1C1E"/>
-          <w:shd w:val="clear" w:color="auto" w:fill="FFFFFF"/>
-        </w:rPr>
-        <w:br/>
         <w:t>一些科學家在弦理論中提到第五、第十，甚至二十六個維度。但那依然是……抽象的幾何模型。</w:t>
       </w:r>
       <w:r>
@@ -6808,7 +6370,6 @@
           <w:color w:val="1A1C1E"/>
           <w:shd w:val="clear" w:color="auto" w:fill="FFFFFF"/>
         </w:rPr>
-        <w:lastRenderedPageBreak/>
         <w:t>我會說：</w:t>
       </w:r>
       <w:r>
@@ -6892,6 +6453,7 @@
           <w:color w:val="1A1C1E"/>
           <w:shd w:val="clear" w:color="auto" w:fill="FFFFFF"/>
         </w:rPr>
+        <w:lastRenderedPageBreak/>
         <w:t>亞當教授</w:t>
       </w:r>
       <w:r>
@@ -7018,87 +6580,87 @@
           <w:color w:val="1A1C1E"/>
           <w:shd w:val="clear" w:color="auto" w:fill="FFFFFF"/>
         </w:rPr>
+        <w:t>那天非常寧靜。陽光和煦，許多家庭帶著孩子在玩耍。</w:t>
+      </w:r>
+    </w:p>
+    <w:p>
+      <w:pPr>
+        <w:pStyle w:val="NormalWeb"/>
+        <w:shd w:val="clear" w:color="auto" w:fill="FFFFFF"/>
+        <w:spacing w:beforeAutospacing="1" w:after="216" w:line="240" w:lineRule="atLeast"/>
+        <w:jc w:val="both"/>
+        <w:rPr>
+          <w:rFonts w:ascii="Yu Gothic" w:eastAsia="Yu Gothic" w:hAnsi="Yu Gothic" w:cs="Yu Gothic"/>
+          <w:color w:val="1A1C1E"/>
+        </w:rPr>
+      </w:pPr>
+      <w:r>
+        <w:rPr>
+          <w:rFonts w:ascii="Yu Gothic" w:eastAsia="Yu Gothic" w:hAnsi="Yu Gothic" w:cs="Yu Gothic" w:hint="eastAsia"/>
+          <w:color w:val="1A1C1E"/>
+          <w:shd w:val="clear" w:color="auto" w:fill="FFFFFF"/>
+        </w:rPr>
+        <w:t>我獨自坐在長椅上，看著人來人往。沒有打坐，沒有專注於任何事。</w:t>
+      </w:r>
+    </w:p>
+    <w:p>
+      <w:pPr>
+        <w:pStyle w:val="NormalWeb"/>
+        <w:shd w:val="clear" w:color="auto" w:fill="FFFFFF"/>
+        <w:spacing w:beforeAutospacing="1" w:after="216" w:line="240" w:lineRule="atLeast"/>
+        <w:jc w:val="both"/>
+        <w:rPr>
+          <w:rFonts w:ascii="Yu Gothic" w:eastAsia="Yu Gothic" w:hAnsi="Yu Gothic" w:cs="Yu Gothic"/>
+          <w:color w:val="1A1C1E"/>
+        </w:rPr>
+      </w:pPr>
+      <w:r>
+        <w:rPr>
+          <w:rFonts w:ascii="Yu Gothic" w:eastAsia="Yu Gothic" w:hAnsi="Yu Gothic" w:cs="Yu Gothic" w:hint="eastAsia"/>
+          <w:color w:val="1A1C1E"/>
+          <w:shd w:val="clear" w:color="auto" w:fill="FFFFFF"/>
+        </w:rPr>
+        <w:t>忽然……有三個人從我面前走過。</w:t>
+      </w:r>
+    </w:p>
+    <w:p>
+      <w:pPr>
+        <w:pStyle w:val="NormalWeb"/>
+        <w:shd w:val="clear" w:color="auto" w:fill="FFFFFF"/>
+        <w:spacing w:beforeAutospacing="1" w:after="216" w:line="240" w:lineRule="atLeast"/>
+        <w:jc w:val="both"/>
+        <w:rPr>
+          <w:rFonts w:ascii="Yu Gothic" w:eastAsia="Yu Gothic" w:hAnsi="Yu Gothic" w:cs="Yu Gothic"/>
+          <w:color w:val="1A1C1E"/>
+        </w:rPr>
+      </w:pPr>
+      <w:r>
+        <w:rPr>
+          <w:rFonts w:ascii="Yu Gothic" w:eastAsia="Yu Gothic" w:hAnsi="Yu Gothic" w:cs="Yu Gothic" w:hint="eastAsia"/>
+          <w:color w:val="1A1C1E"/>
+          <w:shd w:val="clear" w:color="auto" w:fill="FFFFFF"/>
+        </w:rPr>
+        <w:t>他們穿著很普通——夾克、運動鞋，戴著太陽眼鏡。</w:t>
+      </w:r>
+    </w:p>
+    <w:p>
+      <w:pPr>
+        <w:pStyle w:val="NormalWeb"/>
+        <w:shd w:val="clear" w:color="auto" w:fill="FFFFFF"/>
+        <w:spacing w:beforeAutospacing="1" w:after="216" w:line="240" w:lineRule="atLeast"/>
+        <w:jc w:val="both"/>
+        <w:rPr>
+          <w:rFonts w:ascii="Yu Gothic" w:eastAsia="Yu Gothic" w:hAnsi="Yu Gothic" w:cs="Yu Gothic"/>
+          <w:color w:val="1A1C1E"/>
+        </w:rPr>
+      </w:pPr>
+      <w:r>
+        <w:rPr>
+          <w:rFonts w:ascii="Yu Gothic" w:eastAsia="Yu Gothic" w:hAnsi="Yu Gothic" w:cs="Yu Gothic" w:hint="eastAsia"/>
+          <w:color w:val="1A1C1E"/>
+          <w:shd w:val="clear" w:color="auto" w:fill="FFFFFF"/>
+        </w:rPr>
         <w:lastRenderedPageBreak/>
-        <w:t>那天非常寧靜。陽光和煦，許多家庭帶著孩子在玩耍。</w:t>
-      </w:r>
-    </w:p>
-    <w:p>
-      <w:pPr>
-        <w:pStyle w:val="NormalWeb"/>
-        <w:shd w:val="clear" w:color="auto" w:fill="FFFFFF"/>
-        <w:spacing w:beforeAutospacing="1" w:after="216" w:line="240" w:lineRule="atLeast"/>
-        <w:jc w:val="both"/>
-        <w:rPr>
-          <w:rFonts w:ascii="Yu Gothic" w:eastAsia="Yu Gothic" w:hAnsi="Yu Gothic" w:cs="Yu Gothic"/>
-          <w:color w:val="1A1C1E"/>
-        </w:rPr>
-      </w:pPr>
-      <w:r>
-        <w:rPr>
-          <w:rFonts w:ascii="Yu Gothic" w:eastAsia="Yu Gothic" w:hAnsi="Yu Gothic" w:cs="Yu Gothic" w:hint="eastAsia"/>
-          <w:color w:val="1A1C1E"/>
-          <w:shd w:val="clear" w:color="auto" w:fill="FFFFFF"/>
-        </w:rPr>
-        <w:t>我獨自坐在長椅上，看著人來人往。沒有打坐，沒有專注於任何事。</w:t>
-      </w:r>
-    </w:p>
-    <w:p>
-      <w:pPr>
-        <w:pStyle w:val="NormalWeb"/>
-        <w:shd w:val="clear" w:color="auto" w:fill="FFFFFF"/>
-        <w:spacing w:beforeAutospacing="1" w:after="216" w:line="240" w:lineRule="atLeast"/>
-        <w:jc w:val="both"/>
-        <w:rPr>
-          <w:rFonts w:ascii="Yu Gothic" w:eastAsia="Yu Gothic" w:hAnsi="Yu Gothic" w:cs="Yu Gothic"/>
-          <w:color w:val="1A1C1E"/>
-        </w:rPr>
-      </w:pPr>
-      <w:r>
-        <w:rPr>
-          <w:rFonts w:ascii="Yu Gothic" w:eastAsia="Yu Gothic" w:hAnsi="Yu Gothic" w:cs="Yu Gothic" w:hint="eastAsia"/>
-          <w:color w:val="1A1C1E"/>
-          <w:shd w:val="clear" w:color="auto" w:fill="FFFFFF"/>
-        </w:rPr>
-        <w:t>忽然……有三個人從我面前走過。</w:t>
-      </w:r>
-    </w:p>
-    <w:p>
-      <w:pPr>
-        <w:pStyle w:val="NormalWeb"/>
-        <w:shd w:val="clear" w:color="auto" w:fill="FFFFFF"/>
-        <w:spacing w:beforeAutospacing="1" w:after="216" w:line="240" w:lineRule="atLeast"/>
-        <w:jc w:val="both"/>
-        <w:rPr>
-          <w:rFonts w:ascii="Yu Gothic" w:eastAsia="Yu Gothic" w:hAnsi="Yu Gothic" w:cs="Yu Gothic"/>
-          <w:color w:val="1A1C1E"/>
-        </w:rPr>
-      </w:pPr>
-      <w:r>
-        <w:rPr>
-          <w:rFonts w:ascii="Yu Gothic" w:eastAsia="Yu Gothic" w:hAnsi="Yu Gothic" w:cs="Yu Gothic" w:hint="eastAsia"/>
-          <w:color w:val="1A1C1E"/>
-          <w:shd w:val="clear" w:color="auto" w:fill="FFFFFF"/>
-        </w:rPr>
-        <w:t>他們穿著很普通——夾克、運動鞋，戴著太陽眼鏡。</w:t>
-      </w:r>
-    </w:p>
-    <w:p>
-      <w:pPr>
-        <w:pStyle w:val="NormalWeb"/>
-        <w:shd w:val="clear" w:color="auto" w:fill="FFFFFF"/>
-        <w:spacing w:beforeAutospacing="1" w:after="216" w:line="240" w:lineRule="atLeast"/>
-        <w:jc w:val="both"/>
-        <w:rPr>
-          <w:rFonts w:ascii="Yu Gothic" w:eastAsia="Yu Gothic" w:hAnsi="Yu Gothic" w:cs="Yu Gothic"/>
-          <w:color w:val="1A1C1E"/>
-        </w:rPr>
-      </w:pPr>
-      <w:r>
-        <w:rPr>
-          <w:rFonts w:ascii="Yu Gothic" w:eastAsia="Yu Gothic" w:hAnsi="Yu Gothic" w:cs="Yu Gothic" w:hint="eastAsia"/>
-          <w:color w:val="1A1C1E"/>
-          <w:shd w:val="clear" w:color="auto" w:fill="FFFFFF"/>
-        </w:rPr>
         <w:t>但就在他們經過的那一刻，我……感覺到一股極大的能量場差異。</w:t>
       </w:r>
     </w:p>
@@ -7228,67 +6790,67 @@
           <w:color w:val="1A1C1E"/>
           <w:shd w:val="clear" w:color="auto" w:fill="FFFFFF"/>
         </w:rPr>
+        <w:t>不像電影那樣恐怖。沒有獠牙，沒有綠色皮膚。</w:t>
+      </w:r>
+    </w:p>
+    <w:p>
+      <w:pPr>
+        <w:pStyle w:val="NormalWeb"/>
+        <w:shd w:val="clear" w:color="auto" w:fill="FFFFFF"/>
+        <w:spacing w:beforeAutospacing="1" w:after="216" w:line="240" w:lineRule="atLeast"/>
+        <w:jc w:val="both"/>
+        <w:rPr>
+          <w:rFonts w:ascii="Yu Gothic" w:eastAsia="Yu Gothic" w:hAnsi="Yu Gothic" w:cs="Yu Gothic"/>
+          <w:color w:val="1A1C1E"/>
+        </w:rPr>
+      </w:pPr>
+      <w:r>
+        <w:rPr>
+          <w:rFonts w:ascii="Yu Gothic" w:eastAsia="Yu Gothic" w:hAnsi="Yu Gothic" w:cs="Yu Gothic" w:hint="eastAsia"/>
+          <w:color w:val="1A1C1E"/>
+          <w:shd w:val="clear" w:color="auto" w:fill="FFFFFF"/>
+        </w:rPr>
+        <w:t>而是一種高挑的生命形態，身形非常挺拔，眼神明亮而深邃。</w:t>
+      </w:r>
+    </w:p>
+    <w:p>
+      <w:pPr>
+        <w:pStyle w:val="NormalWeb"/>
+        <w:shd w:val="clear" w:color="auto" w:fill="FFFFFF"/>
+        <w:spacing w:beforeAutospacing="1" w:after="216" w:line="240" w:lineRule="atLeast"/>
+        <w:jc w:val="both"/>
+        <w:rPr>
+          <w:rFonts w:ascii="Yu Gothic" w:eastAsia="Yu Gothic" w:hAnsi="Yu Gothic" w:cs="Yu Gothic"/>
+          <w:color w:val="1A1C1E"/>
+        </w:rPr>
+      </w:pPr>
+      <w:r>
+        <w:rPr>
+          <w:rFonts w:ascii="Yu Gothic" w:eastAsia="Yu Gothic" w:hAnsi="Yu Gothic" w:cs="Yu Gothic" w:hint="eastAsia"/>
+          <w:color w:val="1A1C1E"/>
+          <w:shd w:val="clear" w:color="auto" w:fill="FFFFFF"/>
+        </w:rPr>
+        <w:t>他們的皮膚帶著象牙色或略帶銀色的光澤——不是生物學意義上的肉體，而像一種帶有微弱磁性的純淨物質層。</w:t>
+      </w:r>
+    </w:p>
+    <w:p>
+      <w:pPr>
+        <w:pStyle w:val="NormalWeb"/>
+        <w:shd w:val="clear" w:color="auto" w:fill="FFFFFF"/>
+        <w:spacing w:beforeAutospacing="1" w:after="216" w:line="240" w:lineRule="atLeast"/>
+        <w:jc w:val="both"/>
+        <w:rPr>
+          <w:rFonts w:ascii="Yu Gothic" w:eastAsia="Yu Gothic" w:hAnsi="Yu Gothic" w:cs="Yu Gothic"/>
+          <w:color w:val="1A1C1E"/>
+        </w:rPr>
+      </w:pPr>
+      <w:r>
+        <w:rPr>
+          <w:rFonts w:ascii="Yu Gothic" w:eastAsia="Yu Gothic" w:hAnsi="Yu Gothic" w:cs="Yu Gothic" w:hint="eastAsia"/>
+          <w:color w:val="1A1C1E"/>
+          <w:shd w:val="clear" w:color="auto" w:fill="FFFFFF"/>
+        </w:rPr>
         <w:lastRenderedPageBreak/>
-        <w:t>不像電影那樣恐怖。沒有獠牙，沒有綠色皮膚。</w:t>
-      </w:r>
-    </w:p>
-    <w:p>
-      <w:pPr>
-        <w:pStyle w:val="NormalWeb"/>
-        <w:shd w:val="clear" w:color="auto" w:fill="FFFFFF"/>
-        <w:spacing w:beforeAutospacing="1" w:after="216" w:line="240" w:lineRule="atLeast"/>
-        <w:jc w:val="both"/>
-        <w:rPr>
-          <w:rFonts w:ascii="Yu Gothic" w:eastAsia="Yu Gothic" w:hAnsi="Yu Gothic" w:cs="Yu Gothic"/>
-          <w:color w:val="1A1C1E"/>
-        </w:rPr>
-      </w:pPr>
-      <w:r>
-        <w:rPr>
-          <w:rFonts w:ascii="Yu Gothic" w:eastAsia="Yu Gothic" w:hAnsi="Yu Gothic" w:cs="Yu Gothic" w:hint="eastAsia"/>
-          <w:color w:val="1A1C1E"/>
-          <w:shd w:val="clear" w:color="auto" w:fill="FFFFFF"/>
-        </w:rPr>
-        <w:t>而是一種高挑的生命形態，身形非常挺拔，眼神明亮而深邃。</w:t>
-      </w:r>
-    </w:p>
-    <w:p>
-      <w:pPr>
-        <w:pStyle w:val="NormalWeb"/>
-        <w:shd w:val="clear" w:color="auto" w:fill="FFFFFF"/>
-        <w:spacing w:beforeAutospacing="1" w:after="216" w:line="240" w:lineRule="atLeast"/>
-        <w:jc w:val="both"/>
-        <w:rPr>
-          <w:rFonts w:ascii="Yu Gothic" w:eastAsia="Yu Gothic" w:hAnsi="Yu Gothic" w:cs="Yu Gothic"/>
-          <w:color w:val="1A1C1E"/>
-        </w:rPr>
-      </w:pPr>
-      <w:r>
-        <w:rPr>
-          <w:rFonts w:ascii="Yu Gothic" w:eastAsia="Yu Gothic" w:hAnsi="Yu Gothic" w:cs="Yu Gothic" w:hint="eastAsia"/>
-          <w:color w:val="1A1C1E"/>
-          <w:shd w:val="clear" w:color="auto" w:fill="FFFFFF"/>
-        </w:rPr>
-        <w:t>他們的皮膚帶著象牙色或略帶銀色的光澤——不是生物學意義上的肉體，而像一種帶有微弱磁性的純淨物質層。</w:t>
-      </w:r>
-    </w:p>
-    <w:p>
-      <w:pPr>
-        <w:pStyle w:val="NormalWeb"/>
-        <w:shd w:val="clear" w:color="auto" w:fill="FFFFFF"/>
-        <w:spacing w:beforeAutospacing="1" w:after="216" w:line="240" w:lineRule="atLeast"/>
-        <w:jc w:val="both"/>
-        <w:rPr>
-          <w:rFonts w:ascii="Yu Gothic" w:eastAsia="Yu Gothic" w:hAnsi="Yu Gothic" w:cs="Yu Gothic"/>
-          <w:color w:val="1A1C1E"/>
-        </w:rPr>
-      </w:pPr>
-      <w:r>
-        <w:rPr>
-          <w:rFonts w:ascii="Yu Gothic" w:eastAsia="Yu Gothic" w:hAnsi="Yu Gothic" w:cs="Yu Gothic" w:hint="eastAsia"/>
-          <w:color w:val="1A1C1E"/>
-          <w:shd w:val="clear" w:color="auto" w:fill="FFFFFF"/>
-        </w:rPr>
         <w:t>他們沒有看我。</w:t>
       </w:r>
     </w:p>
@@ -7448,7 +7010,6 @@
           <w:color w:val="1A1C1E"/>
           <w:shd w:val="clear" w:color="auto" w:fill="FFFFFF"/>
         </w:rPr>
-        <w:lastRenderedPageBreak/>
         <w:t>但那天，是我確切知道的一天：</w:t>
       </w:r>
       <w:r>
@@ -7510,7 +7071,16 @@
           <w:shd w:val="clear" w:color="auto" w:fill="FFFFFF"/>
         </w:rPr>
         <w:br/>
-        <w:t>但是，是什麼讓您肯定那就是外星生命？您說您不只是用雙眼觀察，而是用某種認知……那是否就是宗教裡所說的天目，或是某種具體的形式？</w:t>
+        <w:t>但是，是什麼讓您肯定那就是外星生命？您說您不只是用</w:t>
+      </w:r>
+      <w:r>
+        <w:rPr>
+          <w:rFonts w:ascii="Yu Gothic" w:eastAsia="Yu Gothic" w:hAnsi="Yu Gothic" w:cs="Yu Gothic" w:hint="eastAsia"/>
+          <w:color w:val="1A1C1E"/>
+          <w:shd w:val="clear" w:color="auto" w:fill="FFFFFF"/>
+        </w:rPr>
+        <w:lastRenderedPageBreak/>
+        <w:t>雙眼觀察，而是用某種認知……那是否就是宗教裡所說的天目，或是某種具體的形式？</w:t>
       </w:r>
     </w:p>
     <w:p>
@@ -7669,67 +7239,67 @@
           <w:color w:val="1A1C1E"/>
           <w:shd w:val="clear" w:color="auto" w:fill="FFFFFF"/>
         </w:rPr>
+        <w:t>而是透過一個我後來才明白，在東方宗教裡被稱為……天目的認知層級。</w:t>
+      </w:r>
+    </w:p>
+    <w:p>
+      <w:pPr>
+        <w:pStyle w:val="NormalWeb"/>
+        <w:shd w:val="clear" w:color="auto" w:fill="FFFFFF"/>
+        <w:spacing w:beforeAutospacing="1" w:after="216" w:line="240" w:lineRule="atLeast"/>
+        <w:jc w:val="both"/>
+        <w:rPr>
+          <w:rFonts w:ascii="Yu Gothic" w:eastAsia="Yu Gothic" w:hAnsi="Yu Gothic" w:cs="Yu Gothic"/>
+          <w:color w:val="1A1C1E"/>
+        </w:rPr>
+      </w:pPr>
+      <w:r>
+        <w:rPr>
+          <w:rFonts w:ascii="Yu Gothic" w:eastAsia="Yu Gothic" w:hAnsi="Yu Gothic" w:cs="Yu Gothic" w:hint="eastAsia"/>
+          <w:color w:val="1A1C1E"/>
+          <w:shd w:val="clear" w:color="auto" w:fill="FFFFFF"/>
+        </w:rPr>
+        <w:t>天目——並非像畫中那樣，長在額頭中間的第三隻眼。</w:t>
+      </w:r>
+    </w:p>
+    <w:p>
+      <w:pPr>
+        <w:pStyle w:val="NormalWeb"/>
+        <w:shd w:val="clear" w:color="auto" w:fill="FFFFFF"/>
+        <w:spacing w:beforeAutospacing="1" w:after="216" w:line="240" w:lineRule="atLeast"/>
+        <w:jc w:val="both"/>
+        <w:rPr>
+          <w:rFonts w:ascii="Yu Gothic" w:eastAsia="Yu Gothic" w:hAnsi="Yu Gothic" w:cs="Yu Gothic"/>
+          <w:color w:val="1A1C1E"/>
+        </w:rPr>
+      </w:pPr>
+      <w:r>
+        <w:rPr>
+          <w:rFonts w:ascii="Yu Gothic" w:eastAsia="Yu Gothic" w:hAnsi="Yu Gothic" w:cs="Yu Gothic" w:hint="eastAsia"/>
+          <w:color w:val="1A1C1E"/>
+          <w:shd w:val="clear" w:color="auto" w:fill="FFFFFF"/>
+        </w:rPr>
+        <w:t>它是一種超越五感的認知機制，當心靈足夠寧靜——且足夠純淨——便能不透過圖像中介而感知到真相。</w:t>
+      </w:r>
+    </w:p>
+    <w:p>
+      <w:pPr>
+        <w:pStyle w:val="NormalWeb"/>
+        <w:shd w:val="clear" w:color="auto" w:fill="FFFFFF"/>
+        <w:spacing w:beforeAutospacing="1" w:after="216" w:line="240" w:lineRule="atLeast"/>
+        <w:jc w:val="both"/>
+        <w:rPr>
+          <w:rFonts w:ascii="Yu Gothic" w:eastAsia="Yu Gothic" w:hAnsi="Yu Gothic" w:cs="Yu Gothic"/>
+          <w:color w:val="1A1C1E"/>
+        </w:rPr>
+      </w:pPr>
+      <w:r>
+        <w:rPr>
+          <w:rFonts w:ascii="Yu Gothic" w:eastAsia="Yu Gothic" w:hAnsi="Yu Gothic" w:cs="Yu Gothic" w:hint="eastAsia"/>
+          <w:color w:val="1A1C1E"/>
+          <w:shd w:val="clear" w:color="auto" w:fill="FFFFFF"/>
+        </w:rPr>
         <w:lastRenderedPageBreak/>
-        <w:t>而是透過一個我後來才明白，在東方宗教裡被稱為……天目的認知層級。</w:t>
-      </w:r>
-    </w:p>
-    <w:p>
-      <w:pPr>
-        <w:pStyle w:val="NormalWeb"/>
-        <w:shd w:val="clear" w:color="auto" w:fill="FFFFFF"/>
-        <w:spacing w:beforeAutospacing="1" w:after="216" w:line="240" w:lineRule="atLeast"/>
-        <w:jc w:val="both"/>
-        <w:rPr>
-          <w:rFonts w:ascii="Yu Gothic" w:eastAsia="Yu Gothic" w:hAnsi="Yu Gothic" w:cs="Yu Gothic"/>
-          <w:color w:val="1A1C1E"/>
-        </w:rPr>
-      </w:pPr>
-      <w:r>
-        <w:rPr>
-          <w:rFonts w:ascii="Yu Gothic" w:eastAsia="Yu Gothic" w:hAnsi="Yu Gothic" w:cs="Yu Gothic" w:hint="eastAsia"/>
-          <w:color w:val="1A1C1E"/>
-          <w:shd w:val="clear" w:color="auto" w:fill="FFFFFF"/>
-        </w:rPr>
-        <w:t>天目——並非像畫中那樣，長在額頭中間的第三隻眼。</w:t>
-      </w:r>
-    </w:p>
-    <w:p>
-      <w:pPr>
-        <w:pStyle w:val="NormalWeb"/>
-        <w:shd w:val="clear" w:color="auto" w:fill="FFFFFF"/>
-        <w:spacing w:beforeAutospacing="1" w:after="216" w:line="240" w:lineRule="atLeast"/>
-        <w:jc w:val="both"/>
-        <w:rPr>
-          <w:rFonts w:ascii="Yu Gothic" w:eastAsia="Yu Gothic" w:hAnsi="Yu Gothic" w:cs="Yu Gothic"/>
-          <w:color w:val="1A1C1E"/>
-        </w:rPr>
-      </w:pPr>
-      <w:r>
-        <w:rPr>
-          <w:rFonts w:ascii="Yu Gothic" w:eastAsia="Yu Gothic" w:hAnsi="Yu Gothic" w:cs="Yu Gothic" w:hint="eastAsia"/>
-          <w:color w:val="1A1C1E"/>
-          <w:shd w:val="clear" w:color="auto" w:fill="FFFFFF"/>
-        </w:rPr>
-        <w:t>它是一種超越五感的認知機制，當心靈足夠寧靜——且足夠純淨——便能不透過圖像中介而感知到真相。</w:t>
-      </w:r>
-    </w:p>
-    <w:p>
-      <w:pPr>
-        <w:pStyle w:val="NormalWeb"/>
-        <w:shd w:val="clear" w:color="auto" w:fill="FFFFFF"/>
-        <w:spacing w:beforeAutospacing="1" w:after="216" w:line="240" w:lineRule="atLeast"/>
-        <w:jc w:val="both"/>
-        <w:rPr>
-          <w:rFonts w:ascii="Yu Gothic" w:eastAsia="Yu Gothic" w:hAnsi="Yu Gothic" w:cs="Yu Gothic"/>
-          <w:color w:val="1A1C1E"/>
-        </w:rPr>
-      </w:pPr>
-      <w:r>
-        <w:rPr>
-          <w:rFonts w:ascii="Yu Gothic" w:eastAsia="Yu Gothic" w:hAnsi="Yu Gothic" w:cs="Yu Gothic" w:hint="eastAsia"/>
-          <w:color w:val="1A1C1E"/>
-          <w:shd w:val="clear" w:color="auto" w:fill="FFFFFF"/>
-        </w:rPr>
         <w:t>它不會持續顯現，也無法隨意控制。</w:t>
       </w:r>
     </w:p>
@@ -7877,65 +7447,65 @@
           <w:color w:val="1A1C1E"/>
           <w:shd w:val="clear" w:color="auto" w:fill="FFFFFF"/>
         </w:rPr>
+        <w:t>他們以一種非常靜默的方式確認了：</w:t>
+      </w:r>
+      <w:r>
+        <w:rPr>
+          <w:rFonts w:ascii="Yu Gothic" w:eastAsia="Yu Gothic" w:hAnsi="Yu Gothic" w:cs="Yu Gothic" w:hint="eastAsia"/>
+          <w:color w:val="1A1C1E"/>
+          <w:shd w:val="clear" w:color="auto" w:fill="FFFFFF"/>
+        </w:rPr>
+        <w:br/>
+        <w:t>交會點已經發生。</w:t>
+      </w:r>
+    </w:p>
+    <w:p>
+      <w:pPr>
+        <w:pStyle w:val="NormalWeb"/>
+        <w:shd w:val="clear" w:color="auto" w:fill="FFFFFF"/>
+        <w:spacing w:beforeAutospacing="1" w:after="216" w:line="240" w:lineRule="atLeast"/>
+        <w:jc w:val="both"/>
+        <w:rPr>
+          <w:rFonts w:ascii="Yu Gothic" w:eastAsia="Yu Gothic" w:hAnsi="Yu Gothic" w:cs="Yu Gothic"/>
+          <w:color w:val="1A1C1E"/>
+        </w:rPr>
+      </w:pPr>
+      <w:r>
+        <w:rPr>
+          <w:rFonts w:ascii="Yu Gothic" w:eastAsia="Yu Gothic" w:hAnsi="Yu Gothic" w:cs="Yu Gothic" w:hint="eastAsia"/>
+          <w:color w:val="1A1C1E"/>
+          <w:shd w:val="clear" w:color="auto" w:fill="FFFFFF"/>
+        </w:rPr>
+        <w:t>(教授停頓，眼神更深，不再望向遠方，而是注視著兩人之間的當下。)</w:t>
+      </w:r>
+      <w:r>
+        <w:rPr>
+          <w:rFonts w:ascii="Yu Gothic" w:eastAsia="Yu Gothic" w:hAnsi="Yu Gothic" w:cs="Yu Gothic" w:hint="eastAsia"/>
+          <w:color w:val="1A1C1E"/>
+          <w:shd w:val="clear" w:color="auto" w:fill="FFFFFF"/>
+        </w:rPr>
+        <w:br/>
+        <w:t>我無法用測量儀器來證明這一點。</w:t>
+      </w:r>
+    </w:p>
+    <w:p>
+      <w:pPr>
+        <w:pStyle w:val="NormalWeb"/>
+        <w:shd w:val="clear" w:color="auto" w:fill="FFFFFF"/>
+        <w:spacing w:beforeAutospacing="1" w:line="240" w:lineRule="atLeast"/>
+        <w:jc w:val="both"/>
+        <w:rPr>
+          <w:rFonts w:ascii="Yu Gothic" w:eastAsia="Yu Gothic" w:hAnsi="Yu Gothic" w:cs="Yu Gothic"/>
+          <w:color w:val="1A1C1E"/>
+        </w:rPr>
+      </w:pPr>
+      <w:r>
+        <w:rPr>
+          <w:rFonts w:ascii="Yu Gothic" w:eastAsia="Yu Gothic" w:hAnsi="Yu Gothic" w:cs="Yu Gothic" w:hint="eastAsia"/>
+          <w:color w:val="1A1C1E"/>
+          <w:shd w:val="clear" w:color="auto" w:fill="FFFFFF"/>
+        </w:rPr>
         <w:lastRenderedPageBreak/>
-        <w:t>他們以一種非常靜默的方式確認了：</w:t>
-      </w:r>
-      <w:r>
-        <w:rPr>
-          <w:rFonts w:ascii="Yu Gothic" w:eastAsia="Yu Gothic" w:hAnsi="Yu Gothic" w:cs="Yu Gothic" w:hint="eastAsia"/>
-          <w:color w:val="1A1C1E"/>
-          <w:shd w:val="clear" w:color="auto" w:fill="FFFFFF"/>
-        </w:rPr>
-        <w:br/>
-        <w:t>交會點已經發生。</w:t>
-      </w:r>
-    </w:p>
-    <w:p>
-      <w:pPr>
-        <w:pStyle w:val="NormalWeb"/>
-        <w:shd w:val="clear" w:color="auto" w:fill="FFFFFF"/>
-        <w:spacing w:beforeAutospacing="1" w:after="216" w:line="240" w:lineRule="atLeast"/>
-        <w:jc w:val="both"/>
-        <w:rPr>
-          <w:rFonts w:ascii="Yu Gothic" w:eastAsia="Yu Gothic" w:hAnsi="Yu Gothic" w:cs="Yu Gothic"/>
-          <w:color w:val="1A1C1E"/>
-        </w:rPr>
-      </w:pPr>
-      <w:r>
-        <w:rPr>
-          <w:rFonts w:ascii="Yu Gothic" w:eastAsia="Yu Gothic" w:hAnsi="Yu Gothic" w:cs="Yu Gothic" w:hint="eastAsia"/>
-          <w:color w:val="1A1C1E"/>
-          <w:shd w:val="clear" w:color="auto" w:fill="FFFFFF"/>
-        </w:rPr>
-        <w:t>(教授停頓，眼神更深，不再望向遠方，而是注視著兩人之間的當下。)</w:t>
-      </w:r>
-      <w:r>
-        <w:rPr>
-          <w:rFonts w:ascii="Yu Gothic" w:eastAsia="Yu Gothic" w:hAnsi="Yu Gothic" w:cs="Yu Gothic" w:hint="eastAsia"/>
-          <w:color w:val="1A1C1E"/>
-          <w:shd w:val="clear" w:color="auto" w:fill="FFFFFF"/>
-        </w:rPr>
-        <w:br/>
-        <w:t>我無法用測量儀器來證明這一點。</w:t>
-      </w:r>
-    </w:p>
-    <w:p>
-      <w:pPr>
-        <w:pStyle w:val="NormalWeb"/>
-        <w:shd w:val="clear" w:color="auto" w:fill="FFFFFF"/>
-        <w:spacing w:beforeAutospacing="1" w:line="240" w:lineRule="atLeast"/>
-        <w:jc w:val="both"/>
-        <w:rPr>
-          <w:rFonts w:ascii="Yu Gothic" w:eastAsia="Yu Gothic" w:hAnsi="Yu Gothic" w:cs="Yu Gothic"/>
-          <w:color w:val="1A1C1E"/>
-        </w:rPr>
-      </w:pPr>
-      <w:r>
-        <w:rPr>
-          <w:rFonts w:ascii="Yu Gothic" w:eastAsia="Yu Gothic" w:hAnsi="Yu Gothic" w:cs="Yu Gothic" w:hint="eastAsia"/>
-          <w:color w:val="1A1C1E"/>
-          <w:shd w:val="clear" w:color="auto" w:fill="FFFFFF"/>
-        </w:rPr>
         <w:t>但如果你曾有過一次那樣的體驗，你就會明白——有些事無需證據，因為它的存在本身，就是證據。</w:t>
       </w:r>
     </w:p>
@@ -8007,16 +7577,7 @@
           <w:color w:val="1A1C1E"/>
           <w:shd w:val="clear" w:color="auto" w:fill="FFFFFF"/>
         </w:rPr>
-        <w:t>這個問題可能有些太廣了……我稍微修正一下：既然我們正在談論外星生命的主題，透過天目，您是否能運用一些宗教中所說的，如遙視或他心通等功能，來更清楚地探測或解釋與外星生命相關的事件？例如關於百慕達三角，我記得曾在某處讀到，有人說外星生命也是導致船隻或飛機</w:t>
-      </w:r>
-      <w:r>
-        <w:rPr>
-          <w:rFonts w:ascii="Yu Gothic" w:eastAsia="Yu Gothic" w:hAnsi="Yu Gothic" w:cs="Yu Gothic" w:hint="eastAsia"/>
-          <w:color w:val="1A1C1E"/>
-          <w:shd w:val="clear" w:color="auto" w:fill="FFFFFF"/>
-        </w:rPr>
-        <w:lastRenderedPageBreak/>
-        <w:t>失蹤的元兇之一？他們也提到百慕達是某些不同維度空間的交會點……</w:t>
+        <w:t>這個問題可能有些太廣了……我稍微修正一下：既然我們正在談論外星生命的主題，透過天目，您是否能運用一些宗教中所說的，如遙視或他心通等功能，來更清楚地探測或解釋與外星生命相關的事件？例如關於百慕達三角，我記得曾在某處讀到，有人說外星生命也是導致船隻或飛機失蹤的元兇之一？他們也提到百慕達是某些不同維度空間的交會點……</w:t>
       </w:r>
     </w:p>
     <w:p>
@@ -8075,6 +7636,7 @@
           <w:color w:val="1A1C1E"/>
           <w:shd w:val="clear" w:color="auto" w:fill="FFFFFF"/>
         </w:rPr>
+        <w:lastRenderedPageBreak/>
         <w:t>我對此深表敬意。</w:t>
       </w:r>
     </w:p>
@@ -8173,7 +7735,69 @@
           <w:shd w:val="clear" w:color="auto" w:fill="FFFFFF"/>
         </w:rPr>
         <w:br/>
-      </w:r>
+        <w:t>他心通，則是能夠感知——或讀取——另一個生命的意念或心靈場域的能力。</w:t>
+      </w:r>
+    </w:p>
+    <w:p>
+      <w:pPr>
+        <w:pStyle w:val="NormalWeb"/>
+        <w:shd w:val="clear" w:color="auto" w:fill="FFFFFF"/>
+        <w:spacing w:beforeAutospacing="1" w:after="216" w:line="240" w:lineRule="atLeast"/>
+        <w:jc w:val="both"/>
+        <w:rPr>
+          <w:rFonts w:ascii="Yu Gothic" w:eastAsia="Yu Gothic" w:hAnsi="Yu Gothic" w:cs="Yu Gothic"/>
+          <w:color w:val="1A1C1E"/>
+        </w:rPr>
+      </w:pPr>
+      <w:r>
+        <w:rPr>
+          <w:rFonts w:ascii="Yu Gothic" w:eastAsia="Yu Gothic" w:hAnsi="Yu Gothic" w:cs="Yu Gothic" w:hint="eastAsia"/>
+          <w:color w:val="1A1C1E"/>
+          <w:shd w:val="clear" w:color="auto" w:fill="FFFFFF"/>
+        </w:rPr>
+        <w:t>這些功能——當達到真正清淨的層級時——不是用來「展現」的，而是用來理解和守護的。</w:t>
+      </w:r>
+    </w:p>
+    <w:p>
+      <w:pPr>
+        <w:pStyle w:val="NormalWeb"/>
+        <w:shd w:val="clear" w:color="auto" w:fill="FFFFFF"/>
+        <w:spacing w:beforeAutospacing="1" w:after="216" w:line="240" w:lineRule="atLeast"/>
+        <w:jc w:val="both"/>
+        <w:rPr>
+          <w:rFonts w:ascii="Yu Gothic" w:eastAsia="Yu Gothic" w:hAnsi="Yu Gothic" w:cs="Yu Gothic"/>
+          <w:color w:val="1A1C1E"/>
+        </w:rPr>
+      </w:pPr>
+      <w:r>
+        <w:rPr>
+          <w:rFonts w:ascii="Yu Gothic" w:eastAsia="Yu Gothic" w:hAnsi="Yu Gothic" w:cs="Yu Gothic" w:hint="eastAsia"/>
+          <w:color w:val="1A1C1E"/>
+          <w:shd w:val="clear" w:color="auto" w:fill="FFFFFF"/>
+        </w:rPr>
+        <w:t>(教授停頓，手輕觸桌面，像在重新校準自己。)</w:t>
+      </w:r>
+      <w:r>
+        <w:rPr>
+          <w:rFonts w:ascii="Yu Gothic" w:eastAsia="Yu Gothic" w:hAnsi="Yu Gothic" w:cs="Yu Gothic" w:hint="eastAsia"/>
+          <w:color w:val="1A1C1E"/>
+          <w:shd w:val="clear" w:color="auto" w:fill="FFFFFF"/>
+        </w:rPr>
+        <w:br/>
+        <w:t>現在，回到百慕達三角。</w:t>
+      </w:r>
+    </w:p>
+    <w:p>
+      <w:pPr>
+        <w:pStyle w:val="NormalWeb"/>
+        <w:shd w:val="clear" w:color="auto" w:fill="FFFFFF"/>
+        <w:spacing w:beforeAutospacing="1" w:after="216" w:line="240" w:lineRule="atLeast"/>
+        <w:jc w:val="both"/>
+        <w:rPr>
+          <w:rFonts w:ascii="Yu Gothic" w:eastAsia="Yu Gothic" w:hAnsi="Yu Gothic" w:cs="Yu Gothic"/>
+          <w:color w:val="1A1C1E"/>
+        </w:rPr>
+      </w:pPr>
       <w:r>
         <w:rPr>
           <w:rFonts w:ascii="Yu Gothic" w:eastAsia="Yu Gothic" w:hAnsi="Yu Gothic" w:cs="Yu Gothic" w:hint="eastAsia"/>
@@ -8181,75 +7805,6 @@
           <w:shd w:val="clear" w:color="auto" w:fill="FFFFFF"/>
         </w:rPr>
         <w:lastRenderedPageBreak/>
-        <w:t>他心通，則是能夠感知——或讀取——另一個生命的意念或心靈場域的能力。</w:t>
-      </w:r>
-    </w:p>
-    <w:p>
-      <w:pPr>
-        <w:pStyle w:val="NormalWeb"/>
-        <w:shd w:val="clear" w:color="auto" w:fill="FFFFFF"/>
-        <w:spacing w:beforeAutospacing="1" w:after="216" w:line="240" w:lineRule="atLeast"/>
-        <w:jc w:val="both"/>
-        <w:rPr>
-          <w:rFonts w:ascii="Yu Gothic" w:eastAsia="Yu Gothic" w:hAnsi="Yu Gothic" w:cs="Yu Gothic"/>
-          <w:color w:val="1A1C1E"/>
-        </w:rPr>
-      </w:pPr>
-      <w:r>
-        <w:rPr>
-          <w:rFonts w:ascii="Yu Gothic" w:eastAsia="Yu Gothic" w:hAnsi="Yu Gothic" w:cs="Yu Gothic" w:hint="eastAsia"/>
-          <w:color w:val="1A1C1E"/>
-          <w:shd w:val="clear" w:color="auto" w:fill="FFFFFF"/>
-        </w:rPr>
-        <w:t>這些功能——當達到真正清淨的層級時——不是用來「展現」的，而是用來理解和守護的。</w:t>
-      </w:r>
-    </w:p>
-    <w:p>
-      <w:pPr>
-        <w:pStyle w:val="NormalWeb"/>
-        <w:shd w:val="clear" w:color="auto" w:fill="FFFFFF"/>
-        <w:spacing w:beforeAutospacing="1" w:after="216" w:line="240" w:lineRule="atLeast"/>
-        <w:jc w:val="both"/>
-        <w:rPr>
-          <w:rFonts w:ascii="Yu Gothic" w:eastAsia="Yu Gothic" w:hAnsi="Yu Gothic" w:cs="Yu Gothic"/>
-          <w:color w:val="1A1C1E"/>
-        </w:rPr>
-      </w:pPr>
-      <w:r>
-        <w:rPr>
-          <w:rFonts w:ascii="Yu Gothic" w:eastAsia="Yu Gothic" w:hAnsi="Yu Gothic" w:cs="Yu Gothic" w:hint="eastAsia"/>
-          <w:color w:val="1A1C1E"/>
-          <w:shd w:val="clear" w:color="auto" w:fill="FFFFFF"/>
-        </w:rPr>
-        <w:t>(教授停頓，手輕觸桌面，像在重新校準自己。)</w:t>
-      </w:r>
-      <w:r>
-        <w:rPr>
-          <w:rFonts w:ascii="Yu Gothic" w:eastAsia="Yu Gothic" w:hAnsi="Yu Gothic" w:cs="Yu Gothic" w:hint="eastAsia"/>
-          <w:color w:val="1A1C1E"/>
-          <w:shd w:val="clear" w:color="auto" w:fill="FFFFFF"/>
-        </w:rPr>
-        <w:br/>
-        <w:t>現在，回到百慕達三角。</w:t>
-      </w:r>
-    </w:p>
-    <w:p>
-      <w:pPr>
-        <w:pStyle w:val="NormalWeb"/>
-        <w:shd w:val="clear" w:color="auto" w:fill="FFFFFF"/>
-        <w:spacing w:beforeAutospacing="1" w:after="216" w:line="240" w:lineRule="atLeast"/>
-        <w:jc w:val="both"/>
-        <w:rPr>
-          <w:rFonts w:ascii="Yu Gothic" w:eastAsia="Yu Gothic" w:hAnsi="Yu Gothic" w:cs="Yu Gothic"/>
-          <w:color w:val="1A1C1E"/>
-        </w:rPr>
-      </w:pPr>
-      <w:r>
-        <w:rPr>
-          <w:rFonts w:ascii="Yu Gothic" w:eastAsia="Yu Gothic" w:hAnsi="Yu Gothic" w:cs="Yu Gothic" w:hint="eastAsia"/>
-          <w:color w:val="1A1C1E"/>
-          <w:shd w:val="clear" w:color="auto" w:fill="FFFFFF"/>
-        </w:rPr>
         <w:t>是的……我曾「看進」那個區域——不是透過衛星，而是在深度的禪定狀態中，當意識脫離了物質世界的干擾場時。</w:t>
       </w:r>
     </w:p>
@@ -8368,65 +7923,65 @@
           <w:color w:val="1A1C1E"/>
           <w:shd w:val="clear" w:color="auto" w:fill="FFFFFF"/>
         </w:rPr>
+        <w:t>而且……是的，那裡有外星生命的存在。</w:t>
+      </w:r>
+    </w:p>
+    <w:p>
+      <w:pPr>
+        <w:pStyle w:val="NormalWeb"/>
+        <w:shd w:val="clear" w:color="auto" w:fill="FFFFFF"/>
+        <w:spacing w:beforeAutospacing="1" w:after="216" w:line="240" w:lineRule="atLeast"/>
+        <w:jc w:val="both"/>
+        <w:rPr>
+          <w:rFonts w:ascii="Yu Gothic" w:eastAsia="Yu Gothic" w:hAnsi="Yu Gothic" w:cs="Yu Gothic"/>
+          <w:color w:val="1A1C1E"/>
+        </w:rPr>
+      </w:pPr>
+      <w:r>
+        <w:rPr>
+          <w:rFonts w:ascii="Yu Gothic" w:eastAsia="Yu Gothic" w:hAnsi="Yu Gothic" w:cs="Yu Gothic" w:hint="eastAsia"/>
+          <w:color w:val="1A1C1E"/>
+          <w:shd w:val="clear" w:color="auto" w:fill="FFFFFF"/>
+        </w:rPr>
+        <w:t>他們並非人們想像中的「元兇」，而是管理者——或干預者——介入該區域的維度層級變動。</w:t>
+      </w:r>
+      <w:r>
+        <w:rPr>
+          <w:rFonts w:ascii="Yu Gothic" w:eastAsia="Yu Gothic" w:hAnsi="Yu Gothic" w:cs="Yu Gothic" w:hint="eastAsia"/>
+          <w:color w:val="1A1C1E"/>
+          <w:shd w:val="clear" w:color="auto" w:fill="FFFFFF"/>
+        </w:rPr>
+        <w:br/>
+        <w:t>他們不會隨意製造失蹤事件。</w:t>
+      </w:r>
+      <w:r>
+        <w:rPr>
+          <w:rFonts w:ascii="Yu Gothic" w:eastAsia="Yu Gothic" w:hAnsi="Yu Gothic" w:cs="Yu Gothic" w:hint="eastAsia"/>
+          <w:color w:val="1A1C1E"/>
+          <w:shd w:val="clear" w:color="auto" w:fill="FFFFFF"/>
+        </w:rPr>
+        <w:br/>
+        <w:t>但他們有能力利用空間結構中的弱點，來控制不同維度之間的出入。</w:t>
+      </w:r>
+    </w:p>
+    <w:p>
+      <w:pPr>
+        <w:pStyle w:val="NormalWeb"/>
+        <w:shd w:val="clear" w:color="auto" w:fill="FFFFFF"/>
+        <w:spacing w:beforeAutospacing="1" w:after="216" w:line="240" w:lineRule="atLeast"/>
+        <w:jc w:val="both"/>
+        <w:rPr>
+          <w:rFonts w:ascii="Yu Gothic" w:eastAsia="Yu Gothic" w:hAnsi="Yu Gothic" w:cs="Yu Gothic"/>
+          <w:color w:val="1A1C1E"/>
+        </w:rPr>
+      </w:pPr>
+      <w:r>
+        <w:rPr>
+          <w:rFonts w:ascii="Yu Gothic" w:eastAsia="Yu Gothic" w:hAnsi="Yu Gothic" w:cs="Yu Gothic" w:hint="eastAsia"/>
+          <w:color w:val="1A1C1E"/>
+          <w:shd w:val="clear" w:color="auto" w:fill="FFFFFF"/>
+        </w:rPr>
         <w:lastRenderedPageBreak/>
-        <w:t>而且……是的，那裡有外星生命的存在。</w:t>
-      </w:r>
-    </w:p>
-    <w:p>
-      <w:pPr>
-        <w:pStyle w:val="NormalWeb"/>
-        <w:shd w:val="clear" w:color="auto" w:fill="FFFFFF"/>
-        <w:spacing w:beforeAutospacing="1" w:after="216" w:line="240" w:lineRule="atLeast"/>
-        <w:jc w:val="both"/>
-        <w:rPr>
-          <w:rFonts w:ascii="Yu Gothic" w:eastAsia="Yu Gothic" w:hAnsi="Yu Gothic" w:cs="Yu Gothic"/>
-          <w:color w:val="1A1C1E"/>
-        </w:rPr>
-      </w:pPr>
-      <w:r>
-        <w:rPr>
-          <w:rFonts w:ascii="Yu Gothic" w:eastAsia="Yu Gothic" w:hAnsi="Yu Gothic" w:cs="Yu Gothic" w:hint="eastAsia"/>
-          <w:color w:val="1A1C1E"/>
-          <w:shd w:val="clear" w:color="auto" w:fill="FFFFFF"/>
-        </w:rPr>
-        <w:t>他們並非人們想像中的「元兇」，而是管理者——或干預者——介入該區域的維度層級變動。</w:t>
-      </w:r>
-      <w:r>
-        <w:rPr>
-          <w:rFonts w:ascii="Yu Gothic" w:eastAsia="Yu Gothic" w:hAnsi="Yu Gothic" w:cs="Yu Gothic" w:hint="eastAsia"/>
-          <w:color w:val="1A1C1E"/>
-          <w:shd w:val="clear" w:color="auto" w:fill="FFFFFF"/>
-        </w:rPr>
-        <w:br/>
-        <w:t>他們不會隨意製造失蹤事件。</w:t>
-      </w:r>
-      <w:r>
-        <w:rPr>
-          <w:rFonts w:ascii="Yu Gothic" w:eastAsia="Yu Gothic" w:hAnsi="Yu Gothic" w:cs="Yu Gothic" w:hint="eastAsia"/>
-          <w:color w:val="1A1C1E"/>
-          <w:shd w:val="clear" w:color="auto" w:fill="FFFFFF"/>
-        </w:rPr>
-        <w:br/>
-        <w:t>但他們有能力利用空間結構中的弱點，來控制不同維度之間的出入。</w:t>
-      </w:r>
-    </w:p>
-    <w:p>
-      <w:pPr>
-        <w:pStyle w:val="NormalWeb"/>
-        <w:shd w:val="clear" w:color="auto" w:fill="FFFFFF"/>
-        <w:spacing w:beforeAutospacing="1" w:after="216" w:line="240" w:lineRule="atLeast"/>
-        <w:jc w:val="both"/>
-        <w:rPr>
-          <w:rFonts w:ascii="Yu Gothic" w:eastAsia="Yu Gothic" w:hAnsi="Yu Gothic" w:cs="Yu Gothic"/>
-          <w:color w:val="1A1C1E"/>
-        </w:rPr>
-      </w:pPr>
-      <w:r>
-        <w:rPr>
-          <w:rFonts w:ascii="Yu Gothic" w:eastAsia="Yu Gothic" w:hAnsi="Yu Gothic" w:cs="Yu Gothic" w:hint="eastAsia"/>
-          <w:color w:val="1A1C1E"/>
-          <w:shd w:val="clear" w:color="auto" w:fill="FFFFFF"/>
-        </w:rPr>
         <w:t>(教授停頓下來，這次不是為了喘息，而是為了給亨利和讀者一個靜默的空間去感受——而非立刻試圖理解。)</w:t>
       </w:r>
       <w:r>
@@ -8547,16 +8102,7 @@
           <w:shd w:val="clear" w:color="auto" w:fill="FFFFFF"/>
         </w:rPr>
         <w:br/>
-        <w:t>如此說來，從您的回答中，我是否可以理解為，我們人類</w:t>
-      </w:r>
-      <w:r>
-        <w:rPr>
-          <w:rFonts w:ascii="Yu Gothic" w:eastAsia="Yu Gothic" w:hAnsi="Yu Gothic" w:cs="Yu Gothic" w:hint="eastAsia"/>
-          <w:color w:val="1A1C1E"/>
-          <w:shd w:val="clear" w:color="auto" w:fill="FFFFFF"/>
-        </w:rPr>
-        <w:lastRenderedPageBreak/>
-        <w:t>在這浩瀚的宇宙中並不孤單……而且正如宗教所言，在橫縱交錯的不同空間層級中，存在著許多種類的生命？！</w:t>
+        <w:t>如此說來，從您的回答中，我是否可以理解為，我們人類在這浩瀚的宇宙中並不孤單……而且正如宗教所言，在橫縱交錯的不同空間層級中，存在著許多種類的生命？！</w:t>
       </w:r>
     </w:p>
     <w:p>
@@ -8635,6 +8181,7 @@
           <w:color w:val="1A1C1E"/>
           <w:shd w:val="clear" w:color="auto" w:fill="FFFFFF"/>
         </w:rPr>
+        <w:lastRenderedPageBreak/>
         <w:t>但更重要的是：</w:t>
       </w:r>
       <w:r>
@@ -8751,85 +8298,85 @@
           <w:color w:val="1A1C1E"/>
           <w:shd w:val="clear" w:color="auto" w:fill="FFFFFF"/>
         </w:rPr>
+        <w:t>現代科學尚未觸及的是：</w:t>
+      </w:r>
+      <w:r>
+        <w:rPr>
+          <w:rFonts w:ascii="Yu Gothic" w:eastAsia="Yu Gothic" w:hAnsi="Yu Gothic" w:cs="Yu Gothic" w:hint="eastAsia"/>
+          <w:color w:val="1A1C1E"/>
+          <w:shd w:val="clear" w:color="auto" w:fill="FFFFFF"/>
+        </w:rPr>
+        <w:br/>
+        <w:t>空間不僅僅是「容納物體的場所」，而是「按層級滋養生命的基底」。</w:t>
+      </w:r>
+    </w:p>
+    <w:p>
+      <w:pPr>
+        <w:pStyle w:val="NormalWeb"/>
+        <w:shd w:val="clear" w:color="auto" w:fill="FFFFFF"/>
+        <w:spacing w:beforeAutospacing="1" w:after="216" w:line="240" w:lineRule="atLeast"/>
+        <w:jc w:val="both"/>
+        <w:rPr>
+          <w:rFonts w:ascii="Yu Gothic" w:eastAsia="Yu Gothic" w:hAnsi="Yu Gothic" w:cs="Yu Gothic"/>
+          <w:color w:val="1A1C1E"/>
+        </w:rPr>
+      </w:pPr>
+      <w:r>
+        <w:rPr>
+          <w:rFonts w:ascii="Yu Gothic" w:eastAsia="Yu Gothic" w:hAnsi="Yu Gothic" w:cs="Yu Gothic" w:hint="eastAsia"/>
+          <w:color w:val="1A1C1E"/>
+          <w:shd w:val="clear" w:color="auto" w:fill="FFFFFF"/>
+        </w:rPr>
+        <w:t>而當你改變了認知層級——或心性層級——</w:t>
+      </w:r>
+      <w:r>
+        <w:rPr>
+          <w:rFonts w:ascii="Yu Gothic" w:eastAsia="Yu Gothic" w:hAnsi="Yu Gothic" w:cs="Yu Gothic" w:hint="eastAsia"/>
+          <w:color w:val="1A1C1E"/>
+          <w:shd w:val="clear" w:color="auto" w:fill="FFFFFF"/>
+        </w:rPr>
+        <w:br/>
+        <w:t>你便能感知，甚至進入相應的空間層級。</w:t>
+      </w:r>
+    </w:p>
+    <w:p>
+      <w:pPr>
+        <w:pStyle w:val="NormalWeb"/>
+        <w:shd w:val="clear" w:color="auto" w:fill="FFFFFF"/>
+        <w:spacing w:beforeAutospacing="1" w:after="216" w:line="240" w:lineRule="atLeast"/>
+        <w:jc w:val="both"/>
+        <w:rPr>
+          <w:rFonts w:ascii="Yu Gothic" w:eastAsia="Yu Gothic" w:hAnsi="Yu Gothic" w:cs="Yu Gothic"/>
+          <w:color w:val="1A1C1E"/>
+        </w:rPr>
+      </w:pPr>
+      <w:r>
+        <w:rPr>
+          <w:rFonts w:ascii="Yu Gothic" w:eastAsia="Yu Gothic" w:hAnsi="Yu Gothic" w:cs="Yu Gothic" w:hint="eastAsia"/>
+          <w:color w:val="1A1C1E"/>
+          <w:shd w:val="clear" w:color="auto" w:fill="FFFFFF"/>
+        </w:rPr>
+        <w:t>這就是宗教中所稱的「天國」、「地獄」、「境界」。</w:t>
+      </w:r>
+    </w:p>
+    <w:p>
+      <w:pPr>
+        <w:pStyle w:val="NormalWeb"/>
+        <w:shd w:val="clear" w:color="auto" w:fill="FFFFFF"/>
+        <w:spacing w:beforeAutospacing="1" w:after="216" w:line="240" w:lineRule="atLeast"/>
+        <w:jc w:val="both"/>
+        <w:rPr>
+          <w:rFonts w:ascii="Yu Gothic" w:eastAsia="Yu Gothic" w:hAnsi="Yu Gothic" w:cs="Yu Gothic"/>
+          <w:color w:val="1A1C1E"/>
+        </w:rPr>
+      </w:pPr>
+      <w:r>
+        <w:rPr>
+          <w:rFonts w:ascii="Yu Gothic" w:eastAsia="Yu Gothic" w:hAnsi="Yu Gothic" w:cs="Yu Gothic" w:hint="eastAsia"/>
+          <w:color w:val="1A1C1E"/>
+          <w:shd w:val="clear" w:color="auto" w:fill="FFFFFF"/>
+        </w:rPr>
         <w:lastRenderedPageBreak/>
-        <w:t>現代科學尚未觸及的是：</w:t>
-      </w:r>
-      <w:r>
-        <w:rPr>
-          <w:rFonts w:ascii="Yu Gothic" w:eastAsia="Yu Gothic" w:hAnsi="Yu Gothic" w:cs="Yu Gothic" w:hint="eastAsia"/>
-          <w:color w:val="1A1C1E"/>
-          <w:shd w:val="clear" w:color="auto" w:fill="FFFFFF"/>
-        </w:rPr>
-        <w:br/>
-        <w:t>空間不僅僅是「容納物體的場所」，而是「按層級滋養生命的基底」。</w:t>
-      </w:r>
-    </w:p>
-    <w:p>
-      <w:pPr>
-        <w:pStyle w:val="NormalWeb"/>
-        <w:shd w:val="clear" w:color="auto" w:fill="FFFFFF"/>
-        <w:spacing w:beforeAutospacing="1" w:after="216" w:line="240" w:lineRule="atLeast"/>
-        <w:jc w:val="both"/>
-        <w:rPr>
-          <w:rFonts w:ascii="Yu Gothic" w:eastAsia="Yu Gothic" w:hAnsi="Yu Gothic" w:cs="Yu Gothic"/>
-          <w:color w:val="1A1C1E"/>
-        </w:rPr>
-      </w:pPr>
-      <w:r>
-        <w:rPr>
-          <w:rFonts w:ascii="Yu Gothic" w:eastAsia="Yu Gothic" w:hAnsi="Yu Gothic" w:cs="Yu Gothic" w:hint="eastAsia"/>
-          <w:color w:val="1A1C1E"/>
-          <w:shd w:val="clear" w:color="auto" w:fill="FFFFFF"/>
-        </w:rPr>
-        <w:t>而當你改變了認知層級——或心性層級——</w:t>
-      </w:r>
-      <w:r>
-        <w:rPr>
-          <w:rFonts w:ascii="Yu Gothic" w:eastAsia="Yu Gothic" w:hAnsi="Yu Gothic" w:cs="Yu Gothic" w:hint="eastAsia"/>
-          <w:color w:val="1A1C1E"/>
-          <w:shd w:val="clear" w:color="auto" w:fill="FFFFFF"/>
-        </w:rPr>
-        <w:br/>
-        <w:t>你便能感知，甚至進入相應的空間層級。</w:t>
-      </w:r>
-    </w:p>
-    <w:p>
-      <w:pPr>
-        <w:pStyle w:val="NormalWeb"/>
-        <w:shd w:val="clear" w:color="auto" w:fill="FFFFFF"/>
-        <w:spacing w:beforeAutospacing="1" w:after="216" w:line="240" w:lineRule="atLeast"/>
-        <w:jc w:val="both"/>
-        <w:rPr>
-          <w:rFonts w:ascii="Yu Gothic" w:eastAsia="Yu Gothic" w:hAnsi="Yu Gothic" w:cs="Yu Gothic"/>
-          <w:color w:val="1A1C1E"/>
-        </w:rPr>
-      </w:pPr>
-      <w:r>
-        <w:rPr>
-          <w:rFonts w:ascii="Yu Gothic" w:eastAsia="Yu Gothic" w:hAnsi="Yu Gothic" w:cs="Yu Gothic" w:hint="eastAsia"/>
-          <w:color w:val="1A1C1E"/>
-          <w:shd w:val="clear" w:color="auto" w:fill="FFFFFF"/>
-        </w:rPr>
-        <w:t>這就是宗教中所稱的「天國」、「地獄」、「境界」。</w:t>
-      </w:r>
-    </w:p>
-    <w:p>
-      <w:pPr>
-        <w:pStyle w:val="NormalWeb"/>
-        <w:shd w:val="clear" w:color="auto" w:fill="FFFFFF"/>
-        <w:spacing w:beforeAutospacing="1" w:after="216" w:line="240" w:lineRule="atLeast"/>
-        <w:jc w:val="both"/>
-        <w:rPr>
-          <w:rFonts w:ascii="Yu Gothic" w:eastAsia="Yu Gothic" w:hAnsi="Yu Gothic" w:cs="Yu Gothic"/>
-          <w:color w:val="1A1C1E"/>
-        </w:rPr>
-      </w:pPr>
-      <w:r>
-        <w:rPr>
-          <w:rFonts w:ascii="Yu Gothic" w:eastAsia="Yu Gothic" w:hAnsi="Yu Gothic" w:cs="Yu Gothic" w:hint="eastAsia"/>
-          <w:color w:val="1A1C1E"/>
-          <w:shd w:val="clear" w:color="auto" w:fill="FFFFFF"/>
-        </w:rPr>
         <w:t>而在物理學中……人們仍在摸索，將其命名為「多重宇宙」或「額外維度」(extra dimensions)。</w:t>
       </w:r>
     </w:p>
@@ -8948,7 +8495,6 @@
           <w:color w:val="1A1C1E"/>
           <w:shd w:val="clear" w:color="auto" w:fill="FFFFFF"/>
         </w:rPr>
-        <w:lastRenderedPageBreak/>
         <w:t>(教授停頓，眼神沉了下來——不是因為悲傷，而是因為知道自己剛打開了一扇不易關上的門。)</w:t>
       </w:r>
       <w:r>
@@ -9043,6 +8589,7 @@
           <w:color w:val="1A1C1E"/>
           <w:shd w:val="clear" w:color="auto" w:fill="FFFFFF"/>
         </w:rPr>
+        <w:lastRenderedPageBreak/>
         <w:t>亨利·洛厄爾</w:t>
       </w:r>
       <w:r>
@@ -9119,94 +8666,101 @@
           <w:color w:val="1A1C1E"/>
           <w:shd w:val="clear" w:color="auto" w:fill="FFFFFF"/>
         </w:rPr>
+        <w:t>今天早上……我們談得比我想像的更遠，但也許已經到了它需要抵達的地方。</w:t>
+      </w:r>
+    </w:p>
+    <w:p>
+      <w:pPr>
+        <w:pStyle w:val="NormalWeb"/>
+        <w:shd w:val="clear" w:color="auto" w:fill="FFFFFF"/>
+        <w:spacing w:beforeAutospacing="1" w:after="216" w:line="240" w:lineRule="atLeast"/>
+        <w:jc w:val="both"/>
+        <w:rPr>
+          <w:rFonts w:ascii="Yu Gothic" w:eastAsia="Yu Gothic" w:hAnsi="Yu Gothic" w:cs="Yu Gothic"/>
+          <w:color w:val="1A1C1E"/>
+        </w:rPr>
+      </w:pPr>
+      <w:r>
+        <w:rPr>
+          <w:rFonts w:ascii="Yu Gothic" w:eastAsia="Yu Gothic" w:hAnsi="Yu Gothic" w:cs="Yu Gothic" w:hint="eastAsia"/>
+          <w:color w:val="1A1C1E"/>
+          <w:shd w:val="clear" w:color="auto" w:fill="FFFFFF"/>
+        </w:rPr>
+        <w:t>亨利，你提出了不是每位記者都敢問的問題——不是因為它們困難，而是因為它們深刻。</w:t>
+      </w:r>
+    </w:p>
+    <w:p>
+      <w:pPr>
+        <w:pStyle w:val="NormalWeb"/>
+        <w:shd w:val="clear" w:color="auto" w:fill="FFFFFF"/>
+        <w:spacing w:beforeAutospacing="1" w:after="216" w:line="240" w:lineRule="atLeast"/>
+        <w:jc w:val="both"/>
+        <w:rPr>
+          <w:rFonts w:ascii="Yu Gothic" w:eastAsia="Yu Gothic" w:hAnsi="Yu Gothic" w:cs="Yu Gothic"/>
+          <w:color w:val="1A1C1E"/>
+        </w:rPr>
+      </w:pPr>
+      <w:r>
+        <w:rPr>
+          <w:rFonts w:ascii="Yu Gothic" w:eastAsia="Yu Gothic" w:hAnsi="Yu Gothic" w:cs="Yu Gothic" w:hint="eastAsia"/>
+          <w:color w:val="1A1C1E"/>
+          <w:shd w:val="clear" w:color="auto" w:fill="FFFFFF"/>
+        </w:rPr>
+        <w:t>而正是這份深度……讓這次的對話不僅僅是一場訪談，而是兩個懂得聆聽的人之間，一個真實的片刻。</w:t>
+      </w:r>
+    </w:p>
+    <w:p>
+      <w:pPr>
+        <w:pStyle w:val="NormalWeb"/>
+        <w:shd w:val="clear" w:color="auto" w:fill="FFFFFF"/>
+        <w:spacing w:beforeAutospacing="1" w:after="216" w:line="240" w:lineRule="atLeast"/>
+        <w:jc w:val="both"/>
+        <w:rPr>
+          <w:rFonts w:ascii="Yu Gothic" w:eastAsia="Yu Gothic" w:hAnsi="Yu Gothic" w:cs="Yu Gothic"/>
+          <w:color w:val="1A1C1E"/>
+        </w:rPr>
+      </w:pPr>
+      <w:r>
+        <w:rPr>
+          <w:rFonts w:ascii="Yu Gothic" w:eastAsia="Yu Gothic" w:hAnsi="Yu Gothic" w:cs="Yu Gothic" w:hint="eastAsia"/>
+          <w:color w:val="1A1C1E"/>
+          <w:shd w:val="clear" w:color="auto" w:fill="FFFFFF"/>
+        </w:rPr>
+        <w:t>關於你剛才提議的——</w:t>
+      </w:r>
+      <w:r>
+        <w:rPr>
+          <w:rFonts w:ascii="Yu Gothic" w:eastAsia="Yu Gothic" w:hAnsi="Yu Gothic" w:cs="Yu Gothic" w:hint="eastAsia"/>
+          <w:color w:val="1A1C1E"/>
+          <w:shd w:val="clear" w:color="auto" w:fill="FFFFFF"/>
+        </w:rPr>
+        <w:br/>
+        <w:t>宗教對科學的看法，</w:t>
+      </w:r>
+      <w:r>
+        <w:rPr>
+          <w:rFonts w:ascii="Yu Gothic" w:eastAsia="Yu Gothic" w:hAnsi="Yu Gothic" w:cs="Yu Gothic" w:hint="eastAsia"/>
+          <w:color w:val="1A1C1E"/>
+          <w:shd w:val="clear" w:color="auto" w:fill="FFFFFF"/>
+        </w:rPr>
+        <w:br/>
+        <w:t>未來科學該走向何方，</w:t>
+      </w:r>
+      <w:r>
+        <w:rPr>
+          <w:rFonts w:ascii="Yu Gothic" w:eastAsia="Yu Gothic" w:hAnsi="Yu Gothic" w:cs="Yu Gothic" w:hint="eastAsia"/>
+          <w:color w:val="1A1C1E"/>
+          <w:shd w:val="clear" w:color="auto" w:fill="FFFFFF"/>
+        </w:rPr>
+        <w:br/>
+      </w:r>
+      <w:r>
+        <w:rPr>
+          <w:rFonts w:ascii="Yu Gothic" w:eastAsia="Yu Gothic" w:hAnsi="Yu Gothic" w:cs="Yu Gothic" w:hint="eastAsia"/>
+          <w:color w:val="1A1C1E"/>
+          <w:shd w:val="clear" w:color="auto" w:fill="FFFFFF"/>
+        </w:rPr>
         <w:lastRenderedPageBreak/>
-        <w:t>今天早上……我們談得比我想像的更遠，但也許已經到了它需要抵達的地方。</w:t>
-      </w:r>
-    </w:p>
-    <w:p>
-      <w:pPr>
-        <w:pStyle w:val="NormalWeb"/>
-        <w:shd w:val="clear" w:color="auto" w:fill="FFFFFF"/>
-        <w:spacing w:beforeAutospacing="1" w:after="216" w:line="240" w:lineRule="atLeast"/>
-        <w:jc w:val="both"/>
-        <w:rPr>
-          <w:rFonts w:ascii="Yu Gothic" w:eastAsia="Yu Gothic" w:hAnsi="Yu Gothic" w:cs="Yu Gothic"/>
-          <w:color w:val="1A1C1E"/>
-        </w:rPr>
-      </w:pPr>
-      <w:r>
-        <w:rPr>
-          <w:rFonts w:ascii="Yu Gothic" w:eastAsia="Yu Gothic" w:hAnsi="Yu Gothic" w:cs="Yu Gothic" w:hint="eastAsia"/>
-          <w:color w:val="1A1C1E"/>
-          <w:shd w:val="clear" w:color="auto" w:fill="FFFFFF"/>
-        </w:rPr>
-        <w:t>亨利，你提出了不是每位記者都敢問的問題——不是因為它們困難，而是因為它們深刻。</w:t>
-      </w:r>
-    </w:p>
-    <w:p>
-      <w:pPr>
-        <w:pStyle w:val="NormalWeb"/>
-        <w:shd w:val="clear" w:color="auto" w:fill="FFFFFF"/>
-        <w:spacing w:beforeAutospacing="1" w:after="216" w:line="240" w:lineRule="atLeast"/>
-        <w:jc w:val="both"/>
-        <w:rPr>
-          <w:rFonts w:ascii="Yu Gothic" w:eastAsia="Yu Gothic" w:hAnsi="Yu Gothic" w:cs="Yu Gothic"/>
-          <w:color w:val="1A1C1E"/>
-        </w:rPr>
-      </w:pPr>
-      <w:r>
-        <w:rPr>
-          <w:rFonts w:ascii="Yu Gothic" w:eastAsia="Yu Gothic" w:hAnsi="Yu Gothic" w:cs="Yu Gothic" w:hint="eastAsia"/>
-          <w:color w:val="1A1C1E"/>
-          <w:shd w:val="clear" w:color="auto" w:fill="FFFFFF"/>
-        </w:rPr>
-        <w:t>而正是這份深度……讓這次的對話不僅僅是一場訪談，而是兩個懂得聆聽的人之間，一個真實的片刻。</w:t>
-      </w:r>
-    </w:p>
-    <w:p>
-      <w:pPr>
-        <w:pStyle w:val="NormalWeb"/>
-        <w:shd w:val="clear" w:color="auto" w:fill="FFFFFF"/>
-        <w:spacing w:beforeAutospacing="1" w:after="216" w:line="240" w:lineRule="atLeast"/>
-        <w:jc w:val="both"/>
-        <w:rPr>
-          <w:rFonts w:ascii="Yu Gothic" w:eastAsia="Yu Gothic" w:hAnsi="Yu Gothic" w:cs="Yu Gothic"/>
-          <w:color w:val="1A1C1E"/>
-        </w:rPr>
-      </w:pPr>
-      <w:r>
-        <w:rPr>
-          <w:rFonts w:ascii="Yu Gothic" w:eastAsia="Yu Gothic" w:hAnsi="Yu Gothic" w:cs="Yu Gothic" w:hint="eastAsia"/>
-          <w:color w:val="1A1C1E"/>
-          <w:shd w:val="clear" w:color="auto" w:fill="FFFFFF"/>
-        </w:rPr>
-        <w:t>關於你剛才提議的——</w:t>
-      </w:r>
-      <w:r>
-        <w:rPr>
-          <w:rFonts w:ascii="Yu Gothic" w:eastAsia="Yu Gothic" w:hAnsi="Yu Gothic" w:cs="Yu Gothic" w:hint="eastAsia"/>
-          <w:color w:val="1A1C1E"/>
-          <w:shd w:val="clear" w:color="auto" w:fill="FFFFFF"/>
-        </w:rPr>
-        <w:br/>
-        <w:t>宗教對科學的看法，</w:t>
-      </w:r>
-      <w:r>
-        <w:rPr>
-          <w:rFonts w:ascii="Yu Gothic" w:eastAsia="Yu Gothic" w:hAnsi="Yu Gothic" w:cs="Yu Gothic" w:hint="eastAsia"/>
-          <w:color w:val="1A1C1E"/>
-          <w:shd w:val="clear" w:color="auto" w:fill="FFFFFF"/>
-        </w:rPr>
-        <w:br/>
-        <w:t>未來科學該走向何方，</w:t>
-      </w:r>
-      <w:r>
-        <w:rPr>
-          <w:rFonts w:ascii="Yu Gothic" w:eastAsia="Yu Gothic" w:hAnsi="Yu Gothic" w:cs="Yu Gothic" w:hint="eastAsia"/>
-          <w:color w:val="1A1C1E"/>
-          <w:shd w:val="clear" w:color="auto" w:fill="FFFFFF"/>
-        </w:rPr>
-        <w:br/>
         <w:t>年輕人需要學習——或應該閱讀些什麼，</w:t>
       </w:r>
       <w:r>
@@ -9303,7 +8857,6 @@
           <w:color w:val="1A1C1E"/>
           <w:shd w:val="clear" w:color="auto" w:fill="FFFFFF"/>
         </w:rPr>
-        <w:lastRenderedPageBreak/>
         <w:t>如果你明天回來……</w:t>
       </w:r>
       <w:r>
@@ -14975,7 +14528,7 @@
           <w:shd w:val="clear" w:color="auto" w:fill="FFFFFF"/>
         </w:rPr>
         <w:br/>
-        <w:t>說到泥土，我又想起一位大師曾開示說，在神的參照系中，「泥土」的概念，並非人類在這個物質層級所理解的泥土。也就是說，神所說的「泥-」，對神的視角而言可能是一</w:t>
+        <w:t>說到泥土，我又想起一位大師曾開示說，在神的參照系中，「泥土」的概念，並非人類在這個物質層級所理解的泥土。也就是說，神所說的「泥」，對神的視角而言可能是一種</w:t>
       </w:r>
       <w:r>
         <w:rPr>
@@ -14984,7 +14537,7 @@
           <w:shd w:val="clear" w:color="auto" w:fill="FFFFFF"/>
         </w:rPr>
         <w:lastRenderedPageBreak/>
-        <w:t>種骯髒的物質，但對人類而言，卻可能是一種比黃金還純淨、還珍貴的物質……</w:t>
+        <w:t>骯髒的物質，但對人類而言，卻可能是一種比黃金還純淨、還珍貴的物質……</w:t>
       </w:r>
     </w:p>
     <w:p>
@@ -28716,8 +28269,6 @@
           <w:shd w:val="clear" w:color="auto" w:fill="FFFFFF"/>
         </w:rPr>
       </w:pPr>
-      <w:bookmarkStart w:id="0" w:name="_GoBack"/>
-      <w:bookmarkEnd w:id="0"/>
     </w:p>
     <w:p>
       <w:pPr>
@@ -29937,7 +29488,7 @@
           <w:rPr>
             <w:noProof/>
           </w:rPr>
-          <w:t>158</w:t>
+          <w:t>1</w:t>
         </w:r>
         <w:r>
           <w:rPr>
@@ -30387,7 +29938,6 @@
     <w:lsdException w:name="Table Web 1" w:semiHidden="1" w:unhideWhenUsed="1"/>
     <w:lsdException w:name="Table Web 2" w:semiHidden="1" w:unhideWhenUsed="1"/>
     <w:lsdException w:name="Table Web 3" w:semiHidden="1" w:unhideWhenUsed="1"/>
-    <w:lsdException w:name="Table Grid" w:semiHidden="1" w:unhideWhenUsed="1"/>
     <w:lsdException w:name="Table Theme" w:semiHidden="1" w:unhideWhenUsed="1"/>
     <w:lsdException w:name="Placeholder Text" w:semiHidden="1" w:uiPriority="99"/>
     <w:lsdException w:name="No Spacing" w:uiPriority="99"/>

--- a/All_Books/03 SUNSET AND SUNRISE OF SCIENCE/Word version/SUNSET_AND_SUNRISE_OF_SCIENCE_zh.docx
+++ b/All_Books/03 SUNSET AND SUNRISE OF SCIENCE/Word version/SUNSET_AND_SUNRISE_OF_SCIENCE_zh.docx
@@ -11,8 +11,6 @@
           <w:szCs w:val="24"/>
         </w:rPr>
       </w:pPr>
-      <w:bookmarkStart w:id="0" w:name="_GoBack"/>
-      <w:bookmarkEnd w:id="0"/>
       <w:r>
         <w:rPr>
           <w:rFonts w:ascii="Yu Gothic" w:eastAsia="Yu Gothic" w:hAnsi="Yu Gothic" w:cs="Yu Gothic"/>
@@ -5991,12 +5989,10 @@
     </w:p>
     <w:p>
       <w:pPr>
-        <w:numPr>
-          <w:ilvl w:val="0"/>
-          <w:numId w:val="1"/>
-        </w:numPr>
+        <w:tabs>
+          <w:tab w:val="left" w:pos="720"/>
+        </w:tabs>
         <w:spacing w:beforeAutospacing="1" w:afterAutospacing="1" w:line="240" w:lineRule="atLeast"/>
-        <w:ind w:left="1440"/>
         <w:jc w:val="both"/>
         <w:rPr>
           <w:rFonts w:ascii="Yu Gothic" w:eastAsia="Yu Gothic" w:hAnsi="Yu Gothic" w:cs="Yu Gothic"/>
@@ -6004,6 +6000,8 @@
           <w:szCs w:val="24"/>
         </w:rPr>
       </w:pPr>
+      <w:bookmarkStart w:id="0" w:name="_GoBack"/>
+      <w:bookmarkEnd w:id="0"/>
     </w:p>
     <w:p>
       <w:pPr>
@@ -29488,7 +29486,7 @@
           <w:rPr>
             <w:noProof/>
           </w:rPr>
-          <w:t>1</w:t>
+          <w:t>34</w:t>
         </w:r>
         <w:r>
           <w:rPr>
